--- a/internal_doc/03.开发设计/sdbreplay/Story-sdbreplay支持格式化输出.docx
+++ b/internal_doc/03.开发设计/sdbreplay/Story-sdbreplay支持格式化输出.docx
@@ -249,7 +249,6 @@
         </w:numPr>
         <w:ind w:firstLineChars="0"/>
         <w:rPr>
-          <w:rFonts w:hint="eastAsia"/>
           <w:color w:val="000000" w:themeColor="text1"/>
         </w:rPr>
       </w:pPr>
@@ -340,7 +339,6 @@
         </w:numPr>
         <w:ind w:firstLineChars="0"/>
         <w:rPr>
-          <w:rFonts w:hint="eastAsia"/>
           <w:color w:val="000000" w:themeColor="text1"/>
         </w:rPr>
       </w:pPr>
@@ -403,7 +401,6 @@
         </w:numPr>
         <w:ind w:firstLineChars="0"/>
         <w:rPr>
-          <w:rFonts w:hint="eastAsia"/>
           <w:color w:val="000000" w:themeColor="text1"/>
         </w:rPr>
       </w:pPr>
@@ -694,9 +691,6 @@
     <w:p>
       <w:pPr>
         <w:pStyle w:val="2"/>
-        <w:rPr>
-          <w:rFonts w:hint="eastAsia"/>
-        </w:rPr>
       </w:pPr>
       <w:r>
         <w:t xml:space="preserve">Story </w:t>
@@ -749,9 +743,6 @@
     <w:p>
       <w:pPr>
         <w:ind w:left="0"/>
-        <w:rPr>
-          <w:rFonts w:hint="eastAsia"/>
-        </w:rPr>
       </w:pPr>
       <w:r>
         <w:rPr>
@@ -1086,12 +1077,6 @@
       <w:pPr>
         <w:ind w:left="0"/>
       </w:pPr>
-      <w:r>
-        <w:rPr>
-          <w:rFonts w:hint="eastAsia"/>
-          <w:noProof/>
-        </w:rPr>
-      </w:r>
       <w:r>
         <w:pict>
           <v:shapetype id="_x0000_t202" coordsize="21600,21600" o:spt="202" path="m,l,21600r21600,l21600,xe">
@@ -1289,7 +1274,7 @@
                     <w:rPr>
                       <w:color w:val="FF0000"/>
                     </w:rPr>
-                    <w:t>AUTO_TIME</w:t>
+                    <w:t>ORIGINAL_TIME</w:t>
                   </w:r>
                   <w:r>
                     <w:t>"</w:t>
@@ -1798,9 +1783,6 @@
     <w:p>
       <w:pPr>
         <w:ind w:left="0" w:firstLineChars="300" w:firstLine="630"/>
-        <w:rPr>
-          <w:rFonts w:hint="eastAsia"/>
-        </w:rPr>
       </w:pPr>
       <w:r>
         <w:t>20190410145217</w:t>
@@ -1829,13 +1811,8 @@
         <w:ind w:left="0"/>
       </w:pPr>
       <w:r>
-        <w:rPr>
-          <w:noProof/>
-        </w:rPr>
-      </w:r>
-      <w:r>
         <w:pict>
-          <v:shape id="_x0000_s1030" type="#_x0000_t202" style="width:367.5pt;height:1in;mso-height-percent:0;mso-left-percent:-10001;mso-top-percent:-10001;mso-wrap-distance-left:9pt;mso-wrap-distance-top:0;mso-wrap-distance-right:9pt;mso-wrap-distance-bottom:0;mso-position-horizontal:absolute;mso-position-horizontal-relative:char;mso-position-vertical:absolute;mso-position-vertical-relative:line;mso-height-percent:0;mso-left-percent:-10001;mso-top-percent:-10001;mso-width-relative:page;mso-height-relative:page;mso-position-horizontal-col-start:0;mso-width-col-span:0;v-text-anchor:top">
+          <v:shape id="_x0000_s1026" type="#_x0000_t202" style="width:367.5pt;height:1in;mso-height-percent:0;mso-left-percent:-10001;mso-top-percent:-10001;mso-wrap-distance-left:9pt;mso-wrap-distance-top:0;mso-wrap-distance-right:9pt;mso-wrap-distance-bottom:0;mso-position-horizontal:absolute;mso-position-horizontal-relative:char;mso-position-vertical:absolute;mso-position-vertical-relative:line;mso-height-percent:0;mso-left-percent:-10001;mso-top-percent:-10001;mso-width-relative:page;mso-height-relative:page;mso-position-horizontal-col-start:0;mso-width-col-span:0;v-text-anchor:top">
             <v:textbox inset="0,0,0,0">
               <w:txbxContent>
                 <w:p>
@@ -1881,17 +1858,11 @@
     <w:p>
       <w:pPr>
         <w:ind w:left="0"/>
-        <w:rPr>
-          <w:rFonts w:hint="eastAsia"/>
-        </w:rPr>
       </w:pPr>
     </w:p>
     <w:p>
       <w:pPr>
         <w:ind w:left="0"/>
-        <w:rPr>
-          <w:rFonts w:hint="eastAsia"/>
-        </w:rPr>
       </w:pPr>
       <w:r>
         <w:rPr>
@@ -1978,7 +1949,7 @@
               <w:ind w:left="0"/>
               <w:jc w:val="center"/>
               <w:rPr>
-                <w:rFonts w:eastAsiaTheme="minorEastAsia" w:hint="eastAsia"/>
+                <w:rFonts w:eastAsiaTheme="minorEastAsia"/>
                 <w:b/>
               </w:rPr>
             </w:pPr>
@@ -2064,7 +2035,7 @@
             <w:pPr>
               <w:ind w:left="0"/>
               <w:rPr>
-                <w:rFonts w:eastAsiaTheme="minorEastAsia" w:hint="eastAsia"/>
+                <w:rFonts w:eastAsiaTheme="minorEastAsia"/>
               </w:rPr>
             </w:pPr>
             <w:r>
@@ -2107,7 +2078,7 @@
             <w:pPr>
               <w:ind w:left="0"/>
               <w:rPr>
-                <w:rFonts w:eastAsiaTheme="minorEastAsia" w:hint="eastAsia"/>
+                <w:rFonts w:eastAsiaTheme="minorEastAsia"/>
               </w:rPr>
             </w:pPr>
             <w:r>
@@ -2157,7 +2128,7 @@
             <w:pPr>
               <w:ind w:left="0"/>
               <w:rPr>
-                <w:rFonts w:eastAsiaTheme="minorEastAsia" w:hint="eastAsia"/>
+                <w:rFonts w:eastAsiaTheme="minorEastAsia"/>
               </w:rPr>
             </w:pPr>
             <w:r>
@@ -2176,7 +2147,7 @@
             <w:pPr>
               <w:ind w:left="0"/>
               <w:rPr>
-                <w:rFonts w:eastAsiaTheme="minorEastAsia" w:hint="eastAsia"/>
+                <w:rFonts w:eastAsiaTheme="minorEastAsia"/>
               </w:rPr>
             </w:pPr>
             <w:r>
@@ -2201,7 +2172,7 @@
             <w:pPr>
               <w:ind w:left="0"/>
               <w:rPr>
-                <w:rFonts w:eastAsiaTheme="minorEastAsia" w:hint="eastAsia"/>
+                <w:rFonts w:eastAsiaTheme="minorEastAsia"/>
               </w:rPr>
             </w:pPr>
             <w:r>
@@ -2219,9 +2190,6 @@
           <w:p>
             <w:pPr>
               <w:ind w:left="0"/>
-              <w:rPr>
-                <w:rFonts w:hint="eastAsia"/>
-              </w:rPr>
             </w:pPr>
           </w:p>
         </w:tc>
@@ -2245,7 +2213,7 @@
             <w:pPr>
               <w:ind w:left="0"/>
               <w:rPr>
-                <w:rFonts w:eastAsiaTheme="minorEastAsia" w:hint="eastAsia"/>
+                <w:rFonts w:eastAsiaTheme="minorEastAsia"/>
               </w:rPr>
             </w:pPr>
             <w:r>
@@ -2264,7 +2232,7 @@
             <w:pPr>
               <w:ind w:left="0"/>
               <w:rPr>
-                <w:rFonts w:eastAsiaTheme="minorEastAsia" w:hint="eastAsia"/>
+                <w:rFonts w:eastAsiaTheme="minorEastAsia"/>
               </w:rPr>
             </w:pPr>
             <w:r>
@@ -2377,7 +2345,7 @@
             <w:pPr>
               <w:ind w:left="0"/>
               <w:rPr>
-                <w:rFonts w:eastAsiaTheme="minorEastAsia" w:hint="eastAsia"/>
+                <w:rFonts w:eastAsiaTheme="minorEastAsia"/>
               </w:rPr>
             </w:pPr>
             <w:r>
@@ -2396,7 +2364,7 @@
             <w:pPr>
               <w:ind w:left="0"/>
               <w:rPr>
-                <w:rFonts w:eastAsiaTheme="minorEastAsia" w:hint="eastAsia"/>
+                <w:rFonts w:eastAsiaTheme="minorEastAsia"/>
               </w:rPr>
             </w:pPr>
             <w:r>
@@ -2415,7 +2383,7 @@
             <w:pPr>
               <w:ind w:left="0"/>
               <w:rPr>
-                <w:rFonts w:eastAsiaTheme="minorEastAsia" w:hint="eastAsia"/>
+                <w:rFonts w:eastAsiaTheme="minorEastAsia"/>
               </w:rPr>
             </w:pPr>
             <w:r>
@@ -2544,7 +2512,7 @@
             <w:pPr>
               <w:ind w:left="0"/>
               <w:rPr>
-                <w:rFonts w:eastAsiaTheme="minorEastAsia" w:hint="eastAsia"/>
+                <w:rFonts w:eastAsiaTheme="minorEastAsia"/>
               </w:rPr>
             </w:pPr>
             <w:r>
@@ -2563,7 +2531,7 @@
             <w:pPr>
               <w:ind w:left="0"/>
               <w:rPr>
-                <w:rFonts w:eastAsiaTheme="minorEastAsia" w:hint="eastAsia"/>
+                <w:rFonts w:eastAsiaTheme="minorEastAsia"/>
               </w:rPr>
             </w:pPr>
             <w:r>
@@ -2588,7 +2556,7 @@
             <w:pPr>
               <w:ind w:left="0"/>
               <w:rPr>
-                <w:rFonts w:eastAsiaTheme="minorEastAsia" w:hint="eastAsia"/>
+                <w:rFonts w:eastAsiaTheme="minorEastAsia"/>
               </w:rPr>
             </w:pPr>
             <w:r>
@@ -2607,7 +2575,7 @@
             <w:pPr>
               <w:ind w:left="0"/>
               <w:rPr>
-                <w:rFonts w:eastAsiaTheme="minorEastAsia" w:hint="eastAsia"/>
+                <w:rFonts w:eastAsiaTheme="minorEastAsia"/>
               </w:rPr>
             </w:pPr>
             <w:r>
@@ -2625,9 +2593,6 @@
           <w:p>
             <w:pPr>
               <w:ind w:left="0"/>
-              <w:rPr>
-                <w:rFonts w:hint="eastAsia"/>
-              </w:rPr>
             </w:pPr>
           </w:p>
         </w:tc>
@@ -2641,7 +2606,7 @@
             <w:pPr>
               <w:ind w:left="0"/>
               <w:rPr>
-                <w:rFonts w:eastAsiaTheme="minorEastAsia" w:hint="eastAsia"/>
+                <w:rFonts w:eastAsiaTheme="minorEastAsia"/>
               </w:rPr>
             </w:pPr>
             <w:r>
@@ -2672,7 +2637,7 @@
             <w:pPr>
               <w:ind w:left="0"/>
               <w:rPr>
-                <w:rFonts w:eastAsiaTheme="minorEastAsia" w:hint="eastAsia"/>
+                <w:rFonts w:eastAsiaTheme="minorEastAsia"/>
               </w:rPr>
             </w:pPr>
             <w:r>
@@ -2691,7 +2656,7 @@
             <w:pPr>
               <w:ind w:left="0"/>
               <w:rPr>
-                <w:rFonts w:eastAsiaTheme="minorEastAsia" w:hint="eastAsia"/>
+                <w:rFonts w:eastAsiaTheme="minorEastAsia"/>
               </w:rPr>
             </w:pPr>
             <w:r>
@@ -2709,9 +2674,6 @@
           <w:p>
             <w:pPr>
               <w:ind w:left="0"/>
-              <w:rPr>
-                <w:rFonts w:hint="eastAsia"/>
-              </w:rPr>
             </w:pPr>
           </w:p>
         </w:tc>
@@ -2722,9 +2684,6 @@
           <w:p>
             <w:pPr>
               <w:ind w:left="0"/>
-              <w:rPr>
-                <w:rFonts w:hint="eastAsia"/>
-              </w:rPr>
             </w:pPr>
           </w:p>
         </w:tc>
@@ -2737,9 +2696,6 @@
           <w:p>
             <w:pPr>
               <w:ind w:left="0"/>
-              <w:rPr>
-                <w:rFonts w:hint="eastAsia"/>
-              </w:rPr>
             </w:pPr>
             <w:r>
               <w:t>tables.</w:t>
@@ -2757,7 +2713,7 @@
             <w:pPr>
               <w:ind w:left="0"/>
               <w:rPr>
-                <w:rFonts w:eastAsiaTheme="minorEastAsia" w:hint="eastAsia"/>
+                <w:rFonts w:eastAsiaTheme="minorEastAsia"/>
               </w:rPr>
             </w:pPr>
             <w:r>
@@ -2782,7 +2738,7 @@
             <w:pPr>
               <w:ind w:left="0"/>
               <w:rPr>
-                <w:rFonts w:eastAsiaTheme="minorEastAsia" w:hint="eastAsia"/>
+                <w:rFonts w:eastAsiaTheme="minorEastAsia"/>
               </w:rPr>
             </w:pPr>
             <w:r>
@@ -2800,9 +2756,6 @@
           <w:p>
             <w:pPr>
               <w:ind w:left="0"/>
-              <w:rPr>
-                <w:rFonts w:hint="eastAsia"/>
-              </w:rPr>
             </w:pPr>
           </w:p>
         </w:tc>
@@ -2813,9 +2766,6 @@
           <w:p>
             <w:pPr>
               <w:ind w:left="0"/>
-              <w:rPr>
-                <w:rFonts w:hint="eastAsia"/>
-              </w:rPr>
             </w:pPr>
           </w:p>
         </w:tc>
@@ -2842,7 +2792,7 @@
             <w:pPr>
               <w:ind w:left="0"/>
               <w:rPr>
-                <w:rFonts w:eastAsiaTheme="minorEastAsia" w:hint="eastAsia"/>
+                <w:rFonts w:eastAsiaTheme="minorEastAsia"/>
               </w:rPr>
             </w:pPr>
             <w:r>
@@ -2867,7 +2817,7 @@
             <w:pPr>
               <w:ind w:left="0"/>
               <w:rPr>
-                <w:rFonts w:eastAsiaTheme="minorEastAsia" w:hint="eastAsia"/>
+                <w:rFonts w:eastAsiaTheme="minorEastAsia"/>
               </w:rPr>
             </w:pPr>
             <w:r>
@@ -2885,9 +2835,6 @@
           <w:p>
             <w:pPr>
               <w:ind w:left="0"/>
-              <w:rPr>
-                <w:rFonts w:hint="eastAsia"/>
-              </w:rPr>
             </w:pPr>
           </w:p>
         </w:tc>
@@ -2898,9 +2845,6 @@
           <w:p>
             <w:pPr>
               <w:ind w:left="0"/>
-              <w:rPr>
-                <w:rFonts w:hint="eastAsia"/>
-              </w:rPr>
             </w:pPr>
           </w:p>
         </w:tc>
@@ -2933,7 +2877,7 @@
             <w:pPr>
               <w:ind w:left="0"/>
               <w:rPr>
-                <w:rFonts w:eastAsiaTheme="minorEastAsia" w:hint="eastAsia"/>
+                <w:rFonts w:eastAsiaTheme="minorEastAsia"/>
               </w:rPr>
             </w:pPr>
             <w:r>
@@ -2970,7 +2914,13 @@
               <w:rPr>
                 <w:rFonts w:eastAsiaTheme="minorEastAsia"/>
               </w:rPr>
-              <w:t>AUTO_TIME,AUTO_OP,CONST_STRING,</w:t>
+              <w:t>ORIGINAL_TIME</w:t>
+            </w:r>
+            <w:r>
+              <w:rPr>
+                <w:rFonts w:eastAsiaTheme="minorEastAsia"/>
+              </w:rPr>
+              <w:t>,AUTO_OP,CONST_STRING,</w:t>
             </w:r>
             <w:r>
               <w:t xml:space="preserve"> </w:t>
@@ -2991,7 +2941,7 @@
             <w:pPr>
               <w:ind w:left="0"/>
               <w:rPr>
-                <w:rFonts w:eastAsiaTheme="minorEastAsia" w:hint="eastAsia"/>
+                <w:rFonts w:eastAsiaTheme="minorEastAsia"/>
               </w:rPr>
             </w:pPr>
             <w:r>
@@ -3009,9 +2959,6 @@
           <w:p>
             <w:pPr>
               <w:ind w:left="0"/>
-              <w:rPr>
-                <w:rFonts w:hint="eastAsia"/>
-              </w:rPr>
             </w:pPr>
           </w:p>
         </w:tc>
@@ -3023,20 +2970,122 @@
             <w:pPr>
               <w:ind w:left="0"/>
               <w:rPr>
-                <w:rFonts w:eastAsiaTheme="minorEastAsia"/>
-              </w:rPr>
-            </w:pPr>
-            <w:r>
-              <w:rPr>
-                <w:rFonts w:eastAsiaTheme="minorEastAsia" w:hint="eastAsia"/>
-              </w:rPr>
-              <w:t>AUTO</w:t>
-            </w:r>
-            <w:r>
-              <w:rPr>
-                <w:rFonts w:eastAsiaTheme="minorEastAsia"/>
-              </w:rPr>
-              <w:t>_TIME:</w:t>
+                <w:rFonts w:eastAsiaTheme="minorEastAsia" w:hint="eastAsia"/>
+              </w:rPr>
+            </w:pPr>
+            <w:r>
+              <w:rPr>
+                <w:rFonts w:eastAsiaTheme="minorEastAsia"/>
+              </w:rPr>
+              <w:t>OUTPUT_TIME</w:t>
+            </w:r>
+            <w:r>
+              <w:rPr>
+                <w:rFonts w:eastAsiaTheme="minorEastAsia" w:hint="eastAsia"/>
+              </w:rPr>
+              <w:t>:</w:t>
+            </w:r>
+            <w:r>
+              <w:rPr>
+                <w:rFonts w:eastAsiaTheme="minorEastAsia"/>
+              </w:rPr>
+              <w:t>replay</w:t>
+            </w:r>
+            <w:r>
+              <w:rPr>
+                <w:rFonts w:eastAsiaTheme="minorEastAsia"/>
+              </w:rPr>
+              <w:t>工具写记录的时间</w:t>
+            </w:r>
+            <w:r>
+              <w:rPr>
+                <w:rFonts w:eastAsiaTheme="minorEastAsia" w:hint="eastAsia"/>
+              </w:rPr>
+              <w:t>：</w:t>
+            </w:r>
+            <w:r>
+              <w:rPr>
+                <w:rFonts w:eastAsiaTheme="minorEastAsia"/>
+              </w:rPr>
+              <w:t>2019-04-10 14.52.17.551928</w:t>
+            </w:r>
+          </w:p>
+          <w:p>
+            <w:pPr>
+              <w:ind w:left="0"/>
+              <w:rPr>
+                <w:rFonts w:eastAsiaTheme="minorEastAsia"/>
+              </w:rPr>
+            </w:pPr>
+            <w:r>
+              <w:rPr>
+                <w:rFonts w:eastAsiaTheme="minorEastAsia"/>
+              </w:rPr>
+              <w:t>ORIGINAL_TIME</w:t>
+            </w:r>
+            <w:r>
+              <w:rPr>
+                <w:rFonts w:eastAsiaTheme="minorEastAsia"/>
+              </w:rPr>
+              <w:t>:</w:t>
+            </w:r>
+            <w:r>
+              <w:rPr>
+                <w:rFonts w:eastAsiaTheme="minorEastAsia" w:hint="eastAsia"/>
+              </w:rPr>
+              <w:t>repli</w:t>
+            </w:r>
+            <w:r>
+              <w:rPr>
+                <w:rFonts w:eastAsiaTheme="minorEastAsia"/>
+              </w:rPr>
+              <w:t>ca</w:t>
+            </w:r>
+            <w:r>
+              <w:rPr>
+                <w:rFonts w:eastAsiaTheme="minorEastAsia" w:hint="eastAsia"/>
+              </w:rPr>
+              <w:t>日志</w:t>
+            </w:r>
+            <w:r>
+              <w:rPr>
+                <w:rFonts w:eastAsiaTheme="minorEastAsia"/>
+              </w:rPr>
+              <w:t>生成的时间</w:t>
+            </w:r>
+            <w:r>
+              <w:rPr>
+                <w:rFonts w:eastAsiaTheme="minorEastAsia" w:hint="eastAsia"/>
+              </w:rPr>
+              <w:t>：</w:t>
+            </w:r>
+            <w:r>
+              <w:rPr>
+                <w:rFonts w:eastAsiaTheme="minorEastAsia"/>
+              </w:rPr>
+              <w:t>2019-04-10 14.52.17.551928</w:t>
+            </w:r>
+          </w:p>
+          <w:p>
+            <w:pPr>
+              <w:ind w:left="0"/>
+              <w:rPr>
+                <w:rFonts w:eastAsiaTheme="minorEastAsia"/>
+              </w:rPr>
+            </w:pPr>
+          </w:p>
+          <w:p>
+            <w:pPr>
+              <w:ind w:left="0"/>
+              <w:rPr>
+                <w:rFonts w:eastAsiaTheme="minorEastAsia"/>
+              </w:rPr>
+            </w:pPr>
+            <w:r>
+              <w:rPr>
+                <w:rFonts w:eastAsiaTheme="minorEastAsia"/>
+              </w:rPr>
+              <w:t>AUTO_OP:</w:t>
             </w:r>
             <w:r>
               <w:rPr>
@@ -3048,52 +3097,6 @@
               <w:rPr>
                 <w:rFonts w:eastAsiaTheme="minorEastAsia"/>
               </w:rPr>
-              <w:t>生成时间</w:t>
-            </w:r>
-            <w:r>
-              <w:rPr>
-                <w:rFonts w:eastAsiaTheme="minorEastAsia" w:hint="eastAsia"/>
-              </w:rPr>
-              <w:t>：</w:t>
-            </w:r>
-            <w:r>
-              <w:rPr>
-                <w:rFonts w:eastAsiaTheme="minorEastAsia"/>
-              </w:rPr>
-              <w:t>2019-04-10 14.52.17.551928</w:t>
-            </w:r>
-          </w:p>
-          <w:p>
-            <w:pPr>
-              <w:ind w:left="0"/>
-              <w:rPr>
-                <w:rFonts w:eastAsiaTheme="minorEastAsia"/>
-              </w:rPr>
-            </w:pPr>
-          </w:p>
-          <w:p>
-            <w:pPr>
-              <w:ind w:left="0"/>
-              <w:rPr>
-                <w:rFonts w:eastAsiaTheme="minorEastAsia"/>
-              </w:rPr>
-            </w:pPr>
-            <w:r>
-              <w:rPr>
-                <w:rFonts w:eastAsiaTheme="minorEastAsia"/>
-              </w:rPr>
-              <w:t>AUTO_OP:</w:t>
-            </w:r>
-            <w:r>
-              <w:rPr>
-                <w:rFonts w:eastAsiaTheme="minorEastAsia" w:hint="eastAsia"/>
-              </w:rPr>
-              <w:t>自动</w:t>
-            </w:r>
-            <w:r>
-              <w:rPr>
-                <w:rFonts w:eastAsiaTheme="minorEastAsia"/>
-              </w:rPr>
               <w:t>生成操作标识，</w:t>
             </w:r>
             <w:r>
@@ -3215,7 +3218,7 @@
             <w:pPr>
               <w:ind w:left="0"/>
               <w:rPr>
-                <w:rFonts w:eastAsiaTheme="minorEastAsia" w:hint="eastAsia"/>
+                <w:rFonts w:eastAsiaTheme="minorEastAsia"/>
               </w:rPr>
             </w:pPr>
             <w:r>
@@ -3252,7 +3255,11 @@
               <w:t>fields.</w:t>
             </w:r>
             <w:r>
-              <w:t>constValue</w:t>
+              <w:t>constVa</w:t>
+            </w:r>
+            <w:r>
+              <w:lastRenderedPageBreak/>
+              <w:t>lue</w:t>
             </w:r>
           </w:p>
         </w:tc>
@@ -3264,13 +3271,14 @@
             <w:pPr>
               <w:ind w:left="0"/>
               <w:rPr>
-                <w:rFonts w:eastAsiaTheme="minorEastAsia" w:hint="eastAsia"/>
-              </w:rPr>
-            </w:pPr>
-            <w:r>
-              <w:rPr>
-                <w:rFonts w:eastAsiaTheme="minorEastAsia"/>
-              </w:rPr>
+                <w:rFonts w:eastAsiaTheme="minorEastAsia"/>
+              </w:rPr>
+            </w:pPr>
+            <w:r>
+              <w:rPr>
+                <w:rFonts w:eastAsiaTheme="minorEastAsia"/>
+              </w:rPr>
+              <w:lastRenderedPageBreak/>
               <w:t>fieldType</w:t>
             </w:r>
             <w:r>
@@ -3289,7 +3297,14 @@
               <w:rPr>
                 <w:rFonts w:eastAsiaTheme="minorEastAsia" w:hint="eastAsia"/>
               </w:rPr>
-              <w:t>时使用</w:t>
+              <w:t>时</w:t>
+            </w:r>
+            <w:r>
+              <w:rPr>
+                <w:rFonts w:eastAsiaTheme="minorEastAsia" w:hint="eastAsia"/>
+              </w:rPr>
+              <w:lastRenderedPageBreak/>
+              <w:t>使用</w:t>
             </w:r>
             <w:r>
               <w:rPr>
@@ -3307,13 +3322,14 @@
             <w:pPr>
               <w:ind w:left="0"/>
               <w:rPr>
-                <w:rFonts w:eastAsiaTheme="minorEastAsia" w:hint="eastAsia"/>
-              </w:rPr>
-            </w:pPr>
-            <w:r>
-              <w:rPr>
-                <w:rFonts w:eastAsiaTheme="minorEastAsia" w:hint="eastAsia"/>
-              </w:rPr>
+                <w:rFonts w:eastAsiaTheme="minorEastAsia"/>
+              </w:rPr>
+            </w:pPr>
+            <w:r>
+              <w:rPr>
+                <w:rFonts w:eastAsiaTheme="minorEastAsia" w:hint="eastAsia"/>
+              </w:rPr>
+              <w:lastRenderedPageBreak/>
               <w:t>字符串</w:t>
             </w:r>
           </w:p>
@@ -3325,9 +3341,6 @@
           <w:p>
             <w:pPr>
               <w:ind w:left="0"/>
-              <w:rPr>
-                <w:rFonts w:hint="eastAsia"/>
-              </w:rPr>
             </w:pPr>
           </w:p>
         </w:tc>
@@ -3338,9 +3351,6 @@
           <w:p>
             <w:pPr>
               <w:ind w:left="0"/>
-              <w:rPr>
-                <w:rFonts w:hint="eastAsia"/>
-              </w:rPr>
             </w:pPr>
           </w:p>
         </w:tc>
@@ -3355,6 +3365,7 @@
               <w:ind w:left="0"/>
             </w:pPr>
             <w:r>
+              <w:lastRenderedPageBreak/>
               <w:t>fields.</w:t>
             </w:r>
             <w:r>
@@ -3370,7 +3381,7 @@
             <w:pPr>
               <w:ind w:left="0"/>
               <w:rPr>
-                <w:rFonts w:eastAsiaTheme="minorEastAsia" w:hint="eastAsia"/>
+                <w:rFonts w:eastAsiaTheme="minorEastAsia"/>
               </w:rPr>
             </w:pPr>
             <w:r>
@@ -3389,7 +3400,7 @@
             <w:pPr>
               <w:ind w:left="0"/>
               <w:rPr>
-                <w:rFonts w:eastAsiaTheme="minorEastAsia" w:hint="eastAsia"/>
+                <w:rFonts w:eastAsiaTheme="minorEastAsia"/>
               </w:rPr>
             </w:pPr>
             <w:r>
@@ -3407,9 +3418,6 @@
           <w:p>
             <w:pPr>
               <w:ind w:left="0"/>
-              <w:rPr>
-                <w:rFonts w:hint="eastAsia"/>
-              </w:rPr>
             </w:pPr>
           </w:p>
         </w:tc>
@@ -3420,9 +3428,6 @@
           <w:p>
             <w:pPr>
               <w:ind w:left="0"/>
-              <w:rPr>
-                <w:rFonts w:hint="eastAsia"/>
-              </w:rPr>
             </w:pPr>
           </w:p>
         </w:tc>
@@ -3452,7 +3457,7 @@
             <w:pPr>
               <w:ind w:left="0"/>
               <w:rPr>
-                <w:rFonts w:eastAsiaTheme="minorEastAsia" w:hint="eastAsia"/>
+                <w:rFonts w:eastAsiaTheme="minorEastAsia"/>
               </w:rPr>
             </w:pPr>
             <w:r>
@@ -3477,7 +3482,7 @@
             <w:pPr>
               <w:ind w:left="0"/>
               <w:rPr>
-                <w:rFonts w:eastAsiaTheme="minorEastAsia" w:hint="eastAsia"/>
+                <w:rFonts w:eastAsiaTheme="minorEastAsia"/>
               </w:rPr>
             </w:pPr>
             <w:r>
@@ -3495,9 +3500,6 @@
           <w:p>
             <w:pPr>
               <w:ind w:left="0"/>
-              <w:rPr>
-                <w:rFonts w:hint="eastAsia"/>
-              </w:rPr>
             </w:pPr>
           </w:p>
         </w:tc>
@@ -3508,9 +3510,6 @@
           <w:p>
             <w:pPr>
               <w:ind w:left="0"/>
-              <w:rPr>
-                <w:rFonts w:hint="eastAsia"/>
-              </w:rPr>
             </w:pPr>
           </w:p>
         </w:tc>
@@ -3526,7 +3525,6 @@
         <w:pStyle w:val="2"/>
       </w:pPr>
       <w:r>
-        <w:lastRenderedPageBreak/>
         <w:t>Story</w:t>
       </w:r>
       <w:r>
@@ -3537,11 +3535,6 @@
       </w:r>
     </w:p>
     <w:p>
-      <w:pPr>
-        <w:rPr>
-          <w:rFonts w:hint="eastAsia"/>
-        </w:rPr>
-      </w:pPr>
       <w:r>
         <w:rPr>
           <w:rFonts w:hint="eastAsia"/>
@@ -3574,11 +3567,6 @@
       </w:r>
     </w:p>
     <w:p>
-      <w:pPr>
-        <w:rPr>
-          <w:rFonts w:hint="eastAsia"/>
-        </w:rPr>
-      </w:pPr>
       <w:r>
         <w:rPr>
           <w:rFonts w:hint="eastAsia"/>
@@ -3681,7 +3669,6 @@
     <w:p>
       <w:pPr>
         <w:rPr>
-          <w:rFonts w:hint="eastAsia"/>
           <w:b/>
           <w:color w:val="FF0000"/>
         </w:rPr>
@@ -3706,7 +3693,6 @@
     <w:p>
       <w:pPr>
         <w:rPr>
-          <w:rFonts w:hint="eastAsia"/>
           <w:b/>
           <w:color w:val="FF0000"/>
         </w:rPr>
@@ -3779,7 +3765,6 @@
     <w:p>
       <w:pPr>
         <w:rPr>
-          <w:rFonts w:hint="eastAsia"/>
           <w:b/>
           <w:color w:val="FF0000"/>
         </w:rPr>
@@ -3924,7 +3909,6 @@
     <w:p>
       <w:pPr>
         <w:rPr>
-          <w:rFonts w:hint="eastAsia"/>
           <w:b/>
           <w:color w:val="FF0000"/>
         </w:rPr>
@@ -4013,7 +3997,6 @@
     <w:p>
       <w:pPr>
         <w:rPr>
-          <w:rFonts w:hint="eastAsia"/>
           <w:b/>
           <w:color w:val="FF0000"/>
         </w:rPr>
@@ -4040,6 +4023,7 @@
         <w:pStyle w:val="2"/>
       </w:pPr>
       <w:r>
+        <w:lastRenderedPageBreak/>
         <w:t xml:space="preserve">Story </w:t>
       </w:r>
       <w:r>
@@ -4256,7 +4240,6 @@
         <w:rPr>
           <w:color w:val="1F497D" w:themeColor="text2"/>
         </w:rPr>
-        <w:lastRenderedPageBreak/>
         <w:t>rplMonitorStore</w:t>
       </w:r>
       <w:r>
@@ -4516,9 +4499,6 @@
     <w:p>
       <w:pPr>
         <w:pStyle w:val="3"/>
-        <w:rPr>
-          <w:rFonts w:hint="eastAsia"/>
-        </w:rPr>
       </w:pPr>
       <w:r>
         <w:rPr>
@@ -4553,6 +4533,7 @@
         <w:pStyle w:val="3"/>
       </w:pPr>
       <w:r>
+        <w:lastRenderedPageBreak/>
         <w:t>SDB</w:t>
       </w:r>
       <w:r>
@@ -4681,9 +4662,6 @@
           <w:numId w:val="41"/>
         </w:numPr>
         <w:ind w:firstLineChars="0"/>
-        <w:rPr>
-          <w:rFonts w:hint="eastAsia"/>
-        </w:rPr>
       </w:pPr>
       <w:r>
         <w:t>replicarecordtimeon</w:t>
@@ -4736,16 +4714,8 @@
         </w:rPr>
         <w:t>）</w:t>
       </w:r>
-      <w:bookmarkStart w:id="0" w:name="_GoBack"/>
-      <w:bookmarkEnd w:id="0"/>
     </w:p>
-    <w:p>
-      <w:pPr>
-        <w:rPr>
-          <w:rFonts w:hint="eastAsia"/>
-        </w:rPr>
-      </w:pPr>
-    </w:p>
+    <w:p/>
     <w:p>
       <w:pPr>
         <w:pStyle w:val="2"/>
@@ -4922,7 +4892,7 @@
             <w:pPr>
               <w:ind w:left="0"/>
               <w:rPr>
-                <w:rFonts w:eastAsiaTheme="minorEastAsia" w:hint="eastAsia"/>
+                <w:rFonts w:eastAsiaTheme="minorEastAsia"/>
               </w:rPr>
             </w:pPr>
             <w:r>
@@ -4949,6 +4919,97 @@
               </w:rPr>
               <w:t>等操作，无法处理固定集合操作</w:t>
             </w:r>
+          </w:p>
+        </w:tc>
+      </w:tr>
+      <w:tr>
+        <w:tc>
+          <w:tcPr>
+            <w:tcW w:w="885" w:type="dxa"/>
+            <w:tcBorders>
+              <w:top w:val="single" w:sz="4" w:space="0" w:color="000000" w:themeColor="text1"/>
+              <w:left w:val="single" w:sz="4" w:space="0" w:color="000000" w:themeColor="text1"/>
+              <w:bottom w:val="single" w:sz="4" w:space="0" w:color="000000" w:themeColor="text1"/>
+              <w:right w:val="single" w:sz="4" w:space="0" w:color="000000" w:themeColor="text1"/>
+            </w:tcBorders>
+          </w:tcPr>
+          <w:p>
+            <w:pPr>
+              <w:ind w:left="0"/>
+            </w:pPr>
+          </w:p>
+        </w:tc>
+        <w:tc>
+          <w:tcPr>
+            <w:tcW w:w="2552" w:type="dxa"/>
+            <w:tcBorders>
+              <w:top w:val="single" w:sz="4" w:space="0" w:color="000000" w:themeColor="text1"/>
+              <w:left w:val="single" w:sz="4" w:space="0" w:color="000000" w:themeColor="text1"/>
+              <w:bottom w:val="single" w:sz="4" w:space="0" w:color="000000" w:themeColor="text1"/>
+              <w:right w:val="single" w:sz="4" w:space="0" w:color="000000" w:themeColor="text1"/>
+            </w:tcBorders>
+          </w:tcPr>
+          <w:p>
+            <w:pPr>
+              <w:ind w:left="0"/>
+            </w:pPr>
+          </w:p>
+        </w:tc>
+        <w:tc>
+          <w:tcPr>
+            <w:tcW w:w="4728" w:type="dxa"/>
+            <w:tcBorders>
+              <w:top w:val="single" w:sz="4" w:space="0" w:color="000000" w:themeColor="text1"/>
+              <w:left w:val="single" w:sz="4" w:space="0" w:color="000000" w:themeColor="text1"/>
+              <w:bottom w:val="single" w:sz="4" w:space="0" w:color="000000" w:themeColor="text1"/>
+              <w:right w:val="single" w:sz="4" w:space="0" w:color="000000" w:themeColor="text1"/>
+            </w:tcBorders>
+          </w:tcPr>
+          <w:p>
+            <w:pPr>
+              <w:ind w:left="0"/>
+              <w:rPr>
+                <w:rFonts w:eastAsiaTheme="minorEastAsia" w:hint="eastAsia"/>
+              </w:rPr>
+            </w:pPr>
+            <w:r>
+              <w:rPr>
+                <w:rFonts w:eastAsiaTheme="minorEastAsia" w:hint="eastAsia"/>
+              </w:rPr>
+              <w:t>当</w:t>
+            </w:r>
+            <w:r>
+              <w:rPr>
+                <w:rFonts w:eastAsiaTheme="minorEastAsia"/>
+              </w:rPr>
+              <w:t>发生</w:t>
+            </w:r>
+            <w:r>
+              <w:rPr>
+                <w:rFonts w:eastAsiaTheme="minorEastAsia"/>
+              </w:rPr>
+              <w:t>move</w:t>
+            </w:r>
+            <w:r>
+              <w:rPr>
+                <w:rFonts w:eastAsiaTheme="minorEastAsia"/>
+              </w:rPr>
+              <w:t>操作时，文件中的记录</w:t>
+            </w:r>
+            <w:r>
+              <w:rPr>
+                <w:rFonts w:eastAsiaTheme="minorEastAsia" w:hint="eastAsia"/>
+              </w:rPr>
+              <w:t>时间不是</w:t>
+            </w:r>
+            <w:r>
+              <w:rPr>
+                <w:rFonts w:eastAsiaTheme="minorEastAsia"/>
+              </w:rPr>
+              <w:t>递增的。</w:t>
+            </w:r>
+            <w:bookmarkStart w:id="0" w:name="_GoBack"/>
+            <w:bookmarkEnd w:id="0"/>
           </w:p>
         </w:tc>
       </w:tr>
@@ -5141,16 +5202,9 @@
     <w:p>
       <w:pPr>
         <w:ind w:left="0"/>
-        <w:rPr>
-          <w:rFonts w:hint="eastAsia"/>
-        </w:rPr>
-      </w:pPr>
-      <w:r>
-        <w:t xml:space="preserve">sdbreplay --type replica --path /home/mount/sequoiadb/data/20000/replicalog/ --filter '{ "CL": [ "test.test1" ], "OP": ["insert", "update", "delete"], "MinLSN": 385800, "MaxLSN": 386000 }' </w:t>
-      </w:r>
-      <w:r>
-        <w:lastRenderedPageBreak/>
-        <w:t>--outputconf /home/mount/sequoiadb/replay/output.conf  --status /home/mount/sequoiadb/replay/1.status</w:t>
+      </w:pPr>
+      <w:r>
+        <w:t>sdbreplay --type replica --path /home/mount/sequoiadb/data/20000/replicalog/ --filter '{ "CL": [ "test.test1" ], "OP": ["insert", "update", "delete"], "MinLSN": 385800, "MaxLSN": 386000 }' --outputconf /home/mount/sequoiadb/replay/output.conf  --status /home/mount/sequoiadb/replay/1.status</w:t>
       </w:r>
     </w:p>
     <w:tbl>
@@ -5325,7 +5379,7 @@
             <w:pPr>
               <w:pStyle w:val="HTML"/>
               <w:rPr>
-                <w:rFonts w:eastAsiaTheme="minorEastAsia" w:hint="eastAsia"/>
+                <w:rFonts w:eastAsiaTheme="minorEastAsia"/>
               </w:rPr>
             </w:pPr>
             <w:r>
@@ -5495,7 +5549,7 @@
             <w:pPr>
               <w:ind w:left="0"/>
               <w:rPr>
-                <w:rFonts w:eastAsiaTheme="minorEastAsia" w:hint="eastAsia"/>
+                <w:rFonts w:eastAsiaTheme="minorEastAsia"/>
               </w:rPr>
             </w:pPr>
             <w:r>
@@ -5577,6 +5631,7 @@
               <w:rPr>
                 <w:rFonts w:eastAsiaTheme="minorEastAsia" w:hint="eastAsia"/>
               </w:rPr>
+              <w:lastRenderedPageBreak/>
               <w:t>2</w:t>
             </w:r>
           </w:p>
@@ -5822,7 +5877,7 @@
             <w:pPr>
               <w:ind w:left="0"/>
               <w:rPr>
-                <w:rFonts w:eastAsiaTheme="minorEastAsia" w:hint="eastAsia"/>
+                <w:rFonts w:eastAsiaTheme="minorEastAsia"/>
               </w:rPr>
             </w:pPr>
             <w:r>
@@ -5961,7 +6016,7 @@
               <w:pStyle w:val="a7"/>
               <w:ind w:left="360" w:firstLineChars="0" w:firstLine="0"/>
               <w:rPr>
-                <w:rFonts w:eastAsiaTheme="minorEastAsia" w:hint="eastAsia"/>
+                <w:rFonts w:eastAsiaTheme="minorEastAsia"/>
               </w:rPr>
             </w:pPr>
             <w:r>
@@ -6057,7 +6112,7 @@
             <w:pPr>
               <w:ind w:left="0"/>
               <w:rPr>
-                <w:rFonts w:eastAsiaTheme="minorEastAsia" w:hint="eastAsia"/>
+                <w:rFonts w:eastAsiaTheme="minorEastAsia"/>
               </w:rPr>
             </w:pPr>
             <w:r>
@@ -6115,7 +6170,7 @@
             <w:pPr>
               <w:pStyle w:val="HTML"/>
               <w:rPr>
-                <w:rFonts w:eastAsiaTheme="minorEastAsia" w:hint="eastAsia"/>
+                <w:rFonts w:eastAsiaTheme="minorEastAsia"/>
               </w:rPr>
             </w:pPr>
             <w:r>
@@ -6298,7 +6353,7 @@
               </w:numPr>
               <w:ind w:firstLineChars="0"/>
               <w:rPr>
-                <w:rFonts w:eastAsiaTheme="minorEastAsia" w:hint="eastAsia"/>
+                <w:rFonts w:eastAsiaTheme="minorEastAsia"/>
               </w:rPr>
             </w:pPr>
             <w:r>
@@ -6329,7 +6384,7 @@
             <w:pPr>
               <w:ind w:left="0"/>
               <w:rPr>
-                <w:rFonts w:eastAsiaTheme="minorEastAsia" w:hint="eastAsia"/>
+                <w:rFonts w:eastAsiaTheme="minorEastAsia"/>
               </w:rPr>
             </w:pPr>
             <w:r>
@@ -6595,7 +6650,7 @@
               </w:numPr>
               <w:ind w:firstLineChars="0"/>
               <w:rPr>
-                <w:rFonts w:eastAsiaTheme="minorEastAsia" w:hint="eastAsia"/>
+                <w:rFonts w:eastAsiaTheme="minorEastAsia"/>
               </w:rPr>
             </w:pPr>
             <w:r>
@@ -6855,7 +6910,6 @@
               </w:rPr>
             </w:pPr>
             <w:r>
-              <w:lastRenderedPageBreak/>
               <w:t>Story</w:t>
             </w:r>
             <w:r>

--- a/internal_doc/03.开发设计/sdbreplay/Story-sdbreplay支持格式化输出.docx
+++ b/internal_doc/03.开发设计/sdbreplay/Story-sdbreplay支持格式化输出.docx
@@ -808,11 +808,11 @@
         <w:tblLook w:val="04A0" w:firstRow="1" w:lastRow="0" w:firstColumn="1" w:lastColumn="0" w:noHBand="0" w:noVBand="1"/>
       </w:tblPr>
       <w:tblGrid>
-        <w:gridCol w:w="1242"/>
-        <w:gridCol w:w="1985"/>
-        <w:gridCol w:w="1134"/>
-        <w:gridCol w:w="1843"/>
-        <w:gridCol w:w="2412"/>
+        <w:gridCol w:w="1250"/>
+        <w:gridCol w:w="1983"/>
+        <w:gridCol w:w="1133"/>
+        <w:gridCol w:w="1841"/>
+        <w:gridCol w:w="2409"/>
       </w:tblGrid>
       <w:tr>
         <w:tc>
@@ -992,13 +992,7 @@
               <w:rPr>
                 <w:rFonts w:eastAsiaTheme="minorEastAsia" w:hint="eastAsia"/>
               </w:rPr>
-              <w:t>全路径</w:t>
-            </w:r>
-            <w:r>
-              <w:rPr>
-                <w:rFonts w:eastAsiaTheme="minorEastAsia"/>
-              </w:rPr>
-              <w:t>配置文件</w:t>
+              <w:t>字符串</w:t>
             </w:r>
           </w:p>
         </w:tc>
@@ -1029,6 +1023,187 @@
             <w:pPr>
               <w:ind w:left="0"/>
             </w:pPr>
+          </w:p>
+        </w:tc>
+      </w:tr>
+      <w:tr>
+        <w:tc>
+          <w:tcPr>
+            <w:tcW w:w="1242" w:type="dxa"/>
+          </w:tcPr>
+          <w:p>
+            <w:pPr>
+              <w:ind w:left="0"/>
+              <w:rPr>
+                <w:rFonts w:eastAsiaTheme="minorEastAsia" w:hint="eastAsia"/>
+              </w:rPr>
+            </w:pPr>
+            <w:r>
+              <w:rPr>
+                <w:rFonts w:eastAsiaTheme="minorEastAsia"/>
+              </w:rPr>
+              <w:t>intervalnum</w:t>
+            </w:r>
+          </w:p>
+        </w:tc>
+        <w:tc>
+          <w:tcPr>
+            <w:tcW w:w="1985" w:type="dxa"/>
+          </w:tcPr>
+          <w:p>
+            <w:pPr>
+              <w:ind w:left="0"/>
+              <w:rPr>
+                <w:rFonts w:eastAsiaTheme="minorEastAsia" w:hint="eastAsia"/>
+              </w:rPr>
+            </w:pPr>
+            <w:r>
+              <w:rPr>
+                <w:rFonts w:eastAsiaTheme="minorEastAsia" w:hint="eastAsia"/>
+              </w:rPr>
+              <w:t>回放记录</w:t>
+            </w:r>
+            <w:r>
+              <w:rPr>
+                <w:rFonts w:eastAsiaTheme="minorEastAsia"/>
+              </w:rPr>
+              <w:t>的间隔数</w:t>
+            </w:r>
+            <w:r>
+              <w:rPr>
+                <w:rFonts w:eastAsiaTheme="minorEastAsia" w:hint="eastAsia"/>
+              </w:rPr>
+              <w:t>。每次</w:t>
+            </w:r>
+            <w:r>
+              <w:rPr>
+                <w:rFonts w:eastAsiaTheme="minorEastAsia"/>
+              </w:rPr>
+              <w:t>达到间隔数则持久化一次状态文件</w:t>
+            </w:r>
+            <w:r>
+              <w:rPr>
+                <w:rFonts w:eastAsiaTheme="minorEastAsia" w:hint="eastAsia"/>
+              </w:rPr>
+              <w:t xml:space="preserve"> </w:t>
+            </w:r>
+          </w:p>
+        </w:tc>
+        <w:tc>
+          <w:tcPr>
+            <w:tcW w:w="1134" w:type="dxa"/>
+          </w:tcPr>
+          <w:p>
+            <w:pPr>
+              <w:ind w:left="0"/>
+              <w:rPr>
+                <w:rFonts w:eastAsiaTheme="minorEastAsia" w:hint="eastAsia"/>
+              </w:rPr>
+            </w:pPr>
+            <w:r>
+              <w:rPr>
+                <w:rFonts w:eastAsiaTheme="minorEastAsia" w:hint="eastAsia"/>
+              </w:rPr>
+              <w:t>数字</w:t>
+            </w:r>
+          </w:p>
+        </w:tc>
+        <w:tc>
+          <w:tcPr>
+            <w:tcW w:w="1843" w:type="dxa"/>
+          </w:tcPr>
+          <w:p>
+            <w:pPr>
+              <w:ind w:left="0"/>
+              <w:rPr>
+                <w:rFonts w:eastAsiaTheme="minorEastAsia" w:hint="eastAsia"/>
+              </w:rPr>
+            </w:pPr>
+            <w:r>
+              <w:rPr>
+                <w:rFonts w:eastAsiaTheme="minorEastAsia" w:hint="eastAsia"/>
+              </w:rPr>
+              <w:t>1000</w:t>
+            </w:r>
+          </w:p>
+        </w:tc>
+        <w:tc>
+          <w:tcPr>
+            <w:tcW w:w="2412" w:type="dxa"/>
+          </w:tcPr>
+          <w:p>
+            <w:pPr>
+              <w:ind w:left="0"/>
+              <w:rPr>
+                <w:rFonts w:eastAsiaTheme="minorEastAsia" w:hint="eastAsia"/>
+              </w:rPr>
+            </w:pPr>
+            <w:r>
+              <w:rPr>
+                <w:rFonts w:eastAsiaTheme="minorEastAsia" w:hint="eastAsia"/>
+              </w:rPr>
+              <w:t>每</w:t>
+            </w:r>
+            <w:r>
+              <w:rPr>
+                <w:rFonts w:eastAsiaTheme="minorEastAsia" w:hint="eastAsia"/>
+              </w:rPr>
+              <w:t>持久化</w:t>
+            </w:r>
+            <w:r>
+              <w:rPr>
+                <w:rFonts w:eastAsiaTheme="minorEastAsia" w:hint="eastAsia"/>
+              </w:rPr>
+              <w:t>状态</w:t>
+            </w:r>
+            <w:r>
+              <w:rPr>
+                <w:rFonts w:eastAsiaTheme="minorEastAsia" w:hint="eastAsia"/>
+              </w:rPr>
+              <w:t>文件</w:t>
+            </w:r>
+            <w:r>
+              <w:rPr>
+                <w:rFonts w:eastAsiaTheme="minorEastAsia"/>
+              </w:rPr>
+              <w:t>前</w:t>
+            </w:r>
+            <w:r>
+              <w:rPr>
+                <w:rFonts w:eastAsiaTheme="minorEastAsia"/>
+              </w:rPr>
+              <w:t>会</w:t>
+            </w:r>
+            <w:r>
+              <w:rPr>
+                <w:rFonts w:eastAsiaTheme="minorEastAsia" w:hint="eastAsia"/>
+              </w:rPr>
+              <w:t>先</w:t>
+            </w:r>
+            <w:r>
+              <w:rPr>
+                <w:rFonts w:eastAsiaTheme="minorEastAsia"/>
+              </w:rPr>
+              <w:t>提交</w:t>
+            </w:r>
+            <w:r>
+              <w:rPr>
+                <w:rFonts w:eastAsiaTheme="minorEastAsia"/>
+              </w:rPr>
+              <w:t>一次</w:t>
+            </w:r>
+            <w:r>
+              <w:rPr>
+                <w:rFonts w:eastAsiaTheme="minorEastAsia" w:hint="eastAsia"/>
+              </w:rPr>
+              <w:t>记录</w:t>
+            </w:r>
+            <w:r>
+              <w:rPr>
+                <w:rFonts w:eastAsiaTheme="minorEastAsia"/>
+              </w:rPr>
+              <w:t>文件</w:t>
+            </w:r>
           </w:p>
         </w:tc>
       </w:tr>
@@ -2970,7 +3145,7 @@
             <w:pPr>
               <w:ind w:left="0"/>
               <w:rPr>
-                <w:rFonts w:eastAsiaTheme="minorEastAsia" w:hint="eastAsia"/>
+                <w:rFonts w:eastAsiaTheme="minorEastAsia"/>
               </w:rPr>
             </w:pPr>
             <w:r>
@@ -3518,6 +3693,14 @@
     <w:p>
       <w:pPr>
         <w:ind w:left="0"/>
+      </w:pPr>
+    </w:p>
+    <w:p>
+      <w:pPr>
+        <w:ind w:left="0"/>
+        <w:rPr>
+          <w:rFonts w:hint="eastAsia"/>
+        </w:rPr>
       </w:pPr>
     </w:p>
     <w:p>
@@ -4508,26 +4691,211 @@
       </w:r>
     </w:p>
     <w:p>
-      <w:r>
-        <w:rPr>
-          <w:rFonts w:hint="eastAsia"/>
-        </w:rPr>
-        <w:t>无</w:t>
-      </w:r>
-      <w:r>
-        <w:t>，不修改原有</w:t>
-      </w:r>
-      <w:r>
-        <w:rPr>
-          <w:rFonts w:hint="eastAsia"/>
-        </w:rPr>
-        <w:t>回放工具</w:t>
-      </w:r>
-      <w:r>
-        <w:t>流程</w:t>
+      <w:pPr>
+        <w:pStyle w:val="a7"/>
+        <w:numPr>
+          <w:ilvl w:val="0"/>
+          <w:numId w:val="43"/>
+        </w:numPr>
+        <w:ind w:firstLineChars="0"/>
+      </w:pPr>
+      <w:r>
+        <w:rPr>
+          <w:rFonts w:hint="eastAsia"/>
+        </w:rPr>
+        <w:t>写记录</w:t>
+      </w:r>
+      <w:r>
+        <w:t>时，</w:t>
+      </w:r>
+      <w:r>
+        <w:rPr>
+          <w:rFonts w:hint="eastAsia"/>
+        </w:rPr>
+        <w:t>以</w:t>
+      </w:r>
+      <w:r>
+        <w:t>dbname+tableName</w:t>
+      </w:r>
+      <w:r>
+        <w:t>获取一次文件句柄</w:t>
+      </w:r>
+      <w:r>
+        <w:rPr>
+          <w:rFonts w:hint="eastAsia"/>
+        </w:rPr>
+        <w:t>。</w:t>
+      </w:r>
+      <w:r>
+        <w:t>如果句柄不存在则创建临时文件</w:t>
+      </w:r>
+      <w:r>
+        <w:rPr>
+          <w:rFonts w:hint="eastAsia"/>
+        </w:rPr>
+        <w:t>(</w:t>
+      </w:r>
+      <w:r>
+        <w:t>.tmp</w:t>
+      </w:r>
+      <w:r>
+        <w:rPr>
+          <w:rFonts w:hint="eastAsia"/>
+        </w:rPr>
+        <w:t>)</w:t>
+      </w:r>
+      <w:r>
+        <w:t>，</w:t>
+      </w:r>
+      <w:r>
+        <w:rPr>
+          <w:rFonts w:hint="eastAsia"/>
+        </w:rPr>
+        <w:t>并</w:t>
+      </w:r>
+      <w:r>
+        <w:t>写入记录，同时</w:t>
+      </w:r>
+      <w:r>
+        <w:rPr>
+          <w:rFonts w:hint="eastAsia"/>
+        </w:rPr>
+        <w:t>在</w:t>
+      </w:r>
+      <w:r>
+        <w:t>内存中维护</w:t>
+      </w:r>
+      <w:r>
+        <w:t>该</w:t>
+      </w:r>
+      <w:r>
+        <w:rPr>
+          <w:rFonts w:hint="eastAsia"/>
+        </w:rPr>
+        <w:t>句柄；</w:t>
+      </w:r>
+      <w:r>
+        <w:t>如果</w:t>
+      </w:r>
+      <w:r>
+        <w:rPr>
+          <w:rFonts w:hint="eastAsia"/>
+        </w:rPr>
+        <w:t>句柄</w:t>
+      </w:r>
+      <w:r>
+        <w:t>已经存在，则直接</w:t>
+      </w:r>
+      <w:r>
+        <w:rPr>
+          <w:rFonts w:hint="eastAsia"/>
+        </w:rPr>
+        <w:t>往</w:t>
+      </w:r>
+      <w:r>
+        <w:t>句柄中写</w:t>
+      </w:r>
+      <w:r>
+        <w:rPr>
+          <w:rFonts w:hint="eastAsia"/>
+        </w:rPr>
+        <w:t>记录</w:t>
+      </w:r>
+      <w:r>
+        <w:t>。</w:t>
       </w:r>
     </w:p>
-    <w:p/>
+    <w:p>
+      <w:pPr>
+        <w:pStyle w:val="a7"/>
+        <w:numPr>
+          <w:ilvl w:val="0"/>
+          <w:numId w:val="43"/>
+        </w:numPr>
+        <w:ind w:firstLineChars="0"/>
+        <w:rPr>
+          <w:rFonts w:hint="eastAsia"/>
+        </w:rPr>
+      </w:pPr>
+      <w:r>
+        <w:rPr>
+          <w:rFonts w:hint="eastAsia"/>
+        </w:rPr>
+        <w:t>当</w:t>
+      </w:r>
+      <w:r>
+        <w:t>达到</w:t>
+      </w:r>
+      <w:r>
+        <w:t>intervalNum</w:t>
+      </w:r>
+      <w:r>
+        <w:t>或</w:t>
+      </w:r>
+      <w:r>
+        <w:rPr>
+          <w:rFonts w:hint="eastAsia"/>
+        </w:rPr>
+        <w:t>归档</w:t>
+      </w:r>
+      <w:r>
+        <w:t>文件切换时，提交一次状态文件。状态</w:t>
+      </w:r>
+      <w:r>
+        <w:rPr>
+          <w:rFonts w:hint="eastAsia"/>
+        </w:rPr>
+        <w:t>文件</w:t>
+      </w:r>
+      <w:r>
+        <w:t>提交前，会将所有</w:t>
+      </w:r>
+      <w:r>
+        <w:rPr>
+          <w:rFonts w:hint="eastAsia"/>
+        </w:rPr>
+        <w:t>打开</w:t>
+      </w:r>
+      <w:r>
+        <w:t>的临时文件</w:t>
+      </w:r>
+      <w:r>
+        <w:rPr>
+          <w:rFonts w:hint="eastAsia"/>
+        </w:rPr>
+        <w:t>提交</w:t>
+      </w:r>
+      <w:r>
+        <w:t>并关闭，同时</w:t>
+      </w:r>
+      <w:r>
+        <w:rPr>
+          <w:rFonts w:hint="eastAsia"/>
+        </w:rPr>
+        <w:t>更名</w:t>
+      </w:r>
+      <w:r>
+        <w:t>为正式文件</w:t>
+      </w:r>
+      <w:r>
+        <w:rPr>
+          <w:rFonts w:hint="eastAsia"/>
+        </w:rPr>
+        <w:t>(</w:t>
+      </w:r>
+      <w:r>
+        <w:rPr>
+          <w:rFonts w:hint="eastAsia"/>
+        </w:rPr>
+        <w:t>去掉</w:t>
+      </w:r>
+      <w:r>
+        <w:rPr>
+          <w:rFonts w:hint="eastAsia"/>
+        </w:rPr>
+        <w:t>.tmp)</w:t>
+      </w:r>
+    </w:p>
     <w:p>
       <w:pPr>
         <w:pStyle w:val="3"/>
@@ -4716,6 +5084,621 @@
       </w:r>
     </w:p>
     <w:p/>
+    <w:p>
+      <w:pPr>
+        <w:pStyle w:val="2"/>
+      </w:pPr>
+      <w:r>
+        <w:rPr>
+          <w:rFonts w:hint="eastAsia"/>
+        </w:rPr>
+        <w:t>本次</w:t>
+      </w:r>
+      <w:r>
+        <w:t>开发对应的</w:t>
+      </w:r>
+      <w:r>
+        <w:rPr>
+          <w:rFonts w:hint="eastAsia"/>
+        </w:rPr>
+        <w:t>上线</w:t>
+      </w:r>
+      <w:r>
+        <w:t>项目说明</w:t>
+      </w:r>
+    </w:p>
+    <w:p>
+      <w:r>
+        <w:rPr>
+          <w:rFonts w:hint="eastAsia"/>
+        </w:rPr>
+        <w:t>本次</w:t>
+      </w:r>
+      <w:r>
+        <w:t>功能主要针对上线项目，因此</w:t>
+      </w:r>
+      <w:r>
+        <w:rPr>
+          <w:rFonts w:hint="eastAsia"/>
+        </w:rPr>
+        <w:t>应</w:t>
+      </w:r>
+      <w:r>
+        <w:t>重点测试上线的场景</w:t>
+      </w:r>
+      <w:r>
+        <w:rPr>
+          <w:rFonts w:hint="eastAsia"/>
+        </w:rPr>
+        <w:t>：</w:t>
+      </w:r>
+    </w:p>
+    <w:p>
+      <w:pPr>
+        <w:pStyle w:val="a7"/>
+        <w:numPr>
+          <w:ilvl w:val="0"/>
+          <w:numId w:val="45"/>
+        </w:numPr>
+        <w:ind w:firstLineChars="0"/>
+        <w:rPr>
+          <w:rFonts w:hint="eastAsia"/>
+        </w:rPr>
+      </w:pPr>
+      <w:r>
+        <w:rPr>
+          <w:rFonts w:hint="eastAsia"/>
+        </w:rPr>
+        <w:t>sdb</w:t>
+      </w:r>
+      <w:r>
+        <w:rPr>
+          <w:rFonts w:hint="eastAsia"/>
+        </w:rPr>
+        <w:t>打开</w:t>
+      </w:r>
+      <w:r>
+        <w:rPr>
+          <w:rFonts w:hint="eastAsia"/>
+        </w:rPr>
+        <w:t>allrecord + record time</w:t>
+      </w:r>
+    </w:p>
+    <w:p>
+      <w:pPr>
+        <w:ind w:left="651" w:firstLineChars="50" w:firstLine="105"/>
+      </w:pPr>
+      <w:r>
+        <w:t>db.updateConf( { replicafullrecordon: true, replicarecordtimeon: true} )</w:t>
+      </w:r>
+    </w:p>
+    <w:p/>
+    <w:p>
+      <w:pPr>
+        <w:pStyle w:val="a7"/>
+        <w:numPr>
+          <w:ilvl w:val="0"/>
+          <w:numId w:val="45"/>
+        </w:numPr>
+        <w:ind w:firstLineChars="0"/>
+      </w:pPr>
+      <w:r>
+        <w:rPr>
+          <w:rFonts w:hint="eastAsia"/>
+        </w:rPr>
+        <w:t>sdb</w:t>
+      </w:r>
+      <w:r>
+        <w:t>指定</w:t>
+      </w:r>
+      <w:r>
+        <w:t>replSize</w:t>
+      </w:r>
+      <w:r>
+        <w:t>为</w:t>
+      </w:r>
+      <w:r>
+        <w:t>-1</w:t>
+      </w:r>
+      <w:r>
+        <w:rPr>
+          <w:rFonts w:hint="eastAsia"/>
+        </w:rPr>
+        <w:t>，</w:t>
+      </w:r>
+      <w:r>
+        <w:t>即所有节点写成功才返回成功。</w:t>
+      </w:r>
+    </w:p>
+    <w:p>
+      <w:pPr>
+        <w:pStyle w:val="a7"/>
+        <w:ind w:left="777" w:firstLineChars="0" w:firstLine="0"/>
+      </w:pPr>
+    </w:p>
+    <w:p>
+      <w:pPr>
+        <w:pStyle w:val="a7"/>
+        <w:numPr>
+          <w:ilvl w:val="0"/>
+          <w:numId w:val="45"/>
+        </w:numPr>
+        <w:ind w:firstLineChars="0"/>
+      </w:pPr>
+      <w:r>
+        <w:rPr>
+          <w:rFonts w:hint="eastAsia"/>
+        </w:rPr>
+        <w:t>sdb</w:t>
+      </w:r>
+      <w:r>
+        <w:rPr>
+          <w:rFonts w:hint="eastAsia"/>
+        </w:rPr>
+        <w:t>打开日志</w:t>
+      </w:r>
+      <w:r>
+        <w:t>归档功能</w:t>
+      </w:r>
+    </w:p>
+    <w:p>
+      <w:pPr>
+        <w:pStyle w:val="a7"/>
+        <w:numPr>
+          <w:ilvl w:val="0"/>
+          <w:numId w:val="46"/>
+        </w:numPr>
+        <w:ind w:firstLineChars="0"/>
+      </w:pPr>
+      <w:r>
+        <w:rPr>
+          <w:rFonts w:hint="eastAsia"/>
+        </w:rPr>
+        <w:t>只对数据组</w:t>
+      </w:r>
+      <w:r>
+        <w:t>中的某</w:t>
+      </w:r>
+      <w:r>
+        <w:rPr>
+          <w:rFonts w:hint="eastAsia"/>
+        </w:rPr>
+        <w:t>一个</w:t>
+      </w:r>
+      <w:r>
+        <w:t>节点开启日志归档</w:t>
+      </w:r>
+      <w:r>
+        <w:rPr>
+          <w:rFonts w:hint="eastAsia"/>
+        </w:rPr>
+        <w:t>功能</w:t>
+      </w:r>
+    </w:p>
+    <w:p>
+      <w:pPr>
+        <w:pStyle w:val="a7"/>
+        <w:numPr>
+          <w:ilvl w:val="0"/>
+          <w:numId w:val="46"/>
+        </w:numPr>
+        <w:ind w:firstLineChars="0"/>
+      </w:pPr>
+      <w:r>
+        <w:t>Archiveexpired</w:t>
+      </w:r>
+      <w:r>
+        <w:rPr>
+          <w:rFonts w:hint="eastAsia"/>
+        </w:rPr>
+        <w:t>：</w:t>
+      </w:r>
+      <w:r>
+        <w:t>设置为</w:t>
+      </w:r>
+      <w:r>
+        <w:rPr>
+          <w:rFonts w:hint="eastAsia"/>
+        </w:rPr>
+        <w:t>0</w:t>
+      </w:r>
+      <w:r>
+        <w:rPr>
+          <w:rFonts w:hint="eastAsia"/>
+        </w:rPr>
+        <w:t>。</w:t>
+      </w:r>
+      <w:r>
+        <w:t>不删除过期归档日志</w:t>
+      </w:r>
+    </w:p>
+    <w:p>
+      <w:pPr>
+        <w:pStyle w:val="a7"/>
+        <w:numPr>
+          <w:ilvl w:val="0"/>
+          <w:numId w:val="46"/>
+        </w:numPr>
+        <w:ind w:firstLineChars="0"/>
+      </w:pPr>
+      <w:r>
+        <w:t>Archivequota</w:t>
+      </w:r>
+      <w:r>
+        <w:rPr>
+          <w:rFonts w:hint="eastAsia"/>
+        </w:rPr>
+        <w:t>：</w:t>
+      </w:r>
+      <w:r>
+        <w:t>设置为</w:t>
+      </w:r>
+      <w:r>
+        <w:rPr>
+          <w:rFonts w:hint="eastAsia"/>
+        </w:rPr>
+        <w:t>0</w:t>
+      </w:r>
+      <w:r>
+        <w:rPr>
+          <w:rFonts w:hint="eastAsia"/>
+        </w:rPr>
+        <w:t>。</w:t>
+      </w:r>
+      <w:r>
+        <w:t>不设置</w:t>
+      </w:r>
+      <w:r>
+        <w:rPr>
+          <w:rFonts w:hint="eastAsia"/>
+        </w:rPr>
+        <w:t>配额</w:t>
+      </w:r>
+    </w:p>
+    <w:p>
+      <w:pPr>
+        <w:pStyle w:val="a7"/>
+        <w:numPr>
+          <w:ilvl w:val="0"/>
+          <w:numId w:val="46"/>
+        </w:numPr>
+        <w:ind w:firstLineChars="0"/>
+        <w:rPr>
+          <w:color w:val="FF0000"/>
+        </w:rPr>
+      </w:pPr>
+      <w:r>
+        <w:rPr>
+          <w:color w:val="FF0000"/>
+        </w:rPr>
+        <w:t>Archivetimeout</w:t>
+      </w:r>
+      <w:r>
+        <w:rPr>
+          <w:rFonts w:hint="eastAsia"/>
+          <w:color w:val="FF0000"/>
+        </w:rPr>
+        <w:t>：</w:t>
+      </w:r>
+      <w:r>
+        <w:rPr>
+          <w:color w:val="FF0000"/>
+        </w:rPr>
+        <w:t>归档超时设置为</w:t>
+      </w:r>
+      <w:r>
+        <w:rPr>
+          <w:rFonts w:hint="eastAsia"/>
+          <w:color w:val="FF0000"/>
+        </w:rPr>
+        <w:t>多少</w:t>
+      </w:r>
+      <w:r>
+        <w:rPr>
+          <w:color w:val="FF0000"/>
+        </w:rPr>
+        <w:t>？待定</w:t>
+      </w:r>
+    </w:p>
+    <w:p>
+      <w:pPr>
+        <w:pStyle w:val="a7"/>
+        <w:numPr>
+          <w:ilvl w:val="0"/>
+          <w:numId w:val="46"/>
+        </w:numPr>
+        <w:ind w:firstLineChars="0"/>
+        <w:rPr>
+          <w:rFonts w:hint="eastAsia"/>
+          <w:color w:val="FF0000"/>
+        </w:rPr>
+      </w:pPr>
+      <w:r>
+        <w:rPr>
+          <w:color w:val="FF0000"/>
+        </w:rPr>
+        <w:t>Archivecompresson</w:t>
+      </w:r>
+      <w:r>
+        <w:rPr>
+          <w:rFonts w:hint="eastAsia"/>
+          <w:color w:val="FF0000"/>
+        </w:rPr>
+        <w:t>：</w:t>
+      </w:r>
+      <w:r>
+        <w:rPr>
+          <w:color w:val="FF0000"/>
+        </w:rPr>
+        <w:t>是否开启压缩</w:t>
+      </w:r>
+    </w:p>
+    <w:p>
+      <w:pPr>
+        <w:rPr>
+          <w:rFonts w:hint="eastAsia"/>
+        </w:rPr>
+      </w:pPr>
+    </w:p>
+    <w:p>
+      <w:pPr>
+        <w:pStyle w:val="a7"/>
+        <w:numPr>
+          <w:ilvl w:val="0"/>
+          <w:numId w:val="45"/>
+        </w:numPr>
+        <w:ind w:firstLineChars="0"/>
+      </w:pPr>
+      <w:r>
+        <w:t>s</w:t>
+      </w:r>
+      <w:r>
+        <w:rPr>
+          <w:rFonts w:hint="eastAsia"/>
+        </w:rPr>
+        <w:t>dbreplay</w:t>
+      </w:r>
+      <w:r>
+        <w:rPr>
+          <w:rFonts w:hint="eastAsia"/>
+        </w:rPr>
+        <w:t>工具</w:t>
+      </w:r>
+      <w:r>
+        <w:t>使用</w:t>
+      </w:r>
+      <w:r>
+        <w:t>status</w:t>
+      </w:r>
+      <w:r>
+        <w:t>文件、</w:t>
+      </w:r>
+      <w:r>
+        <w:t>watch</w:t>
+      </w:r>
+      <w:r>
+        <w:rPr>
+          <w:rFonts w:hint="eastAsia"/>
+        </w:rPr>
+        <w:t>功能</w:t>
+      </w:r>
+      <w:r>
+        <w:t>、</w:t>
+      </w:r>
+      <w:r>
+        <w:rPr>
+          <w:rFonts w:hint="eastAsia"/>
+        </w:rPr>
+        <w:t>使用</w:t>
+      </w:r>
+      <w:r>
+        <w:t>outputconf</w:t>
+      </w:r>
+      <w:r>
+        <w:rPr>
+          <w:rFonts w:hint="eastAsia"/>
+        </w:rPr>
+        <w:t>配置生成</w:t>
+      </w:r>
+      <w:r>
+        <w:t>DB2LOAD</w:t>
+      </w:r>
+      <w:r>
+        <w:rPr>
+          <w:rFonts w:hint="eastAsia"/>
+        </w:rPr>
+        <w:t>类型文件</w:t>
+      </w:r>
+      <w:r>
+        <w:t>、后台</w:t>
+      </w:r>
+      <w:r>
+        <w:t>daemon</w:t>
+      </w:r>
+      <w:r>
+        <w:t>模式运行</w:t>
+      </w:r>
+      <w:r>
+        <w:rPr>
+          <w:rFonts w:hint="eastAsia"/>
+        </w:rPr>
+        <w:t>。</w:t>
+      </w:r>
+      <w:r>
+        <w:rPr>
+          <w:rFonts w:hint="eastAsia"/>
+        </w:rPr>
+        <w:t xml:space="preserve"> </w:t>
+      </w:r>
+      <w:r>
+        <w:t>Intervalnum</w:t>
+      </w:r>
+      <w:r>
+        <w:rPr>
+          <w:rFonts w:hint="eastAsia"/>
+        </w:rPr>
+        <w:t>可以</w:t>
+      </w:r>
+      <w:r>
+        <w:t>适量调大</w:t>
+      </w:r>
+      <w:r>
+        <w:rPr>
+          <w:rFonts w:hint="eastAsia"/>
+        </w:rPr>
+        <w:t>。</w:t>
+      </w:r>
+    </w:p>
+    <w:p>
+      <w:pPr>
+        <w:rPr>
+          <w:rFonts w:hint="eastAsia"/>
+        </w:rPr>
+      </w:pPr>
+    </w:p>
+    <w:p>
+      <w:pPr>
+        <w:pStyle w:val="a7"/>
+        <w:numPr>
+          <w:ilvl w:val="0"/>
+          <w:numId w:val="45"/>
+        </w:numPr>
+        <w:ind w:firstLineChars="0"/>
+        <w:rPr>
+          <w:rFonts w:hint="eastAsia"/>
+        </w:rPr>
+      </w:pPr>
+      <w:r>
+        <w:rPr>
+          <w:rFonts w:hint="eastAsia"/>
+          <w:b/>
+          <w:color w:val="FF0000"/>
+        </w:rPr>
+        <w:t>回放</w:t>
+      </w:r>
+      <w:r>
+        <w:rPr>
+          <w:b/>
+          <w:color w:val="FF0000"/>
+        </w:rPr>
+        <w:t>后是否删除</w:t>
+      </w:r>
+      <w:r>
+        <w:rPr>
+          <w:rFonts w:hint="eastAsia"/>
+          <w:b/>
+          <w:color w:val="FF0000"/>
+        </w:rPr>
+        <w:t>归档</w:t>
+      </w:r>
+      <w:r>
+        <w:rPr>
+          <w:b/>
+          <w:color w:val="FF0000"/>
+        </w:rPr>
+        <w:t>文件？</w:t>
+      </w:r>
+      <w:r>
+        <w:rPr>
+          <w:rFonts w:hint="eastAsia"/>
+        </w:rPr>
+        <w:t xml:space="preserve"> </w:t>
+      </w:r>
+      <w:r>
+        <w:t>S</w:t>
+      </w:r>
+      <w:r>
+        <w:rPr>
+          <w:rFonts w:hint="eastAsia"/>
+        </w:rPr>
+        <w:t>db</w:t>
+      </w:r>
+      <w:r>
+        <w:t>在做归档时，当遇到</w:t>
+      </w:r>
+      <w:r>
+        <w:t>move</w:t>
+      </w:r>
+      <w:r>
+        <w:t>操作，</w:t>
+      </w:r>
+      <w:r>
+        <w:rPr>
+          <w:rFonts w:hint="eastAsia"/>
+        </w:rPr>
+        <w:t>还会将</w:t>
+      </w:r>
+      <w:r>
+        <w:t>已归档的文件</w:t>
+      </w:r>
+      <w:r>
+        <w:t>archivelog.&lt;LogicalFileId&gt;</w:t>
+      </w:r>
+      <w:r>
+        <w:t>重命名为</w:t>
+      </w:r>
+      <w:r>
+        <w:t>archivelog.&lt;LogicalFileId&gt;.m</w:t>
+      </w:r>
+      <w:r>
+        <w:rPr>
+          <w:rFonts w:hint="eastAsia"/>
+        </w:rPr>
+        <w:t>。这样</w:t>
+      </w:r>
+      <w:r>
+        <w:t>归档文件的清除就不好处理了。</w:t>
+      </w:r>
+      <w:r>
+        <w:t>S</w:t>
+      </w:r>
+      <w:r>
+        <w:rPr>
+          <w:rFonts w:hint="eastAsia"/>
+        </w:rPr>
+        <w:t>dbreplay</w:t>
+      </w:r>
+      <w:r>
+        <w:t>不能删除归档文件，因为不知道</w:t>
+      </w:r>
+      <w:r>
+        <w:rPr>
+          <w:rFonts w:hint="eastAsia"/>
+        </w:rPr>
+        <w:t>sdb</w:t>
+      </w:r>
+      <w:r>
+        <w:t xml:space="preserve"> move</w:t>
+      </w:r>
+      <w:r>
+        <w:t>的时候还要不要这个文件；</w:t>
+      </w:r>
+      <w:r>
+        <w:rPr>
+          <w:rFonts w:hint="eastAsia"/>
+        </w:rPr>
+        <w:t>sdb</w:t>
+      </w:r>
+      <w:r>
+        <w:t>归档也不能</w:t>
+      </w:r>
+      <w:r>
+        <w:rPr>
+          <w:rFonts w:hint="eastAsia"/>
+        </w:rPr>
+        <w:t>删除</w:t>
+      </w:r>
+      <w:r>
+        <w:t>归档文件，因为不知道回放工具回放完了没有</w:t>
+      </w:r>
+    </w:p>
+    <w:p>
+      <w:pPr>
+        <w:rPr>
+          <w:rFonts w:hint="eastAsia"/>
+        </w:rPr>
+      </w:pPr>
+    </w:p>
     <w:p>
       <w:pPr>
         <w:pStyle w:val="2"/>
@@ -4969,7 +5952,7 @@
             <w:pPr>
               <w:ind w:left="0"/>
               <w:rPr>
-                <w:rFonts w:eastAsiaTheme="minorEastAsia" w:hint="eastAsia"/>
+                <w:rFonts w:eastAsiaTheme="minorEastAsia"/>
               </w:rPr>
             </w:pPr>
             <w:r>
@@ -4994,22 +5977,192 @@
               <w:rPr>
                 <w:rFonts w:eastAsiaTheme="minorEastAsia"/>
               </w:rPr>
-              <w:t>操作时，文件中的记录</w:t>
-            </w:r>
-            <w:r>
-              <w:rPr>
-                <w:rFonts w:eastAsiaTheme="minorEastAsia" w:hint="eastAsia"/>
-              </w:rPr>
-              <w:t>时间不是</w:t>
-            </w:r>
-            <w:r>
-              <w:rPr>
-                <w:rFonts w:eastAsiaTheme="minorEastAsia"/>
-              </w:rPr>
-              <w:t>递增的。</w:t>
+              <w:t>操作时，</w:t>
+            </w:r>
+            <w:r>
+              <w:rPr>
+                <w:rFonts w:eastAsiaTheme="minorEastAsia" w:hint="eastAsia"/>
+              </w:rPr>
+              <w:t>此时</w:t>
+            </w:r>
+            <w:r>
+              <w:rPr>
+                <w:rFonts w:eastAsiaTheme="minorEastAsia"/>
+              </w:rPr>
+              <w:t>要回滚</w:t>
+            </w:r>
+            <w:r>
+              <w:rPr>
+                <w:rFonts w:eastAsiaTheme="minorEastAsia" w:hint="eastAsia"/>
+              </w:rPr>
+              <w:t>之前</w:t>
+            </w:r>
+            <w:r>
+              <w:rPr>
+                <w:rFonts w:eastAsiaTheme="minorEastAsia"/>
+              </w:rPr>
+              <w:t>回放过的日志，</w:t>
+            </w:r>
+            <w:r>
+              <w:rPr>
+                <w:rFonts w:eastAsiaTheme="minorEastAsia" w:hint="eastAsia"/>
+              </w:rPr>
+              <w:t>所以输出</w:t>
+            </w:r>
+            <w:r>
+              <w:rPr>
+                <w:rFonts w:eastAsiaTheme="minorEastAsia"/>
+              </w:rPr>
+              <w:t>文件中</w:t>
+            </w:r>
+            <w:r>
+              <w:rPr>
+                <w:rFonts w:eastAsiaTheme="minorEastAsia"/>
+              </w:rPr>
+              <w:t>记录</w:t>
+            </w:r>
+            <w:r>
+              <w:rPr>
+                <w:rFonts w:eastAsiaTheme="minorEastAsia" w:hint="eastAsia"/>
+              </w:rPr>
+              <w:t>的</w:t>
             </w:r>
             <w:bookmarkStart w:id="0" w:name="_GoBack"/>
             <w:bookmarkEnd w:id="0"/>
+            <w:r>
+              <w:rPr>
+                <w:rFonts w:eastAsiaTheme="minorEastAsia" w:hint="eastAsia"/>
+              </w:rPr>
+              <w:t>时间不是</w:t>
+            </w:r>
+            <w:r>
+              <w:rPr>
+                <w:rFonts w:eastAsiaTheme="minorEastAsia"/>
+              </w:rPr>
+              <w:t>递增的。</w:t>
+            </w:r>
+          </w:p>
+        </w:tc>
+      </w:tr>
+      <w:tr>
+        <w:tc>
+          <w:tcPr>
+            <w:tcW w:w="885" w:type="dxa"/>
+            <w:tcBorders>
+              <w:top w:val="single" w:sz="4" w:space="0" w:color="000000" w:themeColor="text1"/>
+              <w:left w:val="single" w:sz="4" w:space="0" w:color="000000" w:themeColor="text1"/>
+              <w:bottom w:val="single" w:sz="4" w:space="0" w:color="000000" w:themeColor="text1"/>
+              <w:right w:val="single" w:sz="4" w:space="0" w:color="000000" w:themeColor="text1"/>
+            </w:tcBorders>
+          </w:tcPr>
+          <w:p>
+            <w:pPr>
+              <w:ind w:left="0"/>
+            </w:pPr>
+          </w:p>
+        </w:tc>
+        <w:tc>
+          <w:tcPr>
+            <w:tcW w:w="2552" w:type="dxa"/>
+            <w:tcBorders>
+              <w:top w:val="single" w:sz="4" w:space="0" w:color="000000" w:themeColor="text1"/>
+              <w:left w:val="single" w:sz="4" w:space="0" w:color="000000" w:themeColor="text1"/>
+              <w:bottom w:val="single" w:sz="4" w:space="0" w:color="000000" w:themeColor="text1"/>
+              <w:right w:val="single" w:sz="4" w:space="0" w:color="000000" w:themeColor="text1"/>
+            </w:tcBorders>
+          </w:tcPr>
+          <w:p>
+            <w:pPr>
+              <w:ind w:left="0"/>
+            </w:pPr>
+          </w:p>
+        </w:tc>
+        <w:tc>
+          <w:tcPr>
+            <w:tcW w:w="4728" w:type="dxa"/>
+            <w:tcBorders>
+              <w:top w:val="single" w:sz="4" w:space="0" w:color="000000" w:themeColor="text1"/>
+              <w:left w:val="single" w:sz="4" w:space="0" w:color="000000" w:themeColor="text1"/>
+              <w:bottom w:val="single" w:sz="4" w:space="0" w:color="000000" w:themeColor="text1"/>
+              <w:right w:val="single" w:sz="4" w:space="0" w:color="000000" w:themeColor="text1"/>
+            </w:tcBorders>
+          </w:tcPr>
+          <w:p>
+            <w:pPr>
+              <w:ind w:left="0"/>
+              <w:rPr>
+                <w:rFonts w:eastAsiaTheme="minorEastAsia" w:hint="eastAsia"/>
+              </w:rPr>
+            </w:pPr>
+            <w:r>
+              <w:rPr>
+                <w:rFonts w:eastAsiaTheme="minorEastAsia" w:hint="eastAsia"/>
+              </w:rPr>
+              <w:t>当</w:t>
+            </w:r>
+            <w:r>
+              <w:rPr>
+                <w:rFonts w:eastAsiaTheme="minorEastAsia"/>
+              </w:rPr>
+              <w:t>发生</w:t>
+            </w:r>
+            <w:r>
+              <w:rPr>
+                <w:rFonts w:eastAsiaTheme="minorEastAsia"/>
+              </w:rPr>
+              <w:t>split</w:t>
+            </w:r>
+            <w:r>
+              <w:rPr>
+                <w:rFonts w:eastAsiaTheme="minorEastAsia"/>
+              </w:rPr>
+              <w:t>操作时</w:t>
+            </w:r>
+            <w:r>
+              <w:rPr>
+                <w:rFonts w:eastAsiaTheme="minorEastAsia" w:hint="eastAsia"/>
+              </w:rPr>
+              <w:t>，</w:t>
+            </w:r>
+            <w:r>
+              <w:rPr>
+                <w:rFonts w:eastAsiaTheme="minorEastAsia" w:hint="eastAsia"/>
+              </w:rPr>
+              <w:t>如果目标复制组的归档日志先被重放而后源复制组的归档日志才被重放，那</w:t>
+            </w:r>
+            <w:r>
+              <w:rPr>
+                <w:rFonts w:eastAsiaTheme="minorEastAsia" w:hint="eastAsia"/>
+              </w:rPr>
+              <w:lastRenderedPageBreak/>
+              <w:t>么迁移的那部分数据重放时先插入后被删除，导致数据丢失。</w:t>
+            </w:r>
+            <w:r>
+              <w:rPr>
+                <w:rFonts w:eastAsiaTheme="minorEastAsia" w:hint="eastAsia"/>
+              </w:rPr>
+              <w:t>（如果用户</w:t>
+            </w:r>
+            <w:r>
+              <w:rPr>
+                <w:rFonts w:eastAsiaTheme="minorEastAsia"/>
+              </w:rPr>
+              <w:t>根据操作时间来导入的话，则</w:t>
+            </w:r>
+            <w:r>
+              <w:rPr>
+                <w:rFonts w:eastAsiaTheme="minorEastAsia"/>
+                <w:b/>
+                <w:color w:val="FF0000"/>
+              </w:rPr>
+              <w:t>肯定会被误删</w:t>
+            </w:r>
+            <w:r>
+              <w:rPr>
+                <w:rFonts w:eastAsiaTheme="minorEastAsia" w:hint="eastAsia"/>
+              </w:rPr>
+              <w:t>）</w:t>
+            </w:r>
           </w:p>
         </w:tc>
       </w:tr>
@@ -5168,7 +6321,7 @@
         <w:t xml:space="preserve">sdbreplay </w:t>
       </w:r>
       <w:r>
-        <w:t>--type replica --path /home/mount/sequoiadb/data/20000/replicalog/ --dump true --filter '{ "CL": [ "test.test1" ], "OP": ["insert", "update", "delete"] , "MinLSN": 385800, "MaxLSN": 386000}'</w:t>
+        <w:t>--type replica --path /home/mount/sequoiadb/data/20000/replicalog/ --dump true --filter '{ "CL": [ "test.test1" ], "OP": ["insert", "update", "delete"] , "MinLSN": 385800}'</w:t>
       </w:r>
     </w:p>
     <w:p>
@@ -5204,7 +6357,13 @@
         <w:ind w:left="0"/>
       </w:pPr>
       <w:r>
-        <w:t>sdbreplay --type replica --path /home/mount/sequoiadb/data/20000/replicalog/ --filter '{ "CL": [ "test.test1" ], "OP": ["insert", "update", "delete"], "MinLSN": 385800, "MaxLSN": 386000 }' --outputconf /home/mount/sequoiadb/replay/output.conf  --status /home/mount/sequoiadb/replay/1.status</w:t>
+        <w:t xml:space="preserve">sdbreplay --type replica --path /home/mount/sequoiadb/data/20000/replicalog/ --filter '{ "CL": [ "test.test1" ], "OP": ["insert", "update", </w:t>
+      </w:r>
+      <w:r>
+        <w:t>"delete"], "MinLSN": 385800</w:t>
+      </w:r>
+      <w:r>
+        <w:t>}' --outputconf /home/mount/sequoiadb/replay/output.conf  --status /home/mount/sequoiadb/replay/1.status</w:t>
       </w:r>
     </w:p>
     <w:tbl>
@@ -5631,7 +6790,6 @@
               <w:rPr>
                 <w:rFonts w:eastAsiaTheme="minorEastAsia" w:hint="eastAsia"/>
               </w:rPr>
-              <w:lastRenderedPageBreak/>
               <w:t>2</w:t>
             </w:r>
           </w:p>
@@ -6360,6 +7518,7 @@
               <w:rPr>
                 <w:rFonts w:eastAsiaTheme="minorEastAsia" w:hint="eastAsia"/>
               </w:rPr>
+              <w:lastRenderedPageBreak/>
               <w:t>查看</w:t>
             </w:r>
             <w:r>
@@ -6391,6 +7550,7 @@
               <w:rPr>
                 <w:rFonts w:eastAsiaTheme="minorEastAsia" w:hint="eastAsia"/>
               </w:rPr>
+              <w:lastRenderedPageBreak/>
               <w:t>可以</w:t>
             </w:r>
             <w:r>
@@ -6424,6 +7584,7 @@
               <w:rPr>
                 <w:rFonts w:eastAsiaTheme="minorEastAsia" w:hint="eastAsia"/>
               </w:rPr>
+              <w:lastRenderedPageBreak/>
               <w:t>5</w:t>
             </w:r>
           </w:p>
@@ -7290,6 +8451,95 @@
 <file path=word/numbering.xml><?xml version="1.0" encoding="utf-8"?>
 <w:numbering xmlns:wpc="http://schemas.microsoft.com/office/word/2010/wordprocessingCanvas" xmlns:cx="http://schemas.microsoft.com/office/drawing/2014/chartex" xmlns:mc="http://schemas.openxmlformats.org/markup-compatibility/2006" xmlns:o="urn:schemas-microsoft-com:office:office" xmlns:r="http://schemas.openxmlformats.org/officeDocument/2006/relationships" xmlns:m="http://schemas.openxmlformats.org/officeDocument/2006/math" xmlns:v="urn:schemas-microsoft-com:vml" xmlns:wp14="http://schemas.microsoft.com/office/word/2010/wordprocessingDrawing" xmlns:wp="http://schemas.openxmlformats.org/drawingml/2006/wordprocessingDrawing" xmlns:w10="urn:schemas-microsoft-com:office:word" xmlns:w="http://schemas.openxmlformats.org/wordprocessingml/2006/main" xmlns:w14="http://schemas.microsoft.com/office/word/2010/wordml" xmlns:w15="http://schemas.microsoft.com/office/word/2012/wordml" xmlns:w16se="http://schemas.microsoft.com/office/word/2015/wordml/symex" xmlns:wpg="http://schemas.microsoft.com/office/word/2010/wordprocessingGroup" xmlns:wpi="http://schemas.microsoft.com/office/word/2010/wordprocessingInk" xmlns:wne="http://schemas.microsoft.com/office/word/2006/wordml" xmlns:wps="http://schemas.microsoft.com/office/word/2010/wordprocessingShape" mc:Ignorable="w14 w15 w16se wp14">
   <w:abstractNum w:abstractNumId="0" w15:restartNumberingAfterBreak="0">
+    <w:nsid w:val="02ED7CC8"/>
+    <w:multiLevelType w:val="hybridMultilevel"/>
+    <w:tmpl w:val="29CAAD52"/>
+    <w:lvl w:ilvl="0" w:tplc="9D7049B6">
+      <w:start w:val="1"/>
+      <w:numFmt w:val="decimal"/>
+      <w:lvlText w:val="%1、"/>
+      <w:lvlJc w:val="left"/>
+      <w:pPr>
+        <w:ind w:left="717" w:hanging="360"/>
+      </w:pPr>
+      <w:rPr>
+        <w:rFonts w:hint="default"/>
+      </w:rPr>
+    </w:lvl>
+    <w:lvl w:ilvl="1" w:tplc="04090019" w:tentative="1">
+      <w:start w:val="1"/>
+      <w:numFmt w:val="lowerLetter"/>
+      <w:lvlText w:val="%2)"/>
+      <w:lvlJc w:val="left"/>
+      <w:pPr>
+        <w:ind w:left="1197" w:hanging="420"/>
+      </w:pPr>
+    </w:lvl>
+    <w:lvl w:ilvl="2" w:tplc="0409001B" w:tentative="1">
+      <w:start w:val="1"/>
+      <w:numFmt w:val="lowerRoman"/>
+      <w:lvlText w:val="%3."/>
+      <w:lvlJc w:val="right"/>
+      <w:pPr>
+        <w:ind w:left="1617" w:hanging="420"/>
+      </w:pPr>
+    </w:lvl>
+    <w:lvl w:ilvl="3" w:tplc="0409000F" w:tentative="1">
+      <w:start w:val="1"/>
+      <w:numFmt w:val="decimal"/>
+      <w:lvlText w:val="%4."/>
+      <w:lvlJc w:val="left"/>
+      <w:pPr>
+        <w:ind w:left="2037" w:hanging="420"/>
+      </w:pPr>
+    </w:lvl>
+    <w:lvl w:ilvl="4" w:tplc="04090019" w:tentative="1">
+      <w:start w:val="1"/>
+      <w:numFmt w:val="lowerLetter"/>
+      <w:lvlText w:val="%5)"/>
+      <w:lvlJc w:val="left"/>
+      <w:pPr>
+        <w:ind w:left="2457" w:hanging="420"/>
+      </w:pPr>
+    </w:lvl>
+    <w:lvl w:ilvl="5" w:tplc="0409001B" w:tentative="1">
+      <w:start w:val="1"/>
+      <w:numFmt w:val="lowerRoman"/>
+      <w:lvlText w:val="%6."/>
+      <w:lvlJc w:val="right"/>
+      <w:pPr>
+        <w:ind w:left="2877" w:hanging="420"/>
+      </w:pPr>
+    </w:lvl>
+    <w:lvl w:ilvl="6" w:tplc="0409000F" w:tentative="1">
+      <w:start w:val="1"/>
+      <w:numFmt w:val="decimal"/>
+      <w:lvlText w:val="%7."/>
+      <w:lvlJc w:val="left"/>
+      <w:pPr>
+        <w:ind w:left="3297" w:hanging="420"/>
+      </w:pPr>
+    </w:lvl>
+    <w:lvl w:ilvl="7" w:tplc="04090019" w:tentative="1">
+      <w:start w:val="1"/>
+      <w:numFmt w:val="lowerLetter"/>
+      <w:lvlText w:val="%8)"/>
+      <w:lvlJc w:val="left"/>
+      <w:pPr>
+        <w:ind w:left="3717" w:hanging="420"/>
+      </w:pPr>
+    </w:lvl>
+    <w:lvl w:ilvl="8" w:tplc="0409001B" w:tentative="1">
+      <w:start w:val="1"/>
+      <w:numFmt w:val="lowerRoman"/>
+      <w:lvlText w:val="%9."/>
+      <w:lvlJc w:val="right"/>
+      <w:pPr>
+        <w:ind w:left="4137" w:hanging="420"/>
+      </w:pPr>
+    </w:lvl>
+  </w:abstractNum>
+  <w:abstractNum w:abstractNumId="1" w15:restartNumberingAfterBreak="0">
     <w:nsid w:val="04D51358"/>
     <w:multiLevelType w:val="hybridMultilevel"/>
     <w:tmpl w:val="C95C6DFC"/>
@@ -7378,7 +8628,7 @@
       </w:pPr>
     </w:lvl>
   </w:abstractNum>
-  <w:abstractNum w:abstractNumId="1" w15:restartNumberingAfterBreak="0">
+  <w:abstractNum w:abstractNumId="2" w15:restartNumberingAfterBreak="0">
     <w:nsid w:val="159D60A7"/>
     <w:multiLevelType w:val="hybridMultilevel"/>
     <w:tmpl w:val="72EC65D2"/>
@@ -7467,7 +8717,120 @@
       </w:pPr>
     </w:lvl>
   </w:abstractNum>
-  <w:abstractNum w:abstractNumId="2" w15:restartNumberingAfterBreak="0">
+  <w:abstractNum w:abstractNumId="3" w15:restartNumberingAfterBreak="0">
+    <w:nsid w:val="1B1C32F9"/>
+    <w:multiLevelType w:val="hybridMultilevel"/>
+    <w:tmpl w:val="78FE45E6"/>
+    <w:lvl w:ilvl="0" w:tplc="04090001">
+      <w:start w:val="1"/>
+      <w:numFmt w:val="bullet"/>
+      <w:lvlText w:val=""/>
+      <w:lvlJc w:val="left"/>
+      <w:pPr>
+        <w:ind w:left="1197" w:hanging="420"/>
+      </w:pPr>
+      <w:rPr>
+        <w:rFonts w:ascii="Wingdings" w:hAnsi="Wingdings" w:hint="default"/>
+      </w:rPr>
+    </w:lvl>
+    <w:lvl w:ilvl="1" w:tplc="04090003" w:tentative="1">
+      <w:start w:val="1"/>
+      <w:numFmt w:val="bullet"/>
+      <w:lvlText w:val=""/>
+      <w:lvlJc w:val="left"/>
+      <w:pPr>
+        <w:ind w:left="1617" w:hanging="420"/>
+      </w:pPr>
+      <w:rPr>
+        <w:rFonts w:ascii="Wingdings" w:hAnsi="Wingdings" w:hint="default"/>
+      </w:rPr>
+    </w:lvl>
+    <w:lvl w:ilvl="2" w:tplc="04090005" w:tentative="1">
+      <w:start w:val="1"/>
+      <w:numFmt w:val="bullet"/>
+      <w:lvlText w:val=""/>
+      <w:lvlJc w:val="left"/>
+      <w:pPr>
+        <w:ind w:left="2037" w:hanging="420"/>
+      </w:pPr>
+      <w:rPr>
+        <w:rFonts w:ascii="Wingdings" w:hAnsi="Wingdings" w:hint="default"/>
+      </w:rPr>
+    </w:lvl>
+    <w:lvl w:ilvl="3" w:tplc="04090001" w:tentative="1">
+      <w:start w:val="1"/>
+      <w:numFmt w:val="bullet"/>
+      <w:lvlText w:val=""/>
+      <w:lvlJc w:val="left"/>
+      <w:pPr>
+        <w:ind w:left="2457" w:hanging="420"/>
+      </w:pPr>
+      <w:rPr>
+        <w:rFonts w:ascii="Wingdings" w:hAnsi="Wingdings" w:hint="default"/>
+      </w:rPr>
+    </w:lvl>
+    <w:lvl w:ilvl="4" w:tplc="04090003" w:tentative="1">
+      <w:start w:val="1"/>
+      <w:numFmt w:val="bullet"/>
+      <w:lvlText w:val=""/>
+      <w:lvlJc w:val="left"/>
+      <w:pPr>
+        <w:ind w:left="2877" w:hanging="420"/>
+      </w:pPr>
+      <w:rPr>
+        <w:rFonts w:ascii="Wingdings" w:hAnsi="Wingdings" w:hint="default"/>
+      </w:rPr>
+    </w:lvl>
+    <w:lvl w:ilvl="5" w:tplc="04090005" w:tentative="1">
+      <w:start w:val="1"/>
+      <w:numFmt w:val="bullet"/>
+      <w:lvlText w:val=""/>
+      <w:lvlJc w:val="left"/>
+      <w:pPr>
+        <w:ind w:left="3297" w:hanging="420"/>
+      </w:pPr>
+      <w:rPr>
+        <w:rFonts w:ascii="Wingdings" w:hAnsi="Wingdings" w:hint="default"/>
+      </w:rPr>
+    </w:lvl>
+    <w:lvl w:ilvl="6" w:tplc="04090001" w:tentative="1">
+      <w:start w:val="1"/>
+      <w:numFmt w:val="bullet"/>
+      <w:lvlText w:val=""/>
+      <w:lvlJc w:val="left"/>
+      <w:pPr>
+        <w:ind w:left="3717" w:hanging="420"/>
+      </w:pPr>
+      <w:rPr>
+        <w:rFonts w:ascii="Wingdings" w:hAnsi="Wingdings" w:hint="default"/>
+      </w:rPr>
+    </w:lvl>
+    <w:lvl w:ilvl="7" w:tplc="04090003" w:tentative="1">
+      <w:start w:val="1"/>
+      <w:numFmt w:val="bullet"/>
+      <w:lvlText w:val=""/>
+      <w:lvlJc w:val="left"/>
+      <w:pPr>
+        <w:ind w:left="4137" w:hanging="420"/>
+      </w:pPr>
+      <w:rPr>
+        <w:rFonts w:ascii="Wingdings" w:hAnsi="Wingdings" w:hint="default"/>
+      </w:rPr>
+    </w:lvl>
+    <w:lvl w:ilvl="8" w:tplc="04090005" w:tentative="1">
+      <w:start w:val="1"/>
+      <w:numFmt w:val="bullet"/>
+      <w:lvlText w:val=""/>
+      <w:lvlJc w:val="left"/>
+      <w:pPr>
+        <w:ind w:left="4557" w:hanging="420"/>
+      </w:pPr>
+      <w:rPr>
+        <w:rFonts w:ascii="Wingdings" w:hAnsi="Wingdings" w:hint="default"/>
+      </w:rPr>
+    </w:lvl>
+  </w:abstractNum>
+  <w:abstractNum w:abstractNumId="4" w15:restartNumberingAfterBreak="0">
     <w:nsid w:val="1B7B77C4"/>
     <w:multiLevelType w:val="hybridMultilevel"/>
     <w:tmpl w:val="B6C65D44"/>
@@ -7580,7 +8943,7 @@
       </w:rPr>
     </w:lvl>
   </w:abstractNum>
-  <w:abstractNum w:abstractNumId="3" w15:restartNumberingAfterBreak="0">
+  <w:abstractNum w:abstractNumId="5" w15:restartNumberingAfterBreak="0">
     <w:nsid w:val="1CDD0C39"/>
     <w:multiLevelType w:val="hybridMultilevel"/>
     <w:tmpl w:val="EC0E8238"/>
@@ -7669,7 +9032,7 @@
       </w:pPr>
     </w:lvl>
   </w:abstractNum>
-  <w:abstractNum w:abstractNumId="4" w15:restartNumberingAfterBreak="0">
+  <w:abstractNum w:abstractNumId="6" w15:restartNumberingAfterBreak="0">
     <w:nsid w:val="20CD1F2F"/>
     <w:multiLevelType w:val="hybridMultilevel"/>
     <w:tmpl w:val="3EF82A2E"/>
@@ -7758,7 +9121,7 @@
       </w:pPr>
     </w:lvl>
   </w:abstractNum>
-  <w:abstractNum w:abstractNumId="5" w15:restartNumberingAfterBreak="0">
+  <w:abstractNum w:abstractNumId="7" w15:restartNumberingAfterBreak="0">
     <w:nsid w:val="22501AA3"/>
     <w:multiLevelType w:val="hybridMultilevel"/>
     <w:tmpl w:val="5FC467DA"/>
@@ -7869,7 +9232,7 @@
       </w:pPr>
     </w:lvl>
   </w:abstractNum>
-  <w:abstractNum w:abstractNumId="6" w15:restartNumberingAfterBreak="0">
+  <w:abstractNum w:abstractNumId="8" w15:restartNumberingAfterBreak="0">
     <w:nsid w:val="23EC5C36"/>
     <w:multiLevelType w:val="hybridMultilevel"/>
     <w:tmpl w:val="3338448C"/>
@@ -7979,7 +9342,7 @@
       </w:pPr>
     </w:lvl>
   </w:abstractNum>
-  <w:abstractNum w:abstractNumId="7" w15:restartNumberingAfterBreak="0">
+  <w:abstractNum w:abstractNumId="9" w15:restartNumberingAfterBreak="0">
     <w:nsid w:val="26084B86"/>
     <w:multiLevelType w:val="hybridMultilevel"/>
     <w:tmpl w:val="38B4C048"/>
@@ -8089,7 +9452,7 @@
       </w:pPr>
     </w:lvl>
   </w:abstractNum>
-  <w:abstractNum w:abstractNumId="8" w15:restartNumberingAfterBreak="0">
+  <w:abstractNum w:abstractNumId="10" w15:restartNumberingAfterBreak="0">
     <w:nsid w:val="2A6A5809"/>
     <w:multiLevelType w:val="hybridMultilevel"/>
     <w:tmpl w:val="3872ED2A"/>
@@ -8178,7 +9541,7 @@
       </w:pPr>
     </w:lvl>
   </w:abstractNum>
-  <w:abstractNum w:abstractNumId="9" w15:restartNumberingAfterBreak="0">
+  <w:abstractNum w:abstractNumId="11" w15:restartNumberingAfterBreak="0">
     <w:nsid w:val="2A6F2237"/>
     <w:multiLevelType w:val="hybridMultilevel"/>
     <w:tmpl w:val="C42C72BE"/>
@@ -8264,7 +9627,7 @@
       </w:pPr>
     </w:lvl>
   </w:abstractNum>
-  <w:abstractNum w:abstractNumId="10" w15:restartNumberingAfterBreak="0">
+  <w:abstractNum w:abstractNumId="12" w15:restartNumberingAfterBreak="0">
     <w:nsid w:val="2A955D84"/>
     <w:multiLevelType w:val="hybridMultilevel"/>
     <w:tmpl w:val="9278A53E"/>
@@ -8377,7 +9740,7 @@
       </w:pPr>
     </w:lvl>
   </w:abstractNum>
-  <w:abstractNum w:abstractNumId="11" w15:restartNumberingAfterBreak="0">
+  <w:abstractNum w:abstractNumId="13" w15:restartNumberingAfterBreak="0">
     <w:nsid w:val="2D334BA5"/>
     <w:multiLevelType w:val="hybridMultilevel"/>
     <w:tmpl w:val="C6A65A7A"/>
@@ -8466,7 +9829,7 @@
       </w:pPr>
     </w:lvl>
   </w:abstractNum>
-  <w:abstractNum w:abstractNumId="12" w15:restartNumberingAfterBreak="0">
+  <w:abstractNum w:abstractNumId="14" w15:restartNumberingAfterBreak="0">
     <w:nsid w:val="2DE02AF8"/>
     <w:multiLevelType w:val="hybridMultilevel"/>
     <w:tmpl w:val="65F8658A"/>
@@ -8552,7 +9915,7 @@
       </w:pPr>
     </w:lvl>
   </w:abstractNum>
-  <w:abstractNum w:abstractNumId="13" w15:restartNumberingAfterBreak="0">
+  <w:abstractNum w:abstractNumId="15" w15:restartNumberingAfterBreak="0">
     <w:nsid w:val="3F137F73"/>
     <w:multiLevelType w:val="hybridMultilevel"/>
     <w:tmpl w:val="B290D78C"/>
@@ -8641,7 +10004,7 @@
       </w:pPr>
     </w:lvl>
   </w:abstractNum>
-  <w:abstractNum w:abstractNumId="14" w15:restartNumberingAfterBreak="0">
+  <w:abstractNum w:abstractNumId="16" w15:restartNumberingAfterBreak="0">
     <w:nsid w:val="41075AFD"/>
     <w:multiLevelType w:val="hybridMultilevel"/>
     <w:tmpl w:val="E7A660CA"/>
@@ -8751,7 +10114,185 @@
       </w:pPr>
     </w:lvl>
   </w:abstractNum>
-  <w:abstractNum w:abstractNumId="15" w15:restartNumberingAfterBreak="0">
+  <w:abstractNum w:abstractNumId="17" w15:restartNumberingAfterBreak="0">
+    <w:nsid w:val="472D447B"/>
+    <w:multiLevelType w:val="hybridMultilevel"/>
+    <w:tmpl w:val="A81A9752"/>
+    <w:lvl w:ilvl="0" w:tplc="9D7049B6">
+      <w:start w:val="1"/>
+      <w:numFmt w:val="decimal"/>
+      <w:lvlText w:val="%1、"/>
+      <w:lvlJc w:val="left"/>
+      <w:pPr>
+        <w:ind w:left="777" w:hanging="420"/>
+      </w:pPr>
+      <w:rPr>
+        <w:rFonts w:hint="default"/>
+      </w:rPr>
+    </w:lvl>
+    <w:lvl w:ilvl="1" w:tplc="04090019" w:tentative="1">
+      <w:start w:val="1"/>
+      <w:numFmt w:val="lowerLetter"/>
+      <w:lvlText w:val="%2)"/>
+      <w:lvlJc w:val="left"/>
+      <w:pPr>
+        <w:ind w:left="1197" w:hanging="420"/>
+      </w:pPr>
+    </w:lvl>
+    <w:lvl w:ilvl="2" w:tplc="0409001B" w:tentative="1">
+      <w:start w:val="1"/>
+      <w:numFmt w:val="lowerRoman"/>
+      <w:lvlText w:val="%3."/>
+      <w:lvlJc w:val="right"/>
+      <w:pPr>
+        <w:ind w:left="1617" w:hanging="420"/>
+      </w:pPr>
+    </w:lvl>
+    <w:lvl w:ilvl="3" w:tplc="0409000F" w:tentative="1">
+      <w:start w:val="1"/>
+      <w:numFmt w:val="decimal"/>
+      <w:lvlText w:val="%4."/>
+      <w:lvlJc w:val="left"/>
+      <w:pPr>
+        <w:ind w:left="2037" w:hanging="420"/>
+      </w:pPr>
+    </w:lvl>
+    <w:lvl w:ilvl="4" w:tplc="04090019" w:tentative="1">
+      <w:start w:val="1"/>
+      <w:numFmt w:val="lowerLetter"/>
+      <w:lvlText w:val="%5)"/>
+      <w:lvlJc w:val="left"/>
+      <w:pPr>
+        <w:ind w:left="2457" w:hanging="420"/>
+      </w:pPr>
+    </w:lvl>
+    <w:lvl w:ilvl="5" w:tplc="0409001B" w:tentative="1">
+      <w:start w:val="1"/>
+      <w:numFmt w:val="lowerRoman"/>
+      <w:lvlText w:val="%6."/>
+      <w:lvlJc w:val="right"/>
+      <w:pPr>
+        <w:ind w:left="2877" w:hanging="420"/>
+      </w:pPr>
+    </w:lvl>
+    <w:lvl w:ilvl="6" w:tplc="0409000F" w:tentative="1">
+      <w:start w:val="1"/>
+      <w:numFmt w:val="decimal"/>
+      <w:lvlText w:val="%7."/>
+      <w:lvlJc w:val="left"/>
+      <w:pPr>
+        <w:ind w:left="3297" w:hanging="420"/>
+      </w:pPr>
+    </w:lvl>
+    <w:lvl w:ilvl="7" w:tplc="04090019" w:tentative="1">
+      <w:start w:val="1"/>
+      <w:numFmt w:val="lowerLetter"/>
+      <w:lvlText w:val="%8)"/>
+      <w:lvlJc w:val="left"/>
+      <w:pPr>
+        <w:ind w:left="3717" w:hanging="420"/>
+      </w:pPr>
+    </w:lvl>
+    <w:lvl w:ilvl="8" w:tplc="0409001B" w:tentative="1">
+      <w:start w:val="1"/>
+      <w:numFmt w:val="lowerRoman"/>
+      <w:lvlText w:val="%9."/>
+      <w:lvlJc w:val="right"/>
+      <w:pPr>
+        <w:ind w:left="4137" w:hanging="420"/>
+      </w:pPr>
+    </w:lvl>
+  </w:abstractNum>
+  <w:abstractNum w:abstractNumId="18" w15:restartNumberingAfterBreak="0">
+    <w:nsid w:val="483D1993"/>
+    <w:multiLevelType w:val="hybridMultilevel"/>
+    <w:tmpl w:val="B51C64CC"/>
+    <w:lvl w:ilvl="0" w:tplc="9D7049B6">
+      <w:start w:val="1"/>
+      <w:numFmt w:val="decimal"/>
+      <w:lvlText w:val="%1、"/>
+      <w:lvlJc w:val="left"/>
+      <w:pPr>
+        <w:ind w:left="1074" w:hanging="360"/>
+      </w:pPr>
+      <w:rPr>
+        <w:rFonts w:hint="default"/>
+      </w:rPr>
+    </w:lvl>
+    <w:lvl w:ilvl="1" w:tplc="04090019" w:tentative="1">
+      <w:start w:val="1"/>
+      <w:numFmt w:val="lowerLetter"/>
+      <w:lvlText w:val="%2)"/>
+      <w:lvlJc w:val="left"/>
+      <w:pPr>
+        <w:ind w:left="1197" w:hanging="420"/>
+      </w:pPr>
+    </w:lvl>
+    <w:lvl w:ilvl="2" w:tplc="0409001B" w:tentative="1">
+      <w:start w:val="1"/>
+      <w:numFmt w:val="lowerRoman"/>
+      <w:lvlText w:val="%3."/>
+      <w:lvlJc w:val="right"/>
+      <w:pPr>
+        <w:ind w:left="1617" w:hanging="420"/>
+      </w:pPr>
+    </w:lvl>
+    <w:lvl w:ilvl="3" w:tplc="0409000F" w:tentative="1">
+      <w:start w:val="1"/>
+      <w:numFmt w:val="decimal"/>
+      <w:lvlText w:val="%4."/>
+      <w:lvlJc w:val="left"/>
+      <w:pPr>
+        <w:ind w:left="2037" w:hanging="420"/>
+      </w:pPr>
+    </w:lvl>
+    <w:lvl w:ilvl="4" w:tplc="04090019" w:tentative="1">
+      <w:start w:val="1"/>
+      <w:numFmt w:val="lowerLetter"/>
+      <w:lvlText w:val="%5)"/>
+      <w:lvlJc w:val="left"/>
+      <w:pPr>
+        <w:ind w:left="2457" w:hanging="420"/>
+      </w:pPr>
+    </w:lvl>
+    <w:lvl w:ilvl="5" w:tplc="0409001B" w:tentative="1">
+      <w:start w:val="1"/>
+      <w:numFmt w:val="lowerRoman"/>
+      <w:lvlText w:val="%6."/>
+      <w:lvlJc w:val="right"/>
+      <w:pPr>
+        <w:ind w:left="2877" w:hanging="420"/>
+      </w:pPr>
+    </w:lvl>
+    <w:lvl w:ilvl="6" w:tplc="0409000F" w:tentative="1">
+      <w:start w:val="1"/>
+      <w:numFmt w:val="decimal"/>
+      <w:lvlText w:val="%7."/>
+      <w:lvlJc w:val="left"/>
+      <w:pPr>
+        <w:ind w:left="3297" w:hanging="420"/>
+      </w:pPr>
+    </w:lvl>
+    <w:lvl w:ilvl="7" w:tplc="04090019" w:tentative="1">
+      <w:start w:val="1"/>
+      <w:numFmt w:val="lowerLetter"/>
+      <w:lvlText w:val="%8)"/>
+      <w:lvlJc w:val="left"/>
+      <w:pPr>
+        <w:ind w:left="3717" w:hanging="420"/>
+      </w:pPr>
+    </w:lvl>
+    <w:lvl w:ilvl="8" w:tplc="0409001B" w:tentative="1">
+      <w:start w:val="1"/>
+      <w:numFmt w:val="lowerRoman"/>
+      <w:lvlText w:val="%9."/>
+      <w:lvlJc w:val="right"/>
+      <w:pPr>
+        <w:ind w:left="4137" w:hanging="420"/>
+      </w:pPr>
+    </w:lvl>
+  </w:abstractNum>
+  <w:abstractNum w:abstractNumId="19" w15:restartNumberingAfterBreak="0">
     <w:nsid w:val="485E706D"/>
     <w:multiLevelType w:val="hybridMultilevel"/>
     <w:tmpl w:val="D9D678B4"/>
@@ -8840,7 +10381,7 @@
       </w:pPr>
     </w:lvl>
   </w:abstractNum>
-  <w:abstractNum w:abstractNumId="16" w15:restartNumberingAfterBreak="0">
+  <w:abstractNum w:abstractNumId="20" w15:restartNumberingAfterBreak="0">
     <w:nsid w:val="4922693C"/>
     <w:multiLevelType w:val="hybridMultilevel"/>
     <w:tmpl w:val="05AE6472"/>
@@ -8953,7 +10494,7 @@
       </w:rPr>
     </w:lvl>
   </w:abstractNum>
-  <w:abstractNum w:abstractNumId="17" w15:restartNumberingAfterBreak="0">
+  <w:abstractNum w:abstractNumId="21" w15:restartNumberingAfterBreak="0">
     <w:nsid w:val="49AB7220"/>
     <w:multiLevelType w:val="hybridMultilevel"/>
     <w:tmpl w:val="EAF2C34A"/>
@@ -9066,7 +10607,7 @@
       </w:rPr>
     </w:lvl>
   </w:abstractNum>
-  <w:abstractNum w:abstractNumId="18" w15:restartNumberingAfterBreak="0">
+  <w:abstractNum w:abstractNumId="22" w15:restartNumberingAfterBreak="0">
     <w:nsid w:val="4AED1F1A"/>
     <w:multiLevelType w:val="hybridMultilevel"/>
     <w:tmpl w:val="471428A8"/>
@@ -9155,7 +10696,7 @@
       </w:pPr>
     </w:lvl>
   </w:abstractNum>
-  <w:abstractNum w:abstractNumId="19" w15:restartNumberingAfterBreak="0">
+  <w:abstractNum w:abstractNumId="23" w15:restartNumberingAfterBreak="0">
     <w:nsid w:val="51794944"/>
     <w:multiLevelType w:val="hybridMultilevel"/>
     <w:tmpl w:val="ECC4E416"/>
@@ -9244,7 +10785,7 @@
       </w:pPr>
     </w:lvl>
   </w:abstractNum>
-  <w:abstractNum w:abstractNumId="20" w15:restartNumberingAfterBreak="0">
+  <w:abstractNum w:abstractNumId="24" w15:restartNumberingAfterBreak="0">
     <w:nsid w:val="52653458"/>
     <w:multiLevelType w:val="hybridMultilevel"/>
     <w:tmpl w:val="DD024B82"/>
@@ -9333,7 +10874,7 @@
       </w:pPr>
     </w:lvl>
   </w:abstractNum>
-  <w:abstractNum w:abstractNumId="21" w15:restartNumberingAfterBreak="0">
+  <w:abstractNum w:abstractNumId="25" w15:restartNumberingAfterBreak="0">
     <w:nsid w:val="54F44D6D"/>
     <w:multiLevelType w:val="hybridMultilevel"/>
     <w:tmpl w:val="294004A4"/>
@@ -9446,7 +10987,7 @@
       </w:pPr>
     </w:lvl>
   </w:abstractNum>
-  <w:abstractNum w:abstractNumId="22" w15:restartNumberingAfterBreak="0">
+  <w:abstractNum w:abstractNumId="26" w15:restartNumberingAfterBreak="0">
     <w:nsid w:val="552C3525"/>
     <w:multiLevelType w:val="hybridMultilevel"/>
     <w:tmpl w:val="F8C8B422"/>
@@ -9535,7 +11076,7 @@
       </w:pPr>
     </w:lvl>
   </w:abstractNum>
-  <w:abstractNum w:abstractNumId="23" w15:restartNumberingAfterBreak="0">
+  <w:abstractNum w:abstractNumId="27" w15:restartNumberingAfterBreak="0">
     <w:nsid w:val="589E00D2"/>
     <w:multiLevelType w:val="hybridMultilevel"/>
     <w:tmpl w:val="712282AA"/>
@@ -9646,7 +11187,7 @@
       </w:pPr>
     </w:lvl>
   </w:abstractNum>
-  <w:abstractNum w:abstractNumId="24" w15:restartNumberingAfterBreak="0">
+  <w:abstractNum w:abstractNumId="28" w15:restartNumberingAfterBreak="0">
     <w:nsid w:val="5EFD57DF"/>
     <w:multiLevelType w:val="hybridMultilevel"/>
     <w:tmpl w:val="8102A72C"/>
@@ -9732,7 +11273,7 @@
       </w:pPr>
     </w:lvl>
   </w:abstractNum>
-  <w:abstractNum w:abstractNumId="25" w15:restartNumberingAfterBreak="0">
+  <w:abstractNum w:abstractNumId="29" w15:restartNumberingAfterBreak="0">
     <w:nsid w:val="60741492"/>
     <w:multiLevelType w:val="hybridMultilevel"/>
     <w:tmpl w:val="ABA8C116"/>
@@ -9821,7 +11362,7 @@
       </w:pPr>
     </w:lvl>
   </w:abstractNum>
-  <w:abstractNum w:abstractNumId="26" w15:restartNumberingAfterBreak="0">
+  <w:abstractNum w:abstractNumId="30" w15:restartNumberingAfterBreak="0">
     <w:nsid w:val="63BA1AC4"/>
     <w:multiLevelType w:val="hybridMultilevel"/>
     <w:tmpl w:val="B5EEF1EC"/>
@@ -9910,7 +11451,7 @@
       </w:pPr>
     </w:lvl>
   </w:abstractNum>
-  <w:abstractNum w:abstractNumId="27" w15:restartNumberingAfterBreak="0">
+  <w:abstractNum w:abstractNumId="31" w15:restartNumberingAfterBreak="0">
     <w:nsid w:val="66BE49EC"/>
     <w:multiLevelType w:val="hybridMultilevel"/>
     <w:tmpl w:val="75EEBADE"/>
@@ -9999,7 +11540,7 @@
       </w:pPr>
     </w:lvl>
   </w:abstractNum>
-  <w:abstractNum w:abstractNumId="28" w15:restartNumberingAfterBreak="0">
+  <w:abstractNum w:abstractNumId="32" w15:restartNumberingAfterBreak="0">
     <w:nsid w:val="67C35F57"/>
     <w:multiLevelType w:val="hybridMultilevel"/>
     <w:tmpl w:val="9AE25B1A"/>
@@ -10088,7 +11629,7 @@
       </w:pPr>
     </w:lvl>
   </w:abstractNum>
-  <w:abstractNum w:abstractNumId="29" w15:restartNumberingAfterBreak="0">
+  <w:abstractNum w:abstractNumId="33" w15:restartNumberingAfterBreak="0">
     <w:nsid w:val="6B420927"/>
     <w:multiLevelType w:val="hybridMultilevel"/>
     <w:tmpl w:val="9800D3EA"/>
@@ -10198,7 +11739,7 @@
       </w:pPr>
     </w:lvl>
   </w:abstractNum>
-  <w:abstractNum w:abstractNumId="30" w15:restartNumberingAfterBreak="0">
+  <w:abstractNum w:abstractNumId="34" w15:restartNumberingAfterBreak="0">
     <w:nsid w:val="6C511EC7"/>
     <w:multiLevelType w:val="hybridMultilevel"/>
     <w:tmpl w:val="3BAC85A6"/>
@@ -10308,7 +11849,7 @@
       </w:pPr>
     </w:lvl>
   </w:abstractNum>
-  <w:abstractNum w:abstractNumId="31" w15:restartNumberingAfterBreak="0">
+  <w:abstractNum w:abstractNumId="35" w15:restartNumberingAfterBreak="0">
     <w:nsid w:val="704D0D01"/>
     <w:multiLevelType w:val="hybridMultilevel"/>
     <w:tmpl w:val="B5EEF1EC"/>
@@ -10397,7 +11938,7 @@
       </w:pPr>
     </w:lvl>
   </w:abstractNum>
-  <w:abstractNum w:abstractNumId="32" w15:restartNumberingAfterBreak="0">
+  <w:abstractNum w:abstractNumId="36" w15:restartNumberingAfterBreak="0">
     <w:nsid w:val="72491801"/>
     <w:multiLevelType w:val="hybridMultilevel"/>
     <w:tmpl w:val="46FC89DC"/>
@@ -10483,7 +12024,7 @@
       </w:pPr>
     </w:lvl>
   </w:abstractNum>
-  <w:abstractNum w:abstractNumId="33" w15:restartNumberingAfterBreak="0">
+  <w:abstractNum w:abstractNumId="37" w15:restartNumberingAfterBreak="0">
     <w:nsid w:val="737B11B1"/>
     <w:multiLevelType w:val="hybridMultilevel"/>
     <w:tmpl w:val="98EE768A"/>
@@ -10569,7 +12110,7 @@
       </w:pPr>
     </w:lvl>
   </w:abstractNum>
-  <w:abstractNum w:abstractNumId="34" w15:restartNumberingAfterBreak="0">
+  <w:abstractNum w:abstractNumId="38" w15:restartNumberingAfterBreak="0">
     <w:nsid w:val="754940D7"/>
     <w:multiLevelType w:val="hybridMultilevel"/>
     <w:tmpl w:val="29646340"/>
@@ -10658,7 +12199,7 @@
       </w:pPr>
     </w:lvl>
   </w:abstractNum>
-  <w:abstractNum w:abstractNumId="35" w15:restartNumberingAfterBreak="0">
+  <w:abstractNum w:abstractNumId="39" w15:restartNumberingAfterBreak="0">
     <w:nsid w:val="7B140A86"/>
     <w:multiLevelType w:val="hybridMultilevel"/>
     <w:tmpl w:val="C908D8F8"/>
@@ -10769,10 +12310,10 @@
     </w:lvl>
   </w:abstractNum>
   <w:num w:numId="1">
-    <w:abstractNumId w:val="5"/>
+    <w:abstractNumId w:val="7"/>
   </w:num>
   <w:num w:numId="2">
-    <w:abstractNumId w:val="23"/>
+    <w:abstractNumId w:val="27"/>
     <w:lvlOverride w:ilvl="0">
       <w:startOverride w:val="1"/>
     </w:lvlOverride>
@@ -10802,7 +12343,7 @@
     </w:lvlOverride>
   </w:num>
   <w:num w:numId="3">
-    <w:abstractNumId w:val="14"/>
+    <w:abstractNumId w:val="16"/>
     <w:lvlOverride w:ilvl="0">
       <w:startOverride w:val="1"/>
     </w:lvlOverride>
@@ -10832,7 +12373,7 @@
     </w:lvlOverride>
   </w:num>
   <w:num w:numId="4">
-    <w:abstractNumId w:val="10"/>
+    <w:abstractNumId w:val="12"/>
     <w:lvlOverride w:ilvl="0"/>
     <w:lvlOverride w:ilvl="1">
       <w:startOverride w:val="1"/>
@@ -10860,7 +12401,7 @@
     </w:lvlOverride>
   </w:num>
   <w:num w:numId="5">
-    <w:abstractNumId w:val="21"/>
+    <w:abstractNumId w:val="25"/>
     <w:lvlOverride w:ilvl="0"/>
     <w:lvlOverride w:ilvl="1">
       <w:startOverride w:val="1"/>
@@ -10888,7 +12429,7 @@
     </w:lvlOverride>
   </w:num>
   <w:num w:numId="6">
-    <w:abstractNumId w:val="30"/>
+    <w:abstractNumId w:val="34"/>
     <w:lvlOverride w:ilvl="0">
       <w:startOverride w:val="1"/>
     </w:lvlOverride>
@@ -10918,7 +12459,7 @@
     </w:lvlOverride>
   </w:num>
   <w:num w:numId="7">
-    <w:abstractNumId w:val="29"/>
+    <w:abstractNumId w:val="33"/>
     <w:lvlOverride w:ilvl="0">
       <w:startOverride w:val="1"/>
     </w:lvlOverride>
@@ -10948,7 +12489,7 @@
     </w:lvlOverride>
   </w:num>
   <w:num w:numId="8">
-    <w:abstractNumId w:val="7"/>
+    <w:abstractNumId w:val="9"/>
     <w:lvlOverride w:ilvl="0">
       <w:startOverride w:val="1"/>
     </w:lvlOverride>
@@ -10978,7 +12519,7 @@
     </w:lvlOverride>
   </w:num>
   <w:num w:numId="9">
-    <w:abstractNumId w:val="35"/>
+    <w:abstractNumId w:val="39"/>
     <w:lvlOverride w:ilvl="0">
       <w:startOverride w:val="1"/>
     </w:lvlOverride>
@@ -11008,7 +12549,7 @@
     </w:lvlOverride>
   </w:num>
   <w:num w:numId="10">
-    <w:abstractNumId w:val="6"/>
+    <w:abstractNumId w:val="8"/>
     <w:lvlOverride w:ilvl="0">
       <w:startOverride w:val="1"/>
     </w:lvlOverride>
@@ -11038,25 +12579,25 @@
     </w:lvlOverride>
   </w:num>
   <w:num w:numId="11">
-    <w:abstractNumId w:val="10"/>
+    <w:abstractNumId w:val="12"/>
   </w:num>
   <w:num w:numId="12">
+    <w:abstractNumId w:val="9"/>
+  </w:num>
+  <w:num w:numId="13">
     <w:abstractNumId w:val="7"/>
   </w:num>
-  <w:num w:numId="13">
-    <w:abstractNumId w:val="5"/>
-  </w:num>
   <w:num w:numId="14">
-    <w:abstractNumId w:val="33"/>
+    <w:abstractNumId w:val="37"/>
   </w:num>
   <w:num w:numId="15">
-    <w:abstractNumId w:val="23"/>
+    <w:abstractNumId w:val="27"/>
   </w:num>
   <w:num w:numId="16">
-    <w:abstractNumId w:val="12"/>
+    <w:abstractNumId w:val="14"/>
   </w:num>
   <w:num w:numId="17">
-    <w:abstractNumId w:val="23"/>
+    <w:abstractNumId w:val="27"/>
     <w:lvlOverride w:ilvl="0">
       <w:startOverride w:val="1"/>
     </w:lvlOverride>
@@ -11086,10 +12627,10 @@
     </w:lvlOverride>
   </w:num>
   <w:num w:numId="18">
-    <w:abstractNumId w:val="16"/>
+    <w:abstractNumId w:val="20"/>
   </w:num>
   <w:num w:numId="19">
-    <w:abstractNumId w:val="23"/>
+    <w:abstractNumId w:val="27"/>
     <w:lvlOverride w:ilvl="0">
       <w:startOverride w:val="1"/>
     </w:lvlOverride>
@@ -11119,73 +12660,85 @@
     </w:lvlOverride>
   </w:num>
   <w:num w:numId="20">
+    <w:abstractNumId w:val="19"/>
+  </w:num>
+  <w:num w:numId="21">
+    <w:abstractNumId w:val="11"/>
+  </w:num>
+  <w:num w:numId="22">
+    <w:abstractNumId w:val="36"/>
+  </w:num>
+  <w:num w:numId="23">
+    <w:abstractNumId w:val="5"/>
+  </w:num>
+  <w:num w:numId="24">
+    <w:abstractNumId w:val="2"/>
+  </w:num>
+  <w:num w:numId="25">
+    <w:abstractNumId w:val="22"/>
+  </w:num>
+  <w:num w:numId="26">
+    <w:abstractNumId w:val="38"/>
+  </w:num>
+  <w:num w:numId="27">
+    <w:abstractNumId w:val="32"/>
+  </w:num>
+  <w:num w:numId="28">
+    <w:abstractNumId w:val="1"/>
+  </w:num>
+  <w:num w:numId="29">
+    <w:abstractNumId w:val="13"/>
+  </w:num>
+  <w:num w:numId="30">
+    <w:abstractNumId w:val="10"/>
+  </w:num>
+  <w:num w:numId="31">
     <w:abstractNumId w:val="15"/>
   </w:num>
-  <w:num w:numId="21">
-    <w:abstractNumId w:val="9"/>
+  <w:num w:numId="32">
+    <w:abstractNumId w:val="6"/>
   </w:num>
-  <w:num w:numId="22">
-    <w:abstractNumId w:val="32"/>
+  <w:num w:numId="33">
+    <w:abstractNumId w:val="26"/>
   </w:num>
-  <w:num w:numId="23">
-    <w:abstractNumId w:val="3"/>
+  <w:num w:numId="34">
+    <w:abstractNumId w:val="31"/>
   </w:num>
-  <w:num w:numId="24">
-    <w:abstractNumId w:val="1"/>
+  <w:num w:numId="35">
+    <w:abstractNumId w:val="23"/>
   </w:num>
-  <w:num w:numId="25">
+  <w:num w:numId="36">
+    <w:abstractNumId w:val="30"/>
+  </w:num>
+  <w:num w:numId="37">
+    <w:abstractNumId w:val="29"/>
+  </w:num>
+  <w:num w:numId="38">
+    <w:abstractNumId w:val="24"/>
+  </w:num>
+  <w:num w:numId="39">
+    <w:abstractNumId w:val="28"/>
+  </w:num>
+  <w:num w:numId="40">
+    <w:abstractNumId w:val="21"/>
+  </w:num>
+  <w:num w:numId="41">
+    <w:abstractNumId w:val="4"/>
+  </w:num>
+  <w:num w:numId="42">
+    <w:abstractNumId w:val="35"/>
+  </w:num>
+  <w:num w:numId="43">
+    <w:abstractNumId w:val="0"/>
+  </w:num>
+  <w:num w:numId="44">
     <w:abstractNumId w:val="18"/>
   </w:num>
-  <w:num w:numId="26">
-    <w:abstractNumId w:val="34"/>
-  </w:num>
-  <w:num w:numId="27">
-    <w:abstractNumId w:val="28"/>
-  </w:num>
-  <w:num w:numId="28">
-    <w:abstractNumId w:val="0"/>
-  </w:num>
-  <w:num w:numId="29">
-    <w:abstractNumId w:val="11"/>
-  </w:num>
-  <w:num w:numId="30">
-    <w:abstractNumId w:val="8"/>
-  </w:num>
-  <w:num w:numId="31">
-    <w:abstractNumId w:val="13"/>
-  </w:num>
-  <w:num w:numId="32">
-    <w:abstractNumId w:val="4"/>
-  </w:num>
-  <w:num w:numId="33">
-    <w:abstractNumId w:val="22"/>
-  </w:num>
-  <w:num w:numId="34">
-    <w:abstractNumId w:val="27"/>
-  </w:num>
-  <w:num w:numId="35">
-    <w:abstractNumId w:val="19"/>
-  </w:num>
-  <w:num w:numId="36">
-    <w:abstractNumId w:val="26"/>
-  </w:num>
-  <w:num w:numId="37">
-    <w:abstractNumId w:val="25"/>
-  </w:num>
-  <w:num w:numId="38">
-    <w:abstractNumId w:val="20"/>
-  </w:num>
-  <w:num w:numId="39">
-    <w:abstractNumId w:val="24"/>
-  </w:num>
-  <w:num w:numId="40">
+  <w:num w:numId="45">
     <w:abstractNumId w:val="17"/>
   </w:num>
-  <w:num w:numId="41">
-    <w:abstractNumId w:val="2"/>
-  </w:num>
-  <w:num w:numId="42">
-    <w:abstractNumId w:val="31"/>
+  <w:num w:numId="46">
+    <w:abstractNumId w:val="3"/>
   </w:num>
 </w:numbering>
 </file>

--- a/internal_doc/03.开发设计/sdbreplay/Story-sdbreplay支持格式化输出.docx
+++ b/internal_doc/03.开发设计/sdbreplay/Story-sdbreplay支持格式化输出.docx
@@ -245,7 +245,7 @@
         <w:pStyle w:val="a7"/>
         <w:numPr>
           <w:ilvl w:val="0"/>
-          <w:numId w:val="38"/>
+          <w:numId w:val="7"/>
         </w:numPr>
         <w:ind w:firstLineChars="0"/>
         <w:rPr>
@@ -335,7 +335,7 @@
         <w:pStyle w:val="a7"/>
         <w:numPr>
           <w:ilvl w:val="0"/>
-          <w:numId w:val="38"/>
+          <w:numId w:val="7"/>
         </w:numPr>
         <w:ind w:firstLineChars="0"/>
         <w:rPr>
@@ -397,7 +397,7 @@
         <w:pStyle w:val="a7"/>
         <w:numPr>
           <w:ilvl w:val="0"/>
-          <w:numId w:val="38"/>
+          <w:numId w:val="7"/>
         </w:numPr>
         <w:ind w:firstLineChars="0"/>
         <w:rPr>
@@ -527,7 +527,7 @@
         <w:pStyle w:val="a7"/>
         <w:numPr>
           <w:ilvl w:val="0"/>
-          <w:numId w:val="38"/>
+          <w:numId w:val="7"/>
         </w:numPr>
         <w:ind w:firstLineChars="0"/>
         <w:rPr>
@@ -1035,7 +1035,7 @@
             <w:pPr>
               <w:ind w:left="0"/>
               <w:rPr>
-                <w:rFonts w:eastAsiaTheme="minorEastAsia" w:hint="eastAsia"/>
+                <w:rFonts w:eastAsiaTheme="minorEastAsia"/>
               </w:rPr>
             </w:pPr>
             <w:r>
@@ -1054,7 +1054,7 @@
             <w:pPr>
               <w:ind w:left="0"/>
               <w:rPr>
-                <w:rFonts w:eastAsiaTheme="minorEastAsia" w:hint="eastAsia"/>
+                <w:rFonts w:eastAsiaTheme="minorEastAsia"/>
               </w:rPr>
             </w:pPr>
             <w:r>
@@ -1097,7 +1097,7 @@
             <w:pPr>
               <w:ind w:left="0"/>
               <w:rPr>
-                <w:rFonts w:eastAsiaTheme="minorEastAsia" w:hint="eastAsia"/>
+                <w:rFonts w:eastAsiaTheme="minorEastAsia"/>
               </w:rPr>
             </w:pPr>
             <w:r>
@@ -1116,7 +1116,7 @@
             <w:pPr>
               <w:ind w:left="0"/>
               <w:rPr>
-                <w:rFonts w:eastAsiaTheme="minorEastAsia" w:hint="eastAsia"/>
+                <w:rFonts w:eastAsiaTheme="minorEastAsia"/>
               </w:rPr>
             </w:pPr>
             <w:r>
@@ -1135,7 +1135,7 @@
             <w:pPr>
               <w:ind w:left="0"/>
               <w:rPr>
-                <w:rFonts w:eastAsiaTheme="minorEastAsia" w:hint="eastAsia"/>
+                <w:rFonts w:eastAsiaTheme="minorEastAsia"/>
               </w:rPr>
             </w:pPr>
             <w:r>
@@ -3698,9 +3698,6 @@
     <w:p>
       <w:pPr>
         <w:ind w:left="0"/>
-        <w:rPr>
-          <w:rFonts w:hint="eastAsia"/>
-        </w:rPr>
       </w:pPr>
     </w:p>
     <w:p>
@@ -3718,6 +3715,14 @@
       </w:r>
     </w:p>
     <w:p>
+      <w:pPr>
+        <w:pStyle w:val="a7"/>
+        <w:numPr>
+          <w:ilvl w:val="0"/>
+          <w:numId w:val="12"/>
+        </w:numPr>
+        <w:ind w:firstLineChars="0"/>
+      </w:pPr>
       <w:r>
         <w:rPr>
           <w:rFonts w:hint="eastAsia"/>
@@ -3750,6 +3755,14 @@
       </w:r>
     </w:p>
     <w:p>
+      <w:pPr>
+        <w:pStyle w:val="a7"/>
+        <w:numPr>
+          <w:ilvl w:val="0"/>
+          <w:numId w:val="12"/>
+        </w:numPr>
+        <w:ind w:firstLineChars="0"/>
+      </w:pPr>
       <w:r>
         <w:rPr>
           <w:rFonts w:hint="eastAsia"/>
@@ -3770,21 +3783,196 @@
       </w:r>
     </w:p>
     <w:p>
-      <w:r>
-        <w:t>Pop</w:t>
-      </w:r>
-      <w:r>
-        <w:rPr>
-          <w:rFonts w:hint="eastAsia"/>
-        </w:rPr>
-        <w:t>不处理，</w:t>
-      </w:r>
-      <w:r>
-        <w:t>直接跳过</w:t>
+      <w:pPr>
+        <w:pStyle w:val="a7"/>
+        <w:numPr>
+          <w:ilvl w:val="0"/>
+          <w:numId w:val="13"/>
+        </w:numPr>
+        <w:ind w:firstLineChars="0"/>
+      </w:pPr>
+      <w:r>
+        <w:rPr>
+          <w:rFonts w:hint="eastAsia"/>
+        </w:rPr>
+        <w:t>多个数据组之间</w:t>
+      </w:r>
+      <w:r>
+        <w:rPr>
+          <w:rFonts w:hint="eastAsia"/>
+        </w:rPr>
+        <w:t>DDL</w:t>
+      </w:r>
+      <w:r>
+        <w:rPr>
+          <w:rFonts w:hint="eastAsia"/>
+        </w:rPr>
+        <w:t>操作的先后顺序无法保证，</w:t>
+      </w:r>
+      <w:r>
+        <w:rPr>
+          <w:rFonts w:hint="eastAsia"/>
+        </w:rPr>
+        <w:t xml:space="preserve"> db1</w:t>
+      </w:r>
+      <w:r>
+        <w:rPr>
+          <w:rFonts w:hint="eastAsia"/>
+        </w:rPr>
+        <w:t>先</w:t>
+      </w:r>
+      <w:r>
+        <w:rPr>
+          <w:rFonts w:hint="eastAsia"/>
+        </w:rPr>
+        <w:t>truncate</w:t>
+      </w:r>
+      <w:r>
+        <w:rPr>
+          <w:rFonts w:hint="eastAsia"/>
+        </w:rPr>
+        <w:t>，再插入记录</w:t>
+      </w:r>
+      <w:r>
+        <w:rPr>
+          <w:rFonts w:hint="eastAsia"/>
+        </w:rPr>
+        <w:t>{a:'new'}</w:t>
+      </w:r>
+      <w:r>
+        <w:rPr>
+          <w:rFonts w:hint="eastAsia"/>
+        </w:rPr>
+        <w:t>；</w:t>
+      </w:r>
+      <w:r>
+        <w:rPr>
+          <w:rFonts w:hint="eastAsia"/>
+        </w:rPr>
+        <w:t xml:space="preserve"> db2</w:t>
+      </w:r>
+      <w:r>
+        <w:rPr>
+          <w:rFonts w:hint="eastAsia"/>
+        </w:rPr>
+        <w:t>再执行</w:t>
+      </w:r>
+      <w:r>
+        <w:rPr>
+          <w:rFonts w:hint="eastAsia"/>
+        </w:rPr>
+        <w:t>truncate</w:t>
+      </w:r>
+      <w:r>
+        <w:rPr>
+          <w:rFonts w:hint="eastAsia"/>
+        </w:rPr>
+        <w:t>，会把记录</w:t>
+      </w:r>
+      <w:r>
+        <w:rPr>
+          <w:rFonts w:hint="eastAsia"/>
+        </w:rPr>
+        <w:t>{a:'new'}</w:t>
+      </w:r>
+      <w:r>
+        <w:rPr>
+          <w:rFonts w:hint="eastAsia"/>
+        </w:rPr>
+        <w:t>删掉</w:t>
       </w:r>
     </w:p>
     <w:p>
       <w:pPr>
+        <w:pStyle w:val="a7"/>
+        <w:numPr>
+          <w:ilvl w:val="0"/>
+          <w:numId w:val="13"/>
+        </w:numPr>
+        <w:ind w:firstLineChars="0"/>
+        <w:rPr>
+          <w:rFonts w:hint="eastAsia"/>
+        </w:rPr>
+      </w:pPr>
+      <w:r>
+        <w:rPr>
+          <w:rFonts w:hint="eastAsia"/>
+        </w:rPr>
+        <w:t>move</w:t>
+      </w:r>
+      <w:r>
+        <w:rPr>
+          <w:rFonts w:hint="eastAsia"/>
+        </w:rPr>
+        <w:t>操作遇上</w:t>
+      </w:r>
+      <w:r>
+        <w:rPr>
+          <w:rFonts w:hint="eastAsia"/>
+        </w:rPr>
+        <w:t>truncate</w:t>
+      </w:r>
+      <w:r>
+        <w:rPr>
+          <w:rFonts w:hint="eastAsia"/>
+        </w:rPr>
+        <w:t>等操作如何处理？（报错退出？</w:t>
+      </w:r>
+      <w:r>
+        <w:rPr>
+          <w:rFonts w:hint="eastAsia"/>
+        </w:rPr>
+        <w:t xml:space="preserve"> </w:t>
+      </w:r>
+      <w:r>
+        <w:rPr>
+          <w:rFonts w:hint="eastAsia"/>
+        </w:rPr>
+        <w:t>报错不退出？</w:t>
+      </w:r>
+      <w:r>
+        <w:rPr>
+          <w:rFonts w:hint="eastAsia"/>
+        </w:rPr>
+        <w:t xml:space="preserve"> </w:t>
+      </w:r>
+      <w:r>
+        <w:rPr>
+          <w:rFonts w:hint="eastAsia"/>
+        </w:rPr>
+        <w:t>忽略操作？）此时数据已经无法恢复</w:t>
+      </w:r>
+    </w:p>
+    <w:p>
+      <w:pPr>
+        <w:pStyle w:val="a7"/>
+        <w:numPr>
+          <w:ilvl w:val="0"/>
+          <w:numId w:val="12"/>
+        </w:numPr>
+        <w:ind w:firstLineChars="0"/>
+      </w:pPr>
+      <w:r>
+        <w:t>Pop</w:t>
+      </w:r>
+      <w:r>
+        <w:rPr>
+          <w:rFonts w:hint="eastAsia"/>
+        </w:rPr>
+        <w:t>不处理，</w:t>
+      </w:r>
+      <w:r>
+        <w:t>直接跳过</w:t>
+      </w:r>
+    </w:p>
+    <w:p>
+      <w:pPr>
+        <w:pStyle w:val="a7"/>
+        <w:numPr>
+          <w:ilvl w:val="0"/>
+          <w:numId w:val="12"/>
+        </w:numPr>
+        <w:ind w:firstLineChars="0"/>
         <w:rPr>
           <w:b/>
           <w:color w:val="FF0000"/>
@@ -3843,370 +4031,78 @@
     </w:p>
     <w:p>
       <w:pPr>
+        <w:pStyle w:val="a7"/>
+        <w:numPr>
+          <w:ilvl w:val="0"/>
+          <w:numId w:val="12"/>
+        </w:numPr>
+        <w:ind w:firstLineChars="0"/>
         <w:rPr>
           <w:b/>
           <w:color w:val="FF0000"/>
         </w:rPr>
       </w:pPr>
+      <w:r>
+        <w:rPr>
+          <w:rFonts w:hint="eastAsia"/>
+          <w:b/>
+          <w:color w:val="FF0000"/>
+        </w:rPr>
+        <w:t>归档</w:t>
+      </w:r>
+      <w:r>
+        <w:rPr>
+          <w:b/>
+          <w:color w:val="FF0000"/>
+        </w:rPr>
+        <w:t>功能缺陷：</w:t>
+      </w:r>
+      <w:r>
+        <w:rPr>
+          <w:rFonts w:hint="eastAsia"/>
+          <w:b/>
+          <w:color w:val="FF0000"/>
+        </w:rPr>
+        <w:t>Sdb</w:t>
+      </w:r>
+      <w:r>
+        <w:rPr>
+          <w:rFonts w:hint="eastAsia"/>
+          <w:b/>
+          <w:color w:val="FF0000"/>
+        </w:rPr>
+        <w:t>在</w:t>
+      </w:r>
+      <w:r>
+        <w:rPr>
+          <w:rFonts w:hint="eastAsia"/>
+          <w:b/>
+          <w:color w:val="FF0000"/>
+        </w:rPr>
+        <w:t>Move</w:t>
+      </w:r>
+      <w:r>
+        <w:rPr>
+          <w:rFonts w:hint="eastAsia"/>
+          <w:b/>
+          <w:color w:val="FF0000"/>
+        </w:rPr>
+        <w:t>过程中退出，没法继续</w:t>
+      </w:r>
+      <w:r>
+        <w:rPr>
+          <w:rFonts w:hint="eastAsia"/>
+          <w:b/>
+          <w:color w:val="FF0000"/>
+        </w:rPr>
+        <w:t>move</w:t>
+      </w:r>
     </w:p>
     <w:p>
       <w:pPr>
-        <w:rPr>
-          <w:b/>
-          <w:color w:val="FF0000"/>
-        </w:rPr>
-      </w:pPr>
-      <w:r>
-        <w:rPr>
-          <w:rFonts w:hint="eastAsia"/>
-          <w:b/>
-          <w:color w:val="FF0000"/>
-        </w:rPr>
-        <w:t>DDL</w:t>
-      </w:r>
-      <w:r>
-        <w:rPr>
-          <w:rFonts w:hint="eastAsia"/>
-          <w:b/>
-          <w:color w:val="FF0000"/>
-        </w:rPr>
-        <w:t>不考虑，不作处理</w:t>
-      </w:r>
-    </w:p>
-    <w:p>
-      <w:pPr>
-        <w:rPr>
-          <w:b/>
-          <w:color w:val="FF0000"/>
-        </w:rPr>
-      </w:pPr>
-      <w:r>
-        <w:rPr>
-          <w:rFonts w:hint="eastAsia"/>
-          <w:b/>
-          <w:color w:val="FF0000"/>
-        </w:rPr>
-        <w:t xml:space="preserve">    a</w:t>
-      </w:r>
-      <w:r>
-        <w:rPr>
-          <w:rFonts w:hint="eastAsia"/>
-          <w:b/>
-          <w:color w:val="FF0000"/>
-        </w:rPr>
-        <w:t>、遇上</w:t>
-      </w:r>
-      <w:r>
-        <w:rPr>
-          <w:rFonts w:hint="eastAsia"/>
-          <w:b/>
-          <w:color w:val="FF0000"/>
-        </w:rPr>
-        <w:t>truncate</w:t>
-      </w:r>
-      <w:r>
-        <w:rPr>
-          <w:rFonts w:hint="eastAsia"/>
-          <w:b/>
-          <w:color w:val="FF0000"/>
-        </w:rPr>
-        <w:t>等操作如何处理？（报错退出？</w:t>
-      </w:r>
-      <w:r>
-        <w:rPr>
-          <w:rFonts w:hint="eastAsia"/>
-          <w:b/>
-          <w:color w:val="FF0000"/>
-        </w:rPr>
-        <w:t xml:space="preserve"> </w:t>
-      </w:r>
-      <w:r>
-        <w:rPr>
-          <w:rFonts w:hint="eastAsia"/>
-          <w:b/>
-          <w:color w:val="FF0000"/>
-        </w:rPr>
-        <w:t>报错不退出？</w:t>
-      </w:r>
-      <w:r>
-        <w:rPr>
-          <w:rFonts w:hint="eastAsia"/>
-          <w:b/>
-          <w:color w:val="FF0000"/>
-        </w:rPr>
-        <w:t xml:space="preserve"> </w:t>
-      </w:r>
-      <w:r>
-        <w:rPr>
-          <w:rFonts w:hint="eastAsia"/>
-          <w:b/>
-          <w:color w:val="FF0000"/>
-        </w:rPr>
-        <w:t>忽略操作？）</w:t>
-      </w:r>
-    </w:p>
-    <w:p>
-      <w:pPr>
-        <w:rPr>
-          <w:b/>
-          <w:color w:val="FF0000"/>
-        </w:rPr>
-      </w:pPr>
-      <w:r>
-        <w:rPr>
-          <w:rFonts w:hint="eastAsia"/>
-          <w:b/>
-          <w:color w:val="FF0000"/>
-        </w:rPr>
-        <w:t xml:space="preserve">       </w:t>
-      </w:r>
-      <w:r>
-        <w:rPr>
-          <w:rFonts w:hint="eastAsia"/>
-          <w:b/>
-          <w:color w:val="FF0000"/>
-        </w:rPr>
-        <w:t>多个数据组之间</w:t>
-      </w:r>
-      <w:r>
-        <w:rPr>
-          <w:rFonts w:hint="eastAsia"/>
-          <w:b/>
-          <w:color w:val="FF0000"/>
-        </w:rPr>
-        <w:t>DDL</w:t>
-      </w:r>
-      <w:r>
-        <w:rPr>
-          <w:rFonts w:hint="eastAsia"/>
-          <w:b/>
-          <w:color w:val="FF0000"/>
-        </w:rPr>
-        <w:t>操作的先后顺序无法保证，</w:t>
-      </w:r>
-      <w:r>
-        <w:rPr>
-          <w:rFonts w:hint="eastAsia"/>
-          <w:b/>
-          <w:color w:val="FF0000"/>
-        </w:rPr>
-        <w:t xml:space="preserve"> db1</w:t>
-      </w:r>
-      <w:r>
-        <w:rPr>
-          <w:rFonts w:hint="eastAsia"/>
-          <w:b/>
-          <w:color w:val="FF0000"/>
-        </w:rPr>
-        <w:t>先</w:t>
-      </w:r>
-      <w:r>
-        <w:rPr>
-          <w:rFonts w:hint="eastAsia"/>
-          <w:b/>
-          <w:color w:val="FF0000"/>
-        </w:rPr>
-        <w:t>truncate</w:t>
-      </w:r>
-      <w:r>
-        <w:rPr>
-          <w:rFonts w:hint="eastAsia"/>
-          <w:b/>
-          <w:color w:val="FF0000"/>
-        </w:rPr>
-        <w:t>，再插入记录</w:t>
-      </w:r>
-      <w:r>
-        <w:rPr>
-          <w:rFonts w:hint="eastAsia"/>
-          <w:b/>
-          <w:color w:val="FF0000"/>
-        </w:rPr>
-        <w:t>{a:'new'}</w:t>
-      </w:r>
-      <w:r>
-        <w:rPr>
-          <w:rFonts w:hint="eastAsia"/>
-          <w:b/>
-          <w:color w:val="FF0000"/>
-        </w:rPr>
-        <w:t>；</w:t>
-      </w:r>
-      <w:r>
-        <w:rPr>
-          <w:rFonts w:hint="eastAsia"/>
-          <w:b/>
-          <w:color w:val="FF0000"/>
-        </w:rPr>
-        <w:t xml:space="preserve"> db2</w:t>
-      </w:r>
-      <w:r>
-        <w:rPr>
-          <w:rFonts w:hint="eastAsia"/>
-          <w:b/>
-          <w:color w:val="FF0000"/>
-        </w:rPr>
-        <w:t>再执行</w:t>
-      </w:r>
-      <w:r>
-        <w:rPr>
-          <w:rFonts w:hint="eastAsia"/>
-          <w:b/>
-          <w:color w:val="FF0000"/>
-        </w:rPr>
-        <w:t>truncate</w:t>
-      </w:r>
-      <w:r>
-        <w:rPr>
-          <w:rFonts w:hint="eastAsia"/>
-          <w:b/>
-          <w:color w:val="FF0000"/>
-        </w:rPr>
-        <w:t>，会把记录</w:t>
-      </w:r>
-      <w:r>
-        <w:rPr>
-          <w:rFonts w:hint="eastAsia"/>
-          <w:b/>
-          <w:color w:val="FF0000"/>
-        </w:rPr>
-        <w:t>{a:'new'}</w:t>
-      </w:r>
-      <w:r>
-        <w:rPr>
-          <w:rFonts w:hint="eastAsia"/>
-          <w:b/>
-          <w:color w:val="FF0000"/>
-        </w:rPr>
-        <w:t>删掉</w:t>
-      </w:r>
-    </w:p>
-    <w:p>
-      <w:pPr>
-        <w:rPr>
-          <w:b/>
-          <w:color w:val="FF0000"/>
-        </w:rPr>
-      </w:pPr>
-    </w:p>
-    <w:p>
-      <w:pPr>
-        <w:rPr>
-          <w:b/>
-          <w:color w:val="FF0000"/>
-        </w:rPr>
-      </w:pPr>
-      <w:r>
-        <w:rPr>
-          <w:rFonts w:hint="eastAsia"/>
-          <w:b/>
-          <w:color w:val="FF0000"/>
-        </w:rPr>
-        <w:t xml:space="preserve">    b</w:t>
-      </w:r>
-      <w:r>
-        <w:rPr>
-          <w:rFonts w:hint="eastAsia"/>
-          <w:b/>
-          <w:color w:val="FF0000"/>
-        </w:rPr>
-        <w:t>、</w:t>
-      </w:r>
-      <w:r>
-        <w:rPr>
-          <w:rFonts w:hint="eastAsia"/>
-          <w:b/>
-          <w:color w:val="FF0000"/>
-        </w:rPr>
-        <w:t>move</w:t>
-      </w:r>
-      <w:r>
-        <w:rPr>
-          <w:rFonts w:hint="eastAsia"/>
-          <w:b/>
-          <w:color w:val="FF0000"/>
-        </w:rPr>
-        <w:t>操作遇上</w:t>
-      </w:r>
-      <w:r>
-        <w:rPr>
-          <w:rFonts w:hint="eastAsia"/>
-          <w:b/>
-          <w:color w:val="FF0000"/>
-        </w:rPr>
-        <w:t>truncate</w:t>
-      </w:r>
-      <w:r>
-        <w:rPr>
-          <w:rFonts w:hint="eastAsia"/>
-          <w:b/>
-          <w:color w:val="FF0000"/>
-        </w:rPr>
-        <w:t>等操作如何处理？（报错退出？</w:t>
-      </w:r>
-      <w:r>
-        <w:rPr>
-          <w:rFonts w:hint="eastAsia"/>
-          <w:b/>
-          <w:color w:val="FF0000"/>
-        </w:rPr>
-        <w:t xml:space="preserve"> </w:t>
-      </w:r>
-      <w:r>
-        <w:rPr>
-          <w:rFonts w:hint="eastAsia"/>
-          <w:b/>
-          <w:color w:val="FF0000"/>
-        </w:rPr>
-        <w:t>报错不退出？</w:t>
-      </w:r>
-      <w:r>
-        <w:rPr>
-          <w:rFonts w:hint="eastAsia"/>
-          <w:b/>
-          <w:color w:val="FF0000"/>
-        </w:rPr>
-        <w:t xml:space="preserve"> </w:t>
-      </w:r>
-      <w:r>
-        <w:rPr>
-          <w:rFonts w:hint="eastAsia"/>
-          <w:b/>
-          <w:color w:val="FF0000"/>
-        </w:rPr>
-        <w:t>忽略操作？）</w:t>
-      </w:r>
-    </w:p>
-    <w:p>
-      <w:pPr>
-        <w:rPr>
-          <w:b/>
-          <w:color w:val="FF0000"/>
-        </w:rPr>
-      </w:pPr>
-      <w:r>
-        <w:rPr>
-          <w:rFonts w:hint="eastAsia"/>
-          <w:b/>
-          <w:color w:val="FF0000"/>
-        </w:rPr>
-        <w:t xml:space="preserve">       </w:t>
-      </w:r>
-      <w:r>
-        <w:rPr>
-          <w:rFonts w:hint="eastAsia"/>
-          <w:b/>
-          <w:color w:val="FF0000"/>
-        </w:rPr>
-        <w:t>此时数据已经无法恢复</w:t>
-      </w:r>
-    </w:p>
-    <w:p>
-      <w:pPr>
         <w:pStyle w:val="2"/>
       </w:pPr>
       <w:r>
-        <w:lastRenderedPageBreak/>
         <w:t xml:space="preserve">Story </w:t>
       </w:r>
       <w:r>
@@ -4297,11 +4193,12 @@
         <w:pStyle w:val="a7"/>
         <w:numPr>
           <w:ilvl w:val="0"/>
-          <w:numId w:val="39"/>
+          <w:numId w:val="8"/>
         </w:numPr>
         <w:ind w:firstLineChars="0"/>
       </w:pPr>
       <w:r>
+        <w:lastRenderedPageBreak/>
         <w:t>Replayer</w:t>
       </w:r>
       <w:r>
@@ -4355,7 +4252,7 @@
         <w:pStyle w:val="a7"/>
         <w:numPr>
           <w:ilvl w:val="0"/>
-          <w:numId w:val="39"/>
+          <w:numId w:val="8"/>
         </w:numPr>
         <w:ind w:firstLineChars="0"/>
         <w:rPr>
@@ -4412,7 +4309,7 @@
         <w:pStyle w:val="a7"/>
         <w:numPr>
           <w:ilvl w:val="0"/>
-          <w:numId w:val="39"/>
+          <w:numId w:val="8"/>
         </w:numPr>
         <w:ind w:firstLineChars="0"/>
         <w:rPr>
@@ -4500,7 +4397,7 @@
         <w:pStyle w:val="a7"/>
         <w:numPr>
           <w:ilvl w:val="0"/>
-          <w:numId w:val="39"/>
+          <w:numId w:val="8"/>
         </w:numPr>
         <w:ind w:firstLineChars="0"/>
       </w:pPr>
@@ -4561,7 +4458,7 @@
         <w:pStyle w:val="a7"/>
         <w:numPr>
           <w:ilvl w:val="0"/>
-          <w:numId w:val="39"/>
+          <w:numId w:val="8"/>
         </w:numPr>
         <w:ind w:firstLineChars="0"/>
         <w:rPr>
@@ -4625,7 +4522,7 @@
         <w:pStyle w:val="a7"/>
         <w:numPr>
           <w:ilvl w:val="0"/>
-          <w:numId w:val="39"/>
+          <w:numId w:val="8"/>
         </w:numPr>
         <w:ind w:firstLineChars="0"/>
       </w:pPr>
@@ -4695,7 +4592,7 @@
         <w:pStyle w:val="a7"/>
         <w:numPr>
           <w:ilvl w:val="0"/>
-          <w:numId w:val="43"/>
+          <w:numId w:val="11"/>
         </w:numPr>
         <w:ind w:firstLineChars="0"/>
       </w:pPr>
@@ -4810,12 +4707,9 @@
         <w:pStyle w:val="a7"/>
         <w:numPr>
           <w:ilvl w:val="0"/>
-          <w:numId w:val="43"/>
+          <w:numId w:val="11"/>
         </w:numPr>
         <w:ind w:firstLineChars="0"/>
-        <w:rPr>
-          <w:rFonts w:hint="eastAsia"/>
-        </w:rPr>
       </w:pPr>
       <w:r>
         <w:rPr>
@@ -4901,7 +4795,6 @@
         <w:pStyle w:val="3"/>
       </w:pPr>
       <w:r>
-        <w:lastRenderedPageBreak/>
         <w:t>SDB</w:t>
       </w:r>
       <w:r>
@@ -4978,7 +4871,7 @@
         <w:pStyle w:val="a7"/>
         <w:numPr>
           <w:ilvl w:val="0"/>
-          <w:numId w:val="41"/>
+          <w:numId w:val="9"/>
         </w:numPr>
         <w:ind w:firstLineChars="0"/>
       </w:pPr>
@@ -5027,7 +4920,7 @@
         <w:pStyle w:val="a7"/>
         <w:numPr>
           <w:ilvl w:val="0"/>
-          <w:numId w:val="41"/>
+          <w:numId w:val="9"/>
         </w:numPr>
         <w:ind w:firstLineChars="0"/>
       </w:pPr>
@@ -5138,7 +5031,7 @@
         <w:pStyle w:val="a7"/>
         <w:numPr>
           <w:ilvl w:val="0"/>
-          <w:numId w:val="45"/>
+          <w:numId w:val="14"/>
         </w:numPr>
         <w:ind w:firstLineChars="0"/>
         <w:rPr>
@@ -5155,7 +5048,7 @@
         <w:rPr>
           <w:rFonts w:hint="eastAsia"/>
         </w:rPr>
-        <w:t>打开</w:t>
+        <w:t>端修改复制日志配置，复制日志打开</w:t>
       </w:r>
       <w:r>
         <w:rPr>
@@ -5165,9 +5058,6 @@
       </w:r>
     </w:p>
     <w:p>
-      <w:pPr>
-        <w:ind w:left="651" w:firstLineChars="50" w:firstLine="105"/>
-      </w:pPr>
       <w:r>
         <w:t>db.updateConf( { replicafullrecordon: true, replicarecordtimeon: true} )</w:t>
       </w:r>
@@ -5175,12 +5065,391 @@
     <w:p/>
     <w:p>
       <w:pPr>
+        <w:rPr>
+          <w:rFonts w:hint="eastAsia"/>
+        </w:rPr>
+      </w:pPr>
+      <w:r>
+        <w:rPr>
+          <w:rFonts w:hint="eastAsia"/>
+        </w:rPr>
+        <w:t>验证配置修改是否成功，可以跑一下业务，然后做一次</w:t>
+      </w:r>
+      <w:r>
+        <w:rPr>
+          <w:rFonts w:hint="eastAsia"/>
+        </w:rPr>
+        <w:t>dump</w:t>
+      </w:r>
+      <w:r>
+        <w:rPr>
+          <w:rFonts w:hint="eastAsia"/>
+        </w:rPr>
+        <w:t>看看记录格式是否正确。</w:t>
+      </w:r>
+    </w:p>
+    <w:p>
+      <w:r>
+        <w:t>sdbreplay --type replica --path /home/mount/sequoiadb/data/20000/replicalog/ --dump true --filter '{ "CL": [ "test.test1" ], "OP": ["insert", "update", "delete"], "MinLSN":1972 }'</w:t>
+      </w:r>
+    </w:p>
+    <w:p>
+      <w:pPr>
+        <w:rPr>
+          <w:rFonts w:hint="eastAsia"/>
+        </w:rPr>
+      </w:pPr>
+      <w:r>
+        <w:rPr>
+          <w:noProof/>
+        </w:rPr>
+      </w:r>
+      <w:r>
+        <w:pict>
+          <v:shape id="_x0000_s1029" type="#_x0000_t202" style="width:397pt;height:204.3pt;mso-left-percent:-10001;mso-top-percent:-10001;mso-position-horizontal:absolute;mso-position-horizontal-relative:char;mso-position-vertical:absolute;mso-position-vertical-relative:line;mso-left-percent:-10001;mso-top-percent:-10001">
+            <v:textbox inset="0,0,0,0">
+              <w:txbxContent>
+                <w:p>
+                  <w:pPr>
+                    <w:ind w:left="0"/>
+                    <w:rPr>
+                      <w:sz w:val="16"/>
+                    </w:rPr>
+                  </w:pPr>
+                  <w:r>
+                    <w:rPr>
+                      <w:sz w:val="16"/>
+                    </w:rPr>
+                    <w:t>Version: 0x00000002(2)</w:t>
+                  </w:r>
+                </w:p>
+                <w:p>
+                  <w:pPr>
+                    <w:ind w:left="0"/>
+                    <w:rPr>
+                      <w:sz w:val="16"/>
+                    </w:rPr>
+                  </w:pPr>
+                  <w:r>
+                    <w:rPr>
+                      <w:sz w:val="16"/>
+                    </w:rPr>
+                    <w:t xml:space="preserve"> LSN    : 0x00000000000007b4(1972)</w:t>
+                  </w:r>
+                </w:p>
+                <w:p>
+                  <w:pPr>
+                    <w:ind w:left="0"/>
+                    <w:rPr>
+                      <w:sz w:val="16"/>
+                    </w:rPr>
+                  </w:pPr>
+                  <w:r>
+                    <w:rPr>
+                      <w:sz w:val="16"/>
+                    </w:rPr>
+                    <w:t xml:space="preserve"> PreLSN : 0x0000000000000748(1864)</w:t>
+                  </w:r>
+                </w:p>
+                <w:p>
+                  <w:pPr>
+                    <w:ind w:left="0"/>
+                    <w:rPr>
+                      <w:sz w:val="16"/>
+                    </w:rPr>
+                  </w:pPr>
+                  <w:r>
+                    <w:rPr>
+                      <w:sz w:val="16"/>
+                    </w:rPr>
+                    <w:t xml:space="preserve"> Length : 240</w:t>
+                  </w:r>
+                </w:p>
+                <w:p>
+                  <w:pPr>
+                    <w:ind w:left="0"/>
+                    <w:rPr>
+                      <w:rFonts w:hint="eastAsia"/>
+                      <w:sz w:val="16"/>
+                    </w:rPr>
+                  </w:pPr>
+                  <w:r>
+                    <w:rPr>
+                      <w:rFonts w:hint="eastAsia"/>
+                      <w:sz w:val="16"/>
+                    </w:rPr>
+                    <w:t xml:space="preserve"> Time   : 2019-04</w:t>
+                  </w:r>
+                  <w:r>
+                    <w:rPr>
+                      <w:rFonts w:hint="eastAsia"/>
+                      <w:sz w:val="16"/>
+                    </w:rPr>
+                    <w:t xml:space="preserve">-15-09.01.58.113194       </w:t>
+                  </w:r>
+                  <w:r>
+                    <w:rPr>
+                      <w:color w:val="FF0000"/>
+                      <w:sz w:val="16"/>
+                    </w:rPr>
+                    <w:t>&lt;=======</w:t>
+                  </w:r>
+                  <w:r>
+                    <w:rPr>
+                      <w:rFonts w:hint="eastAsia"/>
+                      <w:color w:val="FF0000"/>
+                      <w:sz w:val="16"/>
+                    </w:rPr>
+                    <w:t>时间正确，为记录操作的时间</w:t>
+                  </w:r>
+                  <w:r>
+                    <w:rPr>
+                      <w:rFonts w:hint="eastAsia"/>
+                      <w:color w:val="FF0000"/>
+                      <w:sz w:val="16"/>
+                    </w:rPr>
+                    <w:t xml:space="preserve"> </w:t>
+                  </w:r>
+                </w:p>
+                <w:p>
+                  <w:pPr>
+                    <w:ind w:left="0"/>
+                    <w:rPr>
+                      <w:sz w:val="16"/>
+                    </w:rPr>
+                  </w:pPr>
+                  <w:r>
+                    <w:rPr>
+                      <w:sz w:val="16"/>
+                    </w:rPr>
+                    <w:t xml:space="preserve"> Type   : UPDATE(2)</w:t>
+                  </w:r>
+                </w:p>
+                <w:p>
+                  <w:pPr>
+                    <w:ind w:left="0"/>
+                    <w:rPr>
+                      <w:sz w:val="16"/>
+                    </w:rPr>
+                  </w:pPr>
+                  <w:r>
+                    <w:rPr>
+                      <w:sz w:val="16"/>
+                    </w:rPr>
+                    <w:t xml:space="preserve"> FullName : test.test1</w:t>
+                  </w:r>
+                </w:p>
+                <w:p>
+                  <w:pPr>
+                    <w:ind w:left="0"/>
+                    <w:rPr>
+                      <w:sz w:val="16"/>
+                    </w:rPr>
+                  </w:pPr>
+                  <w:r>
+                    <w:rPr>
+                      <w:sz w:val="16"/>
+                    </w:rPr>
+                    <w:t xml:space="preserve"> Orig id : { "_id": { "$oid": "5cb3d274650e2cc2b481a65b" } }</w:t>
+                  </w:r>
+                </w:p>
+                <w:p>
+                  <w:pPr>
+                    <w:ind w:left="0"/>
+                    <w:rPr>
+                      <w:rFonts w:hint="eastAsia"/>
+                      <w:sz w:val="16"/>
+                    </w:rPr>
+                  </w:pPr>
+                  <w:r>
+                    <w:rPr>
+                      <w:rFonts w:hint="eastAsia"/>
+                      <w:sz w:val="16"/>
+                    </w:rPr>
+                    <w:t xml:space="preserve"> Orig   : { "$replace": { "_id": { "$oid": "5cb3d274650e2cc2b481a65b" }, "a": </w:t>
+                  </w:r>
+                  <w:r>
+                    <w:rPr>
+                      <w:rFonts w:hint="eastAsia"/>
+                      <w:sz w:val="16"/>
+                    </w:rPr>
+                    <w:t xml:space="preserve">"4", "b": "4" } }   </w:t>
+                  </w:r>
+                  <w:r>
+                    <w:rPr>
+                      <w:rFonts w:hint="eastAsia"/>
+                      <w:color w:val="FF0000"/>
+                      <w:sz w:val="16"/>
+                    </w:rPr>
+                    <w:t>&lt;=</w:t>
+                  </w:r>
+                  <w:r>
+                    <w:rPr>
+                      <w:rFonts w:hint="eastAsia"/>
+                      <w:color w:val="FF0000"/>
+                      <w:sz w:val="16"/>
+                    </w:rPr>
+                    <w:t>===</w:t>
+                  </w:r>
+                  <w:r>
+                    <w:rPr>
+                      <w:rFonts w:hint="eastAsia"/>
+                      <w:color w:val="FF0000"/>
+                      <w:sz w:val="16"/>
+                    </w:rPr>
+                    <w:t>复制日志内的更新一律为</w:t>
+                  </w:r>
+                  <w:r>
+                    <w:rPr>
+                      <w:rFonts w:hint="eastAsia"/>
+                      <w:color w:val="FF0000"/>
+                      <w:sz w:val="16"/>
+                    </w:rPr>
+                    <w:t xml:space="preserve"> replace </w:t>
+                  </w:r>
+                  <w:r>
+                    <w:rPr>
+                      <w:rFonts w:hint="eastAsia"/>
+                      <w:color w:val="FF0000"/>
+                      <w:sz w:val="16"/>
+                    </w:rPr>
+                    <w:t>操作</w:t>
+                  </w:r>
+                </w:p>
+                <w:p>
+                  <w:pPr>
+                    <w:ind w:left="0"/>
+                    <w:rPr>
+                      <w:sz w:val="16"/>
+                    </w:rPr>
+                  </w:pPr>
+                  <w:r>
+                    <w:rPr>
+                      <w:sz w:val="16"/>
+                    </w:rPr>
+                    <w:t xml:space="preserve"> New id  : { "_id": { "$oid": "5cb3d274650e2cc2b481a65b" } }</w:t>
+                  </w:r>
+                </w:p>
+                <w:p>
+                  <w:pPr>
+                    <w:ind w:left="0"/>
+                    <w:rPr>
+                      <w:sz w:val="16"/>
+                    </w:rPr>
+                  </w:pPr>
+                  <w:r>
+                    <w:rPr>
+                      <w:rFonts w:hint="eastAsia"/>
+                      <w:sz w:val="16"/>
+                    </w:rPr>
+                    <w:t xml:space="preserve"> New    : { "$replace": { "_id": { "$oid": "5cb3d274650e2cc2b481a65b" }, "a": "4", "b": "444" } } </w:t>
+                  </w:r>
+                  <w:r>
+                    <w:rPr>
+                      <w:rFonts w:hint="eastAsia"/>
+                      <w:sz w:val="16"/>
+                    </w:rPr>
+                    <w:t>&lt;====</w:t>
+                  </w:r>
+                  <w:r>
+                    <w:rPr>
+                      <w:rFonts w:hint="eastAsia"/>
+                      <w:sz w:val="16"/>
+                    </w:rPr>
+                    <w:t>复制日志内的更新一律为</w:t>
+                  </w:r>
+                  <w:r>
+                    <w:rPr>
+                      <w:rFonts w:hint="eastAsia"/>
+                      <w:sz w:val="16"/>
+                    </w:rPr>
+                    <w:t xml:space="preserve"> replace </w:t>
+                  </w:r>
+                  <w:r>
+                    <w:rPr>
+                      <w:rFonts w:hint="eastAsia"/>
+                      <w:sz w:val="16"/>
+                    </w:rPr>
+                    <w:t>操作</w:t>
+                  </w:r>
+                </w:p>
+              </w:txbxContent>
+            </v:textbox>
+            <w10:wrap type="none"/>
+            <w10:anchorlock/>
+          </v:shape>
+        </w:pict>
+      </w:r>
+    </w:p>
+    <w:p/>
+    <w:p>
+      <w:pPr>
+        <w:rPr>
+          <w:rFonts w:hint="eastAsia"/>
+        </w:rPr>
+      </w:pPr>
+      <w:r>
+        <w:rPr>
+          <w:rFonts w:hint="eastAsia"/>
+        </w:rPr>
+        <w:t>其中</w:t>
+      </w:r>
+      <w:r>
+        <w:rPr>
+          <w:rFonts w:hint="eastAsia"/>
+        </w:rPr>
+        <w:t xml:space="preserve"> MinLSN</w:t>
+      </w:r>
+      <w:r>
+        <w:rPr>
+          <w:rFonts w:hint="eastAsia"/>
+        </w:rPr>
+        <w:t>填写修改配置后的</w:t>
+      </w:r>
+      <w:r>
+        <w:rPr>
+          <w:rFonts w:hint="eastAsia"/>
+        </w:rPr>
+        <w:t xml:space="preserve"> CompleteLSN ,CompleteLSN </w:t>
+      </w:r>
+      <w:r>
+        <w:rPr>
+          <w:rFonts w:hint="eastAsia"/>
+        </w:rPr>
+        <w:t>查看方法：</w:t>
+      </w:r>
+    </w:p>
+    <w:p>
+      <w:pPr>
+        <w:rPr>
+          <w:rFonts w:hint="eastAsia"/>
+        </w:rPr>
+      </w:pPr>
+      <w:r>
+        <w:rPr>
+          <w:rFonts w:hint="eastAsia"/>
+        </w:rPr>
+        <w:t>db.snapshot(6, {SvcName:"20000",RawData:true})      //SvcName</w:t>
+      </w:r>
+      <w:r>
+        <w:rPr>
+          <w:rFonts w:hint="eastAsia"/>
+        </w:rPr>
+        <w:t>为数据组上主节点的服务名</w:t>
+      </w:r>
+    </w:p>
+    <w:p/>
+    <w:p>
+      <w:pPr>
         <w:pStyle w:val="a7"/>
         <w:numPr>
           <w:ilvl w:val="0"/>
-          <w:numId w:val="45"/>
+          <w:numId w:val="14"/>
         </w:numPr>
         <w:ind w:firstLineChars="0"/>
+        <w:rPr>
+          <w:rFonts w:hint="eastAsia"/>
+        </w:rPr>
       </w:pPr>
       <w:r>
         <w:rPr>
@@ -5189,42 +5458,55 @@
         <w:t>sdb</w:t>
       </w:r>
       <w:r>
+        <w:rPr>
+          <w:rFonts w:hint="eastAsia"/>
+        </w:rPr>
         <w:t>指定</w:t>
       </w:r>
       <w:r>
+        <w:rPr>
+          <w:rFonts w:hint="eastAsia"/>
+        </w:rPr>
         <w:t>replSize</w:t>
       </w:r>
       <w:r>
+        <w:rPr>
+          <w:rFonts w:hint="eastAsia"/>
+        </w:rPr>
         <w:t>为</w:t>
       </w:r>
       <w:r>
+        <w:rPr>
+          <w:rFonts w:hint="eastAsia"/>
+        </w:rPr>
         <w:t>-1</w:t>
       </w:r>
       <w:r>
         <w:rPr>
           <w:rFonts w:hint="eastAsia"/>
         </w:rPr>
-        <w:t>，</w:t>
-      </w:r>
-      <w:r>
-        <w:t>即所有节点写成功才返回成功。</w:t>
+        <w:t>，即所有节点写成功才返回成功。</w:t>
       </w:r>
     </w:p>
-    <w:p>
-      <w:pPr>
-        <w:pStyle w:val="a7"/>
-        <w:ind w:left="777" w:firstLineChars="0" w:firstLine="0"/>
-      </w:pPr>
-    </w:p>
+    <w:p/>
     <w:p>
       <w:pPr>
         <w:pStyle w:val="a7"/>
         <w:numPr>
           <w:ilvl w:val="0"/>
-          <w:numId w:val="45"/>
+          <w:numId w:val="14"/>
         </w:numPr>
         <w:ind w:firstLineChars="0"/>
-      </w:pPr>
+        <w:rPr>
+          <w:rFonts w:hint="eastAsia"/>
+        </w:rPr>
+      </w:pPr>
+      <w:r>
+        <w:rPr>
+          <w:rFonts w:hint="eastAsia"/>
+        </w:rPr>
+        <w:t>只针对</w:t>
+      </w:r>
       <w:r>
         <w:rPr>
           <w:rFonts w:hint="eastAsia"/>
@@ -5235,44 +5517,437 @@
         <w:rPr>
           <w:rFonts w:hint="eastAsia"/>
         </w:rPr>
-        <w:t>打开日志</w:t>
-      </w:r>
-      <w:r>
-        <w:t>归档功能</w:t>
+        <w:t>数据组中的某一个节点打开归档功能，配额</w:t>
+      </w:r>
+      <w:r>
+        <w:rPr>
+          <w:rFonts w:hint="eastAsia"/>
+        </w:rPr>
+        <w:t xml:space="preserve"> xxx </w:t>
+      </w:r>
+      <w:r>
+        <w:rPr>
+          <w:rFonts w:hint="eastAsia"/>
+        </w:rPr>
+        <w:t>填写复制日志的总大小</w:t>
+      </w:r>
+      <w:r>
+        <w:rPr>
+          <w:rFonts w:hint="eastAsia"/>
+        </w:rPr>
+        <w:t>,</w:t>
+      </w:r>
+      <w:r>
+        <w:rPr>
+          <w:rFonts w:hint="eastAsia"/>
+        </w:rPr>
+        <w:t>由</w:t>
+      </w:r>
+      <w:r>
+        <w:rPr>
+          <w:rFonts w:hint="eastAsia"/>
+        </w:rPr>
+        <w:t>sdb</w:t>
+      </w:r>
+      <w:r>
+        <w:rPr>
+          <w:rFonts w:hint="eastAsia"/>
+        </w:rPr>
+        <w:t>归档线程自己删除归档文件</w:t>
+      </w:r>
+      <w:r>
+        <w:rPr>
+          <w:rFonts w:hint="eastAsia"/>
+        </w:rPr>
+        <w:t>（</w:t>
+      </w:r>
+      <w:r>
+        <w:rPr>
+          <w:rFonts w:hint="eastAsia"/>
+          <w:b/>
+          <w:color w:val="FF0000"/>
+        </w:rPr>
+        <w:t>这里有问题，因为有可能回放工具还没回放完</w:t>
+      </w:r>
+      <w:r>
+        <w:rPr>
+          <w:rFonts w:hint="eastAsia"/>
+        </w:rPr>
+        <w:t>）</w:t>
       </w:r>
     </w:p>
+    <w:p>
+      <w:pPr>
+        <w:ind w:firstLineChars="200" w:firstLine="420"/>
+      </w:pPr>
+      <w:r>
+        <w:t>dbdata.updateConf({archiveon: true, archiveexpired: 0, archivequota: xxx})</w:t>
+      </w:r>
+    </w:p>
+    <w:p/>
     <w:p>
       <w:pPr>
         <w:pStyle w:val="a7"/>
         <w:numPr>
           <w:ilvl w:val="0"/>
-          <w:numId w:val="46"/>
+          <w:numId w:val="14"/>
         </w:numPr>
         <w:ind w:firstLineChars="0"/>
-      </w:pPr>
-      <w:r>
-        <w:rPr>
-          <w:rFonts w:hint="eastAsia"/>
-        </w:rPr>
-        <w:t>只对数据组</w:t>
-      </w:r>
-      <w:r>
-        <w:t>中的某</w:t>
-      </w:r>
-      <w:r>
-        <w:rPr>
-          <w:rFonts w:hint="eastAsia"/>
-        </w:rPr>
-        <w:t>一个</w:t>
-      </w:r>
-      <w:r>
-        <w:t>节点开启日志归档</w:t>
-      </w:r>
-      <w:r>
-        <w:rPr>
-          <w:rFonts w:hint="eastAsia"/>
-        </w:rPr>
-        <w:t>功能</w:t>
+        <w:rPr>
+          <w:rFonts w:hint="eastAsia"/>
+        </w:rPr>
+      </w:pPr>
+      <w:r>
+        <w:rPr>
+          <w:rFonts w:hint="eastAsia"/>
+        </w:rPr>
+        <w:t xml:space="preserve">sdbreplay </w:t>
+      </w:r>
+      <w:r>
+        <w:rPr>
+          <w:rFonts w:hint="eastAsia"/>
+        </w:rPr>
+        <w:t>开启</w:t>
+      </w:r>
+      <w:r>
+        <w:rPr>
+          <w:rFonts w:hint="eastAsia"/>
+        </w:rPr>
+        <w:t xml:space="preserve"> daemon </w:t>
+      </w:r>
+      <w:r>
+        <w:rPr>
+          <w:rFonts w:hint="eastAsia"/>
+        </w:rPr>
+        <w:t>模式</w:t>
+      </w:r>
+    </w:p>
+    <w:p>
+      <w:pPr>
+        <w:rPr>
+          <w:rFonts w:hint="eastAsia"/>
+        </w:rPr>
+      </w:pPr>
+      <w:r>
+        <w:rPr>
+          <w:rFonts w:hint="eastAsia"/>
+        </w:rPr>
+        <w:t xml:space="preserve">             </w:t>
+      </w:r>
+      <w:r>
+        <w:rPr>
+          <w:rFonts w:hint="eastAsia"/>
+        </w:rPr>
+        <w:t>开启</w:t>
+      </w:r>
+      <w:r>
+        <w:rPr>
+          <w:rFonts w:hint="eastAsia"/>
+        </w:rPr>
+        <w:t xml:space="preserve"> watch </w:t>
+      </w:r>
+      <w:r>
+        <w:rPr>
+          <w:rFonts w:hint="eastAsia"/>
+        </w:rPr>
+        <w:t>模式</w:t>
+      </w:r>
+    </w:p>
+    <w:p>
+      <w:pPr>
+        <w:rPr>
+          <w:rFonts w:hint="eastAsia"/>
+        </w:rPr>
+      </w:pPr>
+      <w:r>
+        <w:rPr>
+          <w:rFonts w:hint="eastAsia"/>
+        </w:rPr>
+        <w:t xml:space="preserve">             </w:t>
+      </w:r>
+      <w:r>
+        <w:rPr>
+          <w:rFonts w:hint="eastAsia"/>
+        </w:rPr>
+        <w:t>指定</w:t>
+      </w:r>
+      <w:r>
+        <w:rPr>
+          <w:rFonts w:hint="eastAsia"/>
+        </w:rPr>
+        <w:t>回放</w:t>
+      </w:r>
+      <w:r>
+        <w:rPr>
+          <w:rFonts w:hint="eastAsia"/>
+        </w:rPr>
+        <w:t>类型</w:t>
+      </w:r>
+      <w:r>
+        <w:t>为</w:t>
+      </w:r>
+      <w:r>
+        <w:rPr>
+          <w:rFonts w:hint="eastAsia"/>
+        </w:rPr>
+        <w:t>归档文件</w:t>
+      </w:r>
+    </w:p>
+    <w:p>
+      <w:pPr>
+        <w:rPr>
+          <w:rFonts w:hint="eastAsia"/>
+        </w:rPr>
+      </w:pPr>
+      <w:r>
+        <w:rPr>
+          <w:rFonts w:hint="eastAsia"/>
+        </w:rPr>
+        <w:t xml:space="preserve">             </w:t>
+      </w:r>
+      <w:r>
+        <w:rPr>
+          <w:rFonts w:hint="eastAsia"/>
+        </w:rPr>
+        <w:t>指定保存状态文件</w:t>
+      </w:r>
+    </w:p>
+    <w:p>
+      <w:pPr>
+        <w:rPr>
+          <w:rFonts w:hint="eastAsia"/>
+        </w:rPr>
+      </w:pPr>
+      <w:r>
+        <w:rPr>
+          <w:rFonts w:hint="eastAsia"/>
+        </w:rPr>
+        <w:t xml:space="preserve">             </w:t>
+      </w:r>
+      <w:r>
+        <w:rPr>
+          <w:rFonts w:hint="eastAsia"/>
+        </w:rPr>
+        <w:t>指定操作为：</w:t>
+      </w:r>
+      <w:r>
+        <w:rPr>
+          <w:rFonts w:hint="eastAsia"/>
+        </w:rPr>
+        <w:t>insert, update, delete</w:t>
+      </w:r>
+    </w:p>
+    <w:p>
+      <w:pPr>
+        <w:rPr>
+          <w:rFonts w:hint="eastAsia"/>
+        </w:rPr>
+      </w:pPr>
+      <w:r>
+        <w:rPr>
+          <w:rFonts w:hint="eastAsia"/>
+        </w:rPr>
+        <w:t xml:space="preserve">             </w:t>
+      </w:r>
+      <w:r>
+        <w:rPr>
+          <w:rFonts w:hint="eastAsia"/>
+        </w:rPr>
+        <w:t>指定</w:t>
+      </w:r>
+      <w:r>
+        <w:rPr>
+          <w:rFonts w:hint="eastAsia"/>
+        </w:rPr>
+        <w:t xml:space="preserve"> MinLSN </w:t>
+      </w:r>
+      <w:r>
+        <w:rPr>
+          <w:rFonts w:hint="eastAsia"/>
+        </w:rPr>
+        <w:t>为第一步修改完复制日志配置后的</w:t>
+      </w:r>
+      <w:r>
+        <w:rPr>
+          <w:rFonts w:hint="eastAsia"/>
+        </w:rPr>
+        <w:t xml:space="preserve"> CompleteLSN</w:t>
+      </w:r>
+    </w:p>
+    <w:p>
+      <w:pPr>
+        <w:rPr>
+          <w:rFonts w:hint="eastAsia"/>
+        </w:rPr>
+      </w:pPr>
+      <w:r>
+        <w:rPr>
+          <w:rFonts w:hint="eastAsia"/>
+        </w:rPr>
+        <w:t xml:space="preserve">             </w:t>
+      </w:r>
+      <w:r>
+        <w:rPr>
+          <w:rFonts w:hint="eastAsia"/>
+        </w:rPr>
+        <w:t>指定业务需要回放的</w:t>
+      </w:r>
+      <w:r>
+        <w:rPr>
+          <w:rFonts w:hint="eastAsia"/>
+        </w:rPr>
+        <w:t>cl</w:t>
+      </w:r>
+      <w:r>
+        <w:rPr>
+          <w:rFonts w:hint="eastAsia"/>
+        </w:rPr>
+        <w:t>列表</w:t>
+      </w:r>
+      <w:r>
+        <w:rPr>
+          <w:rFonts w:hint="eastAsia"/>
+        </w:rPr>
+        <w:t xml:space="preserve"> </w:t>
+      </w:r>
+    </w:p>
+    <w:p>
+      <w:pPr>
+        <w:rPr>
+          <w:rFonts w:hint="eastAsia"/>
+        </w:rPr>
+      </w:pPr>
+      <w:r>
+        <w:rPr>
+          <w:rFonts w:hint="eastAsia"/>
+        </w:rPr>
+        <w:t xml:space="preserve">             </w:t>
+      </w:r>
+      <w:r>
+        <w:rPr>
+          <w:rFonts w:hint="eastAsia"/>
+        </w:rPr>
+        <w:t>指定输出的配置文件（</w:t>
+      </w:r>
+      <w:r>
+        <w:rPr>
+          <w:rFonts w:hint="eastAsia"/>
+        </w:rPr>
+        <w:t>cl</w:t>
+      </w:r>
+      <w:r>
+        <w:rPr>
+          <w:rFonts w:hint="eastAsia"/>
+        </w:rPr>
+        <w:t>列表必须与上一步的列表一致）</w:t>
+      </w:r>
+    </w:p>
+    <w:p>
+      <w:pPr>
+        <w:rPr>
+          <w:rFonts w:hint="eastAsia"/>
+        </w:rPr>
+      </w:pPr>
+      <w:r>
+        <w:rPr>
+          <w:rFonts w:hint="eastAsia"/>
+        </w:rPr>
+        <w:t xml:space="preserve">             </w:t>
+      </w:r>
+      <w:r>
+        <w:rPr>
+          <w:rFonts w:hint="eastAsia"/>
+        </w:rPr>
+        <w:t>指定每隔</w:t>
+      </w:r>
+      <w:r>
+        <w:rPr>
+          <w:rFonts w:hint="eastAsia"/>
+        </w:rPr>
+        <w:t>10000</w:t>
+      </w:r>
+      <w:r>
+        <w:rPr>
+          <w:rFonts w:hint="eastAsia"/>
+        </w:rPr>
+        <w:t>条记录生成一次文件（</w:t>
+      </w:r>
+      <w:r>
+        <w:rPr>
+          <w:rFonts w:hint="eastAsia"/>
+        </w:rPr>
+        <w:t>10000</w:t>
+      </w:r>
+      <w:r>
+        <w:rPr>
+          <w:rFonts w:hint="eastAsia"/>
+        </w:rPr>
+        <w:t>条为所有表的记录数，有多张表的记录时会拆分成多个文件</w:t>
+      </w:r>
+      <w:r>
+        <w:rPr>
+          <w:rFonts w:hint="eastAsia"/>
+        </w:rPr>
+        <w:t>;</w:t>
+      </w:r>
+      <w:r>
+        <w:rPr>
+          <w:rFonts w:hint="eastAsia"/>
+        </w:rPr>
+        <w:t>有</w:t>
+      </w:r>
+      <w:r>
+        <w:rPr>
+          <w:rFonts w:hint="eastAsia"/>
+        </w:rPr>
+        <w:t>update</w:t>
+      </w:r>
+      <w:r>
+        <w:rPr>
+          <w:rFonts w:hint="eastAsia"/>
+        </w:rPr>
+        <w:t>时，一条记录会拆成两条记录</w:t>
+      </w:r>
+      <w:r>
+        <w:rPr>
+          <w:rFonts w:hint="eastAsia"/>
+        </w:rPr>
+        <w:t>;</w:t>
+      </w:r>
+      <w:r>
+        <w:rPr>
+          <w:rFonts w:hint="eastAsia"/>
+        </w:rPr>
+        <w:t>当</w:t>
+      </w:r>
+      <w:r>
+        <w:rPr>
+          <w:rFonts w:hint="eastAsia"/>
+        </w:rPr>
+        <w:t>sdb</w:t>
+      </w:r>
+      <w:r>
+        <w:rPr>
+          <w:rFonts w:hint="eastAsia"/>
+        </w:rPr>
+        <w:t>生成的是部分归档文件时，超时输出一次部分归档文件，</w:t>
+      </w:r>
+      <w:r>
+        <w:rPr>
+          <w:rFonts w:hint="eastAsia"/>
+        </w:rPr>
+        <w:t>sdbreplay</w:t>
+      </w:r>
+      <w:r>
+        <w:rPr>
+          <w:rFonts w:hint="eastAsia"/>
+        </w:rPr>
+        <w:t>就会生成一次文件。）</w:t>
+      </w:r>
+    </w:p>
+    <w:p>
+      <w:r>
+        <w:t xml:space="preserve">   </w:t>
       </w:r>
     </w:p>
     <w:p>
@@ -5280,36 +5955,46 @@
         <w:pStyle w:val="a7"/>
         <w:numPr>
           <w:ilvl w:val="0"/>
-          <w:numId w:val="46"/>
+          <w:numId w:val="15"/>
         </w:numPr>
         <w:ind w:firstLineChars="0"/>
-      </w:pPr>
-      <w:r>
-        <w:t>Archiveexpired</w:t>
-      </w:r>
-      <w:r>
-        <w:rPr>
-          <w:rFonts w:hint="eastAsia"/>
-        </w:rPr>
-        <w:t>：</w:t>
-      </w:r>
-      <w:r>
-        <w:t>设置为</w:t>
-      </w:r>
-      <w:r>
-        <w:rPr>
-          <w:rFonts w:hint="eastAsia"/>
-        </w:rPr>
-        <w:t>0</w:t>
-      </w:r>
-      <w:r>
-        <w:rPr>
-          <w:rFonts w:hint="eastAsia"/>
-        </w:rPr>
-        <w:t>。</w:t>
-      </w:r>
-      <w:r>
-        <w:t>不删除过期归档日志</w:t>
+        <w:rPr>
+          <w:rFonts w:hint="eastAsia"/>
+        </w:rPr>
+      </w:pPr>
+      <w:r>
+        <w:rPr>
+          <w:rFonts w:hint="eastAsia"/>
+        </w:rPr>
+        <w:t>sdbreplay</w:t>
+      </w:r>
+      <w:r>
+        <w:rPr>
+          <w:rFonts w:hint="eastAsia"/>
+        </w:rPr>
+        <w:t>运行样例：</w:t>
+      </w:r>
+    </w:p>
+    <w:p>
+      <w:r>
+        <w:t xml:space="preserve">    </w:t>
+      </w:r>
+      <w:r>
+        <w:t>sdbreplay --type archive --path /home/mount/sequoiadb/data/20000/archivelog/ --filter '{ "CL": [ "test.test1" ], "OP": ["insert", "update", "delete"], "MinLSN":468 }' --outputconf /home/mou</w:t>
+      </w:r>
+      <w:r>
+        <w:t xml:space="preserve">nt/sequoiadb/replay/output.conf </w:t>
+      </w:r>
+      <w:r>
+        <w:t xml:space="preserve"> --status /home/mount/sequoiadb/replay/1.status --daemon true --watch true --intervalnum 10000</w:t>
+      </w:r>
+    </w:p>
+    <w:p>
+      <w:r>
+        <w:rPr>
+          <w:rFonts w:hint="eastAsia"/>
+        </w:rPr>
+        <w:t xml:space="preserve">   </w:t>
       </w:r>
     </w:p>
     <w:p>
@@ -5317,396 +6002,622 @@
         <w:pStyle w:val="a7"/>
         <w:numPr>
           <w:ilvl w:val="0"/>
-          <w:numId w:val="46"/>
+          <w:numId w:val="15"/>
         </w:numPr>
         <w:ind w:firstLineChars="0"/>
       </w:pPr>
       <w:r>
-        <w:t>Archivequota</w:t>
-      </w:r>
-      <w:r>
-        <w:rPr>
-          <w:rFonts w:hint="eastAsia"/>
-        </w:rPr>
-        <w:t>：</w:t>
-      </w:r>
-      <w:r>
-        <w:t>设置为</w:t>
-      </w:r>
-      <w:r>
-        <w:rPr>
-          <w:rFonts w:hint="eastAsia"/>
-        </w:rPr>
-        <w:t>0</w:t>
-      </w:r>
-      <w:r>
-        <w:rPr>
-          <w:rFonts w:hint="eastAsia"/>
-        </w:rPr>
-        <w:t>。</w:t>
-      </w:r>
-      <w:r>
-        <w:t>不设置</w:t>
-      </w:r>
-      <w:r>
-        <w:rPr>
-          <w:rFonts w:hint="eastAsia"/>
-        </w:rPr>
-        <w:t>配额</w:t>
+        <w:rPr>
+          <w:rFonts w:hint="eastAsia"/>
+        </w:rPr>
+        <w:t>输出的配置文件样例：</w:t>
       </w:r>
     </w:p>
     <w:p>
       <w:pPr>
-        <w:pStyle w:val="a7"/>
-        <w:numPr>
-          <w:ilvl w:val="0"/>
-          <w:numId w:val="46"/>
-        </w:numPr>
-        <w:ind w:firstLineChars="0"/>
-        <w:rPr>
-          <w:color w:val="FF0000"/>
-        </w:rPr>
-      </w:pPr>
-      <w:r>
-        <w:rPr>
-          <w:color w:val="FF0000"/>
-        </w:rPr>
-        <w:t>Archivetimeout</w:t>
-      </w:r>
-      <w:r>
-        <w:rPr>
-          <w:rFonts w:hint="eastAsia"/>
-          <w:color w:val="FF0000"/>
-        </w:rPr>
-        <w:t>：</w:t>
-      </w:r>
-      <w:r>
-        <w:rPr>
-          <w:color w:val="FF0000"/>
-        </w:rPr>
-        <w:t>归档超时设置为</w:t>
-      </w:r>
-      <w:r>
-        <w:rPr>
-          <w:rFonts w:hint="eastAsia"/>
-          <w:color w:val="FF0000"/>
-        </w:rPr>
-        <w:t>多少</w:t>
-      </w:r>
-      <w:r>
-        <w:rPr>
-          <w:color w:val="FF0000"/>
-        </w:rPr>
-        <w:t>？待定</w:t>
+        <w:ind w:left="670"/>
+        <w:rPr>
+          <w:rFonts w:hint="eastAsia"/>
+        </w:rPr>
+      </w:pPr>
+      <w:r>
+        <w:rPr>
+          <w:noProof/>
+        </w:rPr>
+      </w:r>
+      <w:r>
+        <w:pict>
+          <v:shape id="_x0000_s1030" type="#_x0000_t202" style="width:230pt;height:629.75pt;mso-left-percent:-10001;mso-top-percent:-10001;mso-position-horizontal:absolute;mso-position-horizontal-relative:char;mso-position-vertical:absolute;mso-position-vertical-relative:line;mso-left-percent:-10001;mso-top-percent:-10001">
+            <v:textbox inset="0,0,0,0">
+              <w:txbxContent>
+                <w:p>
+                  <w:pPr>
+                    <w:ind w:left="0"/>
+                    <w:rPr>
+                      <w:sz w:val="16"/>
+                    </w:rPr>
+                  </w:pPr>
+                  <w:r>
+                    <w:rPr>
+                      <w:sz w:val="16"/>
+                    </w:rPr>
+                    <w:t>{</w:t>
+                  </w:r>
+                </w:p>
+                <w:p>
+                  <w:pPr>
+                    <w:ind w:left="0"/>
+                    <w:rPr>
+                      <w:sz w:val="16"/>
+                    </w:rPr>
+                  </w:pPr>
+                  <w:r>
+                    <w:rPr>
+                      <w:sz w:val="16"/>
+                    </w:rPr>
+                    <w:t xml:space="preserve">  outputType: "DB2LOAD",</w:t>
+                  </w:r>
+                </w:p>
+                <w:p>
+                  <w:pPr>
+                    <w:ind w:left="0"/>
+                    <w:rPr>
+                      <w:sz w:val="16"/>
+                    </w:rPr>
+                  </w:pPr>
+                  <w:r>
+                    <w:rPr>
+                      <w:sz w:val="16"/>
+                    </w:rPr>
+                    <w:t xml:space="preserve">  outputDir: "/home/mount/sequoiadb/replay/output/",</w:t>
+                  </w:r>
+                </w:p>
+                <w:p>
+                  <w:pPr>
+                    <w:ind w:left="0"/>
+                    <w:rPr>
+                      <w:sz w:val="16"/>
+                    </w:rPr>
+                  </w:pPr>
+                  <w:r>
+                    <w:rPr>
+                      <w:sz w:val="16"/>
+                    </w:rPr>
+                    <w:t xml:space="preserve">  filePrefix: "SDB_db1_1000",</w:t>
+                  </w:r>
+                </w:p>
+                <w:p>
+                  <w:pPr>
+                    <w:ind w:left="0"/>
+                    <w:rPr>
+                      <w:sz w:val="16"/>
+                    </w:rPr>
+                  </w:pPr>
+                  <w:r>
+                    <w:rPr>
+                      <w:sz w:val="16"/>
+                    </w:rPr>
+                    <w:t xml:space="preserve">  tables:</w:t>
+                  </w:r>
+                </w:p>
+                <w:p>
+                  <w:pPr>
+                    <w:ind w:left="0"/>
+                    <w:rPr>
+                      <w:sz w:val="16"/>
+                    </w:rPr>
+                  </w:pPr>
+                  <w:r>
+                    <w:rPr>
+                      <w:sz w:val="16"/>
+                    </w:rPr>
+                    <w:t xml:space="preserve">  [</w:t>
+                  </w:r>
+                </w:p>
+                <w:p>
+                  <w:pPr>
+                    <w:ind w:left="0"/>
+                    <w:rPr>
+                      <w:sz w:val="16"/>
+                    </w:rPr>
+                  </w:pPr>
+                  <w:r>
+                    <w:rPr>
+                      <w:sz w:val="16"/>
+                    </w:rPr>
+                    <w:t xml:space="preserve">   {</w:t>
+                  </w:r>
+                </w:p>
+                <w:p>
+                  <w:pPr>
+                    <w:ind w:left="0"/>
+                    <w:rPr>
+                      <w:sz w:val="16"/>
+                    </w:rPr>
+                  </w:pPr>
+                  <w:r>
+                    <w:rPr>
+                      <w:sz w:val="16"/>
+                    </w:rPr>
+                    <w:t xml:space="preserve">     source: "test.test1",</w:t>
+                  </w:r>
+                </w:p>
+                <w:p>
+                  <w:pPr>
+                    <w:ind w:left="0"/>
+                    <w:rPr>
+                      <w:sz w:val="16"/>
+                    </w:rPr>
+                  </w:pPr>
+                  <w:r>
+                    <w:rPr>
+                      <w:sz w:val="16"/>
+                    </w:rPr>
+                    <w:t xml:space="preserve">     target: "dbName.tableName",</w:t>
+                  </w:r>
+                </w:p>
+                <w:p>
+                  <w:pPr>
+                    <w:ind w:left="0"/>
+                    <w:rPr>
+                      <w:sz w:val="16"/>
+                    </w:rPr>
+                  </w:pPr>
+                  <w:r>
+                    <w:rPr>
+                      <w:sz w:val="16"/>
+                    </w:rPr>
+                    <w:t xml:space="preserve">     fields:</w:t>
+                  </w:r>
+                </w:p>
+                <w:p>
+                  <w:pPr>
+                    <w:ind w:left="0"/>
+                    <w:rPr>
+                      <w:sz w:val="16"/>
+                    </w:rPr>
+                  </w:pPr>
+                  <w:r>
+                    <w:rPr>
+                      <w:sz w:val="16"/>
+                    </w:rPr>
+                    <w:t xml:space="preserve">     [</w:t>
+                  </w:r>
+                </w:p>
+                <w:p>
+                  <w:pPr>
+                    <w:ind w:left="0"/>
+                    <w:rPr>
+                      <w:sz w:val="16"/>
+                    </w:rPr>
+                  </w:pPr>
+                  <w:r>
+                    <w:rPr>
+                      <w:sz w:val="16"/>
+                    </w:rPr>
+                    <w:t xml:space="preserve">       {</w:t>
+                  </w:r>
+                </w:p>
+                <w:p>
+                  <w:pPr>
+                    <w:ind w:left="0"/>
+                    <w:rPr>
+                      <w:sz w:val="16"/>
+                    </w:rPr>
+                  </w:pPr>
+                  <w:r>
+                    <w:rPr>
+                      <w:sz w:val="16"/>
+                    </w:rPr>
+                    <w:t xml:space="preserve">         fieldType: "ORIGINAL_TIME"</w:t>
+                  </w:r>
+                </w:p>
+                <w:p>
+                  <w:pPr>
+                    <w:ind w:left="0"/>
+                    <w:rPr>
+                      <w:sz w:val="16"/>
+                    </w:rPr>
+                  </w:pPr>
+                  <w:r>
+                    <w:rPr>
+                      <w:sz w:val="16"/>
+                    </w:rPr>
+                    <w:t xml:space="preserve">       },</w:t>
+                  </w:r>
+                </w:p>
+                <w:p>
+                  <w:pPr>
+                    <w:ind w:left="0"/>
+                    <w:rPr>
+                      <w:sz w:val="16"/>
+                    </w:rPr>
+                  </w:pPr>
+                  <w:r>
+                    <w:rPr>
+                      <w:sz w:val="16"/>
+                    </w:rPr>
+                    <w:t xml:space="preserve">       {</w:t>
+                  </w:r>
+                </w:p>
+                <w:p>
+                  <w:pPr>
+                    <w:ind w:left="0"/>
+                    <w:rPr>
+                      <w:sz w:val="16"/>
+                    </w:rPr>
+                  </w:pPr>
+                  <w:r>
+                    <w:rPr>
+                      <w:sz w:val="16"/>
+                    </w:rPr>
+                    <w:t xml:space="preserve">         fieldType: "CONST_STRING",</w:t>
+                  </w:r>
+                </w:p>
+                <w:p>
+                  <w:pPr>
+                    <w:ind w:left="0"/>
+                    <w:rPr>
+                      <w:sz w:val="16"/>
+                    </w:rPr>
+                  </w:pPr>
+                  <w:r>
+                    <w:rPr>
+                      <w:sz w:val="16"/>
+                    </w:rPr>
+                    <w:t xml:space="preserve">         constValue: "0"</w:t>
+                  </w:r>
+                </w:p>
+                <w:p>
+                  <w:pPr>
+                    <w:ind w:left="0"/>
+                    <w:rPr>
+                      <w:sz w:val="16"/>
+                    </w:rPr>
+                  </w:pPr>
+                  <w:r>
+                    <w:rPr>
+                      <w:sz w:val="16"/>
+                    </w:rPr>
+                    <w:t xml:space="preserve">       },</w:t>
+                  </w:r>
+                </w:p>
+                <w:p>
+                  <w:pPr>
+                    <w:ind w:left="0"/>
+                    <w:rPr>
+                      <w:sz w:val="16"/>
+                    </w:rPr>
+                  </w:pPr>
+                  <w:r>
+                    <w:rPr>
+                      <w:sz w:val="16"/>
+                    </w:rPr>
+                    <w:t xml:space="preserve">       {</w:t>
+                  </w:r>
+                </w:p>
+                <w:p>
+                  <w:pPr>
+                    <w:ind w:left="0"/>
+                    <w:rPr>
+                      <w:sz w:val="16"/>
+                    </w:rPr>
+                  </w:pPr>
+                  <w:r>
+                    <w:rPr>
+                      <w:sz w:val="16"/>
+                    </w:rPr>
+                    <w:t xml:space="preserve">         fieldType: "AUTO_OP"</w:t>
+                  </w:r>
+                </w:p>
+                <w:p>
+                  <w:pPr>
+                    <w:ind w:left="0"/>
+                    <w:rPr>
+                      <w:sz w:val="16"/>
+                    </w:rPr>
+                  </w:pPr>
+                  <w:r>
+                    <w:rPr>
+                      <w:sz w:val="16"/>
+                    </w:rPr>
+                    <w:t xml:space="preserve">       },</w:t>
+                  </w:r>
+                </w:p>
+                <w:p>
+                  <w:pPr>
+                    <w:ind w:left="0"/>
+                    <w:rPr>
+                      <w:sz w:val="16"/>
+                    </w:rPr>
+                  </w:pPr>
+                  <w:r>
+                    <w:rPr>
+                      <w:sz w:val="16"/>
+                    </w:rPr>
+                    <w:t xml:space="preserve">       {</w:t>
+                  </w:r>
+                </w:p>
+                <w:p>
+                  <w:pPr>
+                    <w:ind w:left="0"/>
+                    <w:rPr>
+                      <w:sz w:val="16"/>
+                    </w:rPr>
+                  </w:pPr>
+                  <w:r>
+                    <w:rPr>
+                      <w:sz w:val="16"/>
+                    </w:rPr>
+                    <w:t xml:space="preserve">         source: "a",</w:t>
+                  </w:r>
+                </w:p>
+                <w:p>
+                  <w:pPr>
+                    <w:ind w:left="0"/>
+                    <w:rPr>
+                      <w:sz w:val="16"/>
+                    </w:rPr>
+                  </w:pPr>
+                  <w:r>
+                    <w:rPr>
+                      <w:sz w:val="16"/>
+                    </w:rPr>
+                    <w:t xml:space="preserve">         target: "column1",</w:t>
+                  </w:r>
+                </w:p>
+                <w:p>
+                  <w:pPr>
+                    <w:ind w:left="0"/>
+                    <w:rPr>
+                      <w:sz w:val="16"/>
+                    </w:rPr>
+                  </w:pPr>
+                  <w:r>
+                    <w:rPr>
+                      <w:sz w:val="16"/>
+                    </w:rPr>
+                    <w:t xml:space="preserve">         fieldType: "MAPPING_STRING"</w:t>
+                  </w:r>
+                </w:p>
+                <w:p>
+                  <w:pPr>
+                    <w:ind w:left="0"/>
+                    <w:rPr>
+                      <w:sz w:val="16"/>
+                    </w:rPr>
+                  </w:pPr>
+                  <w:r>
+                    <w:rPr>
+                      <w:sz w:val="16"/>
+                    </w:rPr>
+                    <w:t xml:space="preserve">       },</w:t>
+                  </w:r>
+                </w:p>
+                <w:p>
+                  <w:pPr>
+                    <w:ind w:left="0"/>
+                    <w:rPr>
+                      <w:sz w:val="16"/>
+                    </w:rPr>
+                  </w:pPr>
+                  <w:r>
+                    <w:rPr>
+                      <w:sz w:val="16"/>
+                    </w:rPr>
+                    <w:t xml:space="preserve">       {</w:t>
+                  </w:r>
+                </w:p>
+                <w:p>
+                  <w:pPr>
+                    <w:ind w:left="0"/>
+                    <w:rPr>
+                      <w:sz w:val="16"/>
+                    </w:rPr>
+                  </w:pPr>
+                  <w:r>
+                    <w:rPr>
+                      <w:sz w:val="16"/>
+                    </w:rPr>
+                    <w:t xml:space="preserve">         source: "b",</w:t>
+                  </w:r>
+                </w:p>
+                <w:p>
+                  <w:pPr>
+                    <w:ind w:left="0"/>
+                    <w:rPr>
+                      <w:sz w:val="16"/>
+                    </w:rPr>
+                  </w:pPr>
+                  <w:r>
+                    <w:rPr>
+                      <w:sz w:val="16"/>
+                    </w:rPr>
+                    <w:t xml:space="preserve">         target: "column2",</w:t>
+                  </w:r>
+                </w:p>
+                <w:p>
+                  <w:pPr>
+                    <w:ind w:left="0"/>
+                    <w:rPr>
+                      <w:sz w:val="16"/>
+                    </w:rPr>
+                  </w:pPr>
+                  <w:r>
+                    <w:rPr>
+                      <w:sz w:val="16"/>
+                    </w:rPr>
+                    <w:t xml:space="preserve">         fieldType: "MAPPING_STRING"</w:t>
+                  </w:r>
+                </w:p>
+                <w:p>
+                  <w:pPr>
+                    <w:ind w:left="0"/>
+                    <w:rPr>
+                      <w:sz w:val="16"/>
+                    </w:rPr>
+                  </w:pPr>
+                  <w:r>
+                    <w:rPr>
+                      <w:sz w:val="16"/>
+                    </w:rPr>
+                    <w:t xml:space="preserve">       },</w:t>
+                  </w:r>
+                </w:p>
+                <w:p>
+                  <w:pPr>
+                    <w:ind w:left="0"/>
+                    <w:rPr>
+                      <w:sz w:val="16"/>
+                    </w:rPr>
+                  </w:pPr>
+                  <w:r>
+                    <w:rPr>
+                      <w:sz w:val="16"/>
+                    </w:rPr>
+                    <w:t xml:space="preserve">       {</w:t>
+                  </w:r>
+                </w:p>
+                <w:p>
+                  <w:pPr>
+                    <w:ind w:left="0"/>
+                    <w:rPr>
+                      <w:sz w:val="16"/>
+                    </w:rPr>
+                  </w:pPr>
+                  <w:r>
+                    <w:rPr>
+                      <w:sz w:val="16"/>
+                    </w:rPr>
+                    <w:t xml:space="preserve">         source: "_id",</w:t>
+                  </w:r>
+                </w:p>
+                <w:p>
+                  <w:pPr>
+                    <w:ind w:left="0"/>
+                    <w:rPr>
+                      <w:sz w:val="16"/>
+                    </w:rPr>
+                  </w:pPr>
+                  <w:r>
+                    <w:rPr>
+                      <w:sz w:val="16"/>
+                    </w:rPr>
+                    <w:t xml:space="preserve">         target: "column3",</w:t>
+                  </w:r>
+                </w:p>
+                <w:p>
+                  <w:pPr>
+                    <w:ind w:left="0"/>
+                    <w:rPr>
+                      <w:sz w:val="16"/>
+                    </w:rPr>
+                  </w:pPr>
+                  <w:r>
+                    <w:rPr>
+                      <w:sz w:val="16"/>
+                    </w:rPr>
+                    <w:t xml:space="preserve">         fieldType: "MAPPING_STRING"</w:t>
+                  </w:r>
+                </w:p>
+                <w:p>
+                  <w:pPr>
+                    <w:ind w:left="0"/>
+                    <w:rPr>
+                      <w:sz w:val="16"/>
+                    </w:rPr>
+                  </w:pPr>
+                  <w:r>
+                    <w:rPr>
+                      <w:sz w:val="16"/>
+                    </w:rPr>
+                    <w:t xml:space="preserve">       }</w:t>
+                  </w:r>
+                </w:p>
+                <w:p>
+                  <w:pPr>
+                    <w:ind w:left="0"/>
+                    <w:rPr>
+                      <w:sz w:val="16"/>
+                    </w:rPr>
+                  </w:pPr>
+                  <w:r>
+                    <w:rPr>
+                      <w:sz w:val="16"/>
+                    </w:rPr>
+                    <w:t xml:space="preserve">     ]</w:t>
+                  </w:r>
+                </w:p>
+                <w:p>
+                  <w:pPr>
+                    <w:ind w:left="0"/>
+                    <w:rPr>
+                      <w:sz w:val="16"/>
+                    </w:rPr>
+                  </w:pPr>
+                  <w:r>
+                    <w:rPr>
+                      <w:sz w:val="16"/>
+                    </w:rPr>
+                    <w:t xml:space="preserve">   }</w:t>
+                  </w:r>
+                </w:p>
+                <w:p>
+                  <w:pPr>
+                    <w:ind w:left="0"/>
+                    <w:rPr>
+                      <w:sz w:val="16"/>
+                    </w:rPr>
+                  </w:pPr>
+                  <w:r>
+                    <w:rPr>
+                      <w:sz w:val="16"/>
+                    </w:rPr>
+                    <w:t xml:space="preserve">  ]</w:t>
+                  </w:r>
+                </w:p>
+                <w:p>
+                  <w:pPr>
+                    <w:ind w:left="0"/>
+                    <w:rPr>
+                      <w:rFonts w:hint="eastAsia"/>
+                      <w:sz w:val="16"/>
+                    </w:rPr>
+                  </w:pPr>
+                  <w:r>
+                    <w:rPr>
+                      <w:sz w:val="16"/>
+                    </w:rPr>
+                    <w:t>}</w:t>
+                  </w:r>
+                </w:p>
+              </w:txbxContent>
+            </v:textbox>
+            <w10:wrap type="none"/>
+            <w10:anchorlock/>
+          </v:shape>
+        </w:pict>
       </w:r>
     </w:p>
     <w:p>
       <w:pPr>
-        <w:pStyle w:val="a7"/>
-        <w:numPr>
-          <w:ilvl w:val="0"/>
-          <w:numId w:val="46"/>
-        </w:numPr>
-        <w:ind w:firstLineChars="0"/>
-        <w:rPr>
-          <w:rFonts w:hint="eastAsia"/>
-          <w:color w:val="FF0000"/>
-        </w:rPr>
-      </w:pPr>
-      <w:r>
-        <w:rPr>
-          <w:color w:val="FF0000"/>
-        </w:rPr>
-        <w:t>Archivecompresson</w:t>
-      </w:r>
-      <w:r>
-        <w:rPr>
-          <w:rFonts w:hint="eastAsia"/>
-          <w:color w:val="FF0000"/>
-        </w:rPr>
-        <w:t>：</w:t>
-      </w:r>
-      <w:r>
-        <w:rPr>
-          <w:color w:val="FF0000"/>
-        </w:rPr>
-        <w:t>是否开启压缩</w:t>
+        <w:rPr>
+          <w:rFonts w:hint="eastAsia"/>
+        </w:rPr>
+      </w:pPr>
+      <w:r>
+        <w:t xml:space="preserve">   </w:t>
       </w:r>
     </w:p>
     <w:p>
       <w:pPr>
-        <w:rPr>
-          <w:rFonts w:hint="eastAsia"/>
-        </w:rPr>
-      </w:pPr>
-    </w:p>
-    <w:p>
-      <w:pPr>
-        <w:pStyle w:val="a7"/>
-        <w:numPr>
-          <w:ilvl w:val="0"/>
-          <w:numId w:val="45"/>
-        </w:numPr>
-        <w:ind w:firstLineChars="0"/>
-      </w:pPr>
-      <w:r>
-        <w:t>s</w:t>
-      </w:r>
-      <w:r>
-        <w:rPr>
-          <w:rFonts w:hint="eastAsia"/>
-        </w:rPr>
-        <w:t>dbreplay</w:t>
-      </w:r>
-      <w:r>
-        <w:rPr>
-          <w:rFonts w:hint="eastAsia"/>
-        </w:rPr>
-        <w:t>工具</w:t>
-      </w:r>
-      <w:r>
-        <w:t>使用</w:t>
-      </w:r>
-      <w:r>
-        <w:t>status</w:t>
-      </w:r>
-      <w:r>
-        <w:t>文件、</w:t>
-      </w:r>
-      <w:r>
-        <w:t>watch</w:t>
-      </w:r>
-      <w:r>
-        <w:rPr>
-          <w:rFonts w:hint="eastAsia"/>
-        </w:rPr>
-        <w:t>功能</w:t>
-      </w:r>
-      <w:r>
-        <w:t>、</w:t>
-      </w:r>
-      <w:r>
-        <w:rPr>
-          <w:rFonts w:hint="eastAsia"/>
-        </w:rPr>
-        <w:t>使用</w:t>
-      </w:r>
-      <w:r>
-        <w:t>outputconf</w:t>
-      </w:r>
-      <w:r>
-        <w:rPr>
-          <w:rFonts w:hint="eastAsia"/>
-        </w:rPr>
-        <w:t>配置生成</w:t>
-      </w:r>
-      <w:r>
-        <w:t>DB2LOAD</w:t>
-      </w:r>
-      <w:r>
-        <w:rPr>
-          <w:rFonts w:hint="eastAsia"/>
-        </w:rPr>
-        <w:t>类型文件</w:t>
-      </w:r>
-      <w:r>
-        <w:t>、后台</w:t>
-      </w:r>
-      <w:r>
-        <w:t>daemon</w:t>
-      </w:r>
-      <w:r>
-        <w:t>模式运行</w:t>
-      </w:r>
-      <w:r>
-        <w:rPr>
-          <w:rFonts w:hint="eastAsia"/>
-        </w:rPr>
-        <w:t>。</w:t>
-      </w:r>
-      <w:r>
-        <w:rPr>
-          <w:rFonts w:hint="eastAsia"/>
-        </w:rPr>
-        <w:t xml:space="preserve"> </w:t>
-      </w:r>
-      <w:r>
-        <w:t>Intervalnum</w:t>
-      </w:r>
-      <w:r>
-        <w:rPr>
-          <w:rFonts w:hint="eastAsia"/>
-        </w:rPr>
-        <w:t>可以</w:t>
-      </w:r>
-      <w:r>
-        <w:t>适量调大</w:t>
-      </w:r>
-      <w:r>
-        <w:rPr>
-          <w:rFonts w:hint="eastAsia"/>
-        </w:rPr>
-        <w:t>。</w:t>
-      </w:r>
-    </w:p>
-    <w:p>
-      <w:pPr>
-        <w:rPr>
-          <w:rFonts w:hint="eastAsia"/>
-        </w:rPr>
-      </w:pPr>
-    </w:p>
-    <w:p>
-      <w:pPr>
-        <w:pStyle w:val="a7"/>
-        <w:numPr>
-          <w:ilvl w:val="0"/>
-          <w:numId w:val="45"/>
-        </w:numPr>
-        <w:ind w:firstLineChars="0"/>
-        <w:rPr>
-          <w:rFonts w:hint="eastAsia"/>
-        </w:rPr>
-      </w:pPr>
-      <w:r>
-        <w:rPr>
-          <w:rFonts w:hint="eastAsia"/>
-          <w:b/>
-          <w:color w:val="FF0000"/>
-        </w:rPr>
-        <w:t>回放</w:t>
-      </w:r>
-      <w:r>
-        <w:rPr>
-          <w:b/>
-          <w:color w:val="FF0000"/>
-        </w:rPr>
-        <w:t>后是否删除</w:t>
-      </w:r>
-      <w:r>
-        <w:rPr>
-          <w:rFonts w:hint="eastAsia"/>
-          <w:b/>
-          <w:color w:val="FF0000"/>
-        </w:rPr>
-        <w:t>归档</w:t>
-      </w:r>
-      <w:r>
-        <w:rPr>
-          <w:b/>
-          <w:color w:val="FF0000"/>
-        </w:rPr>
-        <w:t>文件？</w:t>
-      </w:r>
-      <w:r>
-        <w:rPr>
-          <w:rFonts w:hint="eastAsia"/>
-        </w:rPr>
-        <w:t xml:space="preserve"> </w:t>
-      </w:r>
-      <w:r>
-        <w:t>S</w:t>
-      </w:r>
-      <w:r>
-        <w:rPr>
-          <w:rFonts w:hint="eastAsia"/>
-        </w:rPr>
-        <w:t>db</w:t>
-      </w:r>
-      <w:r>
-        <w:t>在做归档时，当遇到</w:t>
-      </w:r>
-      <w:r>
-        <w:t>move</w:t>
-      </w:r>
-      <w:r>
-        <w:t>操作，</w:t>
-      </w:r>
-      <w:r>
-        <w:rPr>
-          <w:rFonts w:hint="eastAsia"/>
-        </w:rPr>
-        <w:t>还会将</w:t>
-      </w:r>
-      <w:r>
-        <w:t>已归档的文件</w:t>
-      </w:r>
-      <w:r>
-        <w:t>archivelog.&lt;LogicalFileId&gt;</w:t>
-      </w:r>
-      <w:r>
-        <w:t>重命名为</w:t>
-      </w:r>
-      <w:r>
-        <w:t>archivelog.&lt;LogicalFileId&gt;.m</w:t>
-      </w:r>
-      <w:r>
-        <w:rPr>
-          <w:rFonts w:hint="eastAsia"/>
-        </w:rPr>
-        <w:t>。这样</w:t>
-      </w:r>
-      <w:r>
-        <w:t>归档文件的清除就不好处理了。</w:t>
-      </w:r>
-      <w:r>
-        <w:t>S</w:t>
-      </w:r>
-      <w:r>
-        <w:rPr>
-          <w:rFonts w:hint="eastAsia"/>
-        </w:rPr>
-        <w:t>dbreplay</w:t>
-      </w:r>
-      <w:r>
-        <w:t>不能删除归档文件，因为不知道</w:t>
-      </w:r>
-      <w:r>
-        <w:rPr>
-          <w:rFonts w:hint="eastAsia"/>
-        </w:rPr>
-        <w:t>sdb</w:t>
-      </w:r>
-      <w:r>
-        <w:t xml:space="preserve"> move</w:t>
-      </w:r>
-      <w:r>
-        <w:t>的时候还要不要这个文件；</w:t>
-      </w:r>
-      <w:r>
-        <w:rPr>
-          <w:rFonts w:hint="eastAsia"/>
-        </w:rPr>
-        <w:t>sdb</w:t>
-      </w:r>
-      <w:r>
-        <w:t>归档也不能</w:t>
-      </w:r>
-      <w:r>
-        <w:rPr>
-          <w:rFonts w:hint="eastAsia"/>
-        </w:rPr>
-        <w:t>删除</w:t>
-      </w:r>
-      <w:r>
-        <w:t>归档文件，因为不知道回放工具回放完了没有</w:t>
-      </w:r>
-    </w:p>
-    <w:p>
-      <w:pPr>
-        <w:rPr>
-          <w:rFonts w:hint="eastAsia"/>
-        </w:rPr>
-      </w:pPr>
-    </w:p>
-    <w:p>
-      <w:pPr>
         <w:pStyle w:val="2"/>
       </w:pPr>
       <w:r>
         <w:rPr>
           <w:rFonts w:hint="eastAsia"/>
         </w:rPr>
+        <w:lastRenderedPageBreak/>
         <w:t>遗留问题</w:t>
       </w:r>
     </w:p>
@@ -5894,7 +6805,15 @@
               <w:rPr>
                 <w:rFonts w:eastAsiaTheme="minorEastAsia"/>
               </w:rPr>
-              <w:t>truncateCL</w:t>
+              <w:t>truncate</w:t>
+            </w:r>
+            <w:bookmarkStart w:id="0" w:name="_GoBack"/>
+            <w:bookmarkEnd w:id="0"/>
+            <w:r>
+              <w:rPr>
+                <w:rFonts w:eastAsiaTheme="minorEastAsia"/>
+              </w:rPr>
+              <w:t>CL</w:t>
             </w:r>
             <w:r>
               <w:rPr>
@@ -6027,8 +6946,6 @@
               </w:rPr>
               <w:t>的</w:t>
             </w:r>
-            <w:bookmarkStart w:id="0" w:name="_GoBack"/>
-            <w:bookmarkEnd w:id="0"/>
             <w:r>
               <w:rPr>
                 <w:rFonts w:eastAsiaTheme="minorEastAsia" w:hint="eastAsia"/>
@@ -6091,7 +7008,7 @@
             <w:pPr>
               <w:ind w:left="0"/>
               <w:rPr>
-                <w:rFonts w:eastAsiaTheme="minorEastAsia" w:hint="eastAsia"/>
+                <w:rFonts w:eastAsiaTheme="minorEastAsia"/>
               </w:rPr>
             </w:pPr>
             <w:r>
@@ -6128,14 +7045,7 @@
               <w:rPr>
                 <w:rFonts w:eastAsiaTheme="minorEastAsia" w:hint="eastAsia"/>
               </w:rPr>
-              <w:t>如果目标复制组的归档日志先被重放而后源复制组的归档日志才被重放，那</w:t>
-            </w:r>
-            <w:r>
-              <w:rPr>
-                <w:rFonts w:eastAsiaTheme="minorEastAsia" w:hint="eastAsia"/>
-              </w:rPr>
-              <w:lastRenderedPageBreak/>
-              <w:t>么迁移的那部分数据重放时先插入后被删除，导致数据丢失。</w:t>
+              <w:t>如果目标复制组的归档日志先被重放而后源复制组的归档日志才被重放，那么迁移的那部分数据重放时先插入后被删除，导致数据丢失。</w:t>
             </w:r>
             <w:r>
               <w:rPr>
@@ -6564,7 +7474,7 @@
               <w:pStyle w:val="a7"/>
               <w:numPr>
                 <w:ilvl w:val="0"/>
-                <w:numId w:val="33"/>
+                <w:numId w:val="3"/>
               </w:numPr>
               <w:ind w:firstLineChars="0"/>
               <w:rPr>
@@ -6600,7 +7510,7 @@
               <w:pStyle w:val="a7"/>
               <w:numPr>
                 <w:ilvl w:val="0"/>
-                <w:numId w:val="33"/>
+                <w:numId w:val="3"/>
               </w:numPr>
               <w:ind w:firstLineChars="0"/>
               <w:rPr>
@@ -6655,7 +7565,7 @@
               <w:pStyle w:val="a7"/>
               <w:numPr>
                 <w:ilvl w:val="0"/>
-                <w:numId w:val="33"/>
+                <w:numId w:val="3"/>
               </w:numPr>
               <w:ind w:firstLineChars="0"/>
               <w:rPr>
@@ -6834,7 +7744,7 @@
               <w:pStyle w:val="a7"/>
               <w:numPr>
                 <w:ilvl w:val="0"/>
-                <w:numId w:val="34"/>
+                <w:numId w:val="4"/>
               </w:numPr>
               <w:ind w:firstLineChars="0"/>
               <w:rPr>
@@ -6856,7 +7766,7 @@
               <w:pStyle w:val="a7"/>
               <w:numPr>
                 <w:ilvl w:val="0"/>
-                <w:numId w:val="34"/>
+                <w:numId w:val="4"/>
               </w:numPr>
               <w:ind w:firstLineChars="0"/>
               <w:rPr>
@@ -6881,7 +7791,7 @@
               <w:pStyle w:val="a7"/>
               <w:numPr>
                 <w:ilvl w:val="0"/>
-                <w:numId w:val="34"/>
+                <w:numId w:val="4"/>
               </w:numPr>
               <w:ind w:firstLineChars="0"/>
               <w:rPr>
@@ -6912,7 +7822,7 @@
               <w:pStyle w:val="a7"/>
               <w:numPr>
                 <w:ilvl w:val="0"/>
-                <w:numId w:val="34"/>
+                <w:numId w:val="4"/>
               </w:numPr>
               <w:ind w:firstLineChars="0"/>
               <w:rPr>
@@ -6937,7 +7847,7 @@
               <w:pStyle w:val="a7"/>
               <w:numPr>
                 <w:ilvl w:val="0"/>
-                <w:numId w:val="34"/>
+                <w:numId w:val="4"/>
               </w:numPr>
               <w:ind w:firstLineChars="0"/>
               <w:rPr>
@@ -6962,7 +7872,7 @@
               <w:pStyle w:val="a7"/>
               <w:numPr>
                 <w:ilvl w:val="0"/>
-                <w:numId w:val="34"/>
+                <w:numId w:val="4"/>
               </w:numPr>
               <w:ind w:firstLineChars="0"/>
               <w:rPr>
@@ -7099,6 +8009,7 @@
               <w:rPr>
                 <w:rFonts w:eastAsiaTheme="minorEastAsia" w:hint="eastAsia"/>
               </w:rPr>
+              <w:lastRenderedPageBreak/>
               <w:t>3</w:t>
             </w:r>
           </w:p>
@@ -7143,7 +8054,7 @@
               <w:pStyle w:val="a7"/>
               <w:numPr>
                 <w:ilvl w:val="0"/>
-                <w:numId w:val="35"/>
+                <w:numId w:val="5"/>
               </w:numPr>
               <w:ind w:firstLineChars="0"/>
               <w:rPr>
@@ -7198,7 +8109,7 @@
               <w:pStyle w:val="a7"/>
               <w:numPr>
                 <w:ilvl w:val="0"/>
-                <w:numId w:val="35"/>
+                <w:numId w:val="5"/>
               </w:numPr>
               <w:ind w:firstLineChars="0"/>
               <w:rPr>
@@ -7229,7 +8140,7 @@
               <w:pStyle w:val="a7"/>
               <w:numPr>
                 <w:ilvl w:val="0"/>
-                <w:numId w:val="35"/>
+                <w:numId w:val="5"/>
               </w:numPr>
               <w:ind w:firstLineChars="0"/>
               <w:rPr>
@@ -7372,7 +8283,7 @@
               <w:pStyle w:val="a7"/>
               <w:numPr>
                 <w:ilvl w:val="0"/>
-                <w:numId w:val="36"/>
+                <w:numId w:val="6"/>
               </w:numPr>
               <w:ind w:firstLineChars="0"/>
               <w:rPr>
@@ -7415,7 +8326,7 @@
               <w:pStyle w:val="a7"/>
               <w:numPr>
                 <w:ilvl w:val="0"/>
-                <w:numId w:val="36"/>
+                <w:numId w:val="6"/>
               </w:numPr>
               <w:ind w:firstLineChars="0"/>
               <w:rPr>
@@ -7464,7 +8375,7 @@
               <w:pStyle w:val="a7"/>
               <w:numPr>
                 <w:ilvl w:val="0"/>
-                <w:numId w:val="36"/>
+                <w:numId w:val="6"/>
               </w:numPr>
               <w:ind w:firstLineChars="0"/>
               <w:rPr>
@@ -7507,7 +8418,7 @@
               <w:pStyle w:val="a7"/>
               <w:numPr>
                 <w:ilvl w:val="0"/>
-                <w:numId w:val="36"/>
+                <w:numId w:val="6"/>
               </w:numPr>
               <w:ind w:firstLineChars="0"/>
               <w:rPr>
@@ -7518,7 +8429,6 @@
               <w:rPr>
                 <w:rFonts w:eastAsiaTheme="minorEastAsia" w:hint="eastAsia"/>
               </w:rPr>
-              <w:lastRenderedPageBreak/>
               <w:t>查看</w:t>
             </w:r>
             <w:r>
@@ -7550,7 +8460,6 @@
               <w:rPr>
                 <w:rFonts w:eastAsiaTheme="minorEastAsia" w:hint="eastAsia"/>
               </w:rPr>
-              <w:lastRenderedPageBreak/>
               <w:t>可以</w:t>
             </w:r>
             <w:r>
@@ -7584,7 +8493,6 @@
               <w:rPr>
                 <w:rFonts w:eastAsiaTheme="minorEastAsia" w:hint="eastAsia"/>
               </w:rPr>
-              <w:lastRenderedPageBreak/>
               <w:t>5</w:t>
             </w:r>
           </w:p>
@@ -7647,7 +8555,7 @@
               <w:pStyle w:val="a7"/>
               <w:numPr>
                 <w:ilvl w:val="0"/>
-                <w:numId w:val="42"/>
+                <w:numId w:val="10"/>
               </w:numPr>
               <w:ind w:firstLineChars="0"/>
               <w:rPr>
@@ -7690,7 +8598,7 @@
               <w:pStyle w:val="a7"/>
               <w:numPr>
                 <w:ilvl w:val="0"/>
-                <w:numId w:val="42"/>
+                <w:numId w:val="10"/>
               </w:numPr>
               <w:ind w:firstLineChars="0"/>
               <w:rPr>
@@ -7721,7 +8629,7 @@
               <w:pStyle w:val="a7"/>
               <w:numPr>
                 <w:ilvl w:val="0"/>
-                <w:numId w:val="42"/>
+                <w:numId w:val="10"/>
               </w:numPr>
               <w:ind w:firstLineChars="0"/>
               <w:rPr>
@@ -7770,7 +8678,7 @@
               <w:pStyle w:val="a7"/>
               <w:numPr>
                 <w:ilvl w:val="0"/>
-                <w:numId w:val="42"/>
+                <w:numId w:val="10"/>
               </w:numPr>
               <w:ind w:firstLineChars="0"/>
               <w:rPr>
@@ -7807,7 +8715,7 @@
               <w:pStyle w:val="a7"/>
               <w:numPr>
                 <w:ilvl w:val="0"/>
-                <w:numId w:val="42"/>
+                <w:numId w:val="10"/>
               </w:numPr>
               <w:ind w:firstLineChars="0"/>
               <w:rPr>
@@ -8540,20 +9448,17 @@
     </w:lvl>
   </w:abstractNum>
   <w:abstractNum w:abstractNumId="1" w15:restartNumberingAfterBreak="0">
-    <w:nsid w:val="04D51358"/>
+    <w:nsid w:val="1AF56667"/>
     <w:multiLevelType w:val="hybridMultilevel"/>
-    <w:tmpl w:val="C95C6DFC"/>
-    <w:lvl w:ilvl="0" w:tplc="BF546B10">
-      <w:start w:val="1"/>
-      <w:numFmt w:val="lowerLetter"/>
-      <w:lvlText w:val="%1)"/>
+    <w:tmpl w:val="66984498"/>
+    <w:lvl w:ilvl="0" w:tplc="0409000F">
+      <w:start w:val="1"/>
+      <w:numFmt w:val="decimal"/>
+      <w:lvlText w:val="%1."/>
       <w:lvlJc w:val="left"/>
       <w:pPr>
-        <w:ind w:left="360" w:hanging="360"/>
-      </w:pPr>
-      <w:rPr>
-        <w:rFonts w:hint="default"/>
-      </w:rPr>
+        <w:ind w:left="777" w:hanging="420"/>
+      </w:pPr>
     </w:lvl>
     <w:lvl w:ilvl="1" w:tplc="04090019" w:tentative="1">
       <w:start w:val="1"/>
@@ -8561,7 +9466,7 @@
       <w:lvlText w:val="%2)"/>
       <w:lvlJc w:val="left"/>
       <w:pPr>
-        <w:ind w:left="840" w:hanging="420"/>
+        <w:ind w:left="1197" w:hanging="420"/>
       </w:pPr>
     </w:lvl>
     <w:lvl w:ilvl="2" w:tplc="0409001B" w:tentative="1">
@@ -8570,7 +9475,7 @@
       <w:lvlText w:val="%3."/>
       <w:lvlJc w:val="right"/>
       <w:pPr>
-        <w:ind w:left="1260" w:hanging="420"/>
+        <w:ind w:left="1617" w:hanging="420"/>
       </w:pPr>
     </w:lvl>
     <w:lvl w:ilvl="3" w:tplc="0409000F" w:tentative="1">
@@ -8579,7 +9484,7 @@
       <w:lvlText w:val="%4."/>
       <w:lvlJc w:val="left"/>
       <w:pPr>
-        <w:ind w:left="1680" w:hanging="420"/>
+        <w:ind w:left="2037" w:hanging="420"/>
       </w:pPr>
     </w:lvl>
     <w:lvl w:ilvl="4" w:tplc="04090019" w:tentative="1">
@@ -8588,7 +9493,7 @@
       <w:lvlText w:val="%5)"/>
       <w:lvlJc w:val="left"/>
       <w:pPr>
-        <w:ind w:left="2100" w:hanging="420"/>
+        <w:ind w:left="2457" w:hanging="420"/>
       </w:pPr>
     </w:lvl>
     <w:lvl w:ilvl="5" w:tplc="0409001B" w:tentative="1">
@@ -8597,7 +9502,7 @@
       <w:lvlText w:val="%6."/>
       <w:lvlJc w:val="right"/>
       <w:pPr>
-        <w:ind w:left="2520" w:hanging="420"/>
+        <w:ind w:left="2877" w:hanging="420"/>
       </w:pPr>
     </w:lvl>
     <w:lvl w:ilvl="6" w:tplc="0409000F" w:tentative="1">
@@ -8606,7 +9511,7 @@
       <w:lvlText w:val="%7."/>
       <w:lvlJc w:val="left"/>
       <w:pPr>
-        <w:ind w:left="2940" w:hanging="420"/>
+        <w:ind w:left="3297" w:hanging="420"/>
       </w:pPr>
     </w:lvl>
     <w:lvl w:ilvl="7" w:tplc="04090019" w:tentative="1">
@@ -8615,7 +9520,7 @@
       <w:lvlText w:val="%8)"/>
       <w:lvlJc w:val="left"/>
       <w:pPr>
-        <w:ind w:left="3360" w:hanging="420"/>
+        <w:ind w:left="3717" w:hanging="420"/>
       </w:pPr>
     </w:lvl>
     <w:lvl w:ilvl="8" w:tplc="0409001B" w:tentative="1">
@@ -8624,213 +9529,11 @@
       <w:lvlText w:val="%9."/>
       <w:lvlJc w:val="right"/>
       <w:pPr>
-        <w:ind w:left="3780" w:hanging="420"/>
+        <w:ind w:left="4137" w:hanging="420"/>
       </w:pPr>
     </w:lvl>
   </w:abstractNum>
   <w:abstractNum w:abstractNumId="2" w15:restartNumberingAfterBreak="0">
-    <w:nsid w:val="159D60A7"/>
-    <w:multiLevelType w:val="hybridMultilevel"/>
-    <w:tmpl w:val="72EC65D2"/>
-    <w:lvl w:ilvl="0" w:tplc="698A7282">
-      <w:start w:val="1"/>
-      <w:numFmt w:val="decimal"/>
-      <w:lvlText w:val="%1、"/>
-      <w:lvlJc w:val="left"/>
-      <w:pPr>
-        <w:ind w:left="717" w:hanging="360"/>
-      </w:pPr>
-      <w:rPr>
-        <w:rFonts w:hint="default"/>
-      </w:rPr>
-    </w:lvl>
-    <w:lvl w:ilvl="1" w:tplc="04090019" w:tentative="1">
-      <w:start w:val="1"/>
-      <w:numFmt w:val="lowerLetter"/>
-      <w:lvlText w:val="%2)"/>
-      <w:lvlJc w:val="left"/>
-      <w:pPr>
-        <w:ind w:left="1197" w:hanging="420"/>
-      </w:pPr>
-    </w:lvl>
-    <w:lvl w:ilvl="2" w:tplc="0409001B" w:tentative="1">
-      <w:start w:val="1"/>
-      <w:numFmt w:val="lowerRoman"/>
-      <w:lvlText w:val="%3."/>
-      <w:lvlJc w:val="right"/>
-      <w:pPr>
-        <w:ind w:left="1617" w:hanging="420"/>
-      </w:pPr>
-    </w:lvl>
-    <w:lvl w:ilvl="3" w:tplc="0409000F" w:tentative="1">
-      <w:start w:val="1"/>
-      <w:numFmt w:val="decimal"/>
-      <w:lvlText w:val="%4."/>
-      <w:lvlJc w:val="left"/>
-      <w:pPr>
-        <w:ind w:left="2037" w:hanging="420"/>
-      </w:pPr>
-    </w:lvl>
-    <w:lvl w:ilvl="4" w:tplc="04090019" w:tentative="1">
-      <w:start w:val="1"/>
-      <w:numFmt w:val="lowerLetter"/>
-      <w:lvlText w:val="%5)"/>
-      <w:lvlJc w:val="left"/>
-      <w:pPr>
-        <w:ind w:left="2457" w:hanging="420"/>
-      </w:pPr>
-    </w:lvl>
-    <w:lvl w:ilvl="5" w:tplc="0409001B" w:tentative="1">
-      <w:start w:val="1"/>
-      <w:numFmt w:val="lowerRoman"/>
-      <w:lvlText w:val="%6."/>
-      <w:lvlJc w:val="right"/>
-      <w:pPr>
-        <w:ind w:left="2877" w:hanging="420"/>
-      </w:pPr>
-    </w:lvl>
-    <w:lvl w:ilvl="6" w:tplc="0409000F" w:tentative="1">
-      <w:start w:val="1"/>
-      <w:numFmt w:val="decimal"/>
-      <w:lvlText w:val="%7."/>
-      <w:lvlJc w:val="left"/>
-      <w:pPr>
-        <w:ind w:left="3297" w:hanging="420"/>
-      </w:pPr>
-    </w:lvl>
-    <w:lvl w:ilvl="7" w:tplc="04090019" w:tentative="1">
-      <w:start w:val="1"/>
-      <w:numFmt w:val="lowerLetter"/>
-      <w:lvlText w:val="%8)"/>
-      <w:lvlJc w:val="left"/>
-      <w:pPr>
-        <w:ind w:left="3717" w:hanging="420"/>
-      </w:pPr>
-    </w:lvl>
-    <w:lvl w:ilvl="8" w:tplc="0409001B" w:tentative="1">
-      <w:start w:val="1"/>
-      <w:numFmt w:val="lowerRoman"/>
-      <w:lvlText w:val="%9."/>
-      <w:lvlJc w:val="right"/>
-      <w:pPr>
-        <w:ind w:left="4137" w:hanging="420"/>
-      </w:pPr>
-    </w:lvl>
-  </w:abstractNum>
-  <w:abstractNum w:abstractNumId="3" w15:restartNumberingAfterBreak="0">
-    <w:nsid w:val="1B1C32F9"/>
-    <w:multiLevelType w:val="hybridMultilevel"/>
-    <w:tmpl w:val="78FE45E6"/>
-    <w:lvl w:ilvl="0" w:tplc="04090001">
-      <w:start w:val="1"/>
-      <w:numFmt w:val="bullet"/>
-      <w:lvlText w:val=""/>
-      <w:lvlJc w:val="left"/>
-      <w:pPr>
-        <w:ind w:left="1197" w:hanging="420"/>
-      </w:pPr>
-      <w:rPr>
-        <w:rFonts w:ascii="Wingdings" w:hAnsi="Wingdings" w:hint="default"/>
-      </w:rPr>
-    </w:lvl>
-    <w:lvl w:ilvl="1" w:tplc="04090003" w:tentative="1">
-      <w:start w:val="1"/>
-      <w:numFmt w:val="bullet"/>
-      <w:lvlText w:val=""/>
-      <w:lvlJc w:val="left"/>
-      <w:pPr>
-        <w:ind w:left="1617" w:hanging="420"/>
-      </w:pPr>
-      <w:rPr>
-        <w:rFonts w:ascii="Wingdings" w:hAnsi="Wingdings" w:hint="default"/>
-      </w:rPr>
-    </w:lvl>
-    <w:lvl w:ilvl="2" w:tplc="04090005" w:tentative="1">
-      <w:start w:val="1"/>
-      <w:numFmt w:val="bullet"/>
-      <w:lvlText w:val=""/>
-      <w:lvlJc w:val="left"/>
-      <w:pPr>
-        <w:ind w:left="2037" w:hanging="420"/>
-      </w:pPr>
-      <w:rPr>
-        <w:rFonts w:ascii="Wingdings" w:hAnsi="Wingdings" w:hint="default"/>
-      </w:rPr>
-    </w:lvl>
-    <w:lvl w:ilvl="3" w:tplc="04090001" w:tentative="1">
-      <w:start w:val="1"/>
-      <w:numFmt w:val="bullet"/>
-      <w:lvlText w:val=""/>
-      <w:lvlJc w:val="left"/>
-      <w:pPr>
-        <w:ind w:left="2457" w:hanging="420"/>
-      </w:pPr>
-      <w:rPr>
-        <w:rFonts w:ascii="Wingdings" w:hAnsi="Wingdings" w:hint="default"/>
-      </w:rPr>
-    </w:lvl>
-    <w:lvl w:ilvl="4" w:tplc="04090003" w:tentative="1">
-      <w:start w:val="1"/>
-      <w:numFmt w:val="bullet"/>
-      <w:lvlText w:val=""/>
-      <w:lvlJc w:val="left"/>
-      <w:pPr>
-        <w:ind w:left="2877" w:hanging="420"/>
-      </w:pPr>
-      <w:rPr>
-        <w:rFonts w:ascii="Wingdings" w:hAnsi="Wingdings" w:hint="default"/>
-      </w:rPr>
-    </w:lvl>
-    <w:lvl w:ilvl="5" w:tplc="04090005" w:tentative="1">
-      <w:start w:val="1"/>
-      <w:numFmt w:val="bullet"/>
-      <w:lvlText w:val=""/>
-      <w:lvlJc w:val="left"/>
-      <w:pPr>
-        <w:ind w:left="3297" w:hanging="420"/>
-      </w:pPr>
-      <w:rPr>
-        <w:rFonts w:ascii="Wingdings" w:hAnsi="Wingdings" w:hint="default"/>
-      </w:rPr>
-    </w:lvl>
-    <w:lvl w:ilvl="6" w:tplc="04090001" w:tentative="1">
-      <w:start w:val="1"/>
-      <w:numFmt w:val="bullet"/>
-      <w:lvlText w:val=""/>
-      <w:lvlJc w:val="left"/>
-      <w:pPr>
-        <w:ind w:left="3717" w:hanging="420"/>
-      </w:pPr>
-      <w:rPr>
-        <w:rFonts w:ascii="Wingdings" w:hAnsi="Wingdings" w:hint="default"/>
-      </w:rPr>
-    </w:lvl>
-    <w:lvl w:ilvl="7" w:tplc="04090003" w:tentative="1">
-      <w:start w:val="1"/>
-      <w:numFmt w:val="bullet"/>
-      <w:lvlText w:val=""/>
-      <w:lvlJc w:val="left"/>
-      <w:pPr>
-        <w:ind w:left="4137" w:hanging="420"/>
-      </w:pPr>
-      <w:rPr>
-        <w:rFonts w:ascii="Wingdings" w:hAnsi="Wingdings" w:hint="default"/>
-      </w:rPr>
-    </w:lvl>
-    <w:lvl w:ilvl="8" w:tplc="04090005" w:tentative="1">
-      <w:start w:val="1"/>
-      <w:numFmt w:val="bullet"/>
-      <w:lvlText w:val=""/>
-      <w:lvlJc w:val="left"/>
-      <w:pPr>
-        <w:ind w:left="4557" w:hanging="420"/>
-      </w:pPr>
-      <w:rPr>
-        <w:rFonts w:ascii="Wingdings" w:hAnsi="Wingdings" w:hint="default"/>
-      </w:rPr>
-    </w:lvl>
-  </w:abstractNum>
-  <w:abstractNum w:abstractNumId="4" w15:restartNumberingAfterBreak="0">
     <w:nsid w:val="1B7B77C4"/>
     <w:multiLevelType w:val="hybridMultilevel"/>
     <w:tmpl w:val="B6C65D44"/>
@@ -8943,185 +9646,7 @@
       </w:rPr>
     </w:lvl>
   </w:abstractNum>
-  <w:abstractNum w:abstractNumId="5" w15:restartNumberingAfterBreak="0">
-    <w:nsid w:val="1CDD0C39"/>
-    <w:multiLevelType w:val="hybridMultilevel"/>
-    <w:tmpl w:val="EC0E8238"/>
-    <w:lvl w:ilvl="0" w:tplc="C46E619A">
-      <w:start w:val="1"/>
-      <w:numFmt w:val="decimal"/>
-      <w:lvlText w:val="%1）"/>
-      <w:lvlJc w:val="left"/>
-      <w:pPr>
-        <w:ind w:left="717" w:hanging="360"/>
-      </w:pPr>
-      <w:rPr>
-        <w:rFonts w:hint="default"/>
-      </w:rPr>
-    </w:lvl>
-    <w:lvl w:ilvl="1" w:tplc="04090019" w:tentative="1">
-      <w:start w:val="1"/>
-      <w:numFmt w:val="lowerLetter"/>
-      <w:lvlText w:val="%2)"/>
-      <w:lvlJc w:val="left"/>
-      <w:pPr>
-        <w:ind w:left="1197" w:hanging="420"/>
-      </w:pPr>
-    </w:lvl>
-    <w:lvl w:ilvl="2" w:tplc="0409001B" w:tentative="1">
-      <w:start w:val="1"/>
-      <w:numFmt w:val="lowerRoman"/>
-      <w:lvlText w:val="%3."/>
-      <w:lvlJc w:val="right"/>
-      <w:pPr>
-        <w:ind w:left="1617" w:hanging="420"/>
-      </w:pPr>
-    </w:lvl>
-    <w:lvl w:ilvl="3" w:tplc="0409000F" w:tentative="1">
-      <w:start w:val="1"/>
-      <w:numFmt w:val="decimal"/>
-      <w:lvlText w:val="%4."/>
-      <w:lvlJc w:val="left"/>
-      <w:pPr>
-        <w:ind w:left="2037" w:hanging="420"/>
-      </w:pPr>
-    </w:lvl>
-    <w:lvl w:ilvl="4" w:tplc="04090019" w:tentative="1">
-      <w:start w:val="1"/>
-      <w:numFmt w:val="lowerLetter"/>
-      <w:lvlText w:val="%5)"/>
-      <w:lvlJc w:val="left"/>
-      <w:pPr>
-        <w:ind w:left="2457" w:hanging="420"/>
-      </w:pPr>
-    </w:lvl>
-    <w:lvl w:ilvl="5" w:tplc="0409001B" w:tentative="1">
-      <w:start w:val="1"/>
-      <w:numFmt w:val="lowerRoman"/>
-      <w:lvlText w:val="%6."/>
-      <w:lvlJc w:val="right"/>
-      <w:pPr>
-        <w:ind w:left="2877" w:hanging="420"/>
-      </w:pPr>
-    </w:lvl>
-    <w:lvl w:ilvl="6" w:tplc="0409000F" w:tentative="1">
-      <w:start w:val="1"/>
-      <w:numFmt w:val="decimal"/>
-      <w:lvlText w:val="%7."/>
-      <w:lvlJc w:val="left"/>
-      <w:pPr>
-        <w:ind w:left="3297" w:hanging="420"/>
-      </w:pPr>
-    </w:lvl>
-    <w:lvl w:ilvl="7" w:tplc="04090019" w:tentative="1">
-      <w:start w:val="1"/>
-      <w:numFmt w:val="lowerLetter"/>
-      <w:lvlText w:val="%8)"/>
-      <w:lvlJc w:val="left"/>
-      <w:pPr>
-        <w:ind w:left="3717" w:hanging="420"/>
-      </w:pPr>
-    </w:lvl>
-    <w:lvl w:ilvl="8" w:tplc="0409001B" w:tentative="1">
-      <w:start w:val="1"/>
-      <w:numFmt w:val="lowerRoman"/>
-      <w:lvlText w:val="%9."/>
-      <w:lvlJc w:val="right"/>
-      <w:pPr>
-        <w:ind w:left="4137" w:hanging="420"/>
-      </w:pPr>
-    </w:lvl>
-  </w:abstractNum>
-  <w:abstractNum w:abstractNumId="6" w15:restartNumberingAfterBreak="0">
-    <w:nsid w:val="20CD1F2F"/>
-    <w:multiLevelType w:val="hybridMultilevel"/>
-    <w:tmpl w:val="3EF82A2E"/>
-    <w:lvl w:ilvl="0" w:tplc="9FFE47EA">
-      <w:start w:val="1"/>
-      <w:numFmt w:val="lowerLetter"/>
-      <w:lvlText w:val="%1)"/>
-      <w:lvlJc w:val="left"/>
-      <w:pPr>
-        <w:ind w:left="360" w:hanging="360"/>
-      </w:pPr>
-      <w:rPr>
-        <w:rFonts w:hint="default"/>
-      </w:rPr>
-    </w:lvl>
-    <w:lvl w:ilvl="1" w:tplc="04090019" w:tentative="1">
-      <w:start w:val="1"/>
-      <w:numFmt w:val="lowerLetter"/>
-      <w:lvlText w:val="%2)"/>
-      <w:lvlJc w:val="left"/>
-      <w:pPr>
-        <w:ind w:left="840" w:hanging="420"/>
-      </w:pPr>
-    </w:lvl>
-    <w:lvl w:ilvl="2" w:tplc="0409001B" w:tentative="1">
-      <w:start w:val="1"/>
-      <w:numFmt w:val="lowerRoman"/>
-      <w:lvlText w:val="%3."/>
-      <w:lvlJc w:val="right"/>
-      <w:pPr>
-        <w:ind w:left="1260" w:hanging="420"/>
-      </w:pPr>
-    </w:lvl>
-    <w:lvl w:ilvl="3" w:tplc="0409000F" w:tentative="1">
-      <w:start w:val="1"/>
-      <w:numFmt w:val="decimal"/>
-      <w:lvlText w:val="%4."/>
-      <w:lvlJc w:val="left"/>
-      <w:pPr>
-        <w:ind w:left="1680" w:hanging="420"/>
-      </w:pPr>
-    </w:lvl>
-    <w:lvl w:ilvl="4" w:tplc="04090019" w:tentative="1">
-      <w:start w:val="1"/>
-      <w:numFmt w:val="lowerLetter"/>
-      <w:lvlText w:val="%5)"/>
-      <w:lvlJc w:val="left"/>
-      <w:pPr>
-        <w:ind w:left="2100" w:hanging="420"/>
-      </w:pPr>
-    </w:lvl>
-    <w:lvl w:ilvl="5" w:tplc="0409001B" w:tentative="1">
-      <w:start w:val="1"/>
-      <w:numFmt w:val="lowerRoman"/>
-      <w:lvlText w:val="%6."/>
-      <w:lvlJc w:val="right"/>
-      <w:pPr>
-        <w:ind w:left="2520" w:hanging="420"/>
-      </w:pPr>
-    </w:lvl>
-    <w:lvl w:ilvl="6" w:tplc="0409000F" w:tentative="1">
-      <w:start w:val="1"/>
-      <w:numFmt w:val="decimal"/>
-      <w:lvlText w:val="%7."/>
-      <w:lvlJc w:val="left"/>
-      <w:pPr>
-        <w:ind w:left="2940" w:hanging="420"/>
-      </w:pPr>
-    </w:lvl>
-    <w:lvl w:ilvl="7" w:tplc="04090019" w:tentative="1">
-      <w:start w:val="1"/>
-      <w:numFmt w:val="lowerLetter"/>
-      <w:lvlText w:val="%8)"/>
-      <w:lvlJc w:val="left"/>
-      <w:pPr>
-        <w:ind w:left="3360" w:hanging="420"/>
-      </w:pPr>
-    </w:lvl>
-    <w:lvl w:ilvl="8" w:tplc="0409001B" w:tentative="1">
-      <w:start w:val="1"/>
-      <w:numFmt w:val="lowerRoman"/>
-      <w:lvlText w:val="%9."/>
-      <w:lvlJc w:val="right"/>
-      <w:pPr>
-        <w:ind w:left="3780" w:hanging="420"/>
-      </w:pPr>
-    </w:lvl>
-  </w:abstractNum>
-  <w:abstractNum w:abstractNumId="7" w15:restartNumberingAfterBreak="0">
+  <w:abstractNum w:abstractNumId="3" w15:restartNumberingAfterBreak="0">
     <w:nsid w:val="22501AA3"/>
     <w:multiLevelType w:val="hybridMultilevel"/>
     <w:tmpl w:val="5FC467DA"/>
@@ -9232,17 +9757,285 @@
       </w:pPr>
     </w:lvl>
   </w:abstractNum>
-  <w:abstractNum w:abstractNumId="8" w15:restartNumberingAfterBreak="0">
-    <w:nsid w:val="23EC5C36"/>
+  <w:abstractNum w:abstractNumId="4" w15:restartNumberingAfterBreak="0">
+    <w:nsid w:val="51794944"/>
     <w:multiLevelType w:val="hybridMultilevel"/>
-    <w:tmpl w:val="3338448C"/>
-    <w:lvl w:ilvl="0" w:tplc="CAA6CD50">
+    <w:tmpl w:val="ECC4E416"/>
+    <w:lvl w:ilvl="0" w:tplc="A90E2644">
       <w:start w:val="1"/>
       <w:numFmt w:val="decimal"/>
+      <w:lvlText w:val="%1、"/>
+      <w:lvlJc w:val="left"/>
+      <w:pPr>
+        <w:ind w:left="360" w:hanging="360"/>
+      </w:pPr>
+      <w:rPr>
+        <w:rFonts w:hint="default"/>
+      </w:rPr>
+    </w:lvl>
+    <w:lvl w:ilvl="1" w:tplc="04090019" w:tentative="1">
+      <w:start w:val="1"/>
+      <w:numFmt w:val="lowerLetter"/>
+      <w:lvlText w:val="%2)"/>
+      <w:lvlJc w:val="left"/>
+      <w:pPr>
+        <w:ind w:left="840" w:hanging="420"/>
+      </w:pPr>
+    </w:lvl>
+    <w:lvl w:ilvl="2" w:tplc="0409001B" w:tentative="1">
+      <w:start w:val="1"/>
+      <w:numFmt w:val="lowerRoman"/>
+      <w:lvlText w:val="%3."/>
+      <w:lvlJc w:val="right"/>
+      <w:pPr>
+        <w:ind w:left="1260" w:hanging="420"/>
+      </w:pPr>
+    </w:lvl>
+    <w:lvl w:ilvl="3" w:tplc="0409000F" w:tentative="1">
+      <w:start w:val="1"/>
+      <w:numFmt w:val="decimal"/>
+      <w:lvlText w:val="%4."/>
+      <w:lvlJc w:val="left"/>
+      <w:pPr>
+        <w:ind w:left="1680" w:hanging="420"/>
+      </w:pPr>
+    </w:lvl>
+    <w:lvl w:ilvl="4" w:tplc="04090019" w:tentative="1">
+      <w:start w:val="1"/>
+      <w:numFmt w:val="lowerLetter"/>
+      <w:lvlText w:val="%5)"/>
+      <w:lvlJc w:val="left"/>
+      <w:pPr>
+        <w:ind w:left="2100" w:hanging="420"/>
+      </w:pPr>
+    </w:lvl>
+    <w:lvl w:ilvl="5" w:tplc="0409001B" w:tentative="1">
+      <w:start w:val="1"/>
+      <w:numFmt w:val="lowerRoman"/>
+      <w:lvlText w:val="%6."/>
+      <w:lvlJc w:val="right"/>
+      <w:pPr>
+        <w:ind w:left="2520" w:hanging="420"/>
+      </w:pPr>
+    </w:lvl>
+    <w:lvl w:ilvl="6" w:tplc="0409000F" w:tentative="1">
+      <w:start w:val="1"/>
+      <w:numFmt w:val="decimal"/>
+      <w:lvlText w:val="%7."/>
+      <w:lvlJc w:val="left"/>
+      <w:pPr>
+        <w:ind w:left="2940" w:hanging="420"/>
+      </w:pPr>
+    </w:lvl>
+    <w:lvl w:ilvl="7" w:tplc="04090019" w:tentative="1">
+      <w:start w:val="1"/>
+      <w:numFmt w:val="lowerLetter"/>
+      <w:lvlText w:val="%8)"/>
+      <w:lvlJc w:val="left"/>
+      <w:pPr>
+        <w:ind w:left="3360" w:hanging="420"/>
+      </w:pPr>
+    </w:lvl>
+    <w:lvl w:ilvl="8" w:tplc="0409001B" w:tentative="1">
+      <w:start w:val="1"/>
+      <w:numFmt w:val="lowerRoman"/>
+      <w:lvlText w:val="%9."/>
+      <w:lvlJc w:val="right"/>
+      <w:pPr>
+        <w:ind w:left="3780" w:hanging="420"/>
+      </w:pPr>
+    </w:lvl>
+  </w:abstractNum>
+  <w:abstractNum w:abstractNumId="5" w15:restartNumberingAfterBreak="0">
+    <w:nsid w:val="52653458"/>
+    <w:multiLevelType w:val="hybridMultilevel"/>
+    <w:tmpl w:val="DD024B82"/>
+    <w:lvl w:ilvl="0" w:tplc="EEA61A92">
+      <w:start w:val="1"/>
+      <w:numFmt w:val="decimal"/>
+      <w:lvlText w:val="%1、"/>
+      <w:lvlJc w:val="left"/>
+      <w:pPr>
+        <w:ind w:left="780" w:hanging="360"/>
+      </w:pPr>
+      <w:rPr>
+        <w:rFonts w:hint="default"/>
+      </w:rPr>
+    </w:lvl>
+    <w:lvl w:ilvl="1" w:tplc="04090019" w:tentative="1">
+      <w:start w:val="1"/>
+      <w:numFmt w:val="lowerLetter"/>
+      <w:lvlText w:val="%2)"/>
+      <w:lvlJc w:val="left"/>
+      <w:pPr>
+        <w:ind w:left="1260" w:hanging="420"/>
+      </w:pPr>
+    </w:lvl>
+    <w:lvl w:ilvl="2" w:tplc="0409001B" w:tentative="1">
+      <w:start w:val="1"/>
+      <w:numFmt w:val="lowerRoman"/>
+      <w:lvlText w:val="%3."/>
+      <w:lvlJc w:val="right"/>
+      <w:pPr>
+        <w:ind w:left="1680" w:hanging="420"/>
+      </w:pPr>
+    </w:lvl>
+    <w:lvl w:ilvl="3" w:tplc="0409000F" w:tentative="1">
+      <w:start w:val="1"/>
+      <w:numFmt w:val="decimal"/>
+      <w:lvlText w:val="%4."/>
+      <w:lvlJc w:val="left"/>
+      <w:pPr>
+        <w:ind w:left="2100" w:hanging="420"/>
+      </w:pPr>
+    </w:lvl>
+    <w:lvl w:ilvl="4" w:tplc="04090019" w:tentative="1">
+      <w:start w:val="1"/>
+      <w:numFmt w:val="lowerLetter"/>
+      <w:lvlText w:val="%5)"/>
+      <w:lvlJc w:val="left"/>
+      <w:pPr>
+        <w:ind w:left="2520" w:hanging="420"/>
+      </w:pPr>
+    </w:lvl>
+    <w:lvl w:ilvl="5" w:tplc="0409001B" w:tentative="1">
+      <w:start w:val="1"/>
+      <w:numFmt w:val="lowerRoman"/>
+      <w:lvlText w:val="%6."/>
+      <w:lvlJc w:val="right"/>
+      <w:pPr>
+        <w:ind w:left="2940" w:hanging="420"/>
+      </w:pPr>
+    </w:lvl>
+    <w:lvl w:ilvl="6" w:tplc="0409000F" w:tentative="1">
+      <w:start w:val="1"/>
+      <w:numFmt w:val="decimal"/>
+      <w:lvlText w:val="%7."/>
+      <w:lvlJc w:val="left"/>
+      <w:pPr>
+        <w:ind w:left="3360" w:hanging="420"/>
+      </w:pPr>
+    </w:lvl>
+    <w:lvl w:ilvl="7" w:tplc="04090019" w:tentative="1">
+      <w:start w:val="1"/>
+      <w:numFmt w:val="lowerLetter"/>
+      <w:lvlText w:val="%8)"/>
+      <w:lvlJc w:val="left"/>
+      <w:pPr>
+        <w:ind w:left="3780" w:hanging="420"/>
+      </w:pPr>
+    </w:lvl>
+    <w:lvl w:ilvl="8" w:tplc="0409001B" w:tentative="1">
+      <w:start w:val="1"/>
+      <w:numFmt w:val="lowerRoman"/>
+      <w:lvlText w:val="%9."/>
+      <w:lvlJc w:val="right"/>
+      <w:pPr>
+        <w:ind w:left="4200" w:hanging="420"/>
+      </w:pPr>
+    </w:lvl>
+  </w:abstractNum>
+  <w:abstractNum w:abstractNumId="6" w15:restartNumberingAfterBreak="0">
+    <w:nsid w:val="552C3525"/>
+    <w:multiLevelType w:val="hybridMultilevel"/>
+    <w:tmpl w:val="F8C8B422"/>
+    <w:lvl w:ilvl="0" w:tplc="BB9032CA">
+      <w:start w:val="1"/>
+      <w:numFmt w:val="decimal"/>
+      <w:lvlText w:val="%1、"/>
+      <w:lvlJc w:val="left"/>
+      <w:pPr>
+        <w:ind w:left="360" w:hanging="360"/>
+      </w:pPr>
+      <w:rPr>
+        <w:rFonts w:hint="default"/>
+      </w:rPr>
+    </w:lvl>
+    <w:lvl w:ilvl="1" w:tplc="04090019" w:tentative="1">
+      <w:start w:val="1"/>
+      <w:numFmt w:val="lowerLetter"/>
+      <w:lvlText w:val="%2)"/>
+      <w:lvlJc w:val="left"/>
+      <w:pPr>
+        <w:ind w:left="840" w:hanging="420"/>
+      </w:pPr>
+    </w:lvl>
+    <w:lvl w:ilvl="2" w:tplc="0409001B" w:tentative="1">
+      <w:start w:val="1"/>
+      <w:numFmt w:val="lowerRoman"/>
+      <w:lvlText w:val="%3."/>
+      <w:lvlJc w:val="right"/>
+      <w:pPr>
+        <w:ind w:left="1260" w:hanging="420"/>
+      </w:pPr>
+    </w:lvl>
+    <w:lvl w:ilvl="3" w:tplc="0409000F" w:tentative="1">
+      <w:start w:val="1"/>
+      <w:numFmt w:val="decimal"/>
+      <w:lvlText w:val="%4."/>
+      <w:lvlJc w:val="left"/>
+      <w:pPr>
+        <w:ind w:left="1680" w:hanging="420"/>
+      </w:pPr>
+    </w:lvl>
+    <w:lvl w:ilvl="4" w:tplc="04090019" w:tentative="1">
+      <w:start w:val="1"/>
+      <w:numFmt w:val="lowerLetter"/>
+      <w:lvlText w:val="%5)"/>
+      <w:lvlJc w:val="left"/>
+      <w:pPr>
+        <w:ind w:left="2100" w:hanging="420"/>
+      </w:pPr>
+    </w:lvl>
+    <w:lvl w:ilvl="5" w:tplc="0409001B" w:tentative="1">
+      <w:start w:val="1"/>
+      <w:numFmt w:val="lowerRoman"/>
+      <w:lvlText w:val="%6."/>
+      <w:lvlJc w:val="right"/>
+      <w:pPr>
+        <w:ind w:left="2520" w:hanging="420"/>
+      </w:pPr>
+    </w:lvl>
+    <w:lvl w:ilvl="6" w:tplc="0409000F" w:tentative="1">
+      <w:start w:val="1"/>
+      <w:numFmt w:val="decimal"/>
+      <w:lvlText w:val="%7."/>
+      <w:lvlJc w:val="left"/>
+      <w:pPr>
+        <w:ind w:left="2940" w:hanging="420"/>
+      </w:pPr>
+    </w:lvl>
+    <w:lvl w:ilvl="7" w:tplc="04090019" w:tentative="1">
+      <w:start w:val="1"/>
+      <w:numFmt w:val="lowerLetter"/>
+      <w:lvlText w:val="%8)"/>
+      <w:lvlJc w:val="left"/>
+      <w:pPr>
+        <w:ind w:left="3360" w:hanging="420"/>
+      </w:pPr>
+    </w:lvl>
+    <w:lvl w:ilvl="8" w:tplc="0409001B" w:tentative="1">
+      <w:start w:val="1"/>
+      <w:numFmt w:val="lowerRoman"/>
+      <w:lvlText w:val="%9."/>
+      <w:lvlJc w:val="right"/>
+      <w:pPr>
+        <w:ind w:left="3780" w:hanging="420"/>
+      </w:pPr>
+    </w:lvl>
+  </w:abstractNum>
+  <w:abstractNum w:abstractNumId="7" w15:restartNumberingAfterBreak="0">
+    <w:nsid w:val="589E00D2"/>
+    <w:multiLevelType w:val="hybridMultilevel"/>
+    <w:tmpl w:val="712282AA"/>
+    <w:lvl w:ilvl="0" w:tplc="C4BE6AC0">
+      <w:start w:val="1"/>
+      <w:numFmt w:val="decimal"/>
+      <w:pStyle w:val="3"/>
       <w:lvlText w:val="%1."/>
       <w:lvlJc w:val="left"/>
       <w:pPr>
-        <w:ind w:left="360" w:hanging="360"/>
+        <w:ind w:left="777" w:hanging="420"/>
       </w:pPr>
     </w:lvl>
     <w:lvl w:ilvl="1" w:tplc="04090019">
@@ -9342,1852 +10135,7 @@
       </w:pPr>
     </w:lvl>
   </w:abstractNum>
-  <w:abstractNum w:abstractNumId="9" w15:restartNumberingAfterBreak="0">
-    <w:nsid w:val="26084B86"/>
-    <w:multiLevelType w:val="hybridMultilevel"/>
-    <w:tmpl w:val="38B4C048"/>
-    <w:lvl w:ilvl="0" w:tplc="04090011">
-      <w:start w:val="1"/>
-      <w:numFmt w:val="decimal"/>
-      <w:lvlText w:val="%1)"/>
-      <w:lvlJc w:val="left"/>
-      <w:pPr>
-        <w:ind w:left="420" w:hanging="420"/>
-      </w:pPr>
-    </w:lvl>
-    <w:lvl w:ilvl="1" w:tplc="04090019">
-      <w:start w:val="1"/>
-      <w:numFmt w:val="decimal"/>
-      <w:lvlText w:val="%2."/>
-      <w:lvlJc w:val="left"/>
-      <w:pPr>
-        <w:tabs>
-          <w:tab w:val="num" w:pos="1440"/>
-        </w:tabs>
-        <w:ind w:left="1440" w:hanging="360"/>
-      </w:pPr>
-    </w:lvl>
-    <w:lvl w:ilvl="2" w:tplc="0409001B">
-      <w:start w:val="1"/>
-      <w:numFmt w:val="decimal"/>
-      <w:lvlText w:val="%3."/>
-      <w:lvlJc w:val="left"/>
-      <w:pPr>
-        <w:tabs>
-          <w:tab w:val="num" w:pos="2160"/>
-        </w:tabs>
-        <w:ind w:left="2160" w:hanging="360"/>
-      </w:pPr>
-    </w:lvl>
-    <w:lvl w:ilvl="3" w:tplc="0409000F">
-      <w:start w:val="1"/>
-      <w:numFmt w:val="decimal"/>
-      <w:lvlText w:val="%4."/>
-      <w:lvlJc w:val="left"/>
-      <w:pPr>
-        <w:tabs>
-          <w:tab w:val="num" w:pos="2880"/>
-        </w:tabs>
-        <w:ind w:left="2880" w:hanging="360"/>
-      </w:pPr>
-    </w:lvl>
-    <w:lvl w:ilvl="4" w:tplc="04090019">
-      <w:start w:val="1"/>
-      <w:numFmt w:val="decimal"/>
-      <w:lvlText w:val="%5."/>
-      <w:lvlJc w:val="left"/>
-      <w:pPr>
-        <w:tabs>
-          <w:tab w:val="num" w:pos="3600"/>
-        </w:tabs>
-        <w:ind w:left="3600" w:hanging="360"/>
-      </w:pPr>
-    </w:lvl>
-    <w:lvl w:ilvl="5" w:tplc="0409001B">
-      <w:start w:val="1"/>
-      <w:numFmt w:val="decimal"/>
-      <w:lvlText w:val="%6."/>
-      <w:lvlJc w:val="left"/>
-      <w:pPr>
-        <w:tabs>
-          <w:tab w:val="num" w:pos="4320"/>
-        </w:tabs>
-        <w:ind w:left="4320" w:hanging="360"/>
-      </w:pPr>
-    </w:lvl>
-    <w:lvl w:ilvl="6" w:tplc="0409000F">
-      <w:start w:val="1"/>
-      <w:numFmt w:val="decimal"/>
-      <w:lvlText w:val="%7."/>
-      <w:lvlJc w:val="left"/>
-      <w:pPr>
-        <w:tabs>
-          <w:tab w:val="num" w:pos="5040"/>
-        </w:tabs>
-        <w:ind w:left="5040" w:hanging="360"/>
-      </w:pPr>
-    </w:lvl>
-    <w:lvl w:ilvl="7" w:tplc="04090019">
-      <w:start w:val="1"/>
-      <w:numFmt w:val="decimal"/>
-      <w:lvlText w:val="%8."/>
-      <w:lvlJc w:val="left"/>
-      <w:pPr>
-        <w:tabs>
-          <w:tab w:val="num" w:pos="5760"/>
-        </w:tabs>
-        <w:ind w:left="5760" w:hanging="360"/>
-      </w:pPr>
-    </w:lvl>
-    <w:lvl w:ilvl="8" w:tplc="0409001B">
-      <w:start w:val="1"/>
-      <w:numFmt w:val="decimal"/>
-      <w:lvlText w:val="%9."/>
-      <w:lvlJc w:val="left"/>
-      <w:pPr>
-        <w:tabs>
-          <w:tab w:val="num" w:pos="6480"/>
-        </w:tabs>
-        <w:ind w:left="6480" w:hanging="360"/>
-      </w:pPr>
-    </w:lvl>
-  </w:abstractNum>
-  <w:abstractNum w:abstractNumId="10" w15:restartNumberingAfterBreak="0">
-    <w:nsid w:val="2A6A5809"/>
-    <w:multiLevelType w:val="hybridMultilevel"/>
-    <w:tmpl w:val="3872ED2A"/>
-    <w:lvl w:ilvl="0" w:tplc="E3D641DE">
-      <w:start w:val="1"/>
-      <w:numFmt w:val="decimal"/>
-      <w:lvlText w:val="%1."/>
-      <w:lvlJc w:val="left"/>
-      <w:pPr>
-        <w:ind w:left="825" w:hanging="360"/>
-      </w:pPr>
-      <w:rPr>
-        <w:rFonts w:hint="default"/>
-      </w:rPr>
-    </w:lvl>
-    <w:lvl w:ilvl="1" w:tplc="04090019" w:tentative="1">
-      <w:start w:val="1"/>
-      <w:numFmt w:val="lowerLetter"/>
-      <w:lvlText w:val="%2)"/>
-      <w:lvlJc w:val="left"/>
-      <w:pPr>
-        <w:ind w:left="1305" w:hanging="420"/>
-      </w:pPr>
-    </w:lvl>
-    <w:lvl w:ilvl="2" w:tplc="0409001B" w:tentative="1">
-      <w:start w:val="1"/>
-      <w:numFmt w:val="lowerRoman"/>
-      <w:lvlText w:val="%3."/>
-      <w:lvlJc w:val="right"/>
-      <w:pPr>
-        <w:ind w:left="1725" w:hanging="420"/>
-      </w:pPr>
-    </w:lvl>
-    <w:lvl w:ilvl="3" w:tplc="0409000F" w:tentative="1">
-      <w:start w:val="1"/>
-      <w:numFmt w:val="decimal"/>
-      <w:lvlText w:val="%4."/>
-      <w:lvlJc w:val="left"/>
-      <w:pPr>
-        <w:ind w:left="2145" w:hanging="420"/>
-      </w:pPr>
-    </w:lvl>
-    <w:lvl w:ilvl="4" w:tplc="04090019" w:tentative="1">
-      <w:start w:val="1"/>
-      <w:numFmt w:val="lowerLetter"/>
-      <w:lvlText w:val="%5)"/>
-      <w:lvlJc w:val="left"/>
-      <w:pPr>
-        <w:ind w:left="2565" w:hanging="420"/>
-      </w:pPr>
-    </w:lvl>
-    <w:lvl w:ilvl="5" w:tplc="0409001B" w:tentative="1">
-      <w:start w:val="1"/>
-      <w:numFmt w:val="lowerRoman"/>
-      <w:lvlText w:val="%6."/>
-      <w:lvlJc w:val="right"/>
-      <w:pPr>
-        <w:ind w:left="2985" w:hanging="420"/>
-      </w:pPr>
-    </w:lvl>
-    <w:lvl w:ilvl="6" w:tplc="0409000F" w:tentative="1">
-      <w:start w:val="1"/>
-      <w:numFmt w:val="decimal"/>
-      <w:lvlText w:val="%7."/>
-      <w:lvlJc w:val="left"/>
-      <w:pPr>
-        <w:ind w:left="3405" w:hanging="420"/>
-      </w:pPr>
-    </w:lvl>
-    <w:lvl w:ilvl="7" w:tplc="04090019" w:tentative="1">
-      <w:start w:val="1"/>
-      <w:numFmt w:val="lowerLetter"/>
-      <w:lvlText w:val="%8)"/>
-      <w:lvlJc w:val="left"/>
-      <w:pPr>
-        <w:ind w:left="3825" w:hanging="420"/>
-      </w:pPr>
-    </w:lvl>
-    <w:lvl w:ilvl="8" w:tplc="0409001B" w:tentative="1">
-      <w:start w:val="1"/>
-      <w:numFmt w:val="lowerRoman"/>
-      <w:lvlText w:val="%9."/>
-      <w:lvlJc w:val="right"/>
-      <w:pPr>
-        <w:ind w:left="4245" w:hanging="420"/>
-      </w:pPr>
-    </w:lvl>
-  </w:abstractNum>
-  <w:abstractNum w:abstractNumId="11" w15:restartNumberingAfterBreak="0">
-    <w:nsid w:val="2A6F2237"/>
-    <w:multiLevelType w:val="hybridMultilevel"/>
-    <w:tmpl w:val="C42C72BE"/>
-    <w:lvl w:ilvl="0" w:tplc="04090011">
-      <w:start w:val="1"/>
-      <w:numFmt w:val="decimal"/>
-      <w:lvlText w:val="%1)"/>
-      <w:lvlJc w:val="left"/>
-      <w:pPr>
-        <w:ind w:left="717" w:hanging="360"/>
-      </w:pPr>
-    </w:lvl>
-    <w:lvl w:ilvl="1" w:tplc="04090019" w:tentative="1">
-      <w:start w:val="1"/>
-      <w:numFmt w:val="lowerLetter"/>
-      <w:lvlText w:val="%2)"/>
-      <w:lvlJc w:val="left"/>
-      <w:pPr>
-        <w:ind w:left="1197" w:hanging="420"/>
-      </w:pPr>
-    </w:lvl>
-    <w:lvl w:ilvl="2" w:tplc="0409001B" w:tentative="1">
-      <w:start w:val="1"/>
-      <w:numFmt w:val="lowerRoman"/>
-      <w:lvlText w:val="%3."/>
-      <w:lvlJc w:val="right"/>
-      <w:pPr>
-        <w:ind w:left="1617" w:hanging="420"/>
-      </w:pPr>
-    </w:lvl>
-    <w:lvl w:ilvl="3" w:tplc="0409000F" w:tentative="1">
-      <w:start w:val="1"/>
-      <w:numFmt w:val="decimal"/>
-      <w:lvlText w:val="%4."/>
-      <w:lvlJc w:val="left"/>
-      <w:pPr>
-        <w:ind w:left="2037" w:hanging="420"/>
-      </w:pPr>
-    </w:lvl>
-    <w:lvl w:ilvl="4" w:tplc="04090019" w:tentative="1">
-      <w:start w:val="1"/>
-      <w:numFmt w:val="lowerLetter"/>
-      <w:lvlText w:val="%5)"/>
-      <w:lvlJc w:val="left"/>
-      <w:pPr>
-        <w:ind w:left="2457" w:hanging="420"/>
-      </w:pPr>
-    </w:lvl>
-    <w:lvl w:ilvl="5" w:tplc="0409001B" w:tentative="1">
-      <w:start w:val="1"/>
-      <w:numFmt w:val="lowerRoman"/>
-      <w:lvlText w:val="%6."/>
-      <w:lvlJc w:val="right"/>
-      <w:pPr>
-        <w:ind w:left="2877" w:hanging="420"/>
-      </w:pPr>
-    </w:lvl>
-    <w:lvl w:ilvl="6" w:tplc="0409000F" w:tentative="1">
-      <w:start w:val="1"/>
-      <w:numFmt w:val="decimal"/>
-      <w:lvlText w:val="%7."/>
-      <w:lvlJc w:val="left"/>
-      <w:pPr>
-        <w:ind w:left="3297" w:hanging="420"/>
-      </w:pPr>
-    </w:lvl>
-    <w:lvl w:ilvl="7" w:tplc="04090019" w:tentative="1">
-      <w:start w:val="1"/>
-      <w:numFmt w:val="lowerLetter"/>
-      <w:lvlText w:val="%8)"/>
-      <w:lvlJc w:val="left"/>
-      <w:pPr>
-        <w:ind w:left="3717" w:hanging="420"/>
-      </w:pPr>
-    </w:lvl>
-    <w:lvl w:ilvl="8" w:tplc="0409001B" w:tentative="1">
-      <w:start w:val="1"/>
-      <w:numFmt w:val="lowerRoman"/>
-      <w:lvlText w:val="%9."/>
-      <w:lvlJc w:val="right"/>
-      <w:pPr>
-        <w:ind w:left="4137" w:hanging="420"/>
-      </w:pPr>
-    </w:lvl>
-  </w:abstractNum>
-  <w:abstractNum w:abstractNumId="12" w15:restartNumberingAfterBreak="0">
-    <w:nsid w:val="2A955D84"/>
-    <w:multiLevelType w:val="hybridMultilevel"/>
-    <w:tmpl w:val="9278A53E"/>
-    <w:lvl w:ilvl="0" w:tplc="04090001">
-      <w:start w:val="1"/>
-      <w:numFmt w:val="bullet"/>
-      <w:lvlText w:val=""/>
-      <w:lvlJc w:val="left"/>
-      <w:pPr>
-        <w:ind w:left="420" w:hanging="420"/>
-      </w:pPr>
-      <w:rPr>
-        <w:rFonts w:ascii="Wingdings" w:hAnsi="Wingdings" w:hint="default"/>
-      </w:rPr>
-    </w:lvl>
-    <w:lvl w:ilvl="1" w:tplc="04090003">
-      <w:start w:val="1"/>
-      <w:numFmt w:val="decimal"/>
-      <w:lvlText w:val="%2."/>
-      <w:lvlJc w:val="left"/>
-      <w:pPr>
-        <w:tabs>
-          <w:tab w:val="num" w:pos="1440"/>
-        </w:tabs>
-        <w:ind w:left="1440" w:hanging="360"/>
-      </w:pPr>
-    </w:lvl>
-    <w:lvl w:ilvl="2" w:tplc="04090005">
-      <w:start w:val="1"/>
-      <w:numFmt w:val="decimal"/>
-      <w:lvlText w:val="%3."/>
-      <w:lvlJc w:val="left"/>
-      <w:pPr>
-        <w:tabs>
-          <w:tab w:val="num" w:pos="2160"/>
-        </w:tabs>
-        <w:ind w:left="2160" w:hanging="360"/>
-      </w:pPr>
-    </w:lvl>
-    <w:lvl w:ilvl="3" w:tplc="04090001">
-      <w:start w:val="1"/>
-      <w:numFmt w:val="decimal"/>
-      <w:lvlText w:val="%4."/>
-      <w:lvlJc w:val="left"/>
-      <w:pPr>
-        <w:tabs>
-          <w:tab w:val="num" w:pos="2880"/>
-        </w:tabs>
-        <w:ind w:left="2880" w:hanging="360"/>
-      </w:pPr>
-    </w:lvl>
-    <w:lvl w:ilvl="4" w:tplc="04090003">
-      <w:start w:val="1"/>
-      <w:numFmt w:val="decimal"/>
-      <w:lvlText w:val="%5."/>
-      <w:lvlJc w:val="left"/>
-      <w:pPr>
-        <w:tabs>
-          <w:tab w:val="num" w:pos="3600"/>
-        </w:tabs>
-        <w:ind w:left="3600" w:hanging="360"/>
-      </w:pPr>
-    </w:lvl>
-    <w:lvl w:ilvl="5" w:tplc="04090005">
-      <w:start w:val="1"/>
-      <w:numFmt w:val="decimal"/>
-      <w:lvlText w:val="%6."/>
-      <w:lvlJc w:val="left"/>
-      <w:pPr>
-        <w:tabs>
-          <w:tab w:val="num" w:pos="4320"/>
-        </w:tabs>
-        <w:ind w:left="4320" w:hanging="360"/>
-      </w:pPr>
-    </w:lvl>
-    <w:lvl w:ilvl="6" w:tplc="04090001">
-      <w:start w:val="1"/>
-      <w:numFmt w:val="decimal"/>
-      <w:lvlText w:val="%7."/>
-      <w:lvlJc w:val="left"/>
-      <w:pPr>
-        <w:tabs>
-          <w:tab w:val="num" w:pos="5040"/>
-        </w:tabs>
-        <w:ind w:left="5040" w:hanging="360"/>
-      </w:pPr>
-    </w:lvl>
-    <w:lvl w:ilvl="7" w:tplc="04090003">
-      <w:start w:val="1"/>
-      <w:numFmt w:val="decimal"/>
-      <w:lvlText w:val="%8."/>
-      <w:lvlJc w:val="left"/>
-      <w:pPr>
-        <w:tabs>
-          <w:tab w:val="num" w:pos="5760"/>
-        </w:tabs>
-        <w:ind w:left="5760" w:hanging="360"/>
-      </w:pPr>
-    </w:lvl>
-    <w:lvl w:ilvl="8" w:tplc="04090005">
-      <w:start w:val="1"/>
-      <w:numFmt w:val="decimal"/>
-      <w:lvlText w:val="%9."/>
-      <w:lvlJc w:val="left"/>
-      <w:pPr>
-        <w:tabs>
-          <w:tab w:val="num" w:pos="6480"/>
-        </w:tabs>
-        <w:ind w:left="6480" w:hanging="360"/>
-      </w:pPr>
-    </w:lvl>
-  </w:abstractNum>
-  <w:abstractNum w:abstractNumId="13" w15:restartNumberingAfterBreak="0">
-    <w:nsid w:val="2D334BA5"/>
-    <w:multiLevelType w:val="hybridMultilevel"/>
-    <w:tmpl w:val="C6A65A7A"/>
-    <w:lvl w:ilvl="0" w:tplc="2F182FEC">
-      <w:start w:val="1"/>
-      <w:numFmt w:val="lowerLetter"/>
-      <w:lvlText w:val="%1)"/>
-      <w:lvlJc w:val="left"/>
-      <w:pPr>
-        <w:ind w:left="360" w:hanging="360"/>
-      </w:pPr>
-      <w:rPr>
-        <w:rFonts w:hint="default"/>
-      </w:rPr>
-    </w:lvl>
-    <w:lvl w:ilvl="1" w:tplc="04090019" w:tentative="1">
-      <w:start w:val="1"/>
-      <w:numFmt w:val="lowerLetter"/>
-      <w:lvlText w:val="%2)"/>
-      <w:lvlJc w:val="left"/>
-      <w:pPr>
-        <w:ind w:left="840" w:hanging="420"/>
-      </w:pPr>
-    </w:lvl>
-    <w:lvl w:ilvl="2" w:tplc="0409001B" w:tentative="1">
-      <w:start w:val="1"/>
-      <w:numFmt w:val="lowerRoman"/>
-      <w:lvlText w:val="%3."/>
-      <w:lvlJc w:val="right"/>
-      <w:pPr>
-        <w:ind w:left="1260" w:hanging="420"/>
-      </w:pPr>
-    </w:lvl>
-    <w:lvl w:ilvl="3" w:tplc="0409000F" w:tentative="1">
-      <w:start w:val="1"/>
-      <w:numFmt w:val="decimal"/>
-      <w:lvlText w:val="%4."/>
-      <w:lvlJc w:val="left"/>
-      <w:pPr>
-        <w:ind w:left="1680" w:hanging="420"/>
-      </w:pPr>
-    </w:lvl>
-    <w:lvl w:ilvl="4" w:tplc="04090019" w:tentative="1">
-      <w:start w:val="1"/>
-      <w:numFmt w:val="lowerLetter"/>
-      <w:lvlText w:val="%5)"/>
-      <w:lvlJc w:val="left"/>
-      <w:pPr>
-        <w:ind w:left="2100" w:hanging="420"/>
-      </w:pPr>
-    </w:lvl>
-    <w:lvl w:ilvl="5" w:tplc="0409001B" w:tentative="1">
-      <w:start w:val="1"/>
-      <w:numFmt w:val="lowerRoman"/>
-      <w:lvlText w:val="%6."/>
-      <w:lvlJc w:val="right"/>
-      <w:pPr>
-        <w:ind w:left="2520" w:hanging="420"/>
-      </w:pPr>
-    </w:lvl>
-    <w:lvl w:ilvl="6" w:tplc="0409000F" w:tentative="1">
-      <w:start w:val="1"/>
-      <w:numFmt w:val="decimal"/>
-      <w:lvlText w:val="%7."/>
-      <w:lvlJc w:val="left"/>
-      <w:pPr>
-        <w:ind w:left="2940" w:hanging="420"/>
-      </w:pPr>
-    </w:lvl>
-    <w:lvl w:ilvl="7" w:tplc="04090019" w:tentative="1">
-      <w:start w:val="1"/>
-      <w:numFmt w:val="lowerLetter"/>
-      <w:lvlText w:val="%8)"/>
-      <w:lvlJc w:val="left"/>
-      <w:pPr>
-        <w:ind w:left="3360" w:hanging="420"/>
-      </w:pPr>
-    </w:lvl>
-    <w:lvl w:ilvl="8" w:tplc="0409001B" w:tentative="1">
-      <w:start w:val="1"/>
-      <w:numFmt w:val="lowerRoman"/>
-      <w:lvlText w:val="%9."/>
-      <w:lvlJc w:val="right"/>
-      <w:pPr>
-        <w:ind w:left="3780" w:hanging="420"/>
-      </w:pPr>
-    </w:lvl>
-  </w:abstractNum>
-  <w:abstractNum w:abstractNumId="14" w15:restartNumberingAfterBreak="0">
-    <w:nsid w:val="2DE02AF8"/>
-    <w:multiLevelType w:val="hybridMultilevel"/>
-    <w:tmpl w:val="65F8658A"/>
-    <w:lvl w:ilvl="0" w:tplc="04090011">
-      <w:start w:val="1"/>
-      <w:numFmt w:val="decimal"/>
-      <w:lvlText w:val="%1)"/>
-      <w:lvlJc w:val="left"/>
-      <w:pPr>
-        <w:ind w:left="777" w:hanging="420"/>
-      </w:pPr>
-    </w:lvl>
-    <w:lvl w:ilvl="1" w:tplc="04090019" w:tentative="1">
-      <w:start w:val="1"/>
-      <w:numFmt w:val="lowerLetter"/>
-      <w:lvlText w:val="%2)"/>
-      <w:lvlJc w:val="left"/>
-      <w:pPr>
-        <w:ind w:left="1197" w:hanging="420"/>
-      </w:pPr>
-    </w:lvl>
-    <w:lvl w:ilvl="2" w:tplc="0409001B" w:tentative="1">
-      <w:start w:val="1"/>
-      <w:numFmt w:val="lowerRoman"/>
-      <w:lvlText w:val="%3."/>
-      <w:lvlJc w:val="right"/>
-      <w:pPr>
-        <w:ind w:left="1617" w:hanging="420"/>
-      </w:pPr>
-    </w:lvl>
-    <w:lvl w:ilvl="3" w:tplc="0409000F" w:tentative="1">
-      <w:start w:val="1"/>
-      <w:numFmt w:val="decimal"/>
-      <w:lvlText w:val="%4."/>
-      <w:lvlJc w:val="left"/>
-      <w:pPr>
-        <w:ind w:left="2037" w:hanging="420"/>
-      </w:pPr>
-    </w:lvl>
-    <w:lvl w:ilvl="4" w:tplc="04090019" w:tentative="1">
-      <w:start w:val="1"/>
-      <w:numFmt w:val="lowerLetter"/>
-      <w:lvlText w:val="%5)"/>
-      <w:lvlJc w:val="left"/>
-      <w:pPr>
-        <w:ind w:left="2457" w:hanging="420"/>
-      </w:pPr>
-    </w:lvl>
-    <w:lvl w:ilvl="5" w:tplc="0409001B" w:tentative="1">
-      <w:start w:val="1"/>
-      <w:numFmt w:val="lowerRoman"/>
-      <w:lvlText w:val="%6."/>
-      <w:lvlJc w:val="right"/>
-      <w:pPr>
-        <w:ind w:left="2877" w:hanging="420"/>
-      </w:pPr>
-    </w:lvl>
-    <w:lvl w:ilvl="6" w:tplc="0409000F" w:tentative="1">
-      <w:start w:val="1"/>
-      <w:numFmt w:val="decimal"/>
-      <w:lvlText w:val="%7."/>
-      <w:lvlJc w:val="left"/>
-      <w:pPr>
-        <w:ind w:left="3297" w:hanging="420"/>
-      </w:pPr>
-    </w:lvl>
-    <w:lvl w:ilvl="7" w:tplc="04090019" w:tentative="1">
-      <w:start w:val="1"/>
-      <w:numFmt w:val="lowerLetter"/>
-      <w:lvlText w:val="%8)"/>
-      <w:lvlJc w:val="left"/>
-      <w:pPr>
-        <w:ind w:left="3717" w:hanging="420"/>
-      </w:pPr>
-    </w:lvl>
-    <w:lvl w:ilvl="8" w:tplc="0409001B" w:tentative="1">
-      <w:start w:val="1"/>
-      <w:numFmt w:val="lowerRoman"/>
-      <w:lvlText w:val="%9."/>
-      <w:lvlJc w:val="right"/>
-      <w:pPr>
-        <w:ind w:left="4137" w:hanging="420"/>
-      </w:pPr>
-    </w:lvl>
-  </w:abstractNum>
-  <w:abstractNum w:abstractNumId="15" w15:restartNumberingAfterBreak="0">
-    <w:nsid w:val="3F137F73"/>
-    <w:multiLevelType w:val="hybridMultilevel"/>
-    <w:tmpl w:val="B290D78C"/>
-    <w:lvl w:ilvl="0" w:tplc="D4565F98">
-      <w:start w:val="1"/>
-      <w:numFmt w:val="decimal"/>
-      <w:lvlText w:val="（%1）"/>
-      <w:lvlJc w:val="left"/>
-      <w:pPr>
-        <w:ind w:left="1077" w:hanging="720"/>
-      </w:pPr>
-      <w:rPr>
-        <w:rFonts w:hint="default"/>
-      </w:rPr>
-    </w:lvl>
-    <w:lvl w:ilvl="1" w:tplc="04090019" w:tentative="1">
-      <w:start w:val="1"/>
-      <w:numFmt w:val="lowerLetter"/>
-      <w:lvlText w:val="%2)"/>
-      <w:lvlJc w:val="left"/>
-      <w:pPr>
-        <w:ind w:left="1197" w:hanging="420"/>
-      </w:pPr>
-    </w:lvl>
-    <w:lvl w:ilvl="2" w:tplc="0409001B" w:tentative="1">
-      <w:start w:val="1"/>
-      <w:numFmt w:val="lowerRoman"/>
-      <w:lvlText w:val="%3."/>
-      <w:lvlJc w:val="right"/>
-      <w:pPr>
-        <w:ind w:left="1617" w:hanging="420"/>
-      </w:pPr>
-    </w:lvl>
-    <w:lvl w:ilvl="3" w:tplc="0409000F" w:tentative="1">
-      <w:start w:val="1"/>
-      <w:numFmt w:val="decimal"/>
-      <w:lvlText w:val="%4."/>
-      <w:lvlJc w:val="left"/>
-      <w:pPr>
-        <w:ind w:left="2037" w:hanging="420"/>
-      </w:pPr>
-    </w:lvl>
-    <w:lvl w:ilvl="4" w:tplc="04090019" w:tentative="1">
-      <w:start w:val="1"/>
-      <w:numFmt w:val="lowerLetter"/>
-      <w:lvlText w:val="%5)"/>
-      <w:lvlJc w:val="left"/>
-      <w:pPr>
-        <w:ind w:left="2457" w:hanging="420"/>
-      </w:pPr>
-    </w:lvl>
-    <w:lvl w:ilvl="5" w:tplc="0409001B" w:tentative="1">
-      <w:start w:val="1"/>
-      <w:numFmt w:val="lowerRoman"/>
-      <w:lvlText w:val="%6."/>
-      <w:lvlJc w:val="right"/>
-      <w:pPr>
-        <w:ind w:left="2877" w:hanging="420"/>
-      </w:pPr>
-    </w:lvl>
-    <w:lvl w:ilvl="6" w:tplc="0409000F" w:tentative="1">
-      <w:start w:val="1"/>
-      <w:numFmt w:val="decimal"/>
-      <w:lvlText w:val="%7."/>
-      <w:lvlJc w:val="left"/>
-      <w:pPr>
-        <w:ind w:left="3297" w:hanging="420"/>
-      </w:pPr>
-    </w:lvl>
-    <w:lvl w:ilvl="7" w:tplc="04090019" w:tentative="1">
-      <w:start w:val="1"/>
-      <w:numFmt w:val="lowerLetter"/>
-      <w:lvlText w:val="%8)"/>
-      <w:lvlJc w:val="left"/>
-      <w:pPr>
-        <w:ind w:left="3717" w:hanging="420"/>
-      </w:pPr>
-    </w:lvl>
-    <w:lvl w:ilvl="8" w:tplc="0409001B" w:tentative="1">
-      <w:start w:val="1"/>
-      <w:numFmt w:val="lowerRoman"/>
-      <w:lvlText w:val="%9."/>
-      <w:lvlJc w:val="right"/>
-      <w:pPr>
-        <w:ind w:left="4137" w:hanging="420"/>
-      </w:pPr>
-    </w:lvl>
-  </w:abstractNum>
-  <w:abstractNum w:abstractNumId="16" w15:restartNumberingAfterBreak="0">
-    <w:nsid w:val="41075AFD"/>
-    <w:multiLevelType w:val="hybridMultilevel"/>
-    <w:tmpl w:val="E7A660CA"/>
-    <w:lvl w:ilvl="0" w:tplc="04090011">
-      <w:start w:val="1"/>
-      <w:numFmt w:val="decimal"/>
-      <w:lvlText w:val="%1)"/>
-      <w:lvlJc w:val="left"/>
-      <w:pPr>
-        <w:ind w:left="360" w:hanging="360"/>
-      </w:pPr>
-    </w:lvl>
-    <w:lvl w:ilvl="1" w:tplc="04090019">
-      <w:start w:val="1"/>
-      <w:numFmt w:val="decimal"/>
-      <w:lvlText w:val="%2."/>
-      <w:lvlJc w:val="left"/>
-      <w:pPr>
-        <w:tabs>
-          <w:tab w:val="num" w:pos="1440"/>
-        </w:tabs>
-        <w:ind w:left="1440" w:hanging="360"/>
-      </w:pPr>
-    </w:lvl>
-    <w:lvl w:ilvl="2" w:tplc="0409001B">
-      <w:start w:val="1"/>
-      <w:numFmt w:val="decimal"/>
-      <w:lvlText w:val="%3."/>
-      <w:lvlJc w:val="left"/>
-      <w:pPr>
-        <w:tabs>
-          <w:tab w:val="num" w:pos="2160"/>
-        </w:tabs>
-        <w:ind w:left="2160" w:hanging="360"/>
-      </w:pPr>
-    </w:lvl>
-    <w:lvl w:ilvl="3" w:tplc="0409000F">
-      <w:start w:val="1"/>
-      <w:numFmt w:val="decimal"/>
-      <w:lvlText w:val="%4."/>
-      <w:lvlJc w:val="left"/>
-      <w:pPr>
-        <w:tabs>
-          <w:tab w:val="num" w:pos="2880"/>
-        </w:tabs>
-        <w:ind w:left="2880" w:hanging="360"/>
-      </w:pPr>
-    </w:lvl>
-    <w:lvl w:ilvl="4" w:tplc="04090019">
-      <w:start w:val="1"/>
-      <w:numFmt w:val="decimal"/>
-      <w:lvlText w:val="%5."/>
-      <w:lvlJc w:val="left"/>
-      <w:pPr>
-        <w:tabs>
-          <w:tab w:val="num" w:pos="3600"/>
-        </w:tabs>
-        <w:ind w:left="3600" w:hanging="360"/>
-      </w:pPr>
-    </w:lvl>
-    <w:lvl w:ilvl="5" w:tplc="0409001B">
-      <w:start w:val="1"/>
-      <w:numFmt w:val="decimal"/>
-      <w:lvlText w:val="%6."/>
-      <w:lvlJc w:val="left"/>
-      <w:pPr>
-        <w:tabs>
-          <w:tab w:val="num" w:pos="4320"/>
-        </w:tabs>
-        <w:ind w:left="4320" w:hanging="360"/>
-      </w:pPr>
-    </w:lvl>
-    <w:lvl w:ilvl="6" w:tplc="0409000F">
-      <w:start w:val="1"/>
-      <w:numFmt w:val="decimal"/>
-      <w:lvlText w:val="%7."/>
-      <w:lvlJc w:val="left"/>
-      <w:pPr>
-        <w:tabs>
-          <w:tab w:val="num" w:pos="5040"/>
-        </w:tabs>
-        <w:ind w:left="5040" w:hanging="360"/>
-      </w:pPr>
-    </w:lvl>
-    <w:lvl w:ilvl="7" w:tplc="04090019">
-      <w:start w:val="1"/>
-      <w:numFmt w:val="decimal"/>
-      <w:lvlText w:val="%8."/>
-      <w:lvlJc w:val="left"/>
-      <w:pPr>
-        <w:tabs>
-          <w:tab w:val="num" w:pos="5760"/>
-        </w:tabs>
-        <w:ind w:left="5760" w:hanging="360"/>
-      </w:pPr>
-    </w:lvl>
-    <w:lvl w:ilvl="8" w:tplc="0409001B">
-      <w:start w:val="1"/>
-      <w:numFmt w:val="decimal"/>
-      <w:lvlText w:val="%9."/>
-      <w:lvlJc w:val="left"/>
-      <w:pPr>
-        <w:tabs>
-          <w:tab w:val="num" w:pos="6480"/>
-        </w:tabs>
-        <w:ind w:left="6480" w:hanging="360"/>
-      </w:pPr>
-    </w:lvl>
-  </w:abstractNum>
-  <w:abstractNum w:abstractNumId="17" w15:restartNumberingAfterBreak="0">
-    <w:nsid w:val="472D447B"/>
-    <w:multiLevelType w:val="hybridMultilevel"/>
-    <w:tmpl w:val="A81A9752"/>
-    <w:lvl w:ilvl="0" w:tplc="9D7049B6">
-      <w:start w:val="1"/>
-      <w:numFmt w:val="decimal"/>
-      <w:lvlText w:val="%1、"/>
-      <w:lvlJc w:val="left"/>
-      <w:pPr>
-        <w:ind w:left="777" w:hanging="420"/>
-      </w:pPr>
-      <w:rPr>
-        <w:rFonts w:hint="default"/>
-      </w:rPr>
-    </w:lvl>
-    <w:lvl w:ilvl="1" w:tplc="04090019" w:tentative="1">
-      <w:start w:val="1"/>
-      <w:numFmt w:val="lowerLetter"/>
-      <w:lvlText w:val="%2)"/>
-      <w:lvlJc w:val="left"/>
-      <w:pPr>
-        <w:ind w:left="1197" w:hanging="420"/>
-      </w:pPr>
-    </w:lvl>
-    <w:lvl w:ilvl="2" w:tplc="0409001B" w:tentative="1">
-      <w:start w:val="1"/>
-      <w:numFmt w:val="lowerRoman"/>
-      <w:lvlText w:val="%3."/>
-      <w:lvlJc w:val="right"/>
-      <w:pPr>
-        <w:ind w:left="1617" w:hanging="420"/>
-      </w:pPr>
-    </w:lvl>
-    <w:lvl w:ilvl="3" w:tplc="0409000F" w:tentative="1">
-      <w:start w:val="1"/>
-      <w:numFmt w:val="decimal"/>
-      <w:lvlText w:val="%4."/>
-      <w:lvlJc w:val="left"/>
-      <w:pPr>
-        <w:ind w:left="2037" w:hanging="420"/>
-      </w:pPr>
-    </w:lvl>
-    <w:lvl w:ilvl="4" w:tplc="04090019" w:tentative="1">
-      <w:start w:val="1"/>
-      <w:numFmt w:val="lowerLetter"/>
-      <w:lvlText w:val="%5)"/>
-      <w:lvlJc w:val="left"/>
-      <w:pPr>
-        <w:ind w:left="2457" w:hanging="420"/>
-      </w:pPr>
-    </w:lvl>
-    <w:lvl w:ilvl="5" w:tplc="0409001B" w:tentative="1">
-      <w:start w:val="1"/>
-      <w:numFmt w:val="lowerRoman"/>
-      <w:lvlText w:val="%6."/>
-      <w:lvlJc w:val="right"/>
-      <w:pPr>
-        <w:ind w:left="2877" w:hanging="420"/>
-      </w:pPr>
-    </w:lvl>
-    <w:lvl w:ilvl="6" w:tplc="0409000F" w:tentative="1">
-      <w:start w:val="1"/>
-      <w:numFmt w:val="decimal"/>
-      <w:lvlText w:val="%7."/>
-      <w:lvlJc w:val="left"/>
-      <w:pPr>
-        <w:ind w:left="3297" w:hanging="420"/>
-      </w:pPr>
-    </w:lvl>
-    <w:lvl w:ilvl="7" w:tplc="04090019" w:tentative="1">
-      <w:start w:val="1"/>
-      <w:numFmt w:val="lowerLetter"/>
-      <w:lvlText w:val="%8)"/>
-      <w:lvlJc w:val="left"/>
-      <w:pPr>
-        <w:ind w:left="3717" w:hanging="420"/>
-      </w:pPr>
-    </w:lvl>
-    <w:lvl w:ilvl="8" w:tplc="0409001B" w:tentative="1">
-      <w:start w:val="1"/>
-      <w:numFmt w:val="lowerRoman"/>
-      <w:lvlText w:val="%9."/>
-      <w:lvlJc w:val="right"/>
-      <w:pPr>
-        <w:ind w:left="4137" w:hanging="420"/>
-      </w:pPr>
-    </w:lvl>
-  </w:abstractNum>
-  <w:abstractNum w:abstractNumId="18" w15:restartNumberingAfterBreak="0">
-    <w:nsid w:val="483D1993"/>
-    <w:multiLevelType w:val="hybridMultilevel"/>
-    <w:tmpl w:val="B51C64CC"/>
-    <w:lvl w:ilvl="0" w:tplc="9D7049B6">
-      <w:start w:val="1"/>
-      <w:numFmt w:val="decimal"/>
-      <w:lvlText w:val="%1、"/>
-      <w:lvlJc w:val="left"/>
-      <w:pPr>
-        <w:ind w:left="1074" w:hanging="360"/>
-      </w:pPr>
-      <w:rPr>
-        <w:rFonts w:hint="default"/>
-      </w:rPr>
-    </w:lvl>
-    <w:lvl w:ilvl="1" w:tplc="04090019" w:tentative="1">
-      <w:start w:val="1"/>
-      <w:numFmt w:val="lowerLetter"/>
-      <w:lvlText w:val="%2)"/>
-      <w:lvlJc w:val="left"/>
-      <w:pPr>
-        <w:ind w:left="1197" w:hanging="420"/>
-      </w:pPr>
-    </w:lvl>
-    <w:lvl w:ilvl="2" w:tplc="0409001B" w:tentative="1">
-      <w:start w:val="1"/>
-      <w:numFmt w:val="lowerRoman"/>
-      <w:lvlText w:val="%3."/>
-      <w:lvlJc w:val="right"/>
-      <w:pPr>
-        <w:ind w:left="1617" w:hanging="420"/>
-      </w:pPr>
-    </w:lvl>
-    <w:lvl w:ilvl="3" w:tplc="0409000F" w:tentative="1">
-      <w:start w:val="1"/>
-      <w:numFmt w:val="decimal"/>
-      <w:lvlText w:val="%4."/>
-      <w:lvlJc w:val="left"/>
-      <w:pPr>
-        <w:ind w:left="2037" w:hanging="420"/>
-      </w:pPr>
-    </w:lvl>
-    <w:lvl w:ilvl="4" w:tplc="04090019" w:tentative="1">
-      <w:start w:val="1"/>
-      <w:numFmt w:val="lowerLetter"/>
-      <w:lvlText w:val="%5)"/>
-      <w:lvlJc w:val="left"/>
-      <w:pPr>
-        <w:ind w:left="2457" w:hanging="420"/>
-      </w:pPr>
-    </w:lvl>
-    <w:lvl w:ilvl="5" w:tplc="0409001B" w:tentative="1">
-      <w:start w:val="1"/>
-      <w:numFmt w:val="lowerRoman"/>
-      <w:lvlText w:val="%6."/>
-      <w:lvlJc w:val="right"/>
-      <w:pPr>
-        <w:ind w:left="2877" w:hanging="420"/>
-      </w:pPr>
-    </w:lvl>
-    <w:lvl w:ilvl="6" w:tplc="0409000F" w:tentative="1">
-      <w:start w:val="1"/>
-      <w:numFmt w:val="decimal"/>
-      <w:lvlText w:val="%7."/>
-      <w:lvlJc w:val="left"/>
-      <w:pPr>
-        <w:ind w:left="3297" w:hanging="420"/>
-      </w:pPr>
-    </w:lvl>
-    <w:lvl w:ilvl="7" w:tplc="04090019" w:tentative="1">
-      <w:start w:val="1"/>
-      <w:numFmt w:val="lowerLetter"/>
-      <w:lvlText w:val="%8)"/>
-      <w:lvlJc w:val="left"/>
-      <w:pPr>
-        <w:ind w:left="3717" w:hanging="420"/>
-      </w:pPr>
-    </w:lvl>
-    <w:lvl w:ilvl="8" w:tplc="0409001B" w:tentative="1">
-      <w:start w:val="1"/>
-      <w:numFmt w:val="lowerRoman"/>
-      <w:lvlText w:val="%9."/>
-      <w:lvlJc w:val="right"/>
-      <w:pPr>
-        <w:ind w:left="4137" w:hanging="420"/>
-      </w:pPr>
-    </w:lvl>
-  </w:abstractNum>
-  <w:abstractNum w:abstractNumId="19" w15:restartNumberingAfterBreak="0">
-    <w:nsid w:val="485E706D"/>
-    <w:multiLevelType w:val="hybridMultilevel"/>
-    <w:tmpl w:val="D9D678B4"/>
-    <w:lvl w:ilvl="0" w:tplc="00A8A25C">
-      <w:start w:val="1"/>
-      <w:numFmt w:val="decimal"/>
-      <w:lvlText w:val="%1."/>
-      <w:lvlJc w:val="left"/>
-      <w:pPr>
-        <w:ind w:left="717" w:hanging="360"/>
-      </w:pPr>
-      <w:rPr>
-        <w:rFonts w:asciiTheme="minorHAnsi" w:eastAsiaTheme="minorEastAsia" w:hAnsiTheme="minorHAnsi" w:cstheme="minorBidi"/>
-      </w:rPr>
-    </w:lvl>
-    <w:lvl w:ilvl="1" w:tplc="04090019" w:tentative="1">
-      <w:start w:val="1"/>
-      <w:numFmt w:val="lowerLetter"/>
-      <w:lvlText w:val="%2)"/>
-      <w:lvlJc w:val="left"/>
-      <w:pPr>
-        <w:ind w:left="1197" w:hanging="420"/>
-      </w:pPr>
-    </w:lvl>
-    <w:lvl w:ilvl="2" w:tplc="0409001B" w:tentative="1">
-      <w:start w:val="1"/>
-      <w:numFmt w:val="lowerRoman"/>
-      <w:lvlText w:val="%3."/>
-      <w:lvlJc w:val="right"/>
-      <w:pPr>
-        <w:ind w:left="1617" w:hanging="420"/>
-      </w:pPr>
-    </w:lvl>
-    <w:lvl w:ilvl="3" w:tplc="0409000F" w:tentative="1">
-      <w:start w:val="1"/>
-      <w:numFmt w:val="decimal"/>
-      <w:lvlText w:val="%4."/>
-      <w:lvlJc w:val="left"/>
-      <w:pPr>
-        <w:ind w:left="2037" w:hanging="420"/>
-      </w:pPr>
-    </w:lvl>
-    <w:lvl w:ilvl="4" w:tplc="04090019" w:tentative="1">
-      <w:start w:val="1"/>
-      <w:numFmt w:val="lowerLetter"/>
-      <w:lvlText w:val="%5)"/>
-      <w:lvlJc w:val="left"/>
-      <w:pPr>
-        <w:ind w:left="2457" w:hanging="420"/>
-      </w:pPr>
-    </w:lvl>
-    <w:lvl w:ilvl="5" w:tplc="0409001B" w:tentative="1">
-      <w:start w:val="1"/>
-      <w:numFmt w:val="lowerRoman"/>
-      <w:lvlText w:val="%6."/>
-      <w:lvlJc w:val="right"/>
-      <w:pPr>
-        <w:ind w:left="2877" w:hanging="420"/>
-      </w:pPr>
-    </w:lvl>
-    <w:lvl w:ilvl="6" w:tplc="0409000F" w:tentative="1">
-      <w:start w:val="1"/>
-      <w:numFmt w:val="decimal"/>
-      <w:lvlText w:val="%7."/>
-      <w:lvlJc w:val="left"/>
-      <w:pPr>
-        <w:ind w:left="3297" w:hanging="420"/>
-      </w:pPr>
-    </w:lvl>
-    <w:lvl w:ilvl="7" w:tplc="04090019" w:tentative="1">
-      <w:start w:val="1"/>
-      <w:numFmt w:val="lowerLetter"/>
-      <w:lvlText w:val="%8)"/>
-      <w:lvlJc w:val="left"/>
-      <w:pPr>
-        <w:ind w:left="3717" w:hanging="420"/>
-      </w:pPr>
-    </w:lvl>
-    <w:lvl w:ilvl="8" w:tplc="0409001B" w:tentative="1">
-      <w:start w:val="1"/>
-      <w:numFmt w:val="lowerRoman"/>
-      <w:lvlText w:val="%9."/>
-      <w:lvlJc w:val="right"/>
-      <w:pPr>
-        <w:ind w:left="4137" w:hanging="420"/>
-      </w:pPr>
-    </w:lvl>
-  </w:abstractNum>
-  <w:abstractNum w:abstractNumId="20" w15:restartNumberingAfterBreak="0">
-    <w:nsid w:val="4922693C"/>
-    <w:multiLevelType w:val="hybridMultilevel"/>
-    <w:tmpl w:val="05AE6472"/>
-    <w:lvl w:ilvl="0" w:tplc="04090001">
-      <w:start w:val="1"/>
-      <w:numFmt w:val="bullet"/>
-      <w:lvlText w:val=""/>
-      <w:lvlJc w:val="left"/>
-      <w:pPr>
-        <w:ind w:left="777" w:hanging="420"/>
-      </w:pPr>
-      <w:rPr>
-        <w:rFonts w:ascii="Wingdings" w:hAnsi="Wingdings" w:hint="default"/>
-      </w:rPr>
-    </w:lvl>
-    <w:lvl w:ilvl="1" w:tplc="04090003" w:tentative="1">
-      <w:start w:val="1"/>
-      <w:numFmt w:val="bullet"/>
-      <w:lvlText w:val=""/>
-      <w:lvlJc w:val="left"/>
-      <w:pPr>
-        <w:ind w:left="1197" w:hanging="420"/>
-      </w:pPr>
-      <w:rPr>
-        <w:rFonts w:ascii="Wingdings" w:hAnsi="Wingdings" w:hint="default"/>
-      </w:rPr>
-    </w:lvl>
-    <w:lvl w:ilvl="2" w:tplc="04090005" w:tentative="1">
-      <w:start w:val="1"/>
-      <w:numFmt w:val="bullet"/>
-      <w:lvlText w:val=""/>
-      <w:lvlJc w:val="left"/>
-      <w:pPr>
-        <w:ind w:left="1617" w:hanging="420"/>
-      </w:pPr>
-      <w:rPr>
-        <w:rFonts w:ascii="Wingdings" w:hAnsi="Wingdings" w:hint="default"/>
-      </w:rPr>
-    </w:lvl>
-    <w:lvl w:ilvl="3" w:tplc="04090001" w:tentative="1">
-      <w:start w:val="1"/>
-      <w:numFmt w:val="bullet"/>
-      <w:lvlText w:val=""/>
-      <w:lvlJc w:val="left"/>
-      <w:pPr>
-        <w:ind w:left="2037" w:hanging="420"/>
-      </w:pPr>
-      <w:rPr>
-        <w:rFonts w:ascii="Wingdings" w:hAnsi="Wingdings" w:hint="default"/>
-      </w:rPr>
-    </w:lvl>
-    <w:lvl w:ilvl="4" w:tplc="04090003" w:tentative="1">
-      <w:start w:val="1"/>
-      <w:numFmt w:val="bullet"/>
-      <w:lvlText w:val=""/>
-      <w:lvlJc w:val="left"/>
-      <w:pPr>
-        <w:ind w:left="2457" w:hanging="420"/>
-      </w:pPr>
-      <w:rPr>
-        <w:rFonts w:ascii="Wingdings" w:hAnsi="Wingdings" w:hint="default"/>
-      </w:rPr>
-    </w:lvl>
-    <w:lvl w:ilvl="5" w:tplc="04090005" w:tentative="1">
-      <w:start w:val="1"/>
-      <w:numFmt w:val="bullet"/>
-      <w:lvlText w:val=""/>
-      <w:lvlJc w:val="left"/>
-      <w:pPr>
-        <w:ind w:left="2877" w:hanging="420"/>
-      </w:pPr>
-      <w:rPr>
-        <w:rFonts w:ascii="Wingdings" w:hAnsi="Wingdings" w:hint="default"/>
-      </w:rPr>
-    </w:lvl>
-    <w:lvl w:ilvl="6" w:tplc="04090001" w:tentative="1">
-      <w:start w:val="1"/>
-      <w:numFmt w:val="bullet"/>
-      <w:lvlText w:val=""/>
-      <w:lvlJc w:val="left"/>
-      <w:pPr>
-        <w:ind w:left="3297" w:hanging="420"/>
-      </w:pPr>
-      <w:rPr>
-        <w:rFonts w:ascii="Wingdings" w:hAnsi="Wingdings" w:hint="default"/>
-      </w:rPr>
-    </w:lvl>
-    <w:lvl w:ilvl="7" w:tplc="04090003" w:tentative="1">
-      <w:start w:val="1"/>
-      <w:numFmt w:val="bullet"/>
-      <w:lvlText w:val=""/>
-      <w:lvlJc w:val="left"/>
-      <w:pPr>
-        <w:ind w:left="3717" w:hanging="420"/>
-      </w:pPr>
-      <w:rPr>
-        <w:rFonts w:ascii="Wingdings" w:hAnsi="Wingdings" w:hint="default"/>
-      </w:rPr>
-    </w:lvl>
-    <w:lvl w:ilvl="8" w:tplc="04090005" w:tentative="1">
-      <w:start w:val="1"/>
-      <w:numFmt w:val="bullet"/>
-      <w:lvlText w:val=""/>
-      <w:lvlJc w:val="left"/>
-      <w:pPr>
-        <w:ind w:left="4137" w:hanging="420"/>
-      </w:pPr>
-      <w:rPr>
-        <w:rFonts w:ascii="Wingdings" w:hAnsi="Wingdings" w:hint="default"/>
-      </w:rPr>
-    </w:lvl>
-  </w:abstractNum>
-  <w:abstractNum w:abstractNumId="21" w15:restartNumberingAfterBreak="0">
-    <w:nsid w:val="49AB7220"/>
-    <w:multiLevelType w:val="hybridMultilevel"/>
-    <w:tmpl w:val="EAF2C34A"/>
-    <w:lvl w:ilvl="0" w:tplc="04090001">
-      <w:start w:val="1"/>
-      <w:numFmt w:val="bullet"/>
-      <w:lvlText w:val=""/>
-      <w:lvlJc w:val="left"/>
-      <w:pPr>
-        <w:ind w:left="777" w:hanging="420"/>
-      </w:pPr>
-      <w:rPr>
-        <w:rFonts w:ascii="Wingdings" w:hAnsi="Wingdings" w:hint="default"/>
-      </w:rPr>
-    </w:lvl>
-    <w:lvl w:ilvl="1" w:tplc="04090003" w:tentative="1">
-      <w:start w:val="1"/>
-      <w:numFmt w:val="bullet"/>
-      <w:lvlText w:val=""/>
-      <w:lvlJc w:val="left"/>
-      <w:pPr>
-        <w:ind w:left="1197" w:hanging="420"/>
-      </w:pPr>
-      <w:rPr>
-        <w:rFonts w:ascii="Wingdings" w:hAnsi="Wingdings" w:hint="default"/>
-      </w:rPr>
-    </w:lvl>
-    <w:lvl w:ilvl="2" w:tplc="04090005" w:tentative="1">
-      <w:start w:val="1"/>
-      <w:numFmt w:val="bullet"/>
-      <w:lvlText w:val=""/>
-      <w:lvlJc w:val="left"/>
-      <w:pPr>
-        <w:ind w:left="1617" w:hanging="420"/>
-      </w:pPr>
-      <w:rPr>
-        <w:rFonts w:ascii="Wingdings" w:hAnsi="Wingdings" w:hint="default"/>
-      </w:rPr>
-    </w:lvl>
-    <w:lvl w:ilvl="3" w:tplc="04090001" w:tentative="1">
-      <w:start w:val="1"/>
-      <w:numFmt w:val="bullet"/>
-      <w:lvlText w:val=""/>
-      <w:lvlJc w:val="left"/>
-      <w:pPr>
-        <w:ind w:left="2037" w:hanging="420"/>
-      </w:pPr>
-      <w:rPr>
-        <w:rFonts w:ascii="Wingdings" w:hAnsi="Wingdings" w:hint="default"/>
-      </w:rPr>
-    </w:lvl>
-    <w:lvl w:ilvl="4" w:tplc="04090003" w:tentative="1">
-      <w:start w:val="1"/>
-      <w:numFmt w:val="bullet"/>
-      <w:lvlText w:val=""/>
-      <w:lvlJc w:val="left"/>
-      <w:pPr>
-        <w:ind w:left="2457" w:hanging="420"/>
-      </w:pPr>
-      <w:rPr>
-        <w:rFonts w:ascii="Wingdings" w:hAnsi="Wingdings" w:hint="default"/>
-      </w:rPr>
-    </w:lvl>
-    <w:lvl w:ilvl="5" w:tplc="04090005" w:tentative="1">
-      <w:start w:val="1"/>
-      <w:numFmt w:val="bullet"/>
-      <w:lvlText w:val=""/>
-      <w:lvlJc w:val="left"/>
-      <w:pPr>
-        <w:ind w:left="2877" w:hanging="420"/>
-      </w:pPr>
-      <w:rPr>
-        <w:rFonts w:ascii="Wingdings" w:hAnsi="Wingdings" w:hint="default"/>
-      </w:rPr>
-    </w:lvl>
-    <w:lvl w:ilvl="6" w:tplc="04090001" w:tentative="1">
-      <w:start w:val="1"/>
-      <w:numFmt w:val="bullet"/>
-      <w:lvlText w:val=""/>
-      <w:lvlJc w:val="left"/>
-      <w:pPr>
-        <w:ind w:left="3297" w:hanging="420"/>
-      </w:pPr>
-      <w:rPr>
-        <w:rFonts w:ascii="Wingdings" w:hAnsi="Wingdings" w:hint="default"/>
-      </w:rPr>
-    </w:lvl>
-    <w:lvl w:ilvl="7" w:tplc="04090003" w:tentative="1">
-      <w:start w:val="1"/>
-      <w:numFmt w:val="bullet"/>
-      <w:lvlText w:val=""/>
-      <w:lvlJc w:val="left"/>
-      <w:pPr>
-        <w:ind w:left="3717" w:hanging="420"/>
-      </w:pPr>
-      <w:rPr>
-        <w:rFonts w:ascii="Wingdings" w:hAnsi="Wingdings" w:hint="default"/>
-      </w:rPr>
-    </w:lvl>
-    <w:lvl w:ilvl="8" w:tplc="04090005" w:tentative="1">
-      <w:start w:val="1"/>
-      <w:numFmt w:val="bullet"/>
-      <w:lvlText w:val=""/>
-      <w:lvlJc w:val="left"/>
-      <w:pPr>
-        <w:ind w:left="4137" w:hanging="420"/>
-      </w:pPr>
-      <w:rPr>
-        <w:rFonts w:ascii="Wingdings" w:hAnsi="Wingdings" w:hint="default"/>
-      </w:rPr>
-    </w:lvl>
-  </w:abstractNum>
-  <w:abstractNum w:abstractNumId="22" w15:restartNumberingAfterBreak="0">
-    <w:nsid w:val="4AED1F1A"/>
-    <w:multiLevelType w:val="hybridMultilevel"/>
-    <w:tmpl w:val="471428A8"/>
-    <w:lvl w:ilvl="0" w:tplc="4424695C">
-      <w:start w:val="1"/>
-      <w:numFmt w:val="decimal"/>
-      <w:lvlText w:val="（%1）"/>
-      <w:lvlJc w:val="left"/>
-      <w:pPr>
-        <w:ind w:left="720" w:hanging="720"/>
-      </w:pPr>
-      <w:rPr>
-        <w:rFonts w:hint="default"/>
-      </w:rPr>
-    </w:lvl>
-    <w:lvl w:ilvl="1" w:tplc="04090019" w:tentative="1">
-      <w:start w:val="1"/>
-      <w:numFmt w:val="lowerLetter"/>
-      <w:lvlText w:val="%2)"/>
-      <w:lvlJc w:val="left"/>
-      <w:pPr>
-        <w:ind w:left="840" w:hanging="420"/>
-      </w:pPr>
-    </w:lvl>
-    <w:lvl w:ilvl="2" w:tplc="0409001B" w:tentative="1">
-      <w:start w:val="1"/>
-      <w:numFmt w:val="lowerRoman"/>
-      <w:lvlText w:val="%3."/>
-      <w:lvlJc w:val="right"/>
-      <w:pPr>
-        <w:ind w:left="1260" w:hanging="420"/>
-      </w:pPr>
-    </w:lvl>
-    <w:lvl w:ilvl="3" w:tplc="0409000F" w:tentative="1">
-      <w:start w:val="1"/>
-      <w:numFmt w:val="decimal"/>
-      <w:lvlText w:val="%4."/>
-      <w:lvlJc w:val="left"/>
-      <w:pPr>
-        <w:ind w:left="1680" w:hanging="420"/>
-      </w:pPr>
-    </w:lvl>
-    <w:lvl w:ilvl="4" w:tplc="04090019" w:tentative="1">
-      <w:start w:val="1"/>
-      <w:numFmt w:val="lowerLetter"/>
-      <w:lvlText w:val="%5)"/>
-      <w:lvlJc w:val="left"/>
-      <w:pPr>
-        <w:ind w:left="2100" w:hanging="420"/>
-      </w:pPr>
-    </w:lvl>
-    <w:lvl w:ilvl="5" w:tplc="0409001B" w:tentative="1">
-      <w:start w:val="1"/>
-      <w:numFmt w:val="lowerRoman"/>
-      <w:lvlText w:val="%6."/>
-      <w:lvlJc w:val="right"/>
-      <w:pPr>
-        <w:ind w:left="2520" w:hanging="420"/>
-      </w:pPr>
-    </w:lvl>
-    <w:lvl w:ilvl="6" w:tplc="0409000F" w:tentative="1">
-      <w:start w:val="1"/>
-      <w:numFmt w:val="decimal"/>
-      <w:lvlText w:val="%7."/>
-      <w:lvlJc w:val="left"/>
-      <w:pPr>
-        <w:ind w:left="2940" w:hanging="420"/>
-      </w:pPr>
-    </w:lvl>
-    <w:lvl w:ilvl="7" w:tplc="04090019" w:tentative="1">
-      <w:start w:val="1"/>
-      <w:numFmt w:val="lowerLetter"/>
-      <w:lvlText w:val="%8)"/>
-      <w:lvlJc w:val="left"/>
-      <w:pPr>
-        <w:ind w:left="3360" w:hanging="420"/>
-      </w:pPr>
-    </w:lvl>
-    <w:lvl w:ilvl="8" w:tplc="0409001B" w:tentative="1">
-      <w:start w:val="1"/>
-      <w:numFmt w:val="lowerRoman"/>
-      <w:lvlText w:val="%9."/>
-      <w:lvlJc w:val="right"/>
-      <w:pPr>
-        <w:ind w:left="3780" w:hanging="420"/>
-      </w:pPr>
-    </w:lvl>
-  </w:abstractNum>
-  <w:abstractNum w:abstractNumId="23" w15:restartNumberingAfterBreak="0">
-    <w:nsid w:val="51794944"/>
-    <w:multiLevelType w:val="hybridMultilevel"/>
-    <w:tmpl w:val="ECC4E416"/>
-    <w:lvl w:ilvl="0" w:tplc="A90E2644">
-      <w:start w:val="1"/>
-      <w:numFmt w:val="decimal"/>
-      <w:lvlText w:val="%1、"/>
-      <w:lvlJc w:val="left"/>
-      <w:pPr>
-        <w:ind w:left="360" w:hanging="360"/>
-      </w:pPr>
-      <w:rPr>
-        <w:rFonts w:hint="default"/>
-      </w:rPr>
-    </w:lvl>
-    <w:lvl w:ilvl="1" w:tplc="04090019" w:tentative="1">
-      <w:start w:val="1"/>
-      <w:numFmt w:val="lowerLetter"/>
-      <w:lvlText w:val="%2)"/>
-      <w:lvlJc w:val="left"/>
-      <w:pPr>
-        <w:ind w:left="840" w:hanging="420"/>
-      </w:pPr>
-    </w:lvl>
-    <w:lvl w:ilvl="2" w:tplc="0409001B" w:tentative="1">
-      <w:start w:val="1"/>
-      <w:numFmt w:val="lowerRoman"/>
-      <w:lvlText w:val="%3."/>
-      <w:lvlJc w:val="right"/>
-      <w:pPr>
-        <w:ind w:left="1260" w:hanging="420"/>
-      </w:pPr>
-    </w:lvl>
-    <w:lvl w:ilvl="3" w:tplc="0409000F" w:tentative="1">
-      <w:start w:val="1"/>
-      <w:numFmt w:val="decimal"/>
-      <w:lvlText w:val="%4."/>
-      <w:lvlJc w:val="left"/>
-      <w:pPr>
-        <w:ind w:left="1680" w:hanging="420"/>
-      </w:pPr>
-    </w:lvl>
-    <w:lvl w:ilvl="4" w:tplc="04090019" w:tentative="1">
-      <w:start w:val="1"/>
-      <w:numFmt w:val="lowerLetter"/>
-      <w:lvlText w:val="%5)"/>
-      <w:lvlJc w:val="left"/>
-      <w:pPr>
-        <w:ind w:left="2100" w:hanging="420"/>
-      </w:pPr>
-    </w:lvl>
-    <w:lvl w:ilvl="5" w:tplc="0409001B" w:tentative="1">
-      <w:start w:val="1"/>
-      <w:numFmt w:val="lowerRoman"/>
-      <w:lvlText w:val="%6."/>
-      <w:lvlJc w:val="right"/>
-      <w:pPr>
-        <w:ind w:left="2520" w:hanging="420"/>
-      </w:pPr>
-    </w:lvl>
-    <w:lvl w:ilvl="6" w:tplc="0409000F" w:tentative="1">
-      <w:start w:val="1"/>
-      <w:numFmt w:val="decimal"/>
-      <w:lvlText w:val="%7."/>
-      <w:lvlJc w:val="left"/>
-      <w:pPr>
-        <w:ind w:left="2940" w:hanging="420"/>
-      </w:pPr>
-    </w:lvl>
-    <w:lvl w:ilvl="7" w:tplc="04090019" w:tentative="1">
-      <w:start w:val="1"/>
-      <w:numFmt w:val="lowerLetter"/>
-      <w:lvlText w:val="%8)"/>
-      <w:lvlJc w:val="left"/>
-      <w:pPr>
-        <w:ind w:left="3360" w:hanging="420"/>
-      </w:pPr>
-    </w:lvl>
-    <w:lvl w:ilvl="8" w:tplc="0409001B" w:tentative="1">
-      <w:start w:val="1"/>
-      <w:numFmt w:val="lowerRoman"/>
-      <w:lvlText w:val="%9."/>
-      <w:lvlJc w:val="right"/>
-      <w:pPr>
-        <w:ind w:left="3780" w:hanging="420"/>
-      </w:pPr>
-    </w:lvl>
-  </w:abstractNum>
-  <w:abstractNum w:abstractNumId="24" w15:restartNumberingAfterBreak="0">
-    <w:nsid w:val="52653458"/>
-    <w:multiLevelType w:val="hybridMultilevel"/>
-    <w:tmpl w:val="DD024B82"/>
-    <w:lvl w:ilvl="0" w:tplc="EEA61A92">
-      <w:start w:val="1"/>
-      <w:numFmt w:val="decimal"/>
-      <w:lvlText w:val="%1、"/>
-      <w:lvlJc w:val="left"/>
-      <w:pPr>
-        <w:ind w:left="780" w:hanging="360"/>
-      </w:pPr>
-      <w:rPr>
-        <w:rFonts w:hint="default"/>
-      </w:rPr>
-    </w:lvl>
-    <w:lvl w:ilvl="1" w:tplc="04090019" w:tentative="1">
-      <w:start w:val="1"/>
-      <w:numFmt w:val="lowerLetter"/>
-      <w:lvlText w:val="%2)"/>
-      <w:lvlJc w:val="left"/>
-      <w:pPr>
-        <w:ind w:left="1260" w:hanging="420"/>
-      </w:pPr>
-    </w:lvl>
-    <w:lvl w:ilvl="2" w:tplc="0409001B" w:tentative="1">
-      <w:start w:val="1"/>
-      <w:numFmt w:val="lowerRoman"/>
-      <w:lvlText w:val="%3."/>
-      <w:lvlJc w:val="right"/>
-      <w:pPr>
-        <w:ind w:left="1680" w:hanging="420"/>
-      </w:pPr>
-    </w:lvl>
-    <w:lvl w:ilvl="3" w:tplc="0409000F" w:tentative="1">
-      <w:start w:val="1"/>
-      <w:numFmt w:val="decimal"/>
-      <w:lvlText w:val="%4."/>
-      <w:lvlJc w:val="left"/>
-      <w:pPr>
-        <w:ind w:left="2100" w:hanging="420"/>
-      </w:pPr>
-    </w:lvl>
-    <w:lvl w:ilvl="4" w:tplc="04090019" w:tentative="1">
-      <w:start w:val="1"/>
-      <w:numFmt w:val="lowerLetter"/>
-      <w:lvlText w:val="%5)"/>
-      <w:lvlJc w:val="left"/>
-      <w:pPr>
-        <w:ind w:left="2520" w:hanging="420"/>
-      </w:pPr>
-    </w:lvl>
-    <w:lvl w:ilvl="5" w:tplc="0409001B" w:tentative="1">
-      <w:start w:val="1"/>
-      <w:numFmt w:val="lowerRoman"/>
-      <w:lvlText w:val="%6."/>
-      <w:lvlJc w:val="right"/>
-      <w:pPr>
-        <w:ind w:left="2940" w:hanging="420"/>
-      </w:pPr>
-    </w:lvl>
-    <w:lvl w:ilvl="6" w:tplc="0409000F" w:tentative="1">
-      <w:start w:val="1"/>
-      <w:numFmt w:val="decimal"/>
-      <w:lvlText w:val="%7."/>
-      <w:lvlJc w:val="left"/>
-      <w:pPr>
-        <w:ind w:left="3360" w:hanging="420"/>
-      </w:pPr>
-    </w:lvl>
-    <w:lvl w:ilvl="7" w:tplc="04090019" w:tentative="1">
-      <w:start w:val="1"/>
-      <w:numFmt w:val="lowerLetter"/>
-      <w:lvlText w:val="%8)"/>
-      <w:lvlJc w:val="left"/>
-      <w:pPr>
-        <w:ind w:left="3780" w:hanging="420"/>
-      </w:pPr>
-    </w:lvl>
-    <w:lvl w:ilvl="8" w:tplc="0409001B" w:tentative="1">
-      <w:start w:val="1"/>
-      <w:numFmt w:val="lowerRoman"/>
-      <w:lvlText w:val="%9."/>
-      <w:lvlJc w:val="right"/>
-      <w:pPr>
-        <w:ind w:left="4200" w:hanging="420"/>
-      </w:pPr>
-    </w:lvl>
-  </w:abstractNum>
-  <w:abstractNum w:abstractNumId="25" w15:restartNumberingAfterBreak="0">
-    <w:nsid w:val="54F44D6D"/>
-    <w:multiLevelType w:val="hybridMultilevel"/>
-    <w:tmpl w:val="294004A4"/>
-    <w:lvl w:ilvl="0" w:tplc="04090001">
-      <w:start w:val="1"/>
-      <w:numFmt w:val="bullet"/>
-      <w:lvlText w:val=""/>
-      <w:lvlJc w:val="left"/>
-      <w:pPr>
-        <w:ind w:left="420" w:hanging="420"/>
-      </w:pPr>
-      <w:rPr>
-        <w:rFonts w:ascii="Wingdings" w:hAnsi="Wingdings" w:hint="default"/>
-      </w:rPr>
-    </w:lvl>
-    <w:lvl w:ilvl="1" w:tplc="04090003">
-      <w:start w:val="1"/>
-      <w:numFmt w:val="decimal"/>
-      <w:lvlText w:val="%2."/>
-      <w:lvlJc w:val="left"/>
-      <w:pPr>
-        <w:tabs>
-          <w:tab w:val="num" w:pos="1440"/>
-        </w:tabs>
-        <w:ind w:left="1440" w:hanging="360"/>
-      </w:pPr>
-    </w:lvl>
-    <w:lvl w:ilvl="2" w:tplc="04090005">
-      <w:start w:val="1"/>
-      <w:numFmt w:val="decimal"/>
-      <w:lvlText w:val="%3."/>
-      <w:lvlJc w:val="left"/>
-      <w:pPr>
-        <w:tabs>
-          <w:tab w:val="num" w:pos="2160"/>
-        </w:tabs>
-        <w:ind w:left="2160" w:hanging="360"/>
-      </w:pPr>
-    </w:lvl>
-    <w:lvl w:ilvl="3" w:tplc="04090001">
-      <w:start w:val="1"/>
-      <w:numFmt w:val="decimal"/>
-      <w:lvlText w:val="%4."/>
-      <w:lvlJc w:val="left"/>
-      <w:pPr>
-        <w:tabs>
-          <w:tab w:val="num" w:pos="2880"/>
-        </w:tabs>
-        <w:ind w:left="2880" w:hanging="360"/>
-      </w:pPr>
-    </w:lvl>
-    <w:lvl w:ilvl="4" w:tplc="04090003">
-      <w:start w:val="1"/>
-      <w:numFmt w:val="decimal"/>
-      <w:lvlText w:val="%5."/>
-      <w:lvlJc w:val="left"/>
-      <w:pPr>
-        <w:tabs>
-          <w:tab w:val="num" w:pos="3600"/>
-        </w:tabs>
-        <w:ind w:left="3600" w:hanging="360"/>
-      </w:pPr>
-    </w:lvl>
-    <w:lvl w:ilvl="5" w:tplc="04090005">
-      <w:start w:val="1"/>
-      <w:numFmt w:val="decimal"/>
-      <w:lvlText w:val="%6."/>
-      <w:lvlJc w:val="left"/>
-      <w:pPr>
-        <w:tabs>
-          <w:tab w:val="num" w:pos="4320"/>
-        </w:tabs>
-        <w:ind w:left="4320" w:hanging="360"/>
-      </w:pPr>
-    </w:lvl>
-    <w:lvl w:ilvl="6" w:tplc="04090001">
-      <w:start w:val="1"/>
-      <w:numFmt w:val="decimal"/>
-      <w:lvlText w:val="%7."/>
-      <w:lvlJc w:val="left"/>
-      <w:pPr>
-        <w:tabs>
-          <w:tab w:val="num" w:pos="5040"/>
-        </w:tabs>
-        <w:ind w:left="5040" w:hanging="360"/>
-      </w:pPr>
-    </w:lvl>
-    <w:lvl w:ilvl="7" w:tplc="04090003">
-      <w:start w:val="1"/>
-      <w:numFmt w:val="decimal"/>
-      <w:lvlText w:val="%8."/>
-      <w:lvlJc w:val="left"/>
-      <w:pPr>
-        <w:tabs>
-          <w:tab w:val="num" w:pos="5760"/>
-        </w:tabs>
-        <w:ind w:left="5760" w:hanging="360"/>
-      </w:pPr>
-    </w:lvl>
-    <w:lvl w:ilvl="8" w:tplc="04090005">
-      <w:start w:val="1"/>
-      <w:numFmt w:val="decimal"/>
-      <w:lvlText w:val="%9."/>
-      <w:lvlJc w:val="left"/>
-      <w:pPr>
-        <w:tabs>
-          <w:tab w:val="num" w:pos="6480"/>
-        </w:tabs>
-        <w:ind w:left="6480" w:hanging="360"/>
-      </w:pPr>
-    </w:lvl>
-  </w:abstractNum>
-  <w:abstractNum w:abstractNumId="26" w15:restartNumberingAfterBreak="0">
-    <w:nsid w:val="552C3525"/>
-    <w:multiLevelType w:val="hybridMultilevel"/>
-    <w:tmpl w:val="F8C8B422"/>
-    <w:lvl w:ilvl="0" w:tplc="BB9032CA">
-      <w:start w:val="1"/>
-      <w:numFmt w:val="decimal"/>
-      <w:lvlText w:val="%1、"/>
-      <w:lvlJc w:val="left"/>
-      <w:pPr>
-        <w:ind w:left="360" w:hanging="360"/>
-      </w:pPr>
-      <w:rPr>
-        <w:rFonts w:hint="default"/>
-      </w:rPr>
-    </w:lvl>
-    <w:lvl w:ilvl="1" w:tplc="04090019" w:tentative="1">
-      <w:start w:val="1"/>
-      <w:numFmt w:val="lowerLetter"/>
-      <w:lvlText w:val="%2)"/>
-      <w:lvlJc w:val="left"/>
-      <w:pPr>
-        <w:ind w:left="840" w:hanging="420"/>
-      </w:pPr>
-    </w:lvl>
-    <w:lvl w:ilvl="2" w:tplc="0409001B" w:tentative="1">
-      <w:start w:val="1"/>
-      <w:numFmt w:val="lowerRoman"/>
-      <w:lvlText w:val="%3."/>
-      <w:lvlJc w:val="right"/>
-      <w:pPr>
-        <w:ind w:left="1260" w:hanging="420"/>
-      </w:pPr>
-    </w:lvl>
-    <w:lvl w:ilvl="3" w:tplc="0409000F" w:tentative="1">
-      <w:start w:val="1"/>
-      <w:numFmt w:val="decimal"/>
-      <w:lvlText w:val="%4."/>
-      <w:lvlJc w:val="left"/>
-      <w:pPr>
-        <w:ind w:left="1680" w:hanging="420"/>
-      </w:pPr>
-    </w:lvl>
-    <w:lvl w:ilvl="4" w:tplc="04090019" w:tentative="1">
-      <w:start w:val="1"/>
-      <w:numFmt w:val="lowerLetter"/>
-      <w:lvlText w:val="%5)"/>
-      <w:lvlJc w:val="left"/>
-      <w:pPr>
-        <w:ind w:left="2100" w:hanging="420"/>
-      </w:pPr>
-    </w:lvl>
-    <w:lvl w:ilvl="5" w:tplc="0409001B" w:tentative="1">
-      <w:start w:val="1"/>
-      <w:numFmt w:val="lowerRoman"/>
-      <w:lvlText w:val="%6."/>
-      <w:lvlJc w:val="right"/>
-      <w:pPr>
-        <w:ind w:left="2520" w:hanging="420"/>
-      </w:pPr>
-    </w:lvl>
-    <w:lvl w:ilvl="6" w:tplc="0409000F" w:tentative="1">
-      <w:start w:val="1"/>
-      <w:numFmt w:val="decimal"/>
-      <w:lvlText w:val="%7."/>
-      <w:lvlJc w:val="left"/>
-      <w:pPr>
-        <w:ind w:left="2940" w:hanging="420"/>
-      </w:pPr>
-    </w:lvl>
-    <w:lvl w:ilvl="7" w:tplc="04090019" w:tentative="1">
-      <w:start w:val="1"/>
-      <w:numFmt w:val="lowerLetter"/>
-      <w:lvlText w:val="%8)"/>
-      <w:lvlJc w:val="left"/>
-      <w:pPr>
-        <w:ind w:left="3360" w:hanging="420"/>
-      </w:pPr>
-    </w:lvl>
-    <w:lvl w:ilvl="8" w:tplc="0409001B" w:tentative="1">
-      <w:start w:val="1"/>
-      <w:numFmt w:val="lowerRoman"/>
-      <w:lvlText w:val="%9."/>
-      <w:lvlJc w:val="right"/>
-      <w:pPr>
-        <w:ind w:left="3780" w:hanging="420"/>
-      </w:pPr>
-    </w:lvl>
-  </w:abstractNum>
-  <w:abstractNum w:abstractNumId="27" w15:restartNumberingAfterBreak="0">
-    <w:nsid w:val="589E00D2"/>
-    <w:multiLevelType w:val="hybridMultilevel"/>
-    <w:tmpl w:val="712282AA"/>
-    <w:lvl w:ilvl="0" w:tplc="C4BE6AC0">
-      <w:start w:val="1"/>
-      <w:numFmt w:val="decimal"/>
-      <w:pStyle w:val="3"/>
-      <w:lvlText w:val="%1."/>
-      <w:lvlJc w:val="left"/>
-      <w:pPr>
-        <w:ind w:left="777" w:hanging="420"/>
-      </w:pPr>
-    </w:lvl>
-    <w:lvl w:ilvl="1" w:tplc="04090019">
-      <w:start w:val="1"/>
-      <w:numFmt w:val="decimal"/>
-      <w:lvlText w:val="%2."/>
-      <w:lvlJc w:val="left"/>
-      <w:pPr>
-        <w:tabs>
-          <w:tab w:val="num" w:pos="1440"/>
-        </w:tabs>
-        <w:ind w:left="1440" w:hanging="360"/>
-      </w:pPr>
-    </w:lvl>
-    <w:lvl w:ilvl="2" w:tplc="0409001B">
-      <w:start w:val="1"/>
-      <w:numFmt w:val="decimal"/>
-      <w:lvlText w:val="%3."/>
-      <w:lvlJc w:val="left"/>
-      <w:pPr>
-        <w:tabs>
-          <w:tab w:val="num" w:pos="2160"/>
-        </w:tabs>
-        <w:ind w:left="2160" w:hanging="360"/>
-      </w:pPr>
-    </w:lvl>
-    <w:lvl w:ilvl="3" w:tplc="0409000F">
-      <w:start w:val="1"/>
-      <w:numFmt w:val="decimal"/>
-      <w:lvlText w:val="%4."/>
-      <w:lvlJc w:val="left"/>
-      <w:pPr>
-        <w:tabs>
-          <w:tab w:val="num" w:pos="2880"/>
-        </w:tabs>
-        <w:ind w:left="2880" w:hanging="360"/>
-      </w:pPr>
-    </w:lvl>
-    <w:lvl w:ilvl="4" w:tplc="04090019">
-      <w:start w:val="1"/>
-      <w:numFmt w:val="decimal"/>
-      <w:lvlText w:val="%5."/>
-      <w:lvlJc w:val="left"/>
-      <w:pPr>
-        <w:tabs>
-          <w:tab w:val="num" w:pos="3600"/>
-        </w:tabs>
-        <w:ind w:left="3600" w:hanging="360"/>
-      </w:pPr>
-    </w:lvl>
-    <w:lvl w:ilvl="5" w:tplc="0409001B">
-      <w:start w:val="1"/>
-      <w:numFmt w:val="decimal"/>
-      <w:lvlText w:val="%6."/>
-      <w:lvlJc w:val="left"/>
-      <w:pPr>
-        <w:tabs>
-          <w:tab w:val="num" w:pos="4320"/>
-        </w:tabs>
-        <w:ind w:left="4320" w:hanging="360"/>
-      </w:pPr>
-    </w:lvl>
-    <w:lvl w:ilvl="6" w:tplc="0409000F">
-      <w:start w:val="1"/>
-      <w:numFmt w:val="decimal"/>
-      <w:lvlText w:val="%7."/>
-      <w:lvlJc w:val="left"/>
-      <w:pPr>
-        <w:tabs>
-          <w:tab w:val="num" w:pos="5040"/>
-        </w:tabs>
-        <w:ind w:left="5040" w:hanging="360"/>
-      </w:pPr>
-    </w:lvl>
-    <w:lvl w:ilvl="7" w:tplc="04090019">
-      <w:start w:val="1"/>
-      <w:numFmt w:val="decimal"/>
-      <w:lvlText w:val="%8."/>
-      <w:lvlJc w:val="left"/>
-      <w:pPr>
-        <w:tabs>
-          <w:tab w:val="num" w:pos="5760"/>
-        </w:tabs>
-        <w:ind w:left="5760" w:hanging="360"/>
-      </w:pPr>
-    </w:lvl>
-    <w:lvl w:ilvl="8" w:tplc="0409001B">
-      <w:start w:val="1"/>
-      <w:numFmt w:val="decimal"/>
-      <w:lvlText w:val="%9."/>
-      <w:lvlJc w:val="left"/>
-      <w:pPr>
-        <w:tabs>
-          <w:tab w:val="num" w:pos="6480"/>
-        </w:tabs>
-        <w:ind w:left="6480" w:hanging="360"/>
-      </w:pPr>
-    </w:lvl>
-  </w:abstractNum>
-  <w:abstractNum w:abstractNumId="28" w15:restartNumberingAfterBreak="0">
+  <w:abstractNum w:abstractNumId="8" w15:restartNumberingAfterBreak="0">
     <w:nsid w:val="5EFD57DF"/>
     <w:multiLevelType w:val="hybridMultilevel"/>
     <w:tmpl w:val="8102A72C"/>
@@ -11273,96 +10221,7 @@
       </w:pPr>
     </w:lvl>
   </w:abstractNum>
-  <w:abstractNum w:abstractNumId="29" w15:restartNumberingAfterBreak="0">
-    <w:nsid w:val="60741492"/>
-    <w:multiLevelType w:val="hybridMultilevel"/>
-    <w:tmpl w:val="ABA8C116"/>
-    <w:lvl w:ilvl="0" w:tplc="A90E2644">
-      <w:start w:val="1"/>
-      <w:numFmt w:val="decimal"/>
-      <w:lvlText w:val="%1、"/>
-      <w:lvlJc w:val="left"/>
-      <w:pPr>
-        <w:ind w:left="360" w:hanging="360"/>
-      </w:pPr>
-      <w:rPr>
-        <w:rFonts w:hint="default"/>
-      </w:rPr>
-    </w:lvl>
-    <w:lvl w:ilvl="1" w:tplc="04090019" w:tentative="1">
-      <w:start w:val="1"/>
-      <w:numFmt w:val="lowerLetter"/>
-      <w:lvlText w:val="%2)"/>
-      <w:lvlJc w:val="left"/>
-      <w:pPr>
-        <w:ind w:left="840" w:hanging="420"/>
-      </w:pPr>
-    </w:lvl>
-    <w:lvl w:ilvl="2" w:tplc="0409001B" w:tentative="1">
-      <w:start w:val="1"/>
-      <w:numFmt w:val="lowerRoman"/>
-      <w:lvlText w:val="%3."/>
-      <w:lvlJc w:val="right"/>
-      <w:pPr>
-        <w:ind w:left="1260" w:hanging="420"/>
-      </w:pPr>
-    </w:lvl>
-    <w:lvl w:ilvl="3" w:tplc="0409000F" w:tentative="1">
-      <w:start w:val="1"/>
-      <w:numFmt w:val="decimal"/>
-      <w:lvlText w:val="%4."/>
-      <w:lvlJc w:val="left"/>
-      <w:pPr>
-        <w:ind w:left="1680" w:hanging="420"/>
-      </w:pPr>
-    </w:lvl>
-    <w:lvl w:ilvl="4" w:tplc="04090019" w:tentative="1">
-      <w:start w:val="1"/>
-      <w:numFmt w:val="lowerLetter"/>
-      <w:lvlText w:val="%5)"/>
-      <w:lvlJc w:val="left"/>
-      <w:pPr>
-        <w:ind w:left="2100" w:hanging="420"/>
-      </w:pPr>
-    </w:lvl>
-    <w:lvl w:ilvl="5" w:tplc="0409001B" w:tentative="1">
-      <w:start w:val="1"/>
-      <w:numFmt w:val="lowerRoman"/>
-      <w:lvlText w:val="%6."/>
-      <w:lvlJc w:val="right"/>
-      <w:pPr>
-        <w:ind w:left="2520" w:hanging="420"/>
-      </w:pPr>
-    </w:lvl>
-    <w:lvl w:ilvl="6" w:tplc="0409000F" w:tentative="1">
-      <w:start w:val="1"/>
-      <w:numFmt w:val="decimal"/>
-      <w:lvlText w:val="%7."/>
-      <w:lvlJc w:val="left"/>
-      <w:pPr>
-        <w:ind w:left="2940" w:hanging="420"/>
-      </w:pPr>
-    </w:lvl>
-    <w:lvl w:ilvl="7" w:tplc="04090019" w:tentative="1">
-      <w:start w:val="1"/>
-      <w:numFmt w:val="lowerLetter"/>
-      <w:lvlText w:val="%8)"/>
-      <w:lvlJc w:val="left"/>
-      <w:pPr>
-        <w:ind w:left="3360" w:hanging="420"/>
-      </w:pPr>
-    </w:lvl>
-    <w:lvl w:ilvl="8" w:tplc="0409001B" w:tentative="1">
-      <w:start w:val="1"/>
-      <w:numFmt w:val="lowerRoman"/>
-      <w:lvlText w:val="%9."/>
-      <w:lvlJc w:val="right"/>
-      <w:pPr>
-        <w:ind w:left="3780" w:hanging="420"/>
-      </w:pPr>
-    </w:lvl>
-  </w:abstractNum>
-  <w:abstractNum w:abstractNumId="30" w15:restartNumberingAfterBreak="0">
+  <w:abstractNum w:abstractNumId="9" w15:restartNumberingAfterBreak="0">
     <w:nsid w:val="63BA1AC4"/>
     <w:multiLevelType w:val="hybridMultilevel"/>
     <w:tmpl w:val="B5EEF1EC"/>
@@ -11451,7 +10310,7 @@
       </w:pPr>
     </w:lvl>
   </w:abstractNum>
-  <w:abstractNum w:abstractNumId="31" w15:restartNumberingAfterBreak="0">
+  <w:abstractNum w:abstractNumId="10" w15:restartNumberingAfterBreak="0">
     <w:nsid w:val="66BE49EC"/>
     <w:multiLevelType w:val="hybridMultilevel"/>
     <w:tmpl w:val="75EEBADE"/>
@@ -11540,21 +10399,131 @@
       </w:pPr>
     </w:lvl>
   </w:abstractNum>
-  <w:abstractNum w:abstractNumId="32" w15:restartNumberingAfterBreak="0">
-    <w:nsid w:val="67C35F57"/>
+  <w:abstractNum w:abstractNumId="11" w15:restartNumberingAfterBreak="0">
+    <w:nsid w:val="671437DA"/>
     <w:multiLevelType w:val="hybridMultilevel"/>
-    <w:tmpl w:val="9AE25B1A"/>
-    <w:lvl w:ilvl="0" w:tplc="14E2A266">
-      <w:start w:val="1"/>
-      <w:numFmt w:val="lowerLetter"/>
-      <w:lvlText w:val="%1)"/>
+    <w:tmpl w:val="CC88F828"/>
+    <w:lvl w:ilvl="0" w:tplc="04090001">
+      <w:start w:val="1"/>
+      <w:numFmt w:val="bullet"/>
+      <w:lvlText w:val=""/>
       <w:lvlJc w:val="left"/>
       <w:pPr>
-        <w:ind w:left="360" w:hanging="360"/>
+        <w:ind w:left="1090" w:hanging="420"/>
       </w:pPr>
       <w:rPr>
-        <w:rFonts w:hint="default"/>
+        <w:rFonts w:ascii="Wingdings" w:hAnsi="Wingdings" w:hint="default"/>
       </w:rPr>
+    </w:lvl>
+    <w:lvl w:ilvl="1" w:tplc="04090003" w:tentative="1">
+      <w:start w:val="1"/>
+      <w:numFmt w:val="bullet"/>
+      <w:lvlText w:val=""/>
+      <w:lvlJc w:val="left"/>
+      <w:pPr>
+        <w:ind w:left="1510" w:hanging="420"/>
+      </w:pPr>
+      <w:rPr>
+        <w:rFonts w:ascii="Wingdings" w:hAnsi="Wingdings" w:hint="default"/>
+      </w:rPr>
+    </w:lvl>
+    <w:lvl w:ilvl="2" w:tplc="04090005" w:tentative="1">
+      <w:start w:val="1"/>
+      <w:numFmt w:val="bullet"/>
+      <w:lvlText w:val=""/>
+      <w:lvlJc w:val="left"/>
+      <w:pPr>
+        <w:ind w:left="1930" w:hanging="420"/>
+      </w:pPr>
+      <w:rPr>
+        <w:rFonts w:ascii="Wingdings" w:hAnsi="Wingdings" w:hint="default"/>
+      </w:rPr>
+    </w:lvl>
+    <w:lvl w:ilvl="3" w:tplc="04090001" w:tentative="1">
+      <w:start w:val="1"/>
+      <w:numFmt w:val="bullet"/>
+      <w:lvlText w:val=""/>
+      <w:lvlJc w:val="left"/>
+      <w:pPr>
+        <w:ind w:left="2350" w:hanging="420"/>
+      </w:pPr>
+      <w:rPr>
+        <w:rFonts w:ascii="Wingdings" w:hAnsi="Wingdings" w:hint="default"/>
+      </w:rPr>
+    </w:lvl>
+    <w:lvl w:ilvl="4" w:tplc="04090003" w:tentative="1">
+      <w:start w:val="1"/>
+      <w:numFmt w:val="bullet"/>
+      <w:lvlText w:val=""/>
+      <w:lvlJc w:val="left"/>
+      <w:pPr>
+        <w:ind w:left="2770" w:hanging="420"/>
+      </w:pPr>
+      <w:rPr>
+        <w:rFonts w:ascii="Wingdings" w:hAnsi="Wingdings" w:hint="default"/>
+      </w:rPr>
+    </w:lvl>
+    <w:lvl w:ilvl="5" w:tplc="04090005" w:tentative="1">
+      <w:start w:val="1"/>
+      <w:numFmt w:val="bullet"/>
+      <w:lvlText w:val=""/>
+      <w:lvlJc w:val="left"/>
+      <w:pPr>
+        <w:ind w:left="3190" w:hanging="420"/>
+      </w:pPr>
+      <w:rPr>
+        <w:rFonts w:ascii="Wingdings" w:hAnsi="Wingdings" w:hint="default"/>
+      </w:rPr>
+    </w:lvl>
+    <w:lvl w:ilvl="6" w:tplc="04090001" w:tentative="1">
+      <w:start w:val="1"/>
+      <w:numFmt w:val="bullet"/>
+      <w:lvlText w:val=""/>
+      <w:lvlJc w:val="left"/>
+      <w:pPr>
+        <w:ind w:left="3610" w:hanging="420"/>
+      </w:pPr>
+      <w:rPr>
+        <w:rFonts w:ascii="Wingdings" w:hAnsi="Wingdings" w:hint="default"/>
+      </w:rPr>
+    </w:lvl>
+    <w:lvl w:ilvl="7" w:tplc="04090003" w:tentative="1">
+      <w:start w:val="1"/>
+      <w:numFmt w:val="bullet"/>
+      <w:lvlText w:val=""/>
+      <w:lvlJc w:val="left"/>
+      <w:pPr>
+        <w:ind w:left="4030" w:hanging="420"/>
+      </w:pPr>
+      <w:rPr>
+        <w:rFonts w:ascii="Wingdings" w:hAnsi="Wingdings" w:hint="default"/>
+      </w:rPr>
+    </w:lvl>
+    <w:lvl w:ilvl="8" w:tplc="04090005" w:tentative="1">
+      <w:start w:val="1"/>
+      <w:numFmt w:val="bullet"/>
+      <w:lvlText w:val=""/>
+      <w:lvlJc w:val="left"/>
+      <w:pPr>
+        <w:ind w:left="4450" w:hanging="420"/>
+      </w:pPr>
+      <w:rPr>
+        <w:rFonts w:ascii="Wingdings" w:hAnsi="Wingdings" w:hint="default"/>
+      </w:rPr>
+    </w:lvl>
+  </w:abstractNum>
+  <w:abstractNum w:abstractNumId="12" w15:restartNumberingAfterBreak="0">
+    <w:nsid w:val="67515198"/>
+    <w:multiLevelType w:val="hybridMultilevel"/>
+    <w:tmpl w:val="9F1A3982"/>
+    <w:lvl w:ilvl="0" w:tplc="0409000F">
+      <w:start w:val="1"/>
+      <w:numFmt w:val="decimal"/>
+      <w:lvlText w:val="%1."/>
+      <w:lvlJc w:val="left"/>
+      <w:pPr>
+        <w:ind w:left="1197" w:hanging="420"/>
+      </w:pPr>
     </w:lvl>
     <w:lvl w:ilvl="1" w:tplc="04090019" w:tentative="1">
       <w:start w:val="1"/>
@@ -11562,7 +10531,7 @@
       <w:lvlText w:val="%2)"/>
       <w:lvlJc w:val="left"/>
       <w:pPr>
-        <w:ind w:left="840" w:hanging="420"/>
+        <w:ind w:left="1617" w:hanging="420"/>
       </w:pPr>
     </w:lvl>
     <w:lvl w:ilvl="2" w:tplc="0409001B" w:tentative="1">
@@ -11571,7 +10540,7 @@
       <w:lvlText w:val="%3."/>
       <w:lvlJc w:val="right"/>
       <w:pPr>
-        <w:ind w:left="1260" w:hanging="420"/>
+        <w:ind w:left="2037" w:hanging="420"/>
       </w:pPr>
     </w:lvl>
     <w:lvl w:ilvl="3" w:tplc="0409000F" w:tentative="1">
@@ -11580,7 +10549,7 @@
       <w:lvlText w:val="%4."/>
       <w:lvlJc w:val="left"/>
       <w:pPr>
-        <w:ind w:left="1680" w:hanging="420"/>
+        <w:ind w:left="2457" w:hanging="420"/>
       </w:pPr>
     </w:lvl>
     <w:lvl w:ilvl="4" w:tplc="04090019" w:tentative="1">
@@ -11589,7 +10558,7 @@
       <w:lvlText w:val="%5)"/>
       <w:lvlJc w:val="left"/>
       <w:pPr>
-        <w:ind w:left="2100" w:hanging="420"/>
+        <w:ind w:left="2877" w:hanging="420"/>
       </w:pPr>
     </w:lvl>
     <w:lvl w:ilvl="5" w:tplc="0409001B" w:tentative="1">
@@ -11598,7 +10567,7 @@
       <w:lvlText w:val="%6."/>
       <w:lvlJc w:val="right"/>
       <w:pPr>
-        <w:ind w:left="2520" w:hanging="420"/>
+        <w:ind w:left="3297" w:hanging="420"/>
       </w:pPr>
     </w:lvl>
     <w:lvl w:ilvl="6" w:tplc="0409000F" w:tentative="1">
@@ -11607,7 +10576,7 @@
       <w:lvlText w:val="%7."/>
       <w:lvlJc w:val="left"/>
       <w:pPr>
-        <w:ind w:left="2940" w:hanging="420"/>
+        <w:ind w:left="3717" w:hanging="420"/>
       </w:pPr>
     </w:lvl>
     <w:lvl w:ilvl="7" w:tplc="04090019" w:tentative="1">
@@ -11616,7 +10585,7 @@
       <w:lvlText w:val="%8)"/>
       <w:lvlJc w:val="left"/>
       <w:pPr>
-        <w:ind w:left="3360" w:hanging="420"/>
+        <w:ind w:left="4137" w:hanging="420"/>
       </w:pPr>
     </w:lvl>
     <w:lvl w:ilvl="8" w:tplc="0409001B" w:tentative="1">
@@ -11625,231 +10594,11 @@
       <w:lvlText w:val="%9."/>
       <w:lvlJc w:val="right"/>
       <w:pPr>
-        <w:ind w:left="3780" w:hanging="420"/>
+        <w:ind w:left="4557" w:hanging="420"/>
       </w:pPr>
     </w:lvl>
   </w:abstractNum>
-  <w:abstractNum w:abstractNumId="33" w15:restartNumberingAfterBreak="0">
-    <w:nsid w:val="6B420927"/>
-    <w:multiLevelType w:val="hybridMultilevel"/>
-    <w:tmpl w:val="9800D3EA"/>
-    <w:lvl w:ilvl="0" w:tplc="04090011">
-      <w:start w:val="1"/>
-      <w:numFmt w:val="decimal"/>
-      <w:lvlText w:val="%1)"/>
-      <w:lvlJc w:val="left"/>
-      <w:pPr>
-        <w:ind w:left="420" w:hanging="420"/>
-      </w:pPr>
-    </w:lvl>
-    <w:lvl w:ilvl="1" w:tplc="04090003">
-      <w:start w:val="1"/>
-      <w:numFmt w:val="decimal"/>
-      <w:lvlText w:val="%2."/>
-      <w:lvlJc w:val="left"/>
-      <w:pPr>
-        <w:tabs>
-          <w:tab w:val="num" w:pos="1440"/>
-        </w:tabs>
-        <w:ind w:left="1440" w:hanging="360"/>
-      </w:pPr>
-    </w:lvl>
-    <w:lvl w:ilvl="2" w:tplc="04090005">
-      <w:start w:val="1"/>
-      <w:numFmt w:val="decimal"/>
-      <w:lvlText w:val="%3."/>
-      <w:lvlJc w:val="left"/>
-      <w:pPr>
-        <w:tabs>
-          <w:tab w:val="num" w:pos="2160"/>
-        </w:tabs>
-        <w:ind w:left="2160" w:hanging="360"/>
-      </w:pPr>
-    </w:lvl>
-    <w:lvl w:ilvl="3" w:tplc="04090001">
-      <w:start w:val="1"/>
-      <w:numFmt w:val="decimal"/>
-      <w:lvlText w:val="%4."/>
-      <w:lvlJc w:val="left"/>
-      <w:pPr>
-        <w:tabs>
-          <w:tab w:val="num" w:pos="2880"/>
-        </w:tabs>
-        <w:ind w:left="2880" w:hanging="360"/>
-      </w:pPr>
-    </w:lvl>
-    <w:lvl w:ilvl="4" w:tplc="04090003">
-      <w:start w:val="1"/>
-      <w:numFmt w:val="decimal"/>
-      <w:lvlText w:val="%5."/>
-      <w:lvlJc w:val="left"/>
-      <w:pPr>
-        <w:tabs>
-          <w:tab w:val="num" w:pos="3600"/>
-        </w:tabs>
-        <w:ind w:left="3600" w:hanging="360"/>
-      </w:pPr>
-    </w:lvl>
-    <w:lvl w:ilvl="5" w:tplc="04090005">
-      <w:start w:val="1"/>
-      <w:numFmt w:val="decimal"/>
-      <w:lvlText w:val="%6."/>
-      <w:lvlJc w:val="left"/>
-      <w:pPr>
-        <w:tabs>
-          <w:tab w:val="num" w:pos="4320"/>
-        </w:tabs>
-        <w:ind w:left="4320" w:hanging="360"/>
-      </w:pPr>
-    </w:lvl>
-    <w:lvl w:ilvl="6" w:tplc="04090001">
-      <w:start w:val="1"/>
-      <w:numFmt w:val="decimal"/>
-      <w:lvlText w:val="%7."/>
-      <w:lvlJc w:val="left"/>
-      <w:pPr>
-        <w:tabs>
-          <w:tab w:val="num" w:pos="5040"/>
-        </w:tabs>
-        <w:ind w:left="5040" w:hanging="360"/>
-      </w:pPr>
-    </w:lvl>
-    <w:lvl w:ilvl="7" w:tplc="04090003">
-      <w:start w:val="1"/>
-      <w:numFmt w:val="decimal"/>
-      <w:lvlText w:val="%8."/>
-      <w:lvlJc w:val="left"/>
-      <w:pPr>
-        <w:tabs>
-          <w:tab w:val="num" w:pos="5760"/>
-        </w:tabs>
-        <w:ind w:left="5760" w:hanging="360"/>
-      </w:pPr>
-    </w:lvl>
-    <w:lvl w:ilvl="8" w:tplc="04090005">
-      <w:start w:val="1"/>
-      <w:numFmt w:val="decimal"/>
-      <w:lvlText w:val="%9."/>
-      <w:lvlJc w:val="left"/>
-      <w:pPr>
-        <w:tabs>
-          <w:tab w:val="num" w:pos="6480"/>
-        </w:tabs>
-        <w:ind w:left="6480" w:hanging="360"/>
-      </w:pPr>
-    </w:lvl>
-  </w:abstractNum>
-  <w:abstractNum w:abstractNumId="34" w15:restartNumberingAfterBreak="0">
-    <w:nsid w:val="6C511EC7"/>
-    <w:multiLevelType w:val="hybridMultilevel"/>
-    <w:tmpl w:val="3BAC85A6"/>
-    <w:lvl w:ilvl="0" w:tplc="04090011">
-      <w:start w:val="1"/>
-      <w:numFmt w:val="decimal"/>
-      <w:lvlText w:val="%1)"/>
-      <w:lvlJc w:val="left"/>
-      <w:pPr>
-        <w:ind w:left="420" w:hanging="420"/>
-      </w:pPr>
-    </w:lvl>
-    <w:lvl w:ilvl="1" w:tplc="04090003">
-      <w:start w:val="1"/>
-      <w:numFmt w:val="decimal"/>
-      <w:lvlText w:val="%2."/>
-      <w:lvlJc w:val="left"/>
-      <w:pPr>
-        <w:tabs>
-          <w:tab w:val="num" w:pos="1440"/>
-        </w:tabs>
-        <w:ind w:left="1440" w:hanging="360"/>
-      </w:pPr>
-    </w:lvl>
-    <w:lvl w:ilvl="2" w:tplc="04090005">
-      <w:start w:val="1"/>
-      <w:numFmt w:val="decimal"/>
-      <w:lvlText w:val="%3."/>
-      <w:lvlJc w:val="left"/>
-      <w:pPr>
-        <w:tabs>
-          <w:tab w:val="num" w:pos="2160"/>
-        </w:tabs>
-        <w:ind w:left="2160" w:hanging="360"/>
-      </w:pPr>
-    </w:lvl>
-    <w:lvl w:ilvl="3" w:tplc="04090001">
-      <w:start w:val="1"/>
-      <w:numFmt w:val="decimal"/>
-      <w:lvlText w:val="%4."/>
-      <w:lvlJc w:val="left"/>
-      <w:pPr>
-        <w:tabs>
-          <w:tab w:val="num" w:pos="2880"/>
-        </w:tabs>
-        <w:ind w:left="2880" w:hanging="360"/>
-      </w:pPr>
-    </w:lvl>
-    <w:lvl w:ilvl="4" w:tplc="04090003">
-      <w:start w:val="1"/>
-      <w:numFmt w:val="decimal"/>
-      <w:lvlText w:val="%5."/>
-      <w:lvlJc w:val="left"/>
-      <w:pPr>
-        <w:tabs>
-          <w:tab w:val="num" w:pos="3600"/>
-        </w:tabs>
-        <w:ind w:left="3600" w:hanging="360"/>
-      </w:pPr>
-    </w:lvl>
-    <w:lvl w:ilvl="5" w:tplc="04090005">
-      <w:start w:val="1"/>
-      <w:numFmt w:val="decimal"/>
-      <w:lvlText w:val="%6."/>
-      <w:lvlJc w:val="left"/>
-      <w:pPr>
-        <w:tabs>
-          <w:tab w:val="num" w:pos="4320"/>
-        </w:tabs>
-        <w:ind w:left="4320" w:hanging="360"/>
-      </w:pPr>
-    </w:lvl>
-    <w:lvl w:ilvl="6" w:tplc="04090001">
-      <w:start w:val="1"/>
-      <w:numFmt w:val="decimal"/>
-      <w:lvlText w:val="%7."/>
-      <w:lvlJc w:val="left"/>
-      <w:pPr>
-        <w:tabs>
-          <w:tab w:val="num" w:pos="5040"/>
-        </w:tabs>
-        <w:ind w:left="5040" w:hanging="360"/>
-      </w:pPr>
-    </w:lvl>
-    <w:lvl w:ilvl="7" w:tplc="04090003">
-      <w:start w:val="1"/>
-      <w:numFmt w:val="decimal"/>
-      <w:lvlText w:val="%8."/>
-      <w:lvlJc w:val="left"/>
-      <w:pPr>
-        <w:tabs>
-          <w:tab w:val="num" w:pos="5760"/>
-        </w:tabs>
-        <w:ind w:left="5760" w:hanging="360"/>
-      </w:pPr>
-    </w:lvl>
-    <w:lvl w:ilvl="8" w:tplc="04090005">
-      <w:start w:val="1"/>
-      <w:numFmt w:val="decimal"/>
-      <w:lvlText w:val="%9."/>
-      <w:lvlJc w:val="left"/>
-      <w:pPr>
-        <w:tabs>
-          <w:tab w:val="num" w:pos="6480"/>
-        </w:tabs>
-        <w:ind w:left="6480" w:hanging="360"/>
-      </w:pPr>
-    </w:lvl>
-  </w:abstractNum>
-  <w:abstractNum w:abstractNumId="35" w15:restartNumberingAfterBreak="0">
+  <w:abstractNum w:abstractNumId="13" w15:restartNumberingAfterBreak="0">
     <w:nsid w:val="704D0D01"/>
     <w:multiLevelType w:val="hybridMultilevel"/>
     <w:tmpl w:val="B5EEF1EC"/>
@@ -11938,382 +10687,124 @@
       </w:pPr>
     </w:lvl>
   </w:abstractNum>
-  <w:abstractNum w:abstractNumId="36" w15:restartNumberingAfterBreak="0">
-    <w:nsid w:val="72491801"/>
+  <w:abstractNum w:abstractNumId="14" w15:restartNumberingAfterBreak="0">
+    <w:nsid w:val="785B1167"/>
     <w:multiLevelType w:val="hybridMultilevel"/>
-    <w:tmpl w:val="46FC89DC"/>
-    <w:lvl w:ilvl="0" w:tplc="04090011">
-      <w:start w:val="1"/>
-      <w:numFmt w:val="decimal"/>
-      <w:lvlText w:val="%1)"/>
+    <w:tmpl w:val="F6C4680E"/>
+    <w:lvl w:ilvl="0" w:tplc="04090001">
+      <w:start w:val="1"/>
+      <w:numFmt w:val="bullet"/>
+      <w:lvlText w:val=""/>
       <w:lvlJc w:val="left"/>
       <w:pPr>
         <w:ind w:left="777" w:hanging="420"/>
       </w:pPr>
-    </w:lvl>
-    <w:lvl w:ilvl="1" w:tplc="04090019" w:tentative="1">
-      <w:start w:val="1"/>
-      <w:numFmt w:val="lowerLetter"/>
-      <w:lvlText w:val="%2)"/>
+      <w:rPr>
+        <w:rFonts w:ascii="Wingdings" w:hAnsi="Wingdings" w:hint="default"/>
+      </w:rPr>
+    </w:lvl>
+    <w:lvl w:ilvl="1" w:tplc="04090003" w:tentative="1">
+      <w:start w:val="1"/>
+      <w:numFmt w:val="bullet"/>
+      <w:lvlText w:val=""/>
       <w:lvlJc w:val="left"/>
       <w:pPr>
         <w:ind w:left="1197" w:hanging="420"/>
       </w:pPr>
-    </w:lvl>
-    <w:lvl w:ilvl="2" w:tplc="0409001B" w:tentative="1">
-      <w:start w:val="1"/>
-      <w:numFmt w:val="lowerRoman"/>
-      <w:lvlText w:val="%3."/>
-      <w:lvlJc w:val="right"/>
+      <w:rPr>
+        <w:rFonts w:ascii="Wingdings" w:hAnsi="Wingdings" w:hint="default"/>
+      </w:rPr>
+    </w:lvl>
+    <w:lvl w:ilvl="2" w:tplc="04090005" w:tentative="1">
+      <w:start w:val="1"/>
+      <w:numFmt w:val="bullet"/>
+      <w:lvlText w:val=""/>
+      <w:lvlJc w:val="left"/>
       <w:pPr>
         <w:ind w:left="1617" w:hanging="420"/>
       </w:pPr>
-    </w:lvl>
-    <w:lvl w:ilvl="3" w:tplc="0409000F" w:tentative="1">
-      <w:start w:val="1"/>
-      <w:numFmt w:val="decimal"/>
-      <w:lvlText w:val="%4."/>
+      <w:rPr>
+        <w:rFonts w:ascii="Wingdings" w:hAnsi="Wingdings" w:hint="default"/>
+      </w:rPr>
+    </w:lvl>
+    <w:lvl w:ilvl="3" w:tplc="04090001" w:tentative="1">
+      <w:start w:val="1"/>
+      <w:numFmt w:val="bullet"/>
+      <w:lvlText w:val=""/>
       <w:lvlJc w:val="left"/>
       <w:pPr>
         <w:ind w:left="2037" w:hanging="420"/>
       </w:pPr>
-    </w:lvl>
-    <w:lvl w:ilvl="4" w:tplc="04090019" w:tentative="1">
-      <w:start w:val="1"/>
-      <w:numFmt w:val="lowerLetter"/>
-      <w:lvlText w:val="%5)"/>
+      <w:rPr>
+        <w:rFonts w:ascii="Wingdings" w:hAnsi="Wingdings" w:hint="default"/>
+      </w:rPr>
+    </w:lvl>
+    <w:lvl w:ilvl="4" w:tplc="04090003" w:tentative="1">
+      <w:start w:val="1"/>
+      <w:numFmt w:val="bullet"/>
+      <w:lvlText w:val=""/>
       <w:lvlJc w:val="left"/>
       <w:pPr>
         <w:ind w:left="2457" w:hanging="420"/>
       </w:pPr>
-    </w:lvl>
-    <w:lvl w:ilvl="5" w:tplc="0409001B" w:tentative="1">
-      <w:start w:val="1"/>
-      <w:numFmt w:val="lowerRoman"/>
-      <w:lvlText w:val="%6."/>
-      <w:lvlJc w:val="right"/>
+      <w:rPr>
+        <w:rFonts w:ascii="Wingdings" w:hAnsi="Wingdings" w:hint="default"/>
+      </w:rPr>
+    </w:lvl>
+    <w:lvl w:ilvl="5" w:tplc="04090005" w:tentative="1">
+      <w:start w:val="1"/>
+      <w:numFmt w:val="bullet"/>
+      <w:lvlText w:val=""/>
+      <w:lvlJc w:val="left"/>
       <w:pPr>
         <w:ind w:left="2877" w:hanging="420"/>
       </w:pPr>
-    </w:lvl>
-    <w:lvl w:ilvl="6" w:tplc="0409000F" w:tentative="1">
-      <w:start w:val="1"/>
-      <w:numFmt w:val="decimal"/>
-      <w:lvlText w:val="%7."/>
+      <w:rPr>
+        <w:rFonts w:ascii="Wingdings" w:hAnsi="Wingdings" w:hint="default"/>
+      </w:rPr>
+    </w:lvl>
+    <w:lvl w:ilvl="6" w:tplc="04090001" w:tentative="1">
+      <w:start w:val="1"/>
+      <w:numFmt w:val="bullet"/>
+      <w:lvlText w:val=""/>
       <w:lvlJc w:val="left"/>
       <w:pPr>
         <w:ind w:left="3297" w:hanging="420"/>
       </w:pPr>
-    </w:lvl>
-    <w:lvl w:ilvl="7" w:tplc="04090019" w:tentative="1">
-      <w:start w:val="1"/>
-      <w:numFmt w:val="lowerLetter"/>
-      <w:lvlText w:val="%8)"/>
+      <w:rPr>
+        <w:rFonts w:ascii="Wingdings" w:hAnsi="Wingdings" w:hint="default"/>
+      </w:rPr>
+    </w:lvl>
+    <w:lvl w:ilvl="7" w:tplc="04090003" w:tentative="1">
+      <w:start w:val="1"/>
+      <w:numFmt w:val="bullet"/>
+      <w:lvlText w:val=""/>
       <w:lvlJc w:val="left"/>
       <w:pPr>
         <w:ind w:left="3717" w:hanging="420"/>
       </w:pPr>
-    </w:lvl>
-    <w:lvl w:ilvl="8" w:tplc="0409001B" w:tentative="1">
-      <w:start w:val="1"/>
-      <w:numFmt w:val="lowerRoman"/>
-      <w:lvlText w:val="%9."/>
-      <w:lvlJc w:val="right"/>
+      <w:rPr>
+        <w:rFonts w:ascii="Wingdings" w:hAnsi="Wingdings" w:hint="default"/>
+      </w:rPr>
+    </w:lvl>
+    <w:lvl w:ilvl="8" w:tplc="04090005" w:tentative="1">
+      <w:start w:val="1"/>
+      <w:numFmt w:val="bullet"/>
+      <w:lvlText w:val=""/>
+      <w:lvlJc w:val="left"/>
       <w:pPr>
         <w:ind w:left="4137" w:hanging="420"/>
       </w:pPr>
-    </w:lvl>
-  </w:abstractNum>
-  <w:abstractNum w:abstractNumId="37" w15:restartNumberingAfterBreak="0">
-    <w:nsid w:val="737B11B1"/>
-    <w:multiLevelType w:val="hybridMultilevel"/>
-    <w:tmpl w:val="98EE768A"/>
-    <w:lvl w:ilvl="0" w:tplc="04090011">
-      <w:start w:val="1"/>
-      <w:numFmt w:val="decimal"/>
-      <w:lvlText w:val="%1)"/>
-      <w:lvlJc w:val="left"/>
-      <w:pPr>
-        <w:ind w:left="777" w:hanging="420"/>
-      </w:pPr>
-    </w:lvl>
-    <w:lvl w:ilvl="1" w:tplc="04090019" w:tentative="1">
-      <w:start w:val="1"/>
-      <w:numFmt w:val="lowerLetter"/>
-      <w:lvlText w:val="%2)"/>
-      <w:lvlJc w:val="left"/>
-      <w:pPr>
-        <w:ind w:left="1197" w:hanging="420"/>
-      </w:pPr>
-    </w:lvl>
-    <w:lvl w:ilvl="2" w:tplc="0409001B" w:tentative="1">
-      <w:start w:val="1"/>
-      <w:numFmt w:val="lowerRoman"/>
-      <w:lvlText w:val="%3."/>
-      <w:lvlJc w:val="right"/>
-      <w:pPr>
-        <w:ind w:left="1617" w:hanging="420"/>
-      </w:pPr>
-    </w:lvl>
-    <w:lvl w:ilvl="3" w:tplc="0409000F" w:tentative="1">
-      <w:start w:val="1"/>
-      <w:numFmt w:val="decimal"/>
-      <w:lvlText w:val="%4."/>
-      <w:lvlJc w:val="left"/>
-      <w:pPr>
-        <w:ind w:left="2037" w:hanging="420"/>
-      </w:pPr>
-    </w:lvl>
-    <w:lvl w:ilvl="4" w:tplc="04090019" w:tentative="1">
-      <w:start w:val="1"/>
-      <w:numFmt w:val="lowerLetter"/>
-      <w:lvlText w:val="%5)"/>
-      <w:lvlJc w:val="left"/>
-      <w:pPr>
-        <w:ind w:left="2457" w:hanging="420"/>
-      </w:pPr>
-    </w:lvl>
-    <w:lvl w:ilvl="5" w:tplc="0409001B" w:tentative="1">
-      <w:start w:val="1"/>
-      <w:numFmt w:val="lowerRoman"/>
-      <w:lvlText w:val="%6."/>
-      <w:lvlJc w:val="right"/>
-      <w:pPr>
-        <w:ind w:left="2877" w:hanging="420"/>
-      </w:pPr>
-    </w:lvl>
-    <w:lvl w:ilvl="6" w:tplc="0409000F" w:tentative="1">
-      <w:start w:val="1"/>
-      <w:numFmt w:val="decimal"/>
-      <w:lvlText w:val="%7."/>
-      <w:lvlJc w:val="left"/>
-      <w:pPr>
-        <w:ind w:left="3297" w:hanging="420"/>
-      </w:pPr>
-    </w:lvl>
-    <w:lvl w:ilvl="7" w:tplc="04090019" w:tentative="1">
-      <w:start w:val="1"/>
-      <w:numFmt w:val="lowerLetter"/>
-      <w:lvlText w:val="%8)"/>
-      <w:lvlJc w:val="left"/>
-      <w:pPr>
-        <w:ind w:left="3717" w:hanging="420"/>
-      </w:pPr>
-    </w:lvl>
-    <w:lvl w:ilvl="8" w:tplc="0409001B" w:tentative="1">
-      <w:start w:val="1"/>
-      <w:numFmt w:val="lowerRoman"/>
-      <w:lvlText w:val="%9."/>
-      <w:lvlJc w:val="right"/>
-      <w:pPr>
-        <w:ind w:left="4137" w:hanging="420"/>
-      </w:pPr>
-    </w:lvl>
-  </w:abstractNum>
-  <w:abstractNum w:abstractNumId="38" w15:restartNumberingAfterBreak="0">
-    <w:nsid w:val="754940D7"/>
-    <w:multiLevelType w:val="hybridMultilevel"/>
-    <w:tmpl w:val="29646340"/>
-    <w:lvl w:ilvl="0" w:tplc="F09E94C8">
-      <w:start w:val="1"/>
-      <w:numFmt w:val="lowerLetter"/>
-      <w:lvlText w:val="%1)"/>
-      <w:lvlJc w:val="left"/>
-      <w:pPr>
-        <w:ind w:left="360" w:hanging="360"/>
-      </w:pPr>
       <w:rPr>
-        <w:rFonts w:hint="default"/>
+        <w:rFonts w:ascii="Wingdings" w:hAnsi="Wingdings" w:hint="default"/>
       </w:rPr>
-    </w:lvl>
-    <w:lvl w:ilvl="1" w:tplc="04090019" w:tentative="1">
-      <w:start w:val="1"/>
-      <w:numFmt w:val="lowerLetter"/>
-      <w:lvlText w:val="%2)"/>
-      <w:lvlJc w:val="left"/>
-      <w:pPr>
-        <w:ind w:left="840" w:hanging="420"/>
-      </w:pPr>
-    </w:lvl>
-    <w:lvl w:ilvl="2" w:tplc="0409001B" w:tentative="1">
-      <w:start w:val="1"/>
-      <w:numFmt w:val="lowerRoman"/>
-      <w:lvlText w:val="%3."/>
-      <w:lvlJc w:val="right"/>
-      <w:pPr>
-        <w:ind w:left="1260" w:hanging="420"/>
-      </w:pPr>
-    </w:lvl>
-    <w:lvl w:ilvl="3" w:tplc="0409000F" w:tentative="1">
-      <w:start w:val="1"/>
-      <w:numFmt w:val="decimal"/>
-      <w:lvlText w:val="%4."/>
-      <w:lvlJc w:val="left"/>
-      <w:pPr>
-        <w:ind w:left="1680" w:hanging="420"/>
-      </w:pPr>
-    </w:lvl>
-    <w:lvl w:ilvl="4" w:tplc="04090019" w:tentative="1">
-      <w:start w:val="1"/>
-      <w:numFmt w:val="lowerLetter"/>
-      <w:lvlText w:val="%5)"/>
-      <w:lvlJc w:val="left"/>
-      <w:pPr>
-        <w:ind w:left="2100" w:hanging="420"/>
-      </w:pPr>
-    </w:lvl>
-    <w:lvl w:ilvl="5" w:tplc="0409001B" w:tentative="1">
-      <w:start w:val="1"/>
-      <w:numFmt w:val="lowerRoman"/>
-      <w:lvlText w:val="%6."/>
-      <w:lvlJc w:val="right"/>
-      <w:pPr>
-        <w:ind w:left="2520" w:hanging="420"/>
-      </w:pPr>
-    </w:lvl>
-    <w:lvl w:ilvl="6" w:tplc="0409000F" w:tentative="1">
-      <w:start w:val="1"/>
-      <w:numFmt w:val="decimal"/>
-      <w:lvlText w:val="%7."/>
-      <w:lvlJc w:val="left"/>
-      <w:pPr>
-        <w:ind w:left="2940" w:hanging="420"/>
-      </w:pPr>
-    </w:lvl>
-    <w:lvl w:ilvl="7" w:tplc="04090019" w:tentative="1">
-      <w:start w:val="1"/>
-      <w:numFmt w:val="lowerLetter"/>
-      <w:lvlText w:val="%8)"/>
-      <w:lvlJc w:val="left"/>
-      <w:pPr>
-        <w:ind w:left="3360" w:hanging="420"/>
-      </w:pPr>
-    </w:lvl>
-    <w:lvl w:ilvl="8" w:tplc="0409001B" w:tentative="1">
-      <w:start w:val="1"/>
-      <w:numFmt w:val="lowerRoman"/>
-      <w:lvlText w:val="%9."/>
-      <w:lvlJc w:val="right"/>
-      <w:pPr>
-        <w:ind w:left="3780" w:hanging="420"/>
-      </w:pPr>
-    </w:lvl>
-  </w:abstractNum>
-  <w:abstractNum w:abstractNumId="39" w15:restartNumberingAfterBreak="0">
-    <w:nsid w:val="7B140A86"/>
-    <w:multiLevelType w:val="hybridMultilevel"/>
-    <w:tmpl w:val="C908D8F8"/>
-    <w:lvl w:ilvl="0" w:tplc="AFEA3D30">
-      <w:start w:val="1"/>
-      <w:numFmt w:val="decimal"/>
-      <w:lvlText w:val="（%1）"/>
-      <w:lvlJc w:val="left"/>
-      <w:pPr>
-        <w:ind w:left="720" w:hanging="720"/>
-      </w:pPr>
-    </w:lvl>
-    <w:lvl w:ilvl="1" w:tplc="04090019">
-      <w:start w:val="1"/>
-      <w:numFmt w:val="decimal"/>
-      <w:lvlText w:val="%2."/>
-      <w:lvlJc w:val="left"/>
-      <w:pPr>
-        <w:tabs>
-          <w:tab w:val="num" w:pos="1440"/>
-        </w:tabs>
-        <w:ind w:left="1440" w:hanging="360"/>
-      </w:pPr>
-    </w:lvl>
-    <w:lvl w:ilvl="2" w:tplc="0409001B">
-      <w:start w:val="1"/>
-      <w:numFmt w:val="decimal"/>
-      <w:lvlText w:val="%3."/>
-      <w:lvlJc w:val="left"/>
-      <w:pPr>
-        <w:tabs>
-          <w:tab w:val="num" w:pos="2160"/>
-        </w:tabs>
-        <w:ind w:left="2160" w:hanging="360"/>
-      </w:pPr>
-    </w:lvl>
-    <w:lvl w:ilvl="3" w:tplc="0409000F">
-      <w:start w:val="1"/>
-      <w:numFmt w:val="decimal"/>
-      <w:lvlText w:val="%4."/>
-      <w:lvlJc w:val="left"/>
-      <w:pPr>
-        <w:tabs>
-          <w:tab w:val="num" w:pos="2880"/>
-        </w:tabs>
-        <w:ind w:left="2880" w:hanging="360"/>
-      </w:pPr>
-    </w:lvl>
-    <w:lvl w:ilvl="4" w:tplc="04090019">
-      <w:start w:val="1"/>
-      <w:numFmt w:val="decimal"/>
-      <w:lvlText w:val="%5."/>
-      <w:lvlJc w:val="left"/>
-      <w:pPr>
-        <w:tabs>
-          <w:tab w:val="num" w:pos="3600"/>
-        </w:tabs>
-        <w:ind w:left="3600" w:hanging="360"/>
-      </w:pPr>
-    </w:lvl>
-    <w:lvl w:ilvl="5" w:tplc="0409001B">
-      <w:start w:val="1"/>
-      <w:numFmt w:val="decimal"/>
-      <w:lvlText w:val="%6."/>
-      <w:lvlJc w:val="left"/>
-      <w:pPr>
-        <w:tabs>
-          <w:tab w:val="num" w:pos="4320"/>
-        </w:tabs>
-        <w:ind w:left="4320" w:hanging="360"/>
-      </w:pPr>
-    </w:lvl>
-    <w:lvl w:ilvl="6" w:tplc="0409000F">
-      <w:start w:val="1"/>
-      <w:numFmt w:val="decimal"/>
-      <w:lvlText w:val="%7."/>
-      <w:lvlJc w:val="left"/>
-      <w:pPr>
-        <w:tabs>
-          <w:tab w:val="num" w:pos="5040"/>
-        </w:tabs>
-        <w:ind w:left="5040" w:hanging="360"/>
-      </w:pPr>
-    </w:lvl>
-    <w:lvl w:ilvl="7" w:tplc="04090019">
-      <w:start w:val="1"/>
-      <w:numFmt w:val="decimal"/>
-      <w:lvlText w:val="%8."/>
-      <w:lvlJc w:val="left"/>
-      <w:pPr>
-        <w:tabs>
-          <w:tab w:val="num" w:pos="5760"/>
-        </w:tabs>
-        <w:ind w:left="5760" w:hanging="360"/>
-      </w:pPr>
-    </w:lvl>
-    <w:lvl w:ilvl="8" w:tplc="0409001B">
-      <w:start w:val="1"/>
-      <w:numFmt w:val="decimal"/>
-      <w:lvlText w:val="%9."/>
-      <w:lvlJc w:val="left"/>
-      <w:pPr>
-        <w:tabs>
-          <w:tab w:val="num" w:pos="6480"/>
-        </w:tabs>
-        <w:ind w:left="6480" w:hanging="360"/>
-      </w:pPr>
     </w:lvl>
   </w:abstractNum>
   <w:num w:numId="1">
-    <w:abstractNumId w:val="7"/>
+    <w:abstractNumId w:val="3"/>
   </w:num>
   <w:num w:numId="2">
-    <w:abstractNumId w:val="27"/>
+    <w:abstractNumId w:val="7"/>
     <w:lvlOverride w:ilvl="0">
       <w:startOverride w:val="1"/>
     </w:lvlOverride>
@@ -12343,403 +10834,45 @@
     </w:lvlOverride>
   </w:num>
   <w:num w:numId="3">
-    <w:abstractNumId w:val="16"/>
-    <w:lvlOverride w:ilvl="0">
-      <w:startOverride w:val="1"/>
-    </w:lvlOverride>
-    <w:lvlOverride w:ilvl="1">
-      <w:startOverride w:val="1"/>
-    </w:lvlOverride>
-    <w:lvlOverride w:ilvl="2">
-      <w:startOverride w:val="1"/>
-    </w:lvlOverride>
-    <w:lvlOverride w:ilvl="3">
-      <w:startOverride w:val="1"/>
-    </w:lvlOverride>
-    <w:lvlOverride w:ilvl="4">
-      <w:startOverride w:val="1"/>
-    </w:lvlOverride>
-    <w:lvlOverride w:ilvl="5">
-      <w:startOverride w:val="1"/>
-    </w:lvlOverride>
-    <w:lvlOverride w:ilvl="6">
-      <w:startOverride w:val="1"/>
-    </w:lvlOverride>
-    <w:lvlOverride w:ilvl="7">
-      <w:startOverride w:val="1"/>
-    </w:lvlOverride>
-    <w:lvlOverride w:ilvl="8">
-      <w:startOverride w:val="1"/>
-    </w:lvlOverride>
+    <w:abstractNumId w:val="6"/>
   </w:num>
   <w:num w:numId="4">
-    <w:abstractNumId w:val="12"/>
-    <w:lvlOverride w:ilvl="0"/>
-    <w:lvlOverride w:ilvl="1">
-      <w:startOverride w:val="1"/>
-    </w:lvlOverride>
-    <w:lvlOverride w:ilvl="2">
-      <w:startOverride w:val="1"/>
-    </w:lvlOverride>
-    <w:lvlOverride w:ilvl="3">
-      <w:startOverride w:val="1"/>
-    </w:lvlOverride>
-    <w:lvlOverride w:ilvl="4">
-      <w:startOverride w:val="1"/>
-    </w:lvlOverride>
-    <w:lvlOverride w:ilvl="5">
-      <w:startOverride w:val="1"/>
-    </w:lvlOverride>
-    <w:lvlOverride w:ilvl="6">
-      <w:startOverride w:val="1"/>
-    </w:lvlOverride>
-    <w:lvlOverride w:ilvl="7">
-      <w:startOverride w:val="1"/>
-    </w:lvlOverride>
-    <w:lvlOverride w:ilvl="8">
-      <w:startOverride w:val="1"/>
-    </w:lvlOverride>
+    <w:abstractNumId w:val="10"/>
   </w:num>
   <w:num w:numId="5">
-    <w:abstractNumId w:val="25"/>
-    <w:lvlOverride w:ilvl="0"/>
-    <w:lvlOverride w:ilvl="1">
-      <w:startOverride w:val="1"/>
-    </w:lvlOverride>
-    <w:lvlOverride w:ilvl="2">
-      <w:startOverride w:val="1"/>
-    </w:lvlOverride>
-    <w:lvlOverride w:ilvl="3">
-      <w:startOverride w:val="1"/>
-    </w:lvlOverride>
-    <w:lvlOverride w:ilvl="4">
-      <w:startOverride w:val="1"/>
-    </w:lvlOverride>
-    <w:lvlOverride w:ilvl="5">
-      <w:startOverride w:val="1"/>
-    </w:lvlOverride>
-    <w:lvlOverride w:ilvl="6">
-      <w:startOverride w:val="1"/>
-    </w:lvlOverride>
-    <w:lvlOverride w:ilvl="7">
-      <w:startOverride w:val="1"/>
-    </w:lvlOverride>
-    <w:lvlOverride w:ilvl="8">
-      <w:startOverride w:val="1"/>
-    </w:lvlOverride>
+    <w:abstractNumId w:val="4"/>
   </w:num>
   <w:num w:numId="6">
-    <w:abstractNumId w:val="34"/>
-    <w:lvlOverride w:ilvl="0">
-      <w:startOverride w:val="1"/>
-    </w:lvlOverride>
-    <w:lvlOverride w:ilvl="1">
-      <w:startOverride w:val="1"/>
-    </w:lvlOverride>
-    <w:lvlOverride w:ilvl="2">
-      <w:startOverride w:val="1"/>
-    </w:lvlOverride>
-    <w:lvlOverride w:ilvl="3">
-      <w:startOverride w:val="1"/>
-    </w:lvlOverride>
-    <w:lvlOverride w:ilvl="4">
-      <w:startOverride w:val="1"/>
-    </w:lvlOverride>
-    <w:lvlOverride w:ilvl="5">
-      <w:startOverride w:val="1"/>
-    </w:lvlOverride>
-    <w:lvlOverride w:ilvl="6">
-      <w:startOverride w:val="1"/>
-    </w:lvlOverride>
-    <w:lvlOverride w:ilvl="7">
-      <w:startOverride w:val="1"/>
-    </w:lvlOverride>
-    <w:lvlOverride w:ilvl="8">
-      <w:startOverride w:val="1"/>
-    </w:lvlOverride>
+    <w:abstractNumId w:val="9"/>
   </w:num>
   <w:num w:numId="7">
-    <w:abstractNumId w:val="33"/>
-    <w:lvlOverride w:ilvl="0">
-      <w:startOverride w:val="1"/>
-    </w:lvlOverride>
-    <w:lvlOverride w:ilvl="1">
-      <w:startOverride w:val="1"/>
-    </w:lvlOverride>
-    <w:lvlOverride w:ilvl="2">
-      <w:startOverride w:val="1"/>
-    </w:lvlOverride>
-    <w:lvlOverride w:ilvl="3">
-      <w:startOverride w:val="1"/>
-    </w:lvlOverride>
-    <w:lvlOverride w:ilvl="4">
-      <w:startOverride w:val="1"/>
-    </w:lvlOverride>
-    <w:lvlOverride w:ilvl="5">
-      <w:startOverride w:val="1"/>
-    </w:lvlOverride>
-    <w:lvlOverride w:ilvl="6">
-      <w:startOverride w:val="1"/>
-    </w:lvlOverride>
-    <w:lvlOverride w:ilvl="7">
-      <w:startOverride w:val="1"/>
-    </w:lvlOverride>
-    <w:lvlOverride w:ilvl="8">
-      <w:startOverride w:val="1"/>
-    </w:lvlOverride>
+    <w:abstractNumId w:val="5"/>
   </w:num>
   <w:num w:numId="8">
-    <w:abstractNumId w:val="9"/>
-    <w:lvlOverride w:ilvl="0">
-      <w:startOverride w:val="1"/>
-    </w:lvlOverride>
-    <w:lvlOverride w:ilvl="1">
-      <w:startOverride w:val="1"/>
-    </w:lvlOverride>
-    <w:lvlOverride w:ilvl="2">
-      <w:startOverride w:val="1"/>
-    </w:lvlOverride>
-    <w:lvlOverride w:ilvl="3">
-      <w:startOverride w:val="1"/>
-    </w:lvlOverride>
-    <w:lvlOverride w:ilvl="4">
-      <w:startOverride w:val="1"/>
-    </w:lvlOverride>
-    <w:lvlOverride w:ilvl="5">
-      <w:startOverride w:val="1"/>
-    </w:lvlOverride>
-    <w:lvlOverride w:ilvl="6">
-      <w:startOverride w:val="1"/>
-    </w:lvlOverride>
-    <w:lvlOverride w:ilvl="7">
-      <w:startOverride w:val="1"/>
-    </w:lvlOverride>
-    <w:lvlOverride w:ilvl="8">
-      <w:startOverride w:val="1"/>
-    </w:lvlOverride>
+    <w:abstractNumId w:val="8"/>
   </w:num>
   <w:num w:numId="9">
-    <w:abstractNumId w:val="39"/>
-    <w:lvlOverride w:ilvl="0">
-      <w:startOverride w:val="1"/>
-    </w:lvlOverride>
-    <w:lvlOverride w:ilvl="1">
-      <w:startOverride w:val="1"/>
-    </w:lvlOverride>
-    <w:lvlOverride w:ilvl="2">
-      <w:startOverride w:val="1"/>
-    </w:lvlOverride>
-    <w:lvlOverride w:ilvl="3">
-      <w:startOverride w:val="1"/>
-    </w:lvlOverride>
-    <w:lvlOverride w:ilvl="4">
-      <w:startOverride w:val="1"/>
-    </w:lvlOverride>
-    <w:lvlOverride w:ilvl="5">
-      <w:startOverride w:val="1"/>
-    </w:lvlOverride>
-    <w:lvlOverride w:ilvl="6">
-      <w:startOverride w:val="1"/>
-    </w:lvlOverride>
-    <w:lvlOverride w:ilvl="7">
-      <w:startOverride w:val="1"/>
-    </w:lvlOverride>
-    <w:lvlOverride w:ilvl="8">
-      <w:startOverride w:val="1"/>
-    </w:lvlOverride>
+    <w:abstractNumId w:val="2"/>
   </w:num>
   <w:num w:numId="10">
-    <w:abstractNumId w:val="8"/>
-    <w:lvlOverride w:ilvl="0">
-      <w:startOverride w:val="1"/>
-    </w:lvlOverride>
-    <w:lvlOverride w:ilvl="1">
-      <w:startOverride w:val="1"/>
-    </w:lvlOverride>
-    <w:lvlOverride w:ilvl="2">
-      <w:startOverride w:val="1"/>
-    </w:lvlOverride>
-    <w:lvlOverride w:ilvl="3">
-      <w:startOverride w:val="1"/>
-    </w:lvlOverride>
-    <w:lvlOverride w:ilvl="4">
-      <w:startOverride w:val="1"/>
-    </w:lvlOverride>
-    <w:lvlOverride w:ilvl="5">
-      <w:startOverride w:val="1"/>
-    </w:lvlOverride>
-    <w:lvlOverride w:ilvl="6">
-      <w:startOverride w:val="1"/>
-    </w:lvlOverride>
-    <w:lvlOverride w:ilvl="7">
-      <w:startOverride w:val="1"/>
-    </w:lvlOverride>
-    <w:lvlOverride w:ilvl="8">
-      <w:startOverride w:val="1"/>
-    </w:lvlOverride>
+    <w:abstractNumId w:val="13"/>
   </w:num>
   <w:num w:numId="11">
+    <w:abstractNumId w:val="0"/>
+  </w:num>
+  <w:num w:numId="12">
+    <w:abstractNumId w:val="14"/>
+  </w:num>
+  <w:num w:numId="13">
     <w:abstractNumId w:val="12"/>
   </w:num>
-  <w:num w:numId="12">
-    <w:abstractNumId w:val="9"/>
-  </w:num>
-  <w:num w:numId="13">
-    <w:abstractNumId w:val="7"/>
-  </w:num>
   <w:num w:numId="14">
-    <w:abstractNumId w:val="37"/>
+    <w:abstractNumId w:val="1"/>
   </w:num>
   <w:num w:numId="15">
-    <w:abstractNumId w:val="27"/>
-  </w:num>
-  <w:num w:numId="16">
-    <w:abstractNumId w:val="14"/>
-  </w:num>
-  <w:num w:numId="17">
-    <w:abstractNumId w:val="27"/>
-    <w:lvlOverride w:ilvl="0">
-      <w:startOverride w:val="1"/>
-    </w:lvlOverride>
-    <w:lvlOverride w:ilvl="1">
-      <w:startOverride w:val="1"/>
-    </w:lvlOverride>
-    <w:lvlOverride w:ilvl="2">
-      <w:startOverride w:val="1"/>
-    </w:lvlOverride>
-    <w:lvlOverride w:ilvl="3">
-      <w:startOverride w:val="1"/>
-    </w:lvlOverride>
-    <w:lvlOverride w:ilvl="4">
-      <w:startOverride w:val="1"/>
-    </w:lvlOverride>
-    <w:lvlOverride w:ilvl="5">
-      <w:startOverride w:val="1"/>
-    </w:lvlOverride>
-    <w:lvlOverride w:ilvl="6">
-      <w:startOverride w:val="1"/>
-    </w:lvlOverride>
-    <w:lvlOverride w:ilvl="7">
-      <w:startOverride w:val="1"/>
-    </w:lvlOverride>
-    <w:lvlOverride w:ilvl="8">
-      <w:startOverride w:val="1"/>
-    </w:lvlOverride>
-  </w:num>
-  <w:num w:numId="18">
-    <w:abstractNumId w:val="20"/>
-  </w:num>
-  <w:num w:numId="19">
-    <w:abstractNumId w:val="27"/>
-    <w:lvlOverride w:ilvl="0">
-      <w:startOverride w:val="1"/>
-    </w:lvlOverride>
-    <w:lvlOverride w:ilvl="1">
-      <w:startOverride w:val="1"/>
-    </w:lvlOverride>
-    <w:lvlOverride w:ilvl="2">
-      <w:startOverride w:val="1"/>
-    </w:lvlOverride>
-    <w:lvlOverride w:ilvl="3">
-      <w:startOverride w:val="1"/>
-    </w:lvlOverride>
-    <w:lvlOverride w:ilvl="4">
-      <w:startOverride w:val="1"/>
-    </w:lvlOverride>
-    <w:lvlOverride w:ilvl="5">
-      <w:startOverride w:val="1"/>
-    </w:lvlOverride>
-    <w:lvlOverride w:ilvl="6">
-      <w:startOverride w:val="1"/>
-    </w:lvlOverride>
-    <w:lvlOverride w:ilvl="7">
-      <w:startOverride w:val="1"/>
-    </w:lvlOverride>
-    <w:lvlOverride w:ilvl="8">
-      <w:startOverride w:val="1"/>
-    </w:lvlOverride>
-  </w:num>
-  <w:num w:numId="20">
-    <w:abstractNumId w:val="19"/>
-  </w:num>
-  <w:num w:numId="21">
     <w:abstractNumId w:val="11"/>
   </w:num>
-  <w:num w:numId="22">
-    <w:abstractNumId w:val="36"/>
-  </w:num>
-  <w:num w:numId="23">
-    <w:abstractNumId w:val="5"/>
-  </w:num>
-  <w:num w:numId="24">
-    <w:abstractNumId w:val="2"/>
-  </w:num>
-  <w:num w:numId="25">
-    <w:abstractNumId w:val="22"/>
-  </w:num>
-  <w:num w:numId="26">
-    <w:abstractNumId w:val="38"/>
-  </w:num>
-  <w:num w:numId="27">
-    <w:abstractNumId w:val="32"/>
-  </w:num>
-  <w:num w:numId="28">
-    <w:abstractNumId w:val="1"/>
-  </w:num>
-  <w:num w:numId="29">
-    <w:abstractNumId w:val="13"/>
-  </w:num>
-  <w:num w:numId="30">
-    <w:abstractNumId w:val="10"/>
-  </w:num>
-  <w:num w:numId="31">
-    <w:abstractNumId w:val="15"/>
-  </w:num>
-  <w:num w:numId="32">
-    <w:abstractNumId w:val="6"/>
-  </w:num>
-  <w:num w:numId="33">
-    <w:abstractNumId w:val="26"/>
-  </w:num>
-  <w:num w:numId="34">
-    <w:abstractNumId w:val="31"/>
-  </w:num>
-  <w:num w:numId="35">
-    <w:abstractNumId w:val="23"/>
-  </w:num>
-  <w:num w:numId="36">
-    <w:abstractNumId w:val="30"/>
-  </w:num>
-  <w:num w:numId="37">
-    <w:abstractNumId w:val="29"/>
-  </w:num>
-  <w:num w:numId="38">
-    <w:abstractNumId w:val="24"/>
-  </w:num>
-  <w:num w:numId="39">
-    <w:abstractNumId w:val="28"/>
-  </w:num>
-  <w:num w:numId="40">
-    <w:abstractNumId w:val="21"/>
-  </w:num>
-  <w:num w:numId="41">
-    <w:abstractNumId w:val="4"/>
-  </w:num>
-  <w:num w:numId="42">
-    <w:abstractNumId w:val="35"/>
-  </w:num>
-  <w:num w:numId="43">
-    <w:abstractNumId w:val="0"/>
-  </w:num>
-  <w:num w:numId="44">
-    <w:abstractNumId w:val="18"/>
-  </w:num>
-  <w:num w:numId="45">
-    <w:abstractNumId w:val="17"/>
-  </w:num>
-  <w:num w:numId="46">
-    <w:abstractNumId w:val="3"/>
-  </w:num>
+  <w:numIdMacAtCleanup w:val="15"/>
 </w:numbering>
 </file>
 

--- a/internal_doc/03.开发设计/sdbreplay/Story-sdbreplay支持格式化输出.docx
+++ b/internal_doc/03.开发设计/sdbreplay/Story-sdbreplay支持格式化输出.docx
@@ -217,8 +217,10 @@
         <w:t>.</w:t>
       </w:r>
       <w:r>
-        <w:t>optimize</w:t>
-      </w:r>
+        <w:t>refactor</w:t>
+      </w:r>
+      <w:bookmarkStart w:id="0" w:name="_GoBack"/>
+      <w:bookmarkEnd w:id="0"/>
       <w:r>
         <w:rPr>
           <w:rFonts w:hint="eastAsia"/>
@@ -1258,7 +1260,7 @@
             <v:stroke joinstyle="miter"/>
             <v:path gradientshapeok="t" o:connecttype="rect"/>
           </v:shapetype>
-          <v:shape id="_x0000_s1027" type="#_x0000_t202" style="width:256.5pt;height:635.65pt;mso-left-percent:-10001;mso-top-percent:-10001;mso-position-horizontal:absolute;mso-position-horizontal-relative:char;mso-position-vertical:absolute;mso-position-vertical-relative:line;mso-left-percent:-10001;mso-top-percent:-10001">
+          <v:shape id="_x0000_s1029" type="#_x0000_t202" style="width:256.5pt;height:635.65pt;mso-left-percent:-10001;mso-top-percent:-10001;mso-position-horizontal:absolute;mso-position-horizontal-relative:char;mso-position-vertical:absolute;mso-position-vertical-relative:line;mso-left-percent:-10001;mso-top-percent:-10001">
             <v:textbox inset="0,0,0,0">
               <w:txbxContent>
                 <w:p>
@@ -1987,7 +1989,7 @@
       </w:pPr>
       <w:r>
         <w:pict>
-          <v:shape id="_x0000_s1026" type="#_x0000_t202" style="width:367.5pt;height:1in;mso-height-percent:0;mso-left-percent:-10001;mso-top-percent:-10001;mso-wrap-distance-left:9pt;mso-wrap-distance-top:0;mso-wrap-distance-right:9pt;mso-wrap-distance-bottom:0;mso-position-horizontal:absolute;mso-position-horizontal-relative:char;mso-position-vertical:absolute;mso-position-vertical-relative:line;mso-height-percent:0;mso-left-percent:-10001;mso-top-percent:-10001;mso-width-relative:page;mso-height-relative:page;mso-position-horizontal-col-start:0;mso-width-col-span:0;v-text-anchor:top">
+          <v:shape id="_x0000_s1028" type="#_x0000_t202" style="width:367.5pt;height:1in;mso-height-percent:0;mso-left-percent:-10001;mso-top-percent:-10001;mso-wrap-distance-left:9pt;mso-wrap-distance-top:0;mso-wrap-distance-right:9pt;mso-wrap-distance-bottom:0;mso-position-horizontal:absolute;mso-position-horizontal-relative:char;mso-position-vertical:absolute;mso-position-vertical-relative:line;mso-height-percent:0;mso-left-percent:-10001;mso-top-percent:-10001;mso-width-relative:page;mso-height-relative:page;mso-position-horizontal-col-start:0;mso-width-col-span:0;v-text-anchor:top">
             <v:textbox inset="0,0,0,0">
               <w:txbxContent>
                 <w:p>
@@ -2024,7 +2026,6 @@
                 </w:p>
               </w:txbxContent>
             </v:textbox>
-            <w10:wrap type="none"/>
             <w10:anchorlock/>
           </v:shape>
         </w:pict>
@@ -3890,9 +3891,6 @@
           <w:numId w:val="13"/>
         </w:numPr>
         <w:ind w:firstLineChars="0"/>
-        <w:rPr>
-          <w:rFonts w:hint="eastAsia"/>
-        </w:rPr>
       </w:pPr>
       <w:r>
         <w:rPr>
@@ -5034,9 +5032,6 @@
           <w:numId w:val="14"/>
         </w:numPr>
         <w:ind w:firstLineChars="0"/>
-        <w:rPr>
-          <w:rFonts w:hint="eastAsia"/>
-        </w:rPr>
       </w:pPr>
       <w:r>
         <w:rPr>
@@ -5064,11 +5059,6 @@
     </w:p>
     <w:p/>
     <w:p>
-      <w:pPr>
-        <w:rPr>
-          <w:rFonts w:hint="eastAsia"/>
-        </w:rPr>
-      </w:pPr>
       <w:r>
         <w:rPr>
           <w:rFonts w:hint="eastAsia"/>
@@ -5094,19 +5084,9 @@
       </w:r>
     </w:p>
     <w:p>
-      <w:pPr>
-        <w:rPr>
-          <w:rFonts w:hint="eastAsia"/>
-        </w:rPr>
-      </w:pPr>
-      <w:r>
-        <w:rPr>
-          <w:noProof/>
-        </w:rPr>
-      </w:r>
       <w:r>
         <w:pict>
-          <v:shape id="_x0000_s1029" type="#_x0000_t202" style="width:397pt;height:204.3pt;mso-left-percent:-10001;mso-top-percent:-10001;mso-position-horizontal:absolute;mso-position-horizontal-relative:char;mso-position-vertical:absolute;mso-position-vertical-relative:line;mso-left-percent:-10001;mso-top-percent:-10001">
+          <v:shape id="_x0000_s1027" type="#_x0000_t202" style="width:397pt;height:204.3pt;mso-left-percent:-10001;mso-top-percent:-10001;mso-position-horizontal:absolute;mso-position-horizontal-relative:char;mso-position-vertical:absolute;mso-position-vertical-relative:line;mso-left-percent:-10001;mso-top-percent:-10001">
             <v:textbox inset="0,0,0,0">
               <w:txbxContent>
                 <w:p>
@@ -5169,7 +5149,6 @@
                   <w:pPr>
                     <w:ind w:left="0"/>
                     <w:rPr>
-                      <w:rFonts w:hint="eastAsia"/>
                       <w:sz w:val="16"/>
                     </w:rPr>
                   </w:pPr>
@@ -5257,7 +5236,6 @@
                   <w:pPr>
                     <w:ind w:left="0"/>
                     <w:rPr>
-                      <w:rFonts w:hint="eastAsia"/>
                       <w:sz w:val="16"/>
                     </w:rPr>
                   </w:pPr>
@@ -5375,7 +5353,6 @@
                 </w:p>
               </w:txbxContent>
             </v:textbox>
-            <w10:wrap type="none"/>
             <w10:anchorlock/>
           </v:shape>
         </w:pict>
@@ -5383,11 +5360,6 @@
     </w:p>
     <w:p/>
     <w:p>
-      <w:pPr>
-        <w:rPr>
-          <w:rFonts w:hint="eastAsia"/>
-        </w:rPr>
-      </w:pPr>
       <w:r>
         <w:rPr>
           <w:rFonts w:hint="eastAsia"/>
@@ -5420,11 +5392,6 @@
       </w:r>
     </w:p>
     <w:p>
-      <w:pPr>
-        <w:rPr>
-          <w:rFonts w:hint="eastAsia"/>
-        </w:rPr>
-      </w:pPr>
       <w:r>
         <w:rPr>
           <w:rFonts w:hint="eastAsia"/>
@@ -5447,9 +5414,6 @@
           <w:numId w:val="14"/>
         </w:numPr>
         <w:ind w:firstLineChars="0"/>
-        <w:rPr>
-          <w:rFonts w:hint="eastAsia"/>
-        </w:rPr>
       </w:pPr>
       <w:r>
         <w:rPr>
@@ -5497,9 +5461,6 @@
           <w:numId w:val="14"/>
         </w:numPr>
         <w:ind w:firstLineChars="0"/>
-        <w:rPr>
-          <w:rFonts w:hint="eastAsia"/>
-        </w:rPr>
       </w:pPr>
       <w:r>
         <w:rPr>
@@ -5593,9 +5554,6 @@
           <w:numId w:val="14"/>
         </w:numPr>
         <w:ind w:firstLineChars="0"/>
-        <w:rPr>
-          <w:rFonts w:hint="eastAsia"/>
-        </w:rPr>
       </w:pPr>
       <w:r>
         <w:rPr>
@@ -5623,11 +5581,6 @@
       </w:r>
     </w:p>
     <w:p>
-      <w:pPr>
-        <w:rPr>
-          <w:rFonts w:hint="eastAsia"/>
-        </w:rPr>
-      </w:pPr>
       <w:r>
         <w:rPr>
           <w:rFonts w:hint="eastAsia"/>
@@ -5654,11 +5607,6 @@
       </w:r>
     </w:p>
     <w:p>
-      <w:pPr>
-        <w:rPr>
-          <w:rFonts w:hint="eastAsia"/>
-        </w:rPr>
-      </w:pPr>
       <w:r>
         <w:rPr>
           <w:rFonts w:hint="eastAsia"/>
@@ -5694,11 +5642,6 @@
       </w:r>
     </w:p>
     <w:p>
-      <w:pPr>
-        <w:rPr>
-          <w:rFonts w:hint="eastAsia"/>
-        </w:rPr>
-      </w:pPr>
       <w:r>
         <w:rPr>
           <w:rFonts w:hint="eastAsia"/>
@@ -5713,11 +5656,6 @@
       </w:r>
     </w:p>
     <w:p>
-      <w:pPr>
-        <w:rPr>
-          <w:rFonts w:hint="eastAsia"/>
-        </w:rPr>
-      </w:pPr>
       <w:r>
         <w:rPr>
           <w:rFonts w:hint="eastAsia"/>
@@ -5738,11 +5676,6 @@
       </w:r>
     </w:p>
     <w:p>
-      <w:pPr>
-        <w:rPr>
-          <w:rFonts w:hint="eastAsia"/>
-        </w:rPr>
-      </w:pPr>
       <w:r>
         <w:rPr>
           <w:rFonts w:hint="eastAsia"/>
@@ -5775,11 +5708,6 @@
       </w:r>
     </w:p>
     <w:p>
-      <w:pPr>
-        <w:rPr>
-          <w:rFonts w:hint="eastAsia"/>
-        </w:rPr>
-      </w:pPr>
       <w:r>
         <w:rPr>
           <w:rFonts w:hint="eastAsia"/>
@@ -5812,11 +5740,6 @@
       </w:r>
     </w:p>
     <w:p>
-      <w:pPr>
-        <w:rPr>
-          <w:rFonts w:hint="eastAsia"/>
-        </w:rPr>
-      </w:pPr>
       <w:r>
         <w:rPr>
           <w:rFonts w:hint="eastAsia"/>
@@ -5843,11 +5766,6 @@
       </w:r>
     </w:p>
     <w:p>
-      <w:pPr>
-        <w:rPr>
-          <w:rFonts w:hint="eastAsia"/>
-        </w:rPr>
-      </w:pPr>
       <w:r>
         <w:rPr>
           <w:rFonts w:hint="eastAsia"/>
@@ -5958,9 +5876,6 @@
           <w:numId w:val="15"/>
         </w:numPr>
         <w:ind w:firstLineChars="0"/>
-        <w:rPr>
-          <w:rFonts w:hint="eastAsia"/>
-        </w:rPr>
       </w:pPr>
       <w:r>
         <w:rPr>
@@ -6016,18 +5931,10 @@
     <w:p>
       <w:pPr>
         <w:ind w:left="670"/>
-        <w:rPr>
-          <w:rFonts w:hint="eastAsia"/>
-        </w:rPr>
-      </w:pPr>
-      <w:r>
-        <w:rPr>
-          <w:noProof/>
-        </w:rPr>
-      </w:r>
+      </w:pPr>
       <w:r>
         <w:pict>
-          <v:shape id="_x0000_s1030" type="#_x0000_t202" style="width:230pt;height:629.75pt;mso-left-percent:-10001;mso-top-percent:-10001;mso-position-horizontal:absolute;mso-position-horizontal-relative:char;mso-position-vertical:absolute;mso-position-vertical-relative:line;mso-left-percent:-10001;mso-top-percent:-10001">
+          <v:shape id="_x0000_s1026" type="#_x0000_t202" style="width:230pt;height:629.75pt;mso-left-percent:-10001;mso-top-percent:-10001;mso-position-horizontal:absolute;mso-position-horizontal-relative:char;mso-position-vertical:absolute;mso-position-vertical-relative:line;mso-left-percent:-10001;mso-top-percent:-10001">
             <v:textbox inset="0,0,0,0">
               <w:txbxContent>
                 <w:p>
@@ -6580,7 +6487,6 @@
                   <w:pPr>
                     <w:ind w:left="0"/>
                     <w:rPr>
-                      <w:rFonts w:hint="eastAsia"/>
                       <w:sz w:val="16"/>
                     </w:rPr>
                   </w:pPr>
@@ -6593,18 +6499,12 @@
                 </w:p>
               </w:txbxContent>
             </v:textbox>
-            <w10:wrap type="none"/>
             <w10:anchorlock/>
           </v:shape>
         </w:pict>
       </w:r>
     </w:p>
     <w:p>
-      <w:pPr>
-        <w:rPr>
-          <w:rFonts w:hint="eastAsia"/>
-        </w:rPr>
-      </w:pPr>
       <w:r>
         <w:t xml:space="preserve">   </w:t>
       </w:r>
@@ -6805,15 +6705,7 @@
               <w:rPr>
                 <w:rFonts w:eastAsiaTheme="minorEastAsia"/>
               </w:rPr>
-              <w:t>truncate</w:t>
-            </w:r>
-            <w:bookmarkStart w:id="0" w:name="_GoBack"/>
-            <w:bookmarkEnd w:id="0"/>
-            <w:r>
-              <w:rPr>
-                <w:rFonts w:eastAsiaTheme="minorEastAsia"/>
-              </w:rPr>
-              <w:t>CL</w:t>
+              <w:t>truncateCL</w:t>
             </w:r>
             <w:r>
               <w:rPr>

--- a/internal_doc/03.开发设计/sdbreplay/Story-sdbreplay支持格式化输出.docx
+++ b/internal_doc/03.开发设计/sdbreplay/Story-sdbreplay支持格式化输出.docx
@@ -219,8 +219,6 @@
       <w:r>
         <w:t>refactor</w:t>
       </w:r>
-      <w:bookmarkStart w:id="0" w:name="_GoBack"/>
-      <w:bookmarkEnd w:id="0"/>
       <w:r>
         <w:rPr>
           <w:rFonts w:hint="eastAsia"/>
@@ -228,6 +226,7 @@
         <w:t>.001</w:t>
       </w:r>
     </w:p>
+    <w:p/>
     <w:p>
       <w:pPr>
         <w:pStyle w:val="2"/>
@@ -555,139 +554,7 @@
           <w:rFonts w:hint="eastAsia"/>
           <w:color w:val="000000" w:themeColor="text1"/>
         </w:rPr>
-        <w:t>rpl</w:t>
-      </w:r>
-      <w:r>
-        <w:rPr>
-          <w:rFonts w:hint="eastAsia"/>
-          <w:color w:val="000000" w:themeColor="text1"/>
-        </w:rPr>
-        <w:t>TableMapping</w:t>
-      </w:r>
-      <w:r>
-        <w:rPr>
-          <w:rFonts w:hint="eastAsia"/>
-          <w:color w:val="000000" w:themeColor="text1"/>
-        </w:rPr>
-        <w:t>，</w:t>
-      </w:r>
-      <w:r>
-        <w:rPr>
-          <w:rFonts w:hint="eastAsia"/>
-          <w:color w:val="000000" w:themeColor="text1"/>
-        </w:rPr>
-        <w:t xml:space="preserve"> </w:t>
-      </w:r>
-      <w:r>
-        <w:rPr>
-          <w:rFonts w:hint="eastAsia"/>
-          <w:color w:val="000000" w:themeColor="text1"/>
-        </w:rPr>
-        <w:t>支持</w:t>
-      </w:r>
-      <w:r>
-        <w:rPr>
-          <w:rFonts w:hint="eastAsia"/>
-          <w:color w:val="000000" w:themeColor="text1"/>
-        </w:rPr>
-        <w:t>DB2LOAD</w:t>
-      </w:r>
-      <w:r>
-        <w:rPr>
-          <w:rFonts w:hint="eastAsia"/>
-          <w:color w:val="000000" w:themeColor="text1"/>
-        </w:rPr>
-        <w:t>格式输出器</w:t>
-      </w:r>
-      <w:r>
-        <w:rPr>
-          <w:rFonts w:hint="eastAsia"/>
-          <w:color w:val="000000" w:themeColor="text1"/>
-        </w:rPr>
-        <w:t>rplDB2LoadOutputter</w:t>
-      </w:r>
-      <w:r>
-        <w:rPr>
-          <w:rFonts w:hint="eastAsia"/>
-          <w:color w:val="000000" w:themeColor="text1"/>
-        </w:rPr>
         <w:t>。</w:t>
-      </w:r>
-      <w:r>
-        <w:rPr>
-          <w:rFonts w:hint="eastAsia"/>
-          <w:color w:val="000000" w:themeColor="text1"/>
-        </w:rPr>
-        <w:t xml:space="preserve"> </w:t>
-      </w:r>
-      <w:r>
-        <w:rPr>
-          <w:color w:val="000000" w:themeColor="text1"/>
-        </w:rPr>
-        <w:t>rplDB2LoadOutputter</w:t>
-      </w:r>
-      <w:r>
-        <w:rPr>
-          <w:rFonts w:hint="eastAsia"/>
-          <w:color w:val="000000" w:themeColor="text1"/>
-        </w:rPr>
-        <w:t>支持</w:t>
-      </w:r>
-      <w:r>
-        <w:rPr>
-          <w:rFonts w:hint="eastAsia"/>
-          <w:color w:val="000000" w:themeColor="text1"/>
-        </w:rPr>
-        <w:t>insert</w:t>
-      </w:r>
-      <w:r>
-        <w:rPr>
-          <w:rFonts w:hint="eastAsia"/>
-          <w:color w:val="000000" w:themeColor="text1"/>
-        </w:rPr>
-        <w:t>、</w:t>
-      </w:r>
-      <w:r>
-        <w:rPr>
-          <w:rFonts w:hint="eastAsia"/>
-          <w:color w:val="000000" w:themeColor="text1"/>
-        </w:rPr>
-        <w:t>delete</w:t>
-      </w:r>
-      <w:r>
-        <w:rPr>
-          <w:rFonts w:hint="eastAsia"/>
-          <w:color w:val="000000" w:themeColor="text1"/>
-        </w:rPr>
-        <w:t>、</w:t>
-      </w:r>
-      <w:r>
-        <w:rPr>
-          <w:rFonts w:hint="eastAsia"/>
-          <w:color w:val="000000" w:themeColor="text1"/>
-        </w:rPr>
-        <w:t>update</w:t>
-      </w:r>
-      <w:r>
-        <w:rPr>
-          <w:rFonts w:hint="eastAsia"/>
-          <w:color w:val="000000" w:themeColor="text1"/>
-        </w:rPr>
-        <w:t>，其中</w:t>
-      </w:r>
-      <w:r>
-        <w:rPr>
-          <w:rFonts w:hint="eastAsia"/>
-          <w:color w:val="000000" w:themeColor="text1"/>
-        </w:rPr>
-        <w:t>update</w:t>
-      </w:r>
-      <w:r>
-        <w:rPr>
-          <w:rFonts w:hint="eastAsia"/>
-          <w:color w:val="000000" w:themeColor="text1"/>
-        </w:rPr>
-        <w:t>需要生成两条记录：更新前记录和更新后记录</w:t>
       </w:r>
     </w:p>
     <w:p>
@@ -772,12 +639,6 @@
       </w:r>
       <w:r>
         <w:t xml:space="preserve"> outputconf</w:t>
-      </w:r>
-      <w:r>
-        <w:rPr>
-          <w:rFonts w:hint="eastAsia"/>
-        </w:rPr>
-        <w:t xml:space="preserve"> </w:t>
       </w:r>
     </w:p>
     <w:p>
@@ -819,7 +680,7 @@
       <w:tr>
         <w:tc>
           <w:tcPr>
-            <w:tcW w:w="1242" w:type="dxa"/>
+            <w:tcW w:w="1250" w:type="dxa"/>
           </w:tcPr>
           <w:p>
             <w:pPr>
@@ -841,7 +702,7 @@
         </w:tc>
         <w:tc>
           <w:tcPr>
-            <w:tcW w:w="1985" w:type="dxa"/>
+            <w:tcW w:w="1983" w:type="dxa"/>
           </w:tcPr>
           <w:p>
             <w:pPr>
@@ -863,7 +724,7 @@
         </w:tc>
         <w:tc>
           <w:tcPr>
-            <w:tcW w:w="1134" w:type="dxa"/>
+            <w:tcW w:w="1133" w:type="dxa"/>
           </w:tcPr>
           <w:p>
             <w:pPr>
@@ -885,7 +746,7 @@
         </w:tc>
         <w:tc>
           <w:tcPr>
-            <w:tcW w:w="1843" w:type="dxa"/>
+            <w:tcW w:w="1841" w:type="dxa"/>
           </w:tcPr>
           <w:p>
             <w:pPr>
@@ -907,7 +768,7 @@
         </w:tc>
         <w:tc>
           <w:tcPr>
-            <w:tcW w:w="2412" w:type="dxa"/>
+            <w:tcW w:w="2409" w:type="dxa"/>
           </w:tcPr>
           <w:p>
             <w:pPr>
@@ -931,7 +792,7 @@
       <w:tr>
         <w:tc>
           <w:tcPr>
-            <w:tcW w:w="1242" w:type="dxa"/>
+            <w:tcW w:w="1250" w:type="dxa"/>
           </w:tcPr>
           <w:p>
             <w:pPr>
@@ -950,7 +811,7 @@
         </w:tc>
         <w:tc>
           <w:tcPr>
-            <w:tcW w:w="1985" w:type="dxa"/>
+            <w:tcW w:w="1983" w:type="dxa"/>
           </w:tcPr>
           <w:p>
             <w:pPr>
@@ -981,7 +842,7 @@
         </w:tc>
         <w:tc>
           <w:tcPr>
-            <w:tcW w:w="1134" w:type="dxa"/>
+            <w:tcW w:w="1133" w:type="dxa"/>
           </w:tcPr>
           <w:p>
             <w:pPr>
@@ -1000,7 +861,7 @@
         </w:tc>
         <w:tc>
           <w:tcPr>
-            <w:tcW w:w="1843" w:type="dxa"/>
+            <w:tcW w:w="1841" w:type="dxa"/>
           </w:tcPr>
           <w:p>
             <w:pPr>
@@ -1019,7 +880,7 @@
         </w:tc>
         <w:tc>
           <w:tcPr>
-            <w:tcW w:w="2412" w:type="dxa"/>
+            <w:tcW w:w="2409" w:type="dxa"/>
           </w:tcPr>
           <w:p>
             <w:pPr>
@@ -1031,7 +892,7 @@
       <w:tr>
         <w:tc>
           <w:tcPr>
-            <w:tcW w:w="1242" w:type="dxa"/>
+            <w:tcW w:w="1250" w:type="dxa"/>
           </w:tcPr>
           <w:p>
             <w:pPr>
@@ -1050,7 +911,7 @@
         </w:tc>
         <w:tc>
           <w:tcPr>
-            <w:tcW w:w="1985" w:type="dxa"/>
+            <w:tcW w:w="1983" w:type="dxa"/>
           </w:tcPr>
           <w:p>
             <w:pPr>
@@ -1087,13 +948,25 @@
               <w:rPr>
                 <w:rFonts w:eastAsiaTheme="minorEastAsia" w:hint="eastAsia"/>
               </w:rPr>
-              <w:t xml:space="preserve"> </w:t>
-            </w:r>
-          </w:p>
-        </w:tc>
-        <w:tc>
-          <w:tcPr>
-            <w:tcW w:w="1134" w:type="dxa"/>
+              <w:t>（切换</w:t>
+            </w:r>
+            <w:r>
+              <w:rPr>
+                <w:rFonts w:eastAsiaTheme="minorEastAsia"/>
+              </w:rPr>
+              <w:t>一次文件</w:t>
+            </w:r>
+            <w:r>
+              <w:rPr>
+                <w:rFonts w:eastAsiaTheme="minorEastAsia" w:hint="eastAsia"/>
+              </w:rPr>
+              <w:t>也会）</w:t>
+            </w:r>
+          </w:p>
+        </w:tc>
+        <w:tc>
+          <w:tcPr>
+            <w:tcW w:w="1133" w:type="dxa"/>
           </w:tcPr>
           <w:p>
             <w:pPr>
@@ -1112,7 +985,7 @@
         </w:tc>
         <w:tc>
           <w:tcPr>
-            <w:tcW w:w="1843" w:type="dxa"/>
+            <w:tcW w:w="1841" w:type="dxa"/>
           </w:tcPr>
           <w:p>
             <w:pPr>
@@ -1131,7 +1004,7 @@
         </w:tc>
         <w:tc>
           <w:tcPr>
-            <w:tcW w:w="2412" w:type="dxa"/>
+            <w:tcW w:w="2409" w:type="dxa"/>
           </w:tcPr>
           <w:p>
             <w:pPr>
@@ -1186,11 +1059,11 @@
               <w:rPr>
                 <w:rFonts w:eastAsiaTheme="minorEastAsia"/>
               </w:rPr>
-              <w:t>提交</w:t>
-            </w:r>
-            <w:r>
-              <w:rPr>
-                <w:rFonts w:eastAsiaTheme="minorEastAsia"/>
+              <w:t>flush</w:t>
+            </w:r>
+            <w:r>
+              <w:rPr>
+                <w:rFonts w:eastAsiaTheme="minorEastAsia" w:hint="eastAsia"/>
               </w:rPr>
               <w:t>一次</w:t>
             </w:r>
@@ -1206,6 +1079,73 @@
               </w:rPr>
               <w:t>文件</w:t>
             </w:r>
+          </w:p>
+        </w:tc>
+      </w:tr>
+      <w:tr>
+        <w:tc>
+          <w:tcPr>
+            <w:tcW w:w="1250" w:type="dxa"/>
+          </w:tcPr>
+          <w:p>
+            <w:pPr>
+              <w:ind w:left="0"/>
+              <w:rPr>
+                <w:rFonts w:eastAsiaTheme="minorEastAsia" w:hint="eastAsia"/>
+              </w:rPr>
+            </w:pPr>
+          </w:p>
+        </w:tc>
+        <w:tc>
+          <w:tcPr>
+            <w:tcW w:w="1983" w:type="dxa"/>
+          </w:tcPr>
+          <w:p>
+            <w:pPr>
+              <w:ind w:left="0"/>
+              <w:rPr>
+                <w:rFonts w:eastAsiaTheme="minorEastAsia" w:hint="eastAsia"/>
+              </w:rPr>
+            </w:pPr>
+          </w:p>
+        </w:tc>
+        <w:tc>
+          <w:tcPr>
+            <w:tcW w:w="1133" w:type="dxa"/>
+          </w:tcPr>
+          <w:p>
+            <w:pPr>
+              <w:ind w:left="0"/>
+              <w:rPr>
+                <w:rFonts w:eastAsiaTheme="minorEastAsia" w:hint="eastAsia"/>
+              </w:rPr>
+            </w:pPr>
+          </w:p>
+        </w:tc>
+        <w:tc>
+          <w:tcPr>
+            <w:tcW w:w="1841" w:type="dxa"/>
+          </w:tcPr>
+          <w:p>
+            <w:pPr>
+              <w:ind w:left="0"/>
+              <w:rPr>
+                <w:rFonts w:eastAsiaTheme="minorEastAsia" w:hint="eastAsia"/>
+              </w:rPr>
+            </w:pPr>
+          </w:p>
+        </w:tc>
+        <w:tc>
+          <w:tcPr>
+            <w:tcW w:w="2409" w:type="dxa"/>
+          </w:tcPr>
+          <w:p>
+            <w:pPr>
+              <w:ind w:left="0"/>
+              <w:rPr>
+                <w:rFonts w:hint="eastAsia"/>
+              </w:rPr>
+            </w:pPr>
           </w:p>
         </w:tc>
       </w:tr>
@@ -1255,7 +1195,7 @@
         <w:ind w:left="0"/>
       </w:pPr>
       <w:r>
-        <w:pict>
+        <w:pict w14:anchorId="588BFB0C">
           <v:shapetype id="_x0000_t202" coordsize="21600,21600" o:spt="202" path="m,l,21600r21600,l21600,xe">
             <v:stroke joinstyle="miter"/>
             <v:path gradientshapeok="t" o:connecttype="rect"/>
@@ -1334,6 +1274,35 @@
                 <w:p>
                   <w:pPr>
                     <w:ind w:left="0"/>
+                    <w:rPr>
+                      <w:rFonts w:hint="eastAsia"/>
+                    </w:rPr>
+                  </w:pPr>
+                  <w:r>
+                    <w:t xml:space="preserve">  </w:t>
+                  </w:r>
+                  <w:r>
+                    <w:rPr>
+                      <w:color w:val="1F497D" w:themeColor="text2"/>
+                    </w:rPr>
+                    <w:t>submitTime</w:t>
+                  </w:r>
+                  <w:r>
+                    <w:rPr>
+                      <w:rFonts w:hint="eastAsia"/>
+                    </w:rPr>
+                    <w:t xml:space="preserve">: </w:t>
+                  </w:r>
+                  <w:r>
+                    <w:t>“21:00”</w:t>
+                  </w:r>
+                  <w:r>
+                    <w:t>,</w:t>
+                  </w:r>
+                </w:p>
+                <w:p>
+                  <w:pPr>
+                    <w:ind w:left="0"/>
                   </w:pPr>
                   <w:r>
                     <w:t xml:space="preserve">  </w:t>
@@ -1988,7 +1957,7 @@
         <w:ind w:left="0"/>
       </w:pPr>
       <w:r>
-        <w:pict>
+        <w:pict w14:anchorId="420ACE21">
           <v:shape id="_x0000_s1028" type="#_x0000_t202" style="width:367.5pt;height:1in;mso-height-percent:0;mso-left-percent:-10001;mso-top-percent:-10001;mso-wrap-distance-left:9pt;mso-wrap-distance-top:0;mso-wrap-distance-right:9pt;mso-wrap-distance-bottom:0;mso-position-horizontal:absolute;mso-position-horizontal-relative:char;mso-position-vertical:absolute;mso-position-vertical-relative:line;mso-height-percent:0;mso-left-percent:-10001;mso-top-percent:-10001;mso-width-relative:page;mso-height-relative:page;mso-position-horizontal-col-start:0;mso-width-col-span:0;v-text-anchor:top">
             <v:textbox inset="0,0,0,0">
               <w:txbxContent>
@@ -2021,11 +1990,18 @@
                     <w:ind w:left="0"/>
                   </w:pPr>
                   <w:r>
-                    <w:t>"2019-04-10 14.52.17.553856","0","A","a1","b22","5cac3850da342dfe37a40eee"</w:t>
+                    <w:t>"2019-04-10 14.52.17.</w:t>
+                  </w:r>
+                  <w:r>
+                    <w:t>553820</w:t>
+                  </w:r>
+                  <w:r>
+                    <w:t>","0","A","a1","b22","5cac3850da342dfe37a40eee"</w:t>
                   </w:r>
                 </w:p>
               </w:txbxContent>
             </v:textbox>
+            <w10:wrap type="none"/>
             <w10:anchorlock/>
           </v:shape>
         </w:pict>
@@ -2687,15 +2663,9 @@
           <w:p>
             <w:pPr>
               <w:ind w:left="0"/>
-              <w:rPr>
-                <w:rFonts w:eastAsiaTheme="minorEastAsia"/>
-              </w:rPr>
-            </w:pPr>
-            <w:r>
-              <w:rPr>
-                <w:rFonts w:eastAsiaTheme="minorEastAsia"/>
-              </w:rPr>
-              <w:t>tables</w:t>
+            </w:pPr>
+            <w:r>
+              <w:t>submitTime</w:t>
             </w:r>
           </w:p>
         </w:tc>
@@ -2707,20 +2677,74 @@
             <w:pPr>
               <w:ind w:left="0"/>
               <w:rPr>
-                <w:rFonts w:eastAsiaTheme="minorEastAsia"/>
-              </w:rPr>
-            </w:pPr>
-            <w:r>
-              <w:rPr>
-                <w:rFonts w:eastAsiaTheme="minorEastAsia" w:hint="eastAsia"/>
-              </w:rPr>
-              <w:t>表映射</w:t>
-            </w:r>
-            <w:r>
-              <w:rPr>
-                <w:rFonts w:eastAsiaTheme="minorEastAsia"/>
-              </w:rPr>
-              <w:t>关系</w:t>
+                <w:rFonts w:eastAsiaTheme="minorEastAsia" w:hint="eastAsia"/>
+              </w:rPr>
+            </w:pPr>
+            <w:r>
+              <w:rPr>
+                <w:rFonts w:eastAsiaTheme="minorEastAsia" w:hint="eastAsia"/>
+              </w:rPr>
+              <w:t>文件</w:t>
+            </w:r>
+            <w:r>
+              <w:rPr>
+                <w:rFonts w:eastAsiaTheme="minorEastAsia"/>
+              </w:rPr>
+              <w:t>提交时间。格式</w:t>
+            </w:r>
+            <w:r>
+              <w:rPr>
+                <w:rFonts w:eastAsiaTheme="minorEastAsia"/>
+              </w:rPr>
+              <w:t>”21:00”</w:t>
+            </w:r>
+            <w:r>
+              <w:rPr>
+                <w:rFonts w:eastAsiaTheme="minorEastAsia"/>
+              </w:rPr>
+              <w:t xml:space="preserve"> </w:t>
+            </w:r>
+            <w:r>
+              <w:rPr>
+                <w:rFonts w:eastAsiaTheme="minorEastAsia" w:hint="eastAsia"/>
+              </w:rPr>
+              <w:t>表示</w:t>
+            </w:r>
+            <w:r>
+              <w:rPr>
+                <w:rFonts w:eastAsiaTheme="minorEastAsia"/>
+              </w:rPr>
+              <w:t>当天如果还没提交，则超过</w:t>
+            </w:r>
+            <w:r>
+              <w:rPr>
+                <w:rFonts w:eastAsiaTheme="minorEastAsia"/>
+              </w:rPr>
+              <w:t>21</w:t>
+            </w:r>
+            <w:r>
+              <w:rPr>
+                <w:rFonts w:eastAsiaTheme="minorEastAsia" w:hint="eastAsia"/>
+              </w:rPr>
+              <w:t>点</w:t>
+            </w:r>
+            <w:r>
+              <w:rPr>
+                <w:rFonts w:eastAsiaTheme="minorEastAsia" w:hint="eastAsia"/>
+              </w:rPr>
+              <w:t>0</w:t>
+            </w:r>
+            <w:r>
+              <w:rPr>
+                <w:rFonts w:eastAsiaTheme="minorEastAsia" w:hint="eastAsia"/>
+              </w:rPr>
+              <w:t>分</w:t>
+            </w:r>
+            <w:r>
+              <w:rPr>
+                <w:rFonts w:eastAsiaTheme="minorEastAsia"/>
+              </w:rPr>
+              <w:t>时，吐出文件。</w:t>
             </w:r>
           </w:p>
         </w:tc>
@@ -2732,14 +2756,14 @@
             <w:pPr>
               <w:ind w:left="0"/>
               <w:rPr>
-                <w:rFonts w:eastAsiaTheme="minorEastAsia"/>
-              </w:rPr>
-            </w:pPr>
-            <w:r>
-              <w:rPr>
-                <w:rFonts w:eastAsiaTheme="minorEastAsia" w:hint="eastAsia"/>
-              </w:rPr>
-              <w:t>数组</w:t>
+                <w:rFonts w:hint="eastAsia"/>
+              </w:rPr>
+            </w:pPr>
+            <w:r>
+              <w:rPr>
+                <w:rFonts w:eastAsiaTheme="minorEastAsia" w:hint="eastAsia"/>
+              </w:rPr>
+              <w:t>字符串</w:t>
             </w:r>
           </w:p>
         </w:tc>
@@ -2751,7 +2775,7 @@
             <w:pPr>
               <w:ind w:left="0"/>
               <w:rPr>
-                <w:rFonts w:eastAsiaTheme="minorEastAsia"/>
+                <w:rFonts w:eastAsiaTheme="minorEastAsia" w:hint="eastAsia"/>
               </w:rPr>
             </w:pPr>
             <w:r>
@@ -2769,6 +2793,9 @@
           <w:p>
             <w:pPr>
               <w:ind w:left="0"/>
+              <w:rPr>
+                <w:rFonts w:hint="eastAsia"/>
+              </w:rPr>
             </w:pPr>
           </w:p>
         </w:tc>
@@ -2791,18 +2818,6 @@
               </w:rPr>
               <w:t>tables</w:t>
             </w:r>
-            <w:r>
-              <w:rPr>
-                <w:rFonts w:eastAsiaTheme="minorEastAsia" w:hint="eastAsia"/>
-              </w:rPr>
-              <w:t>.</w:t>
-            </w:r>
-            <w:r>
-              <w:rPr>
-                <w:rFonts w:eastAsiaTheme="minorEastAsia"/>
-              </w:rPr>
-              <w:t>source</w:t>
-            </w:r>
           </w:p>
         </w:tc>
         <w:tc>
@@ -2820,7 +2835,13 @@
               <w:rPr>
                 <w:rFonts w:eastAsiaTheme="minorEastAsia" w:hint="eastAsia"/>
               </w:rPr>
-              <w:t>源表名</w:t>
+              <w:t>表映射</w:t>
+            </w:r>
+            <w:r>
+              <w:rPr>
+                <w:rFonts w:eastAsiaTheme="minorEastAsia"/>
+              </w:rPr>
+              <w:t>关系</w:t>
             </w:r>
           </w:p>
         </w:tc>
@@ -2839,7 +2860,7 @@
               <w:rPr>
                 <w:rFonts w:eastAsiaTheme="minorEastAsia" w:hint="eastAsia"/>
               </w:rPr>
-              <w:t>字符串</w:t>
+              <w:t>数组</w:t>
             </w:r>
           </w:p>
         </w:tc>
@@ -2850,7 +2871,16 @@
           <w:p>
             <w:pPr>
               <w:ind w:left="0"/>
-            </w:pPr>
+              <w:rPr>
+                <w:rFonts w:eastAsiaTheme="minorEastAsia"/>
+              </w:rPr>
+            </w:pPr>
+            <w:r>
+              <w:rPr>
+                <w:rFonts w:eastAsiaTheme="minorEastAsia" w:hint="eastAsia"/>
+              </w:rPr>
+              <w:t>无</w:t>
+            </w:r>
           </w:p>
         </w:tc>
         <w:tc>
@@ -2872,12 +2902,27 @@
           <w:p>
             <w:pPr>
               <w:ind w:left="0"/>
-            </w:pPr>
-            <w:r>
-              <w:t>tables.</w:t>
-            </w:r>
-            <w:r>
-              <w:t>target</w:t>
+              <w:rPr>
+                <w:rFonts w:eastAsiaTheme="minorEastAsia"/>
+              </w:rPr>
+            </w:pPr>
+            <w:r>
+              <w:rPr>
+                <w:rFonts w:eastAsiaTheme="minorEastAsia"/>
+              </w:rPr>
+              <w:t>tables</w:t>
+            </w:r>
+            <w:r>
+              <w:rPr>
+                <w:rFonts w:eastAsiaTheme="minorEastAsia" w:hint="eastAsia"/>
+              </w:rPr>
+              <w:t>.</w:t>
+            </w:r>
+            <w:r>
+              <w:rPr>
+                <w:rFonts w:eastAsiaTheme="minorEastAsia"/>
+              </w:rPr>
+              <w:t>source</w:t>
             </w:r>
           </w:p>
         </w:tc>
@@ -2896,13 +2941,7 @@
               <w:rPr>
                 <w:rFonts w:eastAsiaTheme="minorEastAsia" w:hint="eastAsia"/>
               </w:rPr>
-              <w:t>目标</w:t>
-            </w:r>
-            <w:r>
-              <w:rPr>
-                <w:rFonts w:eastAsiaTheme="minorEastAsia"/>
-              </w:rPr>
-              <w:t>表名</w:t>
+              <w:t>源表名</w:t>
             </w:r>
           </w:p>
         </w:tc>
@@ -2956,7 +2995,10 @@
               <w:ind w:left="0"/>
             </w:pPr>
             <w:r>
-              <w:t>fields</w:t>
+              <w:t>tables.</w:t>
+            </w:r>
+            <w:r>
+              <w:t>target</w:t>
             </w:r>
           </w:p>
         </w:tc>
@@ -2975,13 +3017,13 @@
               <w:rPr>
                 <w:rFonts w:eastAsiaTheme="minorEastAsia" w:hint="eastAsia"/>
               </w:rPr>
-              <w:t>字段</w:t>
-            </w:r>
-            <w:r>
-              <w:rPr>
-                <w:rFonts w:eastAsiaTheme="minorEastAsia"/>
-              </w:rPr>
-              <w:t>映射关系</w:t>
+              <w:t>目标</w:t>
+            </w:r>
+            <w:r>
+              <w:rPr>
+                <w:rFonts w:eastAsiaTheme="minorEastAsia"/>
+              </w:rPr>
+              <w:t>表名</w:t>
             </w:r>
           </w:p>
         </w:tc>
@@ -3000,7 +3042,7 @@
               <w:rPr>
                 <w:rFonts w:eastAsiaTheme="minorEastAsia" w:hint="eastAsia"/>
               </w:rPr>
-              <w:t>数组</w:t>
+              <w:t>字符串</w:t>
             </w:r>
           </w:p>
         </w:tc>
@@ -3037,12 +3079,6 @@
             <w:r>
               <w:t>fields</w:t>
             </w:r>
-            <w:r>
-              <w:t>.</w:t>
-            </w:r>
-            <w:r>
-              <w:t>fieldType</w:t>
-            </w:r>
           </w:p>
         </w:tc>
         <w:tc>
@@ -3066,46 +3102,7 @@
               <w:rPr>
                 <w:rFonts w:eastAsiaTheme="minorEastAsia"/>
               </w:rPr>
-              <w:t>类型</w:t>
-            </w:r>
-            <w:r>
-              <w:rPr>
-                <w:rFonts w:eastAsiaTheme="minorEastAsia" w:hint="eastAsia"/>
-              </w:rPr>
-              <w:t>。</w:t>
-            </w:r>
-            <w:r>
-              <w:rPr>
-                <w:rFonts w:eastAsiaTheme="minorEastAsia"/>
-              </w:rPr>
-              <w:t>目前支持</w:t>
-            </w:r>
-            <w:r>
-              <w:rPr>
-                <w:rFonts w:eastAsiaTheme="minorEastAsia" w:hint="eastAsia"/>
-              </w:rPr>
-              <w:t>：</w:t>
-            </w:r>
-            <w:r>
-              <w:rPr>
-                <w:rFonts w:eastAsiaTheme="minorEastAsia"/>
-              </w:rPr>
-              <w:t>ORIGINAL_TIME</w:t>
-            </w:r>
-            <w:r>
-              <w:rPr>
-                <w:rFonts w:eastAsiaTheme="minorEastAsia"/>
-              </w:rPr>
-              <w:t>,AUTO_OP,CONST_STRING,</w:t>
-            </w:r>
-            <w:r>
-              <w:t xml:space="preserve"> </w:t>
-            </w:r>
-            <w:r>
-              <w:rPr>
-                <w:rFonts w:eastAsiaTheme="minorEastAsia"/>
-              </w:rPr>
-              <w:t>MAPPING_STRING</w:t>
+              <w:t>映射关系</w:t>
             </w:r>
           </w:p>
         </w:tc>
@@ -3124,7 +3121,7 @@
               <w:rPr>
                 <w:rFonts w:eastAsiaTheme="minorEastAsia" w:hint="eastAsia"/>
               </w:rPr>
-              <w:t>字符串</w:t>
+              <w:t>数组</w:t>
             </w:r>
           </w:p>
         </w:tc>
@@ -3145,276 +3142,7 @@
           <w:p>
             <w:pPr>
               <w:ind w:left="0"/>
-              <w:rPr>
-                <w:rFonts w:eastAsiaTheme="minorEastAsia"/>
-              </w:rPr>
-            </w:pPr>
-            <w:r>
-              <w:rPr>
-                <w:rFonts w:eastAsiaTheme="minorEastAsia"/>
-              </w:rPr>
-              <w:t>OUTPUT_TIME</w:t>
-            </w:r>
-            <w:r>
-              <w:rPr>
-                <w:rFonts w:eastAsiaTheme="minorEastAsia" w:hint="eastAsia"/>
-              </w:rPr>
-              <w:t>:</w:t>
-            </w:r>
-            <w:r>
-              <w:rPr>
-                <w:rFonts w:eastAsiaTheme="minorEastAsia"/>
-              </w:rPr>
-              <w:t>replay</w:t>
-            </w:r>
-            <w:r>
-              <w:rPr>
-                <w:rFonts w:eastAsiaTheme="minorEastAsia"/>
-              </w:rPr>
-              <w:t>工具写记录的时间</w:t>
-            </w:r>
-            <w:r>
-              <w:rPr>
-                <w:rFonts w:eastAsiaTheme="minorEastAsia" w:hint="eastAsia"/>
-              </w:rPr>
-              <w:t>：</w:t>
-            </w:r>
-            <w:r>
-              <w:rPr>
-                <w:rFonts w:eastAsiaTheme="minorEastAsia"/>
-              </w:rPr>
-              <w:t>2019-04-10 14.52.17.551928</w:t>
-            </w:r>
-          </w:p>
-          <w:p>
-            <w:pPr>
-              <w:ind w:left="0"/>
-              <w:rPr>
-                <w:rFonts w:eastAsiaTheme="minorEastAsia"/>
-              </w:rPr>
-            </w:pPr>
-            <w:r>
-              <w:rPr>
-                <w:rFonts w:eastAsiaTheme="minorEastAsia"/>
-              </w:rPr>
-              <w:t>ORIGINAL_TIME</w:t>
-            </w:r>
-            <w:r>
-              <w:rPr>
-                <w:rFonts w:eastAsiaTheme="minorEastAsia"/>
-              </w:rPr>
-              <w:t>:</w:t>
-            </w:r>
-            <w:r>
-              <w:rPr>
-                <w:rFonts w:eastAsiaTheme="minorEastAsia" w:hint="eastAsia"/>
-              </w:rPr>
-              <w:t>repli</w:t>
-            </w:r>
-            <w:r>
-              <w:rPr>
-                <w:rFonts w:eastAsiaTheme="minorEastAsia"/>
-              </w:rPr>
-              <w:t>ca</w:t>
-            </w:r>
-            <w:r>
-              <w:rPr>
-                <w:rFonts w:eastAsiaTheme="minorEastAsia" w:hint="eastAsia"/>
-              </w:rPr>
-              <w:t>日志</w:t>
-            </w:r>
-            <w:r>
-              <w:rPr>
-                <w:rFonts w:eastAsiaTheme="minorEastAsia"/>
-              </w:rPr>
-              <w:t>生成的时间</w:t>
-            </w:r>
-            <w:r>
-              <w:rPr>
-                <w:rFonts w:eastAsiaTheme="minorEastAsia" w:hint="eastAsia"/>
-              </w:rPr>
-              <w:t>：</w:t>
-            </w:r>
-            <w:r>
-              <w:rPr>
-                <w:rFonts w:eastAsiaTheme="minorEastAsia"/>
-              </w:rPr>
-              <w:t>2019-04-10 14.52.17.551928</w:t>
-            </w:r>
-          </w:p>
-          <w:p>
-            <w:pPr>
-              <w:ind w:left="0"/>
-              <w:rPr>
-                <w:rFonts w:eastAsiaTheme="minorEastAsia"/>
-              </w:rPr>
-            </w:pPr>
-          </w:p>
-          <w:p>
-            <w:pPr>
-              <w:ind w:left="0"/>
-              <w:rPr>
-                <w:rFonts w:eastAsiaTheme="minorEastAsia"/>
-              </w:rPr>
-            </w:pPr>
-            <w:r>
-              <w:rPr>
-                <w:rFonts w:eastAsiaTheme="minorEastAsia"/>
-              </w:rPr>
-              <w:t>AUTO_OP:</w:t>
-            </w:r>
-            <w:r>
-              <w:rPr>
-                <w:rFonts w:eastAsiaTheme="minorEastAsia" w:hint="eastAsia"/>
-              </w:rPr>
-              <w:t>自动</w:t>
-            </w:r>
-            <w:r>
-              <w:rPr>
-                <w:rFonts w:eastAsiaTheme="minorEastAsia"/>
-              </w:rPr>
-              <w:t>生成操作标识，</w:t>
-            </w:r>
-            <w:r>
-              <w:rPr>
-                <w:rFonts w:eastAsiaTheme="minorEastAsia" w:hint="eastAsia"/>
-              </w:rPr>
-              <w:t>D</w:t>
-            </w:r>
-            <w:r>
-              <w:rPr>
-                <w:rFonts w:eastAsiaTheme="minorEastAsia" w:hint="eastAsia"/>
-              </w:rPr>
-              <w:t>为</w:t>
-            </w:r>
-            <w:r>
-              <w:rPr>
-                <w:rFonts w:eastAsiaTheme="minorEastAsia" w:hint="eastAsia"/>
-              </w:rPr>
-              <w:t>delete</w:t>
-            </w:r>
-            <w:r>
-              <w:rPr>
-                <w:rFonts w:eastAsiaTheme="minorEastAsia" w:hint="eastAsia"/>
-              </w:rPr>
-              <w:t>，</w:t>
-            </w:r>
-            <w:r>
-              <w:rPr>
-                <w:rFonts w:eastAsiaTheme="minorEastAsia" w:hint="eastAsia"/>
-              </w:rPr>
-              <w:t>I</w:t>
-            </w:r>
-            <w:r>
-              <w:rPr>
-                <w:rFonts w:eastAsiaTheme="minorEastAsia" w:hint="eastAsia"/>
-              </w:rPr>
-              <w:t>为</w:t>
-            </w:r>
-            <w:r>
-              <w:rPr>
-                <w:rFonts w:eastAsiaTheme="minorEastAsia" w:hint="eastAsia"/>
-              </w:rPr>
-              <w:t>insert</w:t>
-            </w:r>
-            <w:r>
-              <w:rPr>
-                <w:rFonts w:eastAsiaTheme="minorEastAsia" w:hint="eastAsia"/>
-              </w:rPr>
-              <w:t>，</w:t>
-            </w:r>
-            <w:r>
-              <w:rPr>
-                <w:rFonts w:eastAsiaTheme="minorEastAsia" w:hint="eastAsia"/>
-              </w:rPr>
-              <w:t>B</w:t>
-            </w:r>
-            <w:r>
-              <w:rPr>
-                <w:rFonts w:eastAsiaTheme="minorEastAsia" w:hint="eastAsia"/>
-              </w:rPr>
-              <w:t>为更新前的记录，</w:t>
-            </w:r>
-            <w:r>
-              <w:rPr>
-                <w:rFonts w:eastAsiaTheme="minorEastAsia" w:hint="eastAsia"/>
-              </w:rPr>
-              <w:t>A</w:t>
-            </w:r>
-            <w:r>
-              <w:rPr>
-                <w:rFonts w:eastAsiaTheme="minorEastAsia" w:hint="eastAsia"/>
-              </w:rPr>
-              <w:t>为更新后的记录</w:t>
-            </w:r>
-          </w:p>
-          <w:p>
-            <w:pPr>
-              <w:ind w:left="0"/>
-              <w:rPr>
-                <w:rFonts w:eastAsiaTheme="minorEastAsia"/>
-              </w:rPr>
-            </w:pPr>
-          </w:p>
-          <w:p>
-            <w:pPr>
-              <w:ind w:left="0"/>
-              <w:rPr>
-                <w:rFonts w:eastAsiaTheme="minorEastAsia"/>
-              </w:rPr>
-            </w:pPr>
-            <w:r>
-              <w:rPr>
-                <w:rFonts w:eastAsiaTheme="minorEastAsia" w:hint="eastAsia"/>
-              </w:rPr>
-              <w:t>CONST_STRING:</w:t>
-            </w:r>
-            <w:r>
-              <w:rPr>
-                <w:rFonts w:eastAsiaTheme="minorEastAsia" w:hint="eastAsia"/>
-              </w:rPr>
-              <w:t>字符串</w:t>
-            </w:r>
-            <w:r>
-              <w:rPr>
-                <w:rFonts w:eastAsiaTheme="minorEastAsia"/>
-              </w:rPr>
-              <w:t>常量</w:t>
-            </w:r>
-          </w:p>
-          <w:p>
-            <w:pPr>
-              <w:ind w:left="0"/>
-              <w:rPr>
-                <w:rFonts w:eastAsiaTheme="minorEastAsia"/>
-              </w:rPr>
-            </w:pPr>
-          </w:p>
-          <w:p>
-            <w:pPr>
-              <w:ind w:left="0"/>
-              <w:rPr>
-                <w:rFonts w:eastAsiaTheme="minorEastAsia"/>
-              </w:rPr>
-            </w:pPr>
-            <w:r>
-              <w:rPr>
-                <w:rFonts w:eastAsiaTheme="minorEastAsia" w:hint="eastAsia"/>
-              </w:rPr>
-              <w:t>MAPPING</w:t>
-            </w:r>
-            <w:r>
-              <w:rPr>
-                <w:rFonts w:eastAsiaTheme="minorEastAsia"/>
-              </w:rPr>
-              <w:t>_STRING:</w:t>
-            </w:r>
-            <w:r>
-              <w:rPr>
-                <w:rFonts w:eastAsiaTheme="minorEastAsia" w:hint="eastAsia"/>
-              </w:rPr>
-              <w:t>映射字符串</w:t>
-            </w:r>
+            </w:pPr>
           </w:p>
         </w:tc>
       </w:tr>
@@ -3428,106 +3156,381 @@
               <w:ind w:left="0"/>
             </w:pPr>
             <w:r>
-              <w:t>fields.</w:t>
-            </w:r>
-            <w:r>
-              <w:t>constVa</w:t>
-            </w:r>
-            <w:r>
+              <w:t>fields</w:t>
+            </w:r>
+            <w:r>
+              <w:t>.</w:t>
+            </w:r>
+            <w:r>
+              <w:t>fieldType</w:t>
+            </w:r>
+          </w:p>
+        </w:tc>
+        <w:tc>
+          <w:tcPr>
+            <w:tcW w:w="2835" w:type="dxa"/>
+          </w:tcPr>
+          <w:p>
+            <w:pPr>
+              <w:ind w:left="0"/>
+              <w:rPr>
+                <w:rFonts w:eastAsiaTheme="minorEastAsia"/>
+              </w:rPr>
+            </w:pPr>
+            <w:r>
+              <w:rPr>
+                <w:rFonts w:eastAsiaTheme="minorEastAsia" w:hint="eastAsia"/>
+              </w:rPr>
+              <w:t>字段</w:t>
+            </w:r>
+            <w:r>
+              <w:rPr>
+                <w:rFonts w:eastAsiaTheme="minorEastAsia"/>
+              </w:rPr>
+              <w:t>类型</w:t>
+            </w:r>
+            <w:r>
+              <w:rPr>
+                <w:rFonts w:eastAsiaTheme="minorEastAsia" w:hint="eastAsia"/>
+              </w:rPr>
+              <w:t>。</w:t>
+            </w:r>
+            <w:r>
+              <w:rPr>
+                <w:rFonts w:eastAsiaTheme="minorEastAsia"/>
+              </w:rPr>
+              <w:t>目前支持</w:t>
+            </w:r>
+            <w:r>
+              <w:rPr>
+                <w:rFonts w:eastAsiaTheme="minorEastAsia" w:hint="eastAsia"/>
+              </w:rPr>
+              <w:t>：</w:t>
+            </w:r>
+            <w:r>
+              <w:rPr>
+                <w:rFonts w:eastAsiaTheme="minorEastAsia"/>
+              </w:rPr>
+              <w:t>ORIGINAL_TIME,AUTO_OP,CONST_STRING,</w:t>
+            </w:r>
+            <w:r>
+              <w:t xml:space="preserve"> </w:t>
+            </w:r>
+            <w:r>
+              <w:rPr>
+                <w:rFonts w:eastAsiaTheme="minorEastAsia"/>
+              </w:rPr>
+              <w:t>MAPPING_STRING</w:t>
+            </w:r>
+          </w:p>
+        </w:tc>
+        <w:tc>
+          <w:tcPr>
+            <w:tcW w:w="850" w:type="dxa"/>
+          </w:tcPr>
+          <w:p>
+            <w:pPr>
+              <w:ind w:left="0"/>
+              <w:rPr>
+                <w:rFonts w:eastAsiaTheme="minorEastAsia"/>
+              </w:rPr>
+            </w:pPr>
+            <w:r>
+              <w:rPr>
+                <w:rFonts w:eastAsiaTheme="minorEastAsia" w:hint="eastAsia"/>
+              </w:rPr>
+              <w:t>字符串</w:t>
+            </w:r>
+          </w:p>
+        </w:tc>
+        <w:tc>
+          <w:tcPr>
+            <w:tcW w:w="851" w:type="dxa"/>
+          </w:tcPr>
+          <w:p>
+            <w:pPr>
+              <w:ind w:left="0"/>
+            </w:pPr>
+          </w:p>
+        </w:tc>
+        <w:tc>
+          <w:tcPr>
+            <w:tcW w:w="2412" w:type="dxa"/>
+          </w:tcPr>
+          <w:p>
+            <w:pPr>
+              <w:ind w:left="0"/>
+              <w:rPr>
+                <w:rFonts w:eastAsiaTheme="minorEastAsia"/>
+              </w:rPr>
+            </w:pPr>
+            <w:r>
+              <w:rPr>
+                <w:rFonts w:eastAsiaTheme="minorEastAsia"/>
+              </w:rPr>
+              <w:t>OUTPUT_TIME</w:t>
+            </w:r>
+            <w:r>
+              <w:rPr>
+                <w:rFonts w:eastAsiaTheme="minorEastAsia" w:hint="eastAsia"/>
+              </w:rPr>
+              <w:t>:</w:t>
+            </w:r>
+            <w:r>
+              <w:rPr>
+                <w:rFonts w:eastAsiaTheme="minorEastAsia"/>
+              </w:rPr>
+              <w:t>replay</w:t>
+            </w:r>
+            <w:r>
+              <w:rPr>
+                <w:rFonts w:eastAsiaTheme="minorEastAsia"/>
+              </w:rPr>
+              <w:t>工具写记录的时间</w:t>
+            </w:r>
+            <w:r>
+              <w:rPr>
+                <w:rFonts w:eastAsiaTheme="minorEastAsia" w:hint="eastAsia"/>
+              </w:rPr>
+              <w:t>：</w:t>
+            </w:r>
+            <w:r>
+              <w:rPr>
+                <w:rFonts w:eastAsiaTheme="minorEastAsia"/>
+              </w:rPr>
+              <w:t>2019-04-10 14.52.17.551928</w:t>
+            </w:r>
+          </w:p>
+          <w:p>
+            <w:pPr>
+              <w:ind w:left="0"/>
+              <w:rPr>
+                <w:rFonts w:eastAsiaTheme="minorEastAsia"/>
+              </w:rPr>
+            </w:pPr>
+            <w:r>
+              <w:rPr>
+                <w:rFonts w:eastAsiaTheme="minorEastAsia"/>
+              </w:rPr>
+              <w:t>ORIGINAL_TIME</w:t>
+            </w:r>
+            <w:r>
+              <w:rPr>
+                <w:rFonts w:eastAsiaTheme="minorEastAsia"/>
+              </w:rPr>
+              <w:t>:</w:t>
+            </w:r>
+            <w:r>
+              <w:rPr>
+                <w:rFonts w:eastAsiaTheme="minorEastAsia" w:hint="eastAsia"/>
+              </w:rPr>
+              <w:t>repli</w:t>
+            </w:r>
+            <w:r>
+              <w:rPr>
+                <w:rFonts w:eastAsiaTheme="minorEastAsia"/>
+              </w:rPr>
+              <w:t>ca</w:t>
+            </w:r>
+            <w:r>
+              <w:rPr>
+                <w:rFonts w:eastAsiaTheme="minorEastAsia" w:hint="eastAsia"/>
+              </w:rPr>
+              <w:t>日志</w:t>
+            </w:r>
+            <w:r>
+              <w:rPr>
+                <w:rFonts w:eastAsiaTheme="minorEastAsia"/>
+              </w:rPr>
+              <w:t>生成的时间</w:t>
+            </w:r>
+            <w:r>
+              <w:rPr>
+                <w:rFonts w:eastAsiaTheme="minorEastAsia" w:hint="eastAsia"/>
+              </w:rPr>
+              <w:t>：</w:t>
+            </w:r>
+            <w:r>
+              <w:rPr>
+                <w:rFonts w:eastAsiaTheme="minorEastAsia"/>
+              </w:rPr>
+              <w:t>2019-04-10 14.52.17.551928</w:t>
+            </w:r>
+          </w:p>
+          <w:p>
+            <w:pPr>
+              <w:ind w:left="0"/>
+              <w:rPr>
+                <w:rFonts w:eastAsiaTheme="minorEastAsia"/>
+              </w:rPr>
+            </w:pPr>
+          </w:p>
+          <w:p>
+            <w:pPr>
+              <w:ind w:left="0"/>
+              <w:rPr>
+                <w:rFonts w:eastAsiaTheme="minorEastAsia"/>
+              </w:rPr>
+            </w:pPr>
+            <w:r>
+              <w:rPr>
+                <w:rFonts w:eastAsiaTheme="minorEastAsia"/>
+              </w:rPr>
+              <w:t>AUTO_OP:</w:t>
+            </w:r>
+            <w:r>
+              <w:rPr>
+                <w:rFonts w:eastAsiaTheme="minorEastAsia" w:hint="eastAsia"/>
+              </w:rPr>
+              <w:t>自动</w:t>
+            </w:r>
+            <w:r>
+              <w:rPr>
+                <w:rFonts w:eastAsiaTheme="minorEastAsia"/>
+              </w:rPr>
+              <w:t>生成操作标识，</w:t>
+            </w:r>
+            <w:r>
+              <w:rPr>
+                <w:rFonts w:eastAsiaTheme="minorEastAsia" w:hint="eastAsia"/>
+              </w:rPr>
+              <w:t>D</w:t>
+            </w:r>
+            <w:r>
+              <w:rPr>
+                <w:rFonts w:eastAsiaTheme="minorEastAsia" w:hint="eastAsia"/>
+              </w:rPr>
+              <w:t>为</w:t>
+            </w:r>
+            <w:r>
+              <w:rPr>
+                <w:rFonts w:eastAsiaTheme="minorEastAsia" w:hint="eastAsia"/>
+              </w:rPr>
+              <w:t>delete</w:t>
+            </w:r>
+            <w:r>
+              <w:rPr>
+                <w:rFonts w:eastAsiaTheme="minorEastAsia" w:hint="eastAsia"/>
+              </w:rPr>
+              <w:t>，</w:t>
+            </w:r>
+            <w:r>
+              <w:rPr>
+                <w:rFonts w:eastAsiaTheme="minorEastAsia" w:hint="eastAsia"/>
+              </w:rPr>
+              <w:t>I</w:t>
+            </w:r>
+            <w:r>
+              <w:rPr>
+                <w:rFonts w:eastAsiaTheme="minorEastAsia" w:hint="eastAsia"/>
+              </w:rPr>
+              <w:t>为</w:t>
+            </w:r>
+            <w:r>
+              <w:rPr>
+                <w:rFonts w:eastAsiaTheme="minorEastAsia" w:hint="eastAsia"/>
+              </w:rPr>
+              <w:t>insert</w:t>
+            </w:r>
+            <w:r>
+              <w:rPr>
+                <w:rFonts w:eastAsiaTheme="minorEastAsia" w:hint="eastAsia"/>
+              </w:rPr>
+              <w:t>，</w:t>
+            </w:r>
+            <w:r>
+              <w:rPr>
+                <w:rFonts w:eastAsiaTheme="minorEastAsia" w:hint="eastAsia"/>
+              </w:rPr>
+              <w:t>B</w:t>
+            </w:r>
+            <w:r>
+              <w:rPr>
+                <w:rFonts w:eastAsiaTheme="minorEastAsia" w:hint="eastAsia"/>
+              </w:rPr>
+              <w:t>为更新前的记录，</w:t>
+            </w:r>
+            <w:r>
+              <w:rPr>
+                <w:rFonts w:eastAsiaTheme="minorEastAsia" w:hint="eastAsia"/>
+              </w:rPr>
+              <w:t>A</w:t>
+            </w:r>
+            <w:r>
+              <w:rPr>
+                <w:rFonts w:eastAsiaTheme="minorEastAsia" w:hint="eastAsia"/>
+              </w:rPr>
+              <w:t>为更新后的记录</w:t>
+            </w:r>
+          </w:p>
+          <w:p>
+            <w:pPr>
+              <w:ind w:left="0"/>
+              <w:rPr>
+                <w:rFonts w:eastAsiaTheme="minorEastAsia"/>
+              </w:rPr>
+            </w:pPr>
+          </w:p>
+          <w:p>
+            <w:pPr>
+              <w:ind w:left="0"/>
+              <w:rPr>
+                <w:rFonts w:eastAsiaTheme="minorEastAsia"/>
+              </w:rPr>
+            </w:pPr>
+            <w:r>
+              <w:rPr>
+                <w:rFonts w:eastAsiaTheme="minorEastAsia" w:hint="eastAsia"/>
+              </w:rPr>
+              <w:t>CONST_STRING:</w:t>
+            </w:r>
+            <w:r>
+              <w:rPr>
+                <w:rFonts w:eastAsiaTheme="minorEastAsia" w:hint="eastAsia"/>
+              </w:rPr>
+              <w:t>字符串</w:t>
+            </w:r>
+            <w:r>
+              <w:rPr>
+                <w:rFonts w:eastAsiaTheme="minorEastAsia"/>
+              </w:rPr>
+              <w:t>常量</w:t>
+            </w:r>
+          </w:p>
+          <w:p>
+            <w:pPr>
+              <w:ind w:left="0"/>
+              <w:rPr>
+                <w:rFonts w:eastAsiaTheme="minorEastAsia"/>
+              </w:rPr>
+            </w:pPr>
+          </w:p>
+          <w:p>
+            <w:pPr>
+              <w:ind w:left="0"/>
+              <w:rPr>
+                <w:rFonts w:eastAsiaTheme="minorEastAsia"/>
+              </w:rPr>
+            </w:pPr>
+            <w:r>
+              <w:rPr>
+                <w:rFonts w:eastAsiaTheme="minorEastAsia" w:hint="eastAsia"/>
+              </w:rPr>
               <w:lastRenderedPageBreak/>
-              <w:t>lue</w:t>
-            </w:r>
-          </w:p>
-        </w:tc>
-        <w:tc>
-          <w:tcPr>
-            <w:tcW w:w="2835" w:type="dxa"/>
-          </w:tcPr>
-          <w:p>
-            <w:pPr>
-              <w:ind w:left="0"/>
-              <w:rPr>
-                <w:rFonts w:eastAsiaTheme="minorEastAsia"/>
-              </w:rPr>
-            </w:pPr>
-            <w:r>
-              <w:rPr>
-                <w:rFonts w:eastAsiaTheme="minorEastAsia"/>
-              </w:rPr>
-              <w:lastRenderedPageBreak/>
-              <w:t>fieldType</w:t>
-            </w:r>
-            <w:r>
-              <w:rPr>
-                <w:rFonts w:eastAsiaTheme="minorEastAsia" w:hint="eastAsia"/>
-              </w:rPr>
-              <w:t>为</w:t>
-            </w:r>
-            <w:r>
-              <w:rPr>
-                <w:rFonts w:eastAsiaTheme="minorEastAsia"/>
-              </w:rPr>
-              <w:t>CONST_STRING</w:t>
-            </w:r>
-            <w:r>
-              <w:rPr>
-                <w:rFonts w:eastAsiaTheme="minorEastAsia" w:hint="eastAsia"/>
-              </w:rPr>
-              <w:t>时</w:t>
-            </w:r>
-            <w:r>
-              <w:rPr>
-                <w:rFonts w:eastAsiaTheme="minorEastAsia" w:hint="eastAsia"/>
-              </w:rPr>
-              <w:lastRenderedPageBreak/>
-              <w:t>使用</w:t>
-            </w:r>
-            <w:r>
-              <w:rPr>
-                <w:rFonts w:eastAsiaTheme="minorEastAsia"/>
-              </w:rPr>
-              <w:t>，表示常量的值</w:t>
-            </w:r>
-          </w:p>
-        </w:tc>
-        <w:tc>
-          <w:tcPr>
-            <w:tcW w:w="850" w:type="dxa"/>
-          </w:tcPr>
-          <w:p>
-            <w:pPr>
-              <w:ind w:left="0"/>
-              <w:rPr>
-                <w:rFonts w:eastAsiaTheme="minorEastAsia"/>
-              </w:rPr>
-            </w:pPr>
-            <w:r>
-              <w:rPr>
-                <w:rFonts w:eastAsiaTheme="minorEastAsia" w:hint="eastAsia"/>
-              </w:rPr>
-              <w:lastRenderedPageBreak/>
-              <w:t>字符串</w:t>
-            </w:r>
-          </w:p>
-        </w:tc>
-        <w:tc>
-          <w:tcPr>
-            <w:tcW w:w="851" w:type="dxa"/>
-          </w:tcPr>
-          <w:p>
-            <w:pPr>
-              <w:ind w:left="0"/>
-            </w:pPr>
-          </w:p>
-        </w:tc>
-        <w:tc>
-          <w:tcPr>
-            <w:tcW w:w="2412" w:type="dxa"/>
-          </w:tcPr>
-          <w:p>
-            <w:pPr>
-              <w:ind w:left="0"/>
-            </w:pPr>
+              <w:t>MAPPING</w:t>
+            </w:r>
+            <w:r>
+              <w:rPr>
+                <w:rFonts w:eastAsiaTheme="minorEastAsia"/>
+              </w:rPr>
+              <w:t>_STRING:</w:t>
+            </w:r>
+            <w:r>
+              <w:rPr>
+                <w:rFonts w:eastAsiaTheme="minorEastAsia" w:hint="eastAsia"/>
+              </w:rPr>
+              <w:t>映射字符串</w:t>
+            </w:r>
           </w:p>
         </w:tc>
       </w:tr>
@@ -3542,6 +3545,106 @@
             </w:pPr>
             <w:r>
               <w:lastRenderedPageBreak/>
+              <w:t>fields.</w:t>
+            </w:r>
+            <w:r>
+              <w:t>constValue</w:t>
+            </w:r>
+          </w:p>
+        </w:tc>
+        <w:tc>
+          <w:tcPr>
+            <w:tcW w:w="2835" w:type="dxa"/>
+          </w:tcPr>
+          <w:p>
+            <w:pPr>
+              <w:ind w:left="0"/>
+              <w:rPr>
+                <w:rFonts w:eastAsiaTheme="minorEastAsia"/>
+              </w:rPr>
+            </w:pPr>
+            <w:r>
+              <w:rPr>
+                <w:rFonts w:eastAsiaTheme="minorEastAsia"/>
+              </w:rPr>
+              <w:t>fieldType</w:t>
+            </w:r>
+            <w:r>
+              <w:rPr>
+                <w:rFonts w:eastAsiaTheme="minorEastAsia" w:hint="eastAsia"/>
+              </w:rPr>
+              <w:t>为</w:t>
+            </w:r>
+            <w:r>
+              <w:rPr>
+                <w:rFonts w:eastAsiaTheme="minorEastAsia"/>
+              </w:rPr>
+              <w:t>CONST_STRING</w:t>
+            </w:r>
+            <w:r>
+              <w:rPr>
+                <w:rFonts w:eastAsiaTheme="minorEastAsia" w:hint="eastAsia"/>
+              </w:rPr>
+              <w:t>时使用</w:t>
+            </w:r>
+            <w:r>
+              <w:rPr>
+                <w:rFonts w:eastAsiaTheme="minorEastAsia"/>
+              </w:rPr>
+              <w:t>，表示常量的值</w:t>
+            </w:r>
+          </w:p>
+        </w:tc>
+        <w:tc>
+          <w:tcPr>
+            <w:tcW w:w="850" w:type="dxa"/>
+          </w:tcPr>
+          <w:p>
+            <w:pPr>
+              <w:ind w:left="0"/>
+              <w:rPr>
+                <w:rFonts w:eastAsiaTheme="minorEastAsia"/>
+              </w:rPr>
+            </w:pPr>
+            <w:r>
+              <w:rPr>
+                <w:rFonts w:eastAsiaTheme="minorEastAsia" w:hint="eastAsia"/>
+              </w:rPr>
+              <w:t>字符串</w:t>
+            </w:r>
+          </w:p>
+        </w:tc>
+        <w:tc>
+          <w:tcPr>
+            <w:tcW w:w="851" w:type="dxa"/>
+          </w:tcPr>
+          <w:p>
+            <w:pPr>
+              <w:ind w:left="0"/>
+            </w:pPr>
+          </w:p>
+        </w:tc>
+        <w:tc>
+          <w:tcPr>
+            <w:tcW w:w="2412" w:type="dxa"/>
+          </w:tcPr>
+          <w:p>
+            <w:pPr>
+              <w:ind w:left="0"/>
+            </w:pPr>
+          </w:p>
+        </w:tc>
+      </w:tr>
+      <w:tr>
+        <w:tc>
+          <w:tcPr>
+            <w:tcW w:w="1418" w:type="dxa"/>
+          </w:tcPr>
+          <w:p>
+            <w:pPr>
+              <w:ind w:left="0"/>
+            </w:pPr>
+            <w:r>
               <w:t>fields.</w:t>
             </w:r>
             <w:r>
@@ -4098,46 +4201,120 @@
     </w:p>
     <w:p>
       <w:pPr>
-        <w:pStyle w:val="2"/>
-      </w:pPr>
-      <w:r>
-        <w:t xml:space="preserve">Story </w:t>
-      </w:r>
-      <w:r>
-        <w:rPr>
-          <w:rFonts w:hint="eastAsia"/>
-        </w:rPr>
-        <w:t>简单设计</w:t>
+        <w:pStyle w:val="a7"/>
+        <w:numPr>
+          <w:ilvl w:val="0"/>
+          <w:numId w:val="12"/>
+        </w:numPr>
+        <w:ind w:firstLineChars="0"/>
+        <w:rPr>
+          <w:b/>
+          <w:color w:val="FF0000"/>
+        </w:rPr>
+      </w:pPr>
+      <w:r>
+        <w:rPr>
+          <w:b/>
+          <w:color w:val="FF0000"/>
+        </w:rPr>
+        <w:t>S</w:t>
+      </w:r>
+      <w:r>
+        <w:rPr>
+          <w:b/>
+          <w:color w:val="FF0000"/>
+        </w:rPr>
+        <w:t>plit</w:t>
+      </w:r>
+      <w:r>
+        <w:rPr>
+          <w:b/>
+          <w:color w:val="FF0000"/>
+        </w:rPr>
+        <w:t xml:space="preserve"> </w:t>
+      </w:r>
+      <w:r>
+        <w:rPr>
+          <w:rFonts w:hint="eastAsia"/>
+          <w:b/>
+          <w:color w:val="FF0000"/>
+        </w:rPr>
+        <w:t>当发生</w:t>
+      </w:r>
+      <w:r>
+        <w:rPr>
+          <w:rFonts w:hint="eastAsia"/>
+          <w:b/>
+          <w:color w:val="FF0000"/>
+        </w:rPr>
+        <w:t>split</w:t>
+      </w:r>
+      <w:r>
+        <w:rPr>
+          <w:rFonts w:hint="eastAsia"/>
+          <w:b/>
+          <w:color w:val="FF0000"/>
+        </w:rPr>
+        <w:t>操作时，如果目标复制组的归档日志先被重放而后源复制组的归档日志才被重放，那么迁移的那部分数据重放时先插入后被删除，导致数据丢失。（如果用户根据操作时间来导入的话，则肯定会被误删）</w:t>
       </w:r>
     </w:p>
     <w:p>
       <w:pPr>
-        <w:pStyle w:val="3"/>
-      </w:pPr>
-      <w:r>
-        <w:rPr>
-          <w:rFonts w:hint="eastAsia"/>
-        </w:rPr>
-        <w:t>sdb</w:t>
-      </w:r>
-      <w:r>
-        <w:t>replay</w:t>
-      </w:r>
-      <w:r>
-        <w:rPr>
-          <w:rFonts w:hint="eastAsia"/>
-        </w:rPr>
-        <w:t>类设计</w:t>
-      </w:r>
+        <w:pStyle w:val="a7"/>
+        <w:numPr>
+          <w:ilvl w:val="0"/>
+          <w:numId w:val="12"/>
+        </w:numPr>
+        <w:ind w:firstLineChars="0"/>
+        <w:rPr>
+          <w:b/>
+          <w:color w:val="FF0000"/>
+        </w:rPr>
+      </w:pPr>
     </w:p>
     <w:p>
+      <w:pPr>
+        <w:pStyle w:val="2"/>
+      </w:pPr>
+      <w:r>
+        <w:lastRenderedPageBreak/>
+        <w:t xml:space="preserve">Story </w:t>
+      </w:r>
+      <w:r>
+        <w:rPr>
+          <w:rFonts w:hint="eastAsia"/>
+        </w:rPr>
+        <w:t>简单设计</w:t>
+      </w:r>
+    </w:p>
+    <w:p>
+      <w:pPr>
+        <w:pStyle w:val="3"/>
+      </w:pPr>
+      <w:r>
+        <w:rPr>
+          <w:rFonts w:hint="eastAsia"/>
+        </w:rPr>
+        <w:t>sdb</w:t>
+      </w:r>
+      <w:r>
+        <w:t>replay</w:t>
+      </w:r>
+      <w:r>
+        <w:rPr>
+          <w:rFonts w:hint="eastAsia"/>
+        </w:rPr>
+        <w:t>类设计</w:t>
+      </w:r>
+    </w:p>
+    <w:p>
       <w:r>
         <w:rPr>
           <w:rFonts w:hint="eastAsia"/>
           <w:noProof/>
         </w:rPr>
         <w:drawing>
-          <wp:inline distT="0" distB="0" distL="0" distR="0">
+          <wp:inline distT="0" distB="0" distL="0" distR="0" wp14:anchorId="3392A619" wp14:editId="1BFAEC52">
             <wp:extent cx="5334000" cy="3837192"/>
             <wp:effectExtent l="0" t="0" r="0" b="0"/>
             <wp:docPr id="1" name="图片 1"/>
@@ -4196,7 +4373,6 @@
         <w:ind w:firstLineChars="0"/>
       </w:pPr>
       <w:r>
-        <w:lastRenderedPageBreak/>
         <w:t>Replayer</w:t>
       </w:r>
       <w:r>
@@ -4572,6 +4748,169 @@
       <w:r>
         <w:t>输出器</w:t>
       </w:r>
+      <w:r>
+        <w:rPr>
+          <w:rFonts w:hint="eastAsia"/>
+        </w:rPr>
+        <w:t>。内部</w:t>
+      </w:r>
+      <w:r>
+        <w:t>维护一个映射关系表</w:t>
+      </w:r>
+      <w:r>
+        <w:rPr>
+          <w:rFonts w:hint="eastAsia"/>
+        </w:rPr>
+        <w:t>rplTableMapping</w:t>
+      </w:r>
+      <w:r>
+        <w:rPr>
+          <w:rFonts w:hint="eastAsia"/>
+        </w:rPr>
+        <w:t>，</w:t>
+      </w:r>
+      <w:r>
+        <w:rPr>
+          <w:rFonts w:hint="eastAsia"/>
+        </w:rPr>
+        <w:t xml:space="preserve"> </w:t>
+      </w:r>
+      <w:r>
+        <w:rPr>
+          <w:rFonts w:hint="eastAsia"/>
+        </w:rPr>
+        <w:t>用于</w:t>
+      </w:r>
+      <w:r>
+        <w:t>支持不同表</w:t>
+      </w:r>
+      <w:r>
+        <w:rPr>
+          <w:rFonts w:hint="eastAsia"/>
+        </w:rPr>
+        <w:t>中</w:t>
+      </w:r>
+      <w:r>
+        <w:t>不同</w:t>
+      </w:r>
+      <w:r>
+        <w:rPr>
+          <w:rFonts w:hint="eastAsia"/>
+        </w:rPr>
+        <w:t>字段</w:t>
+      </w:r>
+      <w:r>
+        <w:t>的映射关系</w:t>
+      </w:r>
+      <w:r>
+        <w:rPr>
+          <w:rFonts w:hint="eastAsia"/>
+        </w:rPr>
+        <w:t>。</w:t>
+      </w:r>
+      <w:r>
+        <w:rPr>
+          <w:rFonts w:hint="eastAsia"/>
+        </w:rPr>
+        <w:t xml:space="preserve"> rplDB2LoadOutputter</w:t>
+      </w:r>
+      <w:r>
+        <w:rPr>
+          <w:rFonts w:hint="eastAsia"/>
+        </w:rPr>
+        <w:t>支持</w:t>
+      </w:r>
+      <w:r>
+        <w:rPr>
+          <w:rFonts w:hint="eastAsia"/>
+        </w:rPr>
+        <w:t>insert</w:t>
+      </w:r>
+      <w:r>
+        <w:rPr>
+          <w:rFonts w:hint="eastAsia"/>
+        </w:rPr>
+        <w:t>、</w:t>
+      </w:r>
+      <w:r>
+        <w:rPr>
+          <w:rFonts w:hint="eastAsia"/>
+        </w:rPr>
+        <w:t>delete</w:t>
+      </w:r>
+      <w:r>
+        <w:rPr>
+          <w:rFonts w:hint="eastAsia"/>
+        </w:rPr>
+        <w:t>、</w:t>
+      </w:r>
+      <w:r>
+        <w:rPr>
+          <w:rFonts w:hint="eastAsia"/>
+        </w:rPr>
+        <w:t>update</w:t>
+      </w:r>
+      <w:r>
+        <w:rPr>
+          <w:rFonts w:hint="eastAsia"/>
+        </w:rPr>
+        <w:t>，其中</w:t>
+      </w:r>
+      <w:r>
+        <w:rPr>
+          <w:rFonts w:hint="eastAsia"/>
+        </w:rPr>
+        <w:t>update</w:t>
+      </w:r>
+      <w:r>
+        <w:rPr>
+          <w:rFonts w:hint="eastAsia"/>
+        </w:rPr>
+        <w:t>需要生成两条记录：更新前记录和更新后记录</w:t>
+      </w:r>
+    </w:p>
+    <w:p>
+      <w:pPr>
+        <w:pStyle w:val="a7"/>
+        <w:numPr>
+          <w:ilvl w:val="0"/>
+          <w:numId w:val="8"/>
+        </w:numPr>
+        <w:ind w:firstLineChars="0"/>
+      </w:pPr>
+      <w:r>
+        <w:t>rplDB2LoadOutputter</w:t>
+      </w:r>
+      <w:r>
+        <w:rPr>
+          <w:rFonts w:hint="eastAsia"/>
+        </w:rPr>
+        <w:t>同时</w:t>
+      </w:r>
+      <w:r>
+        <w:t>维护一个文件输出器</w:t>
+      </w:r>
+      <w:r>
+        <w:t>rplRecordWriter</w:t>
+      </w:r>
+      <w:r>
+        <w:rPr>
+          <w:rFonts w:hint="eastAsia"/>
+        </w:rPr>
+        <w:t>。</w:t>
+      </w:r>
+      <w:r>
+        <w:t>用来</w:t>
+      </w:r>
+      <w:r>
+        <w:rPr>
+          <w:rFonts w:hint="eastAsia"/>
+        </w:rPr>
+        <w:t>输出</w:t>
+      </w:r>
+      <w:r>
+        <w:t>记录</w:t>
+      </w:r>
     </w:p>
     <w:p/>
     <w:p>
@@ -4604,6 +4943,18 @@
         <w:t>时，</w:t>
       </w:r>
       <w:r>
+        <w:t>rplRecordWriter</w:t>
+      </w:r>
+      <w:r>
+        <w:rPr>
+          <w:rFonts w:hint="eastAsia"/>
+        </w:rPr>
+        <w:t>输出</w:t>
+      </w:r>
+      <w:r>
+        <w:t>器</w:t>
+      </w:r>
+      <w:r>
         <w:rPr>
           <w:rFonts w:hint="eastAsia"/>
         </w:rPr>
@@ -4679,6 +5030,7 @@
         <w:t>句柄</w:t>
       </w:r>
       <w:r>
+        <w:lastRenderedPageBreak/>
         <w:t>已经存在，则直接</w:t>
       </w:r>
       <w:r>
@@ -4790,6 +5142,81 @@
     </w:p>
     <w:p>
       <w:pPr>
+        <w:pStyle w:val="a7"/>
+        <w:numPr>
+          <w:ilvl w:val="0"/>
+          <w:numId w:val="11"/>
+        </w:numPr>
+        <w:ind w:firstLineChars="0"/>
+      </w:pPr>
+      <w:r>
+        <w:t>submitTime</w:t>
+      </w:r>
+      <w:r>
+        <w:rPr>
+          <w:rFonts w:hint="eastAsia"/>
+        </w:rPr>
+        <w:t>流程：</w:t>
+      </w:r>
+      <w:r>
+        <w:t>当每次</w:t>
+      </w:r>
+      <w:r>
+        <w:rPr>
+          <w:rFonts w:hint="eastAsia"/>
+        </w:rPr>
+        <w:t>扫描后</w:t>
+      </w:r>
+      <w:r>
+        <w:t>，检查是否需要提交文件，需要则提交。提交条件为：</w:t>
+      </w:r>
+      <w:r>
+        <w:rPr>
+          <w:rFonts w:hint="eastAsia"/>
+        </w:rPr>
+        <w:t>当天</w:t>
+      </w:r>
+      <w:r>
+        <w:t>未提交过，</w:t>
+      </w:r>
+      <w:r>
+        <w:rPr>
+          <w:rFonts w:hint="eastAsia"/>
+        </w:rPr>
+        <w:t>且</w:t>
+      </w:r>
+      <w:r>
+        <w:t>当前时间超过了</w:t>
+      </w:r>
+      <w:r>
+        <w:rPr>
+          <w:rFonts w:hint="eastAsia"/>
+        </w:rPr>
+        <w:t xml:space="preserve"> </w:t>
+      </w:r>
+      <w:r>
+        <w:rPr>
+          <w:rFonts w:hint="eastAsia"/>
+        </w:rPr>
+        <w:t>submitTime</w:t>
+      </w:r>
+      <w:r>
+        <w:t xml:space="preserve"> </w:t>
+      </w:r>
+      <w:r>
+        <w:rPr>
+          <w:rFonts w:hint="eastAsia"/>
+        </w:rPr>
+        <w:t>配置</w:t>
+      </w:r>
+      <w:r>
+        <w:t>的时间。</w:t>
+      </w:r>
+      <w:bookmarkStart w:id="0" w:name="_GoBack"/>
+      <w:bookmarkEnd w:id="0"/>
+    </w:p>
+    <w:p>
+      <w:pPr>
         <w:pStyle w:val="3"/>
       </w:pPr>
       <w:r>
@@ -4912,6 +5339,21 @@
         </w:rPr>
         <w:t>）</w:t>
       </w:r>
+      <w:r>
+        <w:rPr>
+          <w:rFonts w:hint="eastAsia"/>
+        </w:rPr>
+        <w:t xml:space="preserve"> {</w:t>
+      </w:r>
+      <w:r>
+        <w:t>$replace:{}</w:t>
+      </w:r>
+      <w:r>
+        <w:rPr>
+          <w:rFonts w:hint="eastAsia"/>
+        </w:rPr>
+        <w:t>}</w:t>
+      </w:r>
     </w:p>
     <w:p>
       <w:pPr>
@@ -5037,6 +5479,52 @@
         <w:rPr>
           <w:rFonts w:hint="eastAsia"/>
         </w:rPr>
+        <w:t>需要</w:t>
+      </w:r>
+      <w:r>
+        <w:t>考虑主子表的场景</w:t>
+      </w:r>
+      <w:r>
+        <w:rPr>
+          <w:rFonts w:hint="eastAsia"/>
+        </w:rPr>
+        <w:t>。</w:t>
+      </w:r>
+      <w:r>
+        <w:t>多张</w:t>
+      </w:r>
+      <w:r>
+        <w:rPr>
+          <w:rFonts w:hint="eastAsia"/>
+        </w:rPr>
+        <w:t>子表</w:t>
+      </w:r>
+      <w:r>
+        <w:t>映射到同一</w:t>
+      </w:r>
+      <w:r>
+        <w:rPr>
+          <w:rFonts w:hint="eastAsia"/>
+        </w:rPr>
+        <w:t>张</w:t>
+      </w:r>
+      <w:r>
+        <w:t>目标表</w:t>
+      </w:r>
+    </w:p>
+    <w:p>
+      <w:pPr>
+        <w:pStyle w:val="a7"/>
+        <w:numPr>
+          <w:ilvl w:val="0"/>
+          <w:numId w:val="14"/>
+        </w:numPr>
+        <w:ind w:firstLineChars="0"/>
+      </w:pPr>
+      <w:r>
+        <w:rPr>
+          <w:rFonts w:hint="eastAsia"/>
+        </w:rPr>
         <w:t>sdb</w:t>
       </w:r>
       <w:r>
@@ -5085,7 +5573,7 @@
     </w:p>
     <w:p>
       <w:r>
-        <w:pict>
+        <w:pict w14:anchorId="7431E04C">
           <v:shape id="_x0000_s1027" type="#_x0000_t202" style="width:397pt;height:204.3pt;mso-left-percent:-10001;mso-top-percent:-10001;mso-position-horizontal:absolute;mso-position-horizontal-relative:char;mso-position-vertical:absolute;mso-position-vertical-relative:line;mso-left-percent:-10001;mso-top-percent:-10001">
             <v:textbox inset="0,0,0,0">
               <w:txbxContent>
@@ -5353,6 +5841,7 @@
                 </w:p>
               </w:txbxContent>
             </v:textbox>
+            <w10:wrap type="none"/>
             <w10:anchorlock/>
           </v:shape>
         </w:pict>
@@ -5466,55 +5955,40 @@
         <w:rPr>
           <w:rFonts w:hint="eastAsia"/>
         </w:rPr>
-        <w:t>只针对</w:t>
-      </w:r>
-      <w:r>
-        <w:rPr>
-          <w:rFonts w:hint="eastAsia"/>
-        </w:rPr>
         <w:t>sdb</w:t>
       </w:r>
       <w:r>
         <w:rPr>
           <w:rFonts w:hint="eastAsia"/>
         </w:rPr>
-        <w:t>数据组中的某一个节点打开归档功能，配额</w:t>
-      </w:r>
-      <w:r>
-        <w:rPr>
-          <w:rFonts w:hint="eastAsia"/>
-        </w:rPr>
-        <w:t xml:space="preserve"> xxx </w:t>
-      </w:r>
-      <w:r>
-        <w:rPr>
-          <w:rFonts w:hint="eastAsia"/>
-        </w:rPr>
-        <w:t>填写复制日志的总大小</w:t>
-      </w:r>
-      <w:r>
-        <w:rPr>
-          <w:rFonts w:hint="eastAsia"/>
-        </w:rPr>
-        <w:t>,</w:t>
-      </w:r>
-      <w:r>
-        <w:rPr>
-          <w:rFonts w:hint="eastAsia"/>
-        </w:rPr>
-        <w:t>由</w:t>
-      </w:r>
-      <w:r>
-        <w:rPr>
-          <w:rFonts w:hint="eastAsia"/>
-        </w:rPr>
-        <w:t>sdb</w:t>
-      </w:r>
-      <w:r>
-        <w:rPr>
-          <w:rFonts w:hint="eastAsia"/>
-        </w:rPr>
-        <w:t>归档线程自己删除归档文件</w:t>
+        <w:t>数据组中所有节点</w:t>
+      </w:r>
+      <w:r>
+        <w:rPr>
+          <w:rFonts w:hint="eastAsia"/>
+        </w:rPr>
+        <w:t>打开归档功能，</w:t>
+      </w:r>
+      <w:r>
+        <w:rPr>
+          <w:rFonts w:hint="eastAsia"/>
+        </w:rPr>
+        <w:t>所有文件</w:t>
+      </w:r>
+      <w:r>
+        <w:t>保持</w:t>
+      </w:r>
+      <w:r>
+        <w:rPr>
+          <w:rFonts w:hint="eastAsia"/>
+        </w:rPr>
+        <w:t>7</w:t>
+      </w:r>
+      <w:r>
+        <w:rPr>
+          <w:rFonts w:hint="eastAsia"/>
+        </w:rPr>
+        <w:t>天</w:t>
       </w:r>
       <w:r>
         <w:rPr>
@@ -5542,7 +6016,19 @@
         <w:ind w:firstLineChars="200" w:firstLine="420"/>
       </w:pPr>
       <w:r>
-        <w:t>dbdata.updateConf({archiveon: true, archiveexpired: 0, archivequota: xxx})</w:t>
+        <w:t>dbdata.updateConf({ar</w:t>
+      </w:r>
+      <w:r>
+        <w:t>chiveon: true, archiveexpired: 168</w:t>
+      </w:r>
+      <w:r>
+        <w:t xml:space="preserve">, archivequota: </w:t>
+      </w:r>
+      <w:r>
+        <w:t>0</w:t>
+      </w:r>
+      <w:r>
+        <w:t>})</w:t>
       </w:r>
     </w:p>
     <w:p/>
@@ -5933,7 +6419,7 @@
         <w:ind w:left="670"/>
       </w:pPr>
       <w:r>
-        <w:pict>
+        <w:pict w14:anchorId="3BD05BF0">
           <v:shape id="_x0000_s1026" type="#_x0000_t202" style="width:230pt;height:629.75pt;mso-left-percent:-10001;mso-top-percent:-10001;mso-position-horizontal:absolute;mso-position-horizontal-relative:char;mso-position-vertical:absolute;mso-position-vertical-relative:line;mso-left-percent:-10001;mso-top-percent:-10001">
             <v:textbox inset="0,0,0,0">
               <w:txbxContent>
@@ -6004,7 +6490,27 @@
                     <w:rPr>
                       <w:sz w:val="16"/>
                     </w:rPr>
-                    <w:t xml:space="preserve">  tables:</w:t>
+                    <w:t xml:space="preserve">  </w:t>
+                  </w:r>
+                  <w:r>
+                    <w:rPr>
+                      <w:sz w:val="16"/>
+                    </w:rPr>
+                    <w:t>submitTime: "21:00",</w:t>
+                  </w:r>
+                </w:p>
+                <w:p>
+                  <w:pPr>
+                    <w:ind w:left="0" w:firstLineChars="100" w:firstLine="160"/>
+                    <w:rPr>
+                      <w:sz w:val="16"/>
+                    </w:rPr>
+                  </w:pPr>
+                  <w:r>
+                    <w:rPr>
+                      <w:sz w:val="16"/>
+                    </w:rPr>
+                    <w:t>tables:</w:t>
                   </w:r>
                 </w:p>
                 <w:p>

--- a/internal_doc/03.开发设计/sdbreplay/Story-sdbreplay支持格式化输出.docx
+++ b/internal_doc/03.开发设计/sdbreplay/Story-sdbreplay支持格式化输出.docx
@@ -1091,7 +1091,7 @@
             <w:pPr>
               <w:ind w:left="0"/>
               <w:rPr>
-                <w:rFonts w:eastAsiaTheme="minorEastAsia" w:hint="eastAsia"/>
+                <w:rFonts w:eastAsiaTheme="minorEastAsia"/>
               </w:rPr>
             </w:pPr>
           </w:p>
@@ -1104,7 +1104,7 @@
             <w:pPr>
               <w:ind w:left="0"/>
               <w:rPr>
-                <w:rFonts w:eastAsiaTheme="minorEastAsia" w:hint="eastAsia"/>
+                <w:rFonts w:eastAsiaTheme="minorEastAsia"/>
               </w:rPr>
             </w:pPr>
           </w:p>
@@ -1117,7 +1117,7 @@
             <w:pPr>
               <w:ind w:left="0"/>
               <w:rPr>
-                <w:rFonts w:eastAsiaTheme="minorEastAsia" w:hint="eastAsia"/>
+                <w:rFonts w:eastAsiaTheme="minorEastAsia"/>
               </w:rPr>
             </w:pPr>
           </w:p>
@@ -1130,7 +1130,7 @@
             <w:pPr>
               <w:ind w:left="0"/>
               <w:rPr>
-                <w:rFonts w:eastAsiaTheme="minorEastAsia" w:hint="eastAsia"/>
+                <w:rFonts w:eastAsiaTheme="minorEastAsia"/>
               </w:rPr>
             </w:pPr>
           </w:p>
@@ -1142,9 +1142,6 @@
           <w:p>
             <w:pPr>
               <w:ind w:left="0"/>
-              <w:rPr>
-                <w:rFonts w:hint="eastAsia"/>
-              </w:rPr>
             </w:pPr>
           </w:p>
         </w:tc>
@@ -1274,9 +1271,6 @@
                 <w:p>
                   <w:pPr>
                     <w:ind w:left="0"/>
-                    <w:rPr>
-                      <w:rFonts w:hint="eastAsia"/>
-                    </w:rPr>
                   </w:pPr>
                   <w:r>
                     <w:t xml:space="preserve">  </w:t>
@@ -1817,7 +1811,7 @@
         <w:t>配置对应生成的文件：</w:t>
       </w:r>
       <w:r>
-        <w:t>SDB_db1_1000_dbName_tableName_0000000001_20190410145217</w:t>
+        <w:t>SDB_db1_1000_dbName_tableName_0000000001_384_20190429.csv</w:t>
       </w:r>
     </w:p>
     <w:p>
@@ -1863,6 +1857,7 @@
         <w:rPr>
           <w:rFonts w:hint="eastAsia"/>
         </w:rPr>
+        <w:lastRenderedPageBreak/>
         <w:t xml:space="preserve">     </w:t>
       </w:r>
       <w:r>
@@ -1901,7 +1896,6 @@
         <w:ind w:left="0" w:firstLineChars="300" w:firstLine="630"/>
       </w:pPr>
       <w:r>
-        <w:lastRenderedPageBreak/>
         <w:t>0000000001</w:t>
       </w:r>
       <w:r>
@@ -1929,9 +1923,15 @@
     <w:p>
       <w:pPr>
         <w:ind w:left="0" w:firstLineChars="300" w:firstLine="630"/>
-      </w:pPr>
-      <w:r>
-        <w:t>20190410145217</w:t>
+        <w:rPr>
+          <w:rFonts w:hint="eastAsia"/>
+        </w:rPr>
+      </w:pPr>
+      <w:r>
+        <w:rPr>
+          <w:rFonts w:hint="eastAsia"/>
+        </w:rPr>
+        <w:t>384</w:t>
       </w:r>
       <w:r>
         <w:rPr>
@@ -1940,6 +1940,56 @@
         <w:t>：</w:t>
       </w:r>
       <w:r>
+        <w:t>文件第一条记录的</w:t>
+      </w:r>
+      <w:r>
+        <w:t>LSN</w:t>
+      </w:r>
+      <w:r>
+        <w:rPr>
+          <w:rFonts w:hint="eastAsia"/>
+        </w:rPr>
+        <w:t>（后续</w:t>
+      </w:r>
+      <w:r>
+        <w:t>出现问题时，可以</w:t>
+      </w:r>
+      <w:r>
+        <w:rPr>
+          <w:rFonts w:hint="eastAsia"/>
+        </w:rPr>
+        <w:t>通过</w:t>
+      </w:r>
+      <w:r>
+        <w:t>该</w:t>
+      </w:r>
+      <w:r>
+        <w:t>LSN</w:t>
+      </w:r>
+      <w:r>
+        <w:t>号再进行重放</w:t>
+      </w:r>
+      <w:r>
+        <w:rPr>
+          <w:rFonts w:hint="eastAsia"/>
+        </w:rPr>
+        <w:t>）</w:t>
+      </w:r>
+    </w:p>
+    <w:p>
+      <w:pPr>
+        <w:ind w:left="0" w:firstLineChars="300" w:firstLine="630"/>
+      </w:pPr>
+      <w:r>
+        <w:t>20190410</w:t>
+      </w:r>
+      <w:r>
+        <w:rPr>
+          <w:rFonts w:hint="eastAsia"/>
+        </w:rPr>
+        <w:t>：</w:t>
+      </w:r>
+      <w:r>
         <w:t>文件</w:t>
       </w:r>
       <w:r>
@@ -1950,6 +2000,35 @@
       </w:r>
       <w:r>
         <w:t>时间</w:t>
+      </w:r>
+    </w:p>
+    <w:p>
+      <w:pPr>
+        <w:ind w:left="0" w:firstLineChars="300" w:firstLine="630"/>
+        <w:rPr>
+          <w:rFonts w:hint="eastAsia"/>
+        </w:rPr>
+      </w:pPr>
+      <w:r>
+        <w:t>c</w:t>
+      </w:r>
+      <w:r>
+        <w:rPr>
+          <w:rFonts w:hint="eastAsia"/>
+        </w:rPr>
+        <w:t>sv</w:t>
+      </w:r>
+      <w:r>
+        <w:t>：</w:t>
+      </w:r>
+      <w:r>
+        <w:rPr>
+          <w:rFonts w:hint="eastAsia"/>
+        </w:rPr>
+        <w:t>文件</w:t>
+      </w:r>
+      <w:r>
+        <w:t>后缀</w:t>
       </w:r>
     </w:p>
     <w:p>
@@ -2384,7 +2463,7 @@
             <w:pPr>
               <w:ind w:left="0"/>
               <w:rPr>
-                <w:rFonts w:eastAsiaTheme="minorEastAsia"/>
+                <w:rFonts w:eastAsiaTheme="minorEastAsia" w:hint="eastAsia"/>
               </w:rPr>
             </w:pPr>
             <w:r>
@@ -2402,90 +2481,14 @@
             <w:r>
               <w:rPr>
                 <w:rFonts w:eastAsiaTheme="minorEastAsia" w:hint="eastAsia"/>
-                <w:b/>
-                <w:color w:val="FF0000"/>
-              </w:rPr>
-              <w:t>同时</w:t>
-            </w:r>
-            <w:r>
-              <w:rPr>
-                <w:rFonts w:eastAsiaTheme="minorEastAsia"/>
-                <w:b/>
-                <w:color w:val="FF0000"/>
-              </w:rPr>
-              <w:t>在回放工具重启时</w:t>
-            </w:r>
-            <w:r>
-              <w:rPr>
-                <w:rFonts w:eastAsiaTheme="minorEastAsia" w:hint="eastAsia"/>
-                <w:b/>
-                <w:color w:val="FF0000"/>
-              </w:rPr>
-              <w:t>会删除</w:t>
-            </w:r>
-            <w:r>
-              <w:rPr>
-                <w:rFonts w:eastAsiaTheme="minorEastAsia"/>
-                <w:b/>
-                <w:color w:val="FF0000"/>
-              </w:rPr>
-              <w:t>filePrefix</w:t>
-            </w:r>
-            <w:r>
-              <w:rPr>
-                <w:rFonts w:eastAsiaTheme="minorEastAsia"/>
-                <w:b/>
-                <w:color w:val="FF0000"/>
-              </w:rPr>
-              <w:t>的临时文件</w:t>
-            </w:r>
-            <w:r>
-              <w:rPr>
-                <w:rFonts w:eastAsiaTheme="minorEastAsia" w:hint="eastAsia"/>
-                <w:b/>
-                <w:color w:val="FF0000"/>
-              </w:rPr>
-              <w:t>（</w:t>
-            </w:r>
-            <w:r>
-              <w:rPr>
-                <w:rFonts w:eastAsiaTheme="minorEastAsia" w:hint="eastAsia"/>
-                <w:b/>
-                <w:color w:val="FF0000"/>
-              </w:rPr>
-              <w:t>file</w:t>
-            </w:r>
-            <w:r>
-              <w:rPr>
-                <w:rFonts w:eastAsiaTheme="minorEastAsia"/>
-                <w:b/>
-                <w:color w:val="FF0000"/>
-              </w:rPr>
-              <w:t>Prefix*</w:t>
-            </w:r>
-            <w:r>
-              <w:rPr>
-                <w:rFonts w:eastAsiaTheme="minorEastAsia"/>
-                <w:b/>
-                <w:color w:val="FF0000"/>
-              </w:rPr>
-              <w:t>.</w:t>
-            </w:r>
-            <w:r>
-              <w:rPr>
-                <w:rFonts w:eastAsiaTheme="minorEastAsia"/>
-                <w:b/>
-                <w:color w:val="FF0000"/>
-              </w:rPr>
-              <w:t>tmp</w:t>
-            </w:r>
-            <w:r>
-              <w:rPr>
-                <w:rFonts w:eastAsiaTheme="minorEastAsia" w:hint="eastAsia"/>
-                <w:b/>
-                <w:color w:val="FF0000"/>
-              </w:rPr>
-              <w:t>）</w:t>
+              </w:rPr>
+              <w:t>避免</w:t>
+            </w:r>
+            <w:r>
+              <w:rPr>
+                <w:rFonts w:eastAsiaTheme="minorEastAsia"/>
+              </w:rPr>
+              <w:t>多个数据组文件名冲突</w:t>
             </w:r>
           </w:p>
         </w:tc>
@@ -2677,7 +2680,7 @@
             <w:pPr>
               <w:ind w:left="0"/>
               <w:rPr>
-                <w:rFonts w:eastAsiaTheme="minorEastAsia" w:hint="eastAsia"/>
+                <w:rFonts w:eastAsiaTheme="minorEastAsia"/>
               </w:rPr>
             </w:pPr>
             <w:r>
@@ -2755,9 +2758,6 @@
           <w:p>
             <w:pPr>
               <w:ind w:left="0"/>
-              <w:rPr>
-                <w:rFonts w:hint="eastAsia"/>
-              </w:rPr>
             </w:pPr>
             <w:r>
               <w:rPr>
@@ -2775,7 +2775,7 @@
             <w:pPr>
               <w:ind w:left="0"/>
               <w:rPr>
-                <w:rFonts w:eastAsiaTheme="minorEastAsia" w:hint="eastAsia"/>
+                <w:rFonts w:eastAsiaTheme="minorEastAsia"/>
               </w:rPr>
             </w:pPr>
             <w:r>
@@ -2793,9 +2793,6 @@
           <w:p>
             <w:pPr>
               <w:ind w:left="0"/>
-              <w:rPr>
-                <w:rFonts w:hint="eastAsia"/>
-              </w:rPr>
             </w:pPr>
           </w:p>
         </w:tc>
@@ -3516,7 +3513,6 @@
               <w:rPr>
                 <w:rFonts w:eastAsiaTheme="minorEastAsia" w:hint="eastAsia"/>
               </w:rPr>
-              <w:lastRenderedPageBreak/>
               <w:t>MAPPING</w:t>
             </w:r>
             <w:r>
@@ -3794,11 +3790,6 @@
         </w:tc>
       </w:tr>
     </w:tbl>
-    <w:p>
-      <w:pPr>
-        <w:ind w:left="0"/>
-      </w:pPr>
-    </w:p>
     <w:p>
       <w:pPr>
         <w:ind w:left="0"/>
@@ -5107,37 +5098,34 @@
         <w:rPr>
           <w:rFonts w:hint="eastAsia"/>
         </w:rPr>
-        <w:t>提交</w:t>
-      </w:r>
-      <w:r>
-        <w:t>并关闭，同时</w:t>
-      </w:r>
-      <w:r>
-        <w:rPr>
-          <w:rFonts w:hint="eastAsia"/>
-        </w:rPr>
-        <w:t>更名</w:t>
-      </w:r>
-      <w:r>
-        <w:t>为正式文件</w:t>
-      </w:r>
-      <w:r>
-        <w:rPr>
-          <w:rFonts w:hint="eastAsia"/>
-        </w:rPr>
-        <w:t>(</w:t>
-      </w:r>
-      <w:r>
-        <w:rPr>
-          <w:rFonts w:hint="eastAsia"/>
-        </w:rPr>
-        <w:t>去掉</w:t>
-      </w:r>
-      <w:r>
-        <w:rPr>
-          <w:rFonts w:hint="eastAsia"/>
-        </w:rPr>
-        <w:t>.tmp)</w:t>
+        <w:t>刷盘</w:t>
+      </w:r>
+      <w:r>
+        <w:t>，</w:t>
+      </w:r>
+      <w:r>
+        <w:rPr>
+          <w:rFonts w:hint="eastAsia"/>
+        </w:rPr>
+        <w:t>并在</w:t>
+      </w:r>
+      <w:r>
+        <w:t>状态文件中记录文件列表和</w:t>
+      </w:r>
+      <w:r>
+        <w:rPr>
+          <w:rFonts w:hint="eastAsia"/>
+        </w:rPr>
+        <w:t>有效</w:t>
+      </w:r>
+      <w:r>
+        <w:t>的文件大小</w:t>
+      </w:r>
+      <w:r>
+        <w:rPr>
+          <w:rFonts w:hint="eastAsia"/>
+        </w:rPr>
+        <w:t>。</w:t>
       </w:r>
     </w:p>
     <w:p>
@@ -5210,10 +5198,68 @@
         <w:t>配置</w:t>
       </w:r>
       <w:r>
-        <w:t>的时间。</w:t>
-      </w:r>
-      <w:bookmarkStart w:id="0" w:name="_GoBack"/>
-      <w:bookmarkEnd w:id="0"/>
+        <w:t>的时间</w:t>
+      </w:r>
+      <w:r>
+        <w:rPr>
+          <w:rFonts w:hint="eastAsia"/>
+        </w:rPr>
+        <w:t>；提交</w:t>
+      </w:r>
+      <w:r>
+        <w:t>操作则是将</w:t>
+      </w:r>
+      <w:r>
+        <w:rPr>
+          <w:rFonts w:hint="eastAsia"/>
+        </w:rPr>
+        <w:t>临时</w:t>
+      </w:r>
+      <w:r>
+        <w:t>文件全部刷盘，并且改名为正式文件</w:t>
+      </w:r>
+      <w:r>
+        <w:rPr>
+          <w:rFonts w:hint="eastAsia"/>
+        </w:rPr>
+        <w:t>；</w:t>
+      </w:r>
+      <w:r>
+        <w:t>同时</w:t>
+      </w:r>
+      <w:r>
+        <w:rPr>
+          <w:rFonts w:hint="eastAsia"/>
+        </w:rPr>
+        <w:t>重启</w:t>
+      </w:r>
+      <w:r>
+        <w:t>时需要做数据恢复，根据持久化的</w:t>
+      </w:r>
+      <w:r>
+        <w:rPr>
+          <w:rFonts w:hint="eastAsia"/>
+        </w:rPr>
+        <w:t>文件</w:t>
+      </w:r>
+      <w:r>
+        <w:t>列表和文件大小，将文件</w:t>
+      </w:r>
+      <w:r>
+        <w:rPr>
+          <w:rFonts w:hint="eastAsia"/>
+        </w:rPr>
+        <w:t>truncate</w:t>
+      </w:r>
+      <w:r>
+        <w:rPr>
+          <w:rFonts w:hint="eastAsia"/>
+        </w:rPr>
+        <w:t>为状态</w:t>
+      </w:r>
+      <w:r>
+        <w:t>文件中的大小。</w:t>
+      </w:r>
     </w:p>
     <w:p>
       <w:pPr>
@@ -5885,6 +5931,7 @@
         <w:rPr>
           <w:rFonts w:hint="eastAsia"/>
         </w:rPr>
+        <w:lastRenderedPageBreak/>
         <w:t>db.snapshot(6, {SvcName:"20000",RawData:true})      //SvcName</w:t>
       </w:r>
       <w:r>
@@ -6252,6 +6299,11 @@
       </w:r>
     </w:p>
     <w:p>
+      <w:pPr>
+        <w:rPr>
+          <w:rFonts w:hint="eastAsia"/>
+        </w:rPr>
+      </w:pPr>
       <w:r>
         <w:rPr>
           <w:rFonts w:hint="eastAsia"/>
@@ -6274,79 +6326,25 @@
         <w:rPr>
           <w:rFonts w:hint="eastAsia"/>
         </w:rPr>
-        <w:t>条记录生成一次文件（</w:t>
-      </w:r>
-      <w:r>
-        <w:rPr>
-          <w:rFonts w:hint="eastAsia"/>
-        </w:rPr>
-        <w:t>10000</w:t>
-      </w:r>
-      <w:r>
-        <w:rPr>
-          <w:rFonts w:hint="eastAsia"/>
-        </w:rPr>
-        <w:t>条为所有表的记录数，有多张表的记录时会拆分成多个文件</w:t>
-      </w:r>
-      <w:r>
-        <w:rPr>
-          <w:rFonts w:hint="eastAsia"/>
-        </w:rPr>
-        <w:t>;</w:t>
-      </w:r>
-      <w:r>
-        <w:rPr>
-          <w:rFonts w:hint="eastAsia"/>
-        </w:rPr>
-        <w:t>有</w:t>
-      </w:r>
-      <w:r>
-        <w:rPr>
-          <w:rFonts w:hint="eastAsia"/>
-        </w:rPr>
-        <w:t>update</w:t>
-      </w:r>
-      <w:r>
-        <w:rPr>
-          <w:rFonts w:hint="eastAsia"/>
-        </w:rPr>
-        <w:t>时，一条记录会拆成两条记录</w:t>
-      </w:r>
-      <w:r>
-        <w:rPr>
-          <w:rFonts w:hint="eastAsia"/>
-        </w:rPr>
-        <w:t>;</w:t>
-      </w:r>
-      <w:r>
-        <w:rPr>
-          <w:rFonts w:hint="eastAsia"/>
-        </w:rPr>
-        <w:t>当</w:t>
-      </w:r>
-      <w:r>
-        <w:rPr>
-          <w:rFonts w:hint="eastAsia"/>
-        </w:rPr>
-        <w:t>sdb</w:t>
-      </w:r>
-      <w:r>
-        <w:rPr>
-          <w:rFonts w:hint="eastAsia"/>
-        </w:rPr>
-        <w:t>生成的是部分归档文件时，超时输出一次部分归档文件，</w:t>
-      </w:r>
-      <w:r>
-        <w:rPr>
-          <w:rFonts w:hint="eastAsia"/>
-        </w:rPr>
-        <w:t>sdbreplay</w:t>
-      </w:r>
-      <w:r>
-        <w:rPr>
-          <w:rFonts w:hint="eastAsia"/>
-        </w:rPr>
-        <w:t>就会生成一次文件。）</w:t>
+        <w:t>条记录</w:t>
+      </w:r>
+      <w:r>
+        <w:rPr>
+          <w:rFonts w:hint="eastAsia"/>
+        </w:rPr>
+        <w:t>持久化一次</w:t>
+      </w:r>
+      <w:r>
+        <w:t>状态文件</w:t>
+      </w:r>
+      <w:r>
+        <w:rPr>
+          <w:rFonts w:hint="eastAsia"/>
+        </w:rPr>
+        <w:t>和</w:t>
+      </w:r>
+      <w:r>
+        <w:t>临时文件</w:t>
       </w:r>
     </w:p>
     <w:p>
@@ -7005,6 +7003,7 @@
                 </w:p>
               </w:txbxContent>
             </v:textbox>
+            <w10:wrap type="none"/>
             <w10:anchorlock/>
           </v:shape>
         </w:pict>
@@ -9157,8 +9156,387 @@
           </w:p>
         </w:tc>
       </w:tr>
+      <w:tr>
+        <w:tc>
+          <w:tcPr>
+            <w:tcW w:w="1668" w:type="dxa"/>
+            <w:tcBorders>
+              <w:top w:val="single" w:sz="4" w:space="0" w:color="000000" w:themeColor="text1"/>
+              <w:left w:val="single" w:sz="4" w:space="0" w:color="000000" w:themeColor="text1"/>
+              <w:bottom w:val="single" w:sz="4" w:space="0" w:color="000000" w:themeColor="text1"/>
+              <w:right w:val="single" w:sz="4" w:space="0" w:color="000000" w:themeColor="text1"/>
+            </w:tcBorders>
+          </w:tcPr>
+          <w:p>
+            <w:pPr>
+              <w:ind w:left="0"/>
+              <w:rPr>
+                <w:rFonts w:eastAsiaTheme="minorEastAsia" w:hint="eastAsia"/>
+              </w:rPr>
+            </w:pPr>
+            <w:r>
+              <w:rPr>
+                <w:rFonts w:eastAsiaTheme="minorEastAsia" w:hint="eastAsia"/>
+              </w:rPr>
+              <w:t>6</w:t>
+            </w:r>
+          </w:p>
+        </w:tc>
+        <w:tc>
+          <w:tcPr>
+            <w:tcW w:w="2160" w:type="dxa"/>
+            <w:tcBorders>
+              <w:top w:val="single" w:sz="4" w:space="0" w:color="000000" w:themeColor="text1"/>
+              <w:left w:val="single" w:sz="4" w:space="0" w:color="000000" w:themeColor="text1"/>
+              <w:bottom w:val="single" w:sz="4" w:space="0" w:color="000000" w:themeColor="text1"/>
+              <w:right w:val="single" w:sz="4" w:space="0" w:color="000000" w:themeColor="text1"/>
+            </w:tcBorders>
+          </w:tcPr>
+          <w:p>
+            <w:pPr>
+              <w:pStyle w:val="HTML"/>
+              <w:rPr>
+                <w:rFonts w:eastAsiaTheme="minorEastAsia" w:hint="eastAsia"/>
+              </w:rPr>
+            </w:pPr>
+            <w:r>
+              <w:rPr>
+                <w:rFonts w:eastAsiaTheme="minorEastAsia" w:hint="eastAsia"/>
+              </w:rPr>
+              <w:t>回放工具</w:t>
+            </w:r>
+            <w:r>
+              <w:rPr>
+                <w:rFonts w:eastAsiaTheme="minorEastAsia" w:hint="eastAsia"/>
+              </w:rPr>
+              <w:t>以后台</w:t>
+            </w:r>
+            <w:r>
+              <w:rPr>
+                <w:rFonts w:eastAsiaTheme="minorEastAsia"/>
+              </w:rPr>
+              <w:t>模式+watch模式运行。</w:t>
+            </w:r>
+            <w:r>
+              <w:rPr>
+                <w:rFonts w:eastAsiaTheme="minorEastAsia" w:hint="eastAsia"/>
+              </w:rPr>
+              <w:t>回放归档文件并输出DB2LOAD格式文件</w:t>
+            </w:r>
+          </w:p>
+        </w:tc>
+        <w:tc>
+          <w:tcPr>
+            <w:tcW w:w="3352" w:type="dxa"/>
+            <w:tcBorders>
+              <w:top w:val="single" w:sz="4" w:space="0" w:color="000000" w:themeColor="text1"/>
+              <w:left w:val="single" w:sz="4" w:space="0" w:color="000000" w:themeColor="text1"/>
+              <w:bottom w:val="single" w:sz="4" w:space="0" w:color="000000" w:themeColor="text1"/>
+              <w:right w:val="single" w:sz="4" w:space="0" w:color="000000" w:themeColor="text1"/>
+            </w:tcBorders>
+          </w:tcPr>
+          <w:p>
+            <w:pPr>
+              <w:pStyle w:val="a7"/>
+              <w:numPr>
+                <w:ilvl w:val="0"/>
+                <w:numId w:val="16"/>
+              </w:numPr>
+              <w:ind w:firstLineChars="0"/>
+              <w:rPr>
+                <w:rFonts w:eastAsiaTheme="minorEastAsia"/>
+              </w:rPr>
+            </w:pPr>
+            <w:r>
+              <w:rPr>
+                <w:rFonts w:eastAsiaTheme="minorEastAsia"/>
+              </w:rPr>
+              <w:t>S</w:t>
+            </w:r>
+            <w:r>
+              <w:rPr>
+                <w:rFonts w:eastAsiaTheme="minorEastAsia" w:hint="eastAsia"/>
+              </w:rPr>
+              <w:t>db</w:t>
+            </w:r>
+            <w:r>
+              <w:rPr>
+                <w:rFonts w:eastAsiaTheme="minorEastAsia"/>
+              </w:rPr>
+              <w:t>开启全记录</w:t>
+            </w:r>
+            <w:r>
+              <w:rPr>
+                <w:rFonts w:eastAsiaTheme="minorEastAsia"/>
+              </w:rPr>
+              <w:t>+</w:t>
+            </w:r>
+            <w:r>
+              <w:rPr>
+                <w:rFonts w:eastAsiaTheme="minorEastAsia"/>
+              </w:rPr>
+              <w:t>记录时间</w:t>
+            </w:r>
+          </w:p>
+          <w:p>
+            <w:pPr>
+              <w:pStyle w:val="a7"/>
+              <w:numPr>
+                <w:ilvl w:val="0"/>
+                <w:numId w:val="16"/>
+              </w:numPr>
+              <w:ind w:firstLineChars="0"/>
+              <w:rPr>
+                <w:rFonts w:eastAsiaTheme="minorEastAsia"/>
+              </w:rPr>
+            </w:pPr>
+            <w:r>
+              <w:rPr>
+                <w:rFonts w:eastAsiaTheme="minorEastAsia"/>
+              </w:rPr>
+              <w:t>S</w:t>
+            </w:r>
+            <w:r>
+              <w:rPr>
+                <w:rFonts w:eastAsiaTheme="minorEastAsia" w:hint="eastAsia"/>
+              </w:rPr>
+              <w:t>db</w:t>
+            </w:r>
+            <w:r>
+              <w:rPr>
+                <w:rFonts w:eastAsiaTheme="minorEastAsia"/>
+              </w:rPr>
+              <w:t>开启归档</w:t>
+            </w:r>
+          </w:p>
+          <w:p>
+            <w:pPr>
+              <w:pStyle w:val="a7"/>
+              <w:numPr>
+                <w:ilvl w:val="0"/>
+                <w:numId w:val="16"/>
+              </w:numPr>
+              <w:ind w:firstLineChars="0"/>
+              <w:rPr>
+                <w:rFonts w:eastAsiaTheme="minorEastAsia"/>
+              </w:rPr>
+            </w:pPr>
+            <w:r>
+              <w:rPr>
+                <w:rFonts w:eastAsiaTheme="minorEastAsia"/>
+              </w:rPr>
+              <w:t>S</w:t>
+            </w:r>
+            <w:r>
+              <w:rPr>
+                <w:rFonts w:eastAsiaTheme="minorEastAsia" w:hint="eastAsia"/>
+              </w:rPr>
+              <w:t>db</w:t>
+            </w:r>
+            <w:r>
+              <w:rPr>
+                <w:rFonts w:eastAsiaTheme="minorEastAsia"/>
+              </w:rPr>
+              <w:t>中</w:t>
+            </w:r>
+            <w:r>
+              <w:rPr>
+                <w:rFonts w:eastAsiaTheme="minorEastAsia" w:hint="eastAsia"/>
+              </w:rPr>
+              <w:t>进行</w:t>
+            </w:r>
+            <w:r>
+              <w:rPr>
+                <w:rFonts w:eastAsiaTheme="minorEastAsia"/>
+              </w:rPr>
+              <w:t>CUD</w:t>
+            </w:r>
+            <w:r>
+              <w:rPr>
+                <w:rFonts w:eastAsiaTheme="minorEastAsia" w:hint="eastAsia"/>
+              </w:rPr>
+              <w:t>操作</w:t>
+            </w:r>
+          </w:p>
+          <w:p>
+            <w:pPr>
+              <w:pStyle w:val="a7"/>
+              <w:numPr>
+                <w:ilvl w:val="0"/>
+                <w:numId w:val="16"/>
+              </w:numPr>
+              <w:ind w:firstLineChars="0"/>
+              <w:rPr>
+                <w:rFonts w:eastAsiaTheme="minorEastAsia"/>
+              </w:rPr>
+            </w:pPr>
+            <w:r>
+              <w:rPr>
+                <w:rFonts w:eastAsiaTheme="minorEastAsia" w:hint="eastAsia"/>
+              </w:rPr>
+              <w:t>指定</w:t>
+            </w:r>
+            <w:r>
+              <w:rPr>
+                <w:rFonts w:eastAsiaTheme="minorEastAsia" w:hint="eastAsia"/>
+              </w:rPr>
+              <w:t>sub</w:t>
+            </w:r>
+            <w:r>
+              <w:rPr>
+                <w:rFonts w:eastAsiaTheme="minorEastAsia"/>
+              </w:rPr>
+              <w:t>mitTime:”18:00”</w:t>
+            </w:r>
+          </w:p>
+          <w:p>
+            <w:pPr>
+              <w:pStyle w:val="a7"/>
+              <w:numPr>
+                <w:ilvl w:val="0"/>
+                <w:numId w:val="16"/>
+              </w:numPr>
+              <w:ind w:firstLineChars="0"/>
+              <w:rPr>
+                <w:rFonts w:eastAsiaTheme="minorEastAsia"/>
+              </w:rPr>
+            </w:pPr>
+            <w:r>
+              <w:rPr>
+                <w:rFonts w:eastAsiaTheme="minorEastAsia" w:hint="eastAsia"/>
+              </w:rPr>
+              <w:t>使用</w:t>
+            </w:r>
+            <w:r>
+              <w:rPr>
+                <w:rFonts w:eastAsiaTheme="minorEastAsia"/>
+              </w:rPr>
+              <w:t>回放工具回放</w:t>
+            </w:r>
+            <w:r>
+              <w:rPr>
+                <w:rFonts w:eastAsiaTheme="minorEastAsia" w:hint="eastAsia"/>
+              </w:rPr>
+              <w:t>归档</w:t>
+            </w:r>
+            <w:r>
+              <w:rPr>
+                <w:rFonts w:eastAsiaTheme="minorEastAsia"/>
+              </w:rPr>
+              <w:t>文件</w:t>
+            </w:r>
+          </w:p>
+          <w:p>
+            <w:pPr>
+              <w:pStyle w:val="a7"/>
+              <w:numPr>
+                <w:ilvl w:val="0"/>
+                <w:numId w:val="16"/>
+              </w:numPr>
+              <w:ind w:firstLineChars="0"/>
+              <w:rPr>
+                <w:rFonts w:eastAsiaTheme="minorEastAsia" w:hint="eastAsia"/>
+              </w:rPr>
+            </w:pPr>
+            <w:r>
+              <w:rPr>
+                <w:rFonts w:eastAsiaTheme="minorEastAsia" w:hint="eastAsia"/>
+              </w:rPr>
+              <w:t>查看</w:t>
+            </w:r>
+            <w:r>
+              <w:rPr>
+                <w:rFonts w:eastAsiaTheme="minorEastAsia"/>
+              </w:rPr>
+              <w:t>生成的文件是否正常</w:t>
+            </w:r>
+          </w:p>
+        </w:tc>
+        <w:tc>
+          <w:tcPr>
+            <w:tcW w:w="1754" w:type="dxa"/>
+            <w:tcBorders>
+              <w:top w:val="single" w:sz="4" w:space="0" w:color="000000" w:themeColor="text1"/>
+              <w:left w:val="single" w:sz="4" w:space="0" w:color="000000" w:themeColor="text1"/>
+              <w:bottom w:val="single" w:sz="4" w:space="0" w:color="000000" w:themeColor="text1"/>
+              <w:right w:val="single" w:sz="4" w:space="0" w:color="000000" w:themeColor="text1"/>
+            </w:tcBorders>
+          </w:tcPr>
+          <w:p>
+            <w:pPr>
+              <w:ind w:left="0"/>
+              <w:rPr>
+                <w:rFonts w:eastAsiaTheme="minorEastAsia" w:hint="eastAsia"/>
+              </w:rPr>
+            </w:pPr>
+            <w:r>
+              <w:rPr>
+                <w:rFonts w:eastAsiaTheme="minorEastAsia" w:hint="eastAsia"/>
+              </w:rPr>
+              <w:t>在</w:t>
+            </w:r>
+            <w:r>
+              <w:rPr>
+                <w:rFonts w:eastAsiaTheme="minorEastAsia" w:hint="eastAsia"/>
+              </w:rPr>
+              <w:t>18:00</w:t>
+            </w:r>
+            <w:r>
+              <w:rPr>
+                <w:rFonts w:eastAsiaTheme="minorEastAsia" w:hint="eastAsia"/>
+              </w:rPr>
+              <w:t>之前</w:t>
+            </w:r>
+            <w:r>
+              <w:rPr>
+                <w:rFonts w:eastAsiaTheme="minorEastAsia"/>
+              </w:rPr>
+              <w:t>只会生成临时文件。到</w:t>
+            </w:r>
+            <w:r>
+              <w:rPr>
+                <w:rFonts w:eastAsiaTheme="minorEastAsia" w:hint="eastAsia"/>
+              </w:rPr>
+              <w:t>18:00</w:t>
+            </w:r>
+            <w:r>
+              <w:rPr>
+                <w:rFonts w:eastAsiaTheme="minorEastAsia" w:hint="eastAsia"/>
+              </w:rPr>
+              <w:t>之后</w:t>
+            </w:r>
+            <w:r>
+              <w:rPr>
+                <w:rFonts w:eastAsiaTheme="minorEastAsia"/>
+              </w:rPr>
+              <w:t>吐出</w:t>
+            </w:r>
+            <w:r>
+              <w:rPr>
+                <w:rFonts w:eastAsiaTheme="minorEastAsia" w:hint="eastAsia"/>
+              </w:rPr>
+              <w:t>正式</w:t>
+            </w:r>
+            <w:bookmarkStart w:id="0" w:name="_GoBack"/>
+            <w:bookmarkEnd w:id="0"/>
+            <w:r>
+              <w:rPr>
+                <w:rFonts w:eastAsiaTheme="minorEastAsia"/>
+              </w:rPr>
+              <w:t>文件</w:t>
+            </w:r>
+          </w:p>
+        </w:tc>
+      </w:tr>
     </w:tbl>
-    <w:p/>
+    <w:p>
+      <w:pPr>
+        <w:ind w:left="0"/>
+        <w:rPr>
+          <w:rFonts w:hint="eastAsia"/>
+        </w:rPr>
+      </w:pPr>
+    </w:p>
     <w:p/>
     <w:p/>
     <w:p>
@@ -9846,6 +10224,95 @@
     </w:lvl>
   </w:abstractNum>
   <w:abstractNum w:abstractNumId="1" w15:restartNumberingAfterBreak="0">
+    <w:nsid w:val="058B45CF"/>
+    <w:multiLevelType w:val="hybridMultilevel"/>
+    <w:tmpl w:val="B5EEF1EC"/>
+    <w:lvl w:ilvl="0" w:tplc="A90E2644">
+      <w:start w:val="1"/>
+      <w:numFmt w:val="decimal"/>
+      <w:lvlText w:val="%1、"/>
+      <w:lvlJc w:val="left"/>
+      <w:pPr>
+        <w:ind w:left="360" w:hanging="360"/>
+      </w:pPr>
+      <w:rPr>
+        <w:rFonts w:hint="default"/>
+      </w:rPr>
+    </w:lvl>
+    <w:lvl w:ilvl="1" w:tplc="04090019" w:tentative="1">
+      <w:start w:val="1"/>
+      <w:numFmt w:val="lowerLetter"/>
+      <w:lvlText w:val="%2)"/>
+      <w:lvlJc w:val="left"/>
+      <w:pPr>
+        <w:ind w:left="840" w:hanging="420"/>
+      </w:pPr>
+    </w:lvl>
+    <w:lvl w:ilvl="2" w:tplc="0409001B" w:tentative="1">
+      <w:start w:val="1"/>
+      <w:numFmt w:val="lowerRoman"/>
+      <w:lvlText w:val="%3."/>
+      <w:lvlJc w:val="right"/>
+      <w:pPr>
+        <w:ind w:left="1260" w:hanging="420"/>
+      </w:pPr>
+    </w:lvl>
+    <w:lvl w:ilvl="3" w:tplc="0409000F" w:tentative="1">
+      <w:start w:val="1"/>
+      <w:numFmt w:val="decimal"/>
+      <w:lvlText w:val="%4."/>
+      <w:lvlJc w:val="left"/>
+      <w:pPr>
+        <w:ind w:left="1680" w:hanging="420"/>
+      </w:pPr>
+    </w:lvl>
+    <w:lvl w:ilvl="4" w:tplc="04090019" w:tentative="1">
+      <w:start w:val="1"/>
+      <w:numFmt w:val="lowerLetter"/>
+      <w:lvlText w:val="%5)"/>
+      <w:lvlJc w:val="left"/>
+      <w:pPr>
+        <w:ind w:left="2100" w:hanging="420"/>
+      </w:pPr>
+    </w:lvl>
+    <w:lvl w:ilvl="5" w:tplc="0409001B" w:tentative="1">
+      <w:start w:val="1"/>
+      <w:numFmt w:val="lowerRoman"/>
+      <w:lvlText w:val="%6."/>
+      <w:lvlJc w:val="right"/>
+      <w:pPr>
+        <w:ind w:left="2520" w:hanging="420"/>
+      </w:pPr>
+    </w:lvl>
+    <w:lvl w:ilvl="6" w:tplc="0409000F" w:tentative="1">
+      <w:start w:val="1"/>
+      <w:numFmt w:val="decimal"/>
+      <w:lvlText w:val="%7."/>
+      <w:lvlJc w:val="left"/>
+      <w:pPr>
+        <w:ind w:left="2940" w:hanging="420"/>
+      </w:pPr>
+    </w:lvl>
+    <w:lvl w:ilvl="7" w:tplc="04090019" w:tentative="1">
+      <w:start w:val="1"/>
+      <w:numFmt w:val="lowerLetter"/>
+      <w:lvlText w:val="%8)"/>
+      <w:lvlJc w:val="left"/>
+      <w:pPr>
+        <w:ind w:left="3360" w:hanging="420"/>
+      </w:pPr>
+    </w:lvl>
+    <w:lvl w:ilvl="8" w:tplc="0409001B" w:tentative="1">
+      <w:start w:val="1"/>
+      <w:numFmt w:val="lowerRoman"/>
+      <w:lvlText w:val="%9."/>
+      <w:lvlJc w:val="right"/>
+      <w:pPr>
+        <w:ind w:left="3780" w:hanging="420"/>
+      </w:pPr>
+    </w:lvl>
+  </w:abstractNum>
+  <w:abstractNum w:abstractNumId="2" w15:restartNumberingAfterBreak="0">
     <w:nsid w:val="1AF56667"/>
     <w:multiLevelType w:val="hybridMultilevel"/>
     <w:tmpl w:val="66984498"/>
@@ -9931,7 +10398,7 @@
       </w:pPr>
     </w:lvl>
   </w:abstractNum>
-  <w:abstractNum w:abstractNumId="2" w15:restartNumberingAfterBreak="0">
+  <w:abstractNum w:abstractNumId="3" w15:restartNumberingAfterBreak="0">
     <w:nsid w:val="1B7B77C4"/>
     <w:multiLevelType w:val="hybridMultilevel"/>
     <w:tmpl w:val="B6C65D44"/>
@@ -10044,7 +10511,7 @@
       </w:rPr>
     </w:lvl>
   </w:abstractNum>
-  <w:abstractNum w:abstractNumId="3" w15:restartNumberingAfterBreak="0">
+  <w:abstractNum w:abstractNumId="4" w15:restartNumberingAfterBreak="0">
     <w:nsid w:val="22501AA3"/>
     <w:multiLevelType w:val="hybridMultilevel"/>
     <w:tmpl w:val="5FC467DA"/>
@@ -10155,7 +10622,7 @@
       </w:pPr>
     </w:lvl>
   </w:abstractNum>
-  <w:abstractNum w:abstractNumId="4" w15:restartNumberingAfterBreak="0">
+  <w:abstractNum w:abstractNumId="5" w15:restartNumberingAfterBreak="0">
     <w:nsid w:val="51794944"/>
     <w:multiLevelType w:val="hybridMultilevel"/>
     <w:tmpl w:val="ECC4E416"/>
@@ -10244,7 +10711,7 @@
       </w:pPr>
     </w:lvl>
   </w:abstractNum>
-  <w:abstractNum w:abstractNumId="5" w15:restartNumberingAfterBreak="0">
+  <w:abstractNum w:abstractNumId="6" w15:restartNumberingAfterBreak="0">
     <w:nsid w:val="52653458"/>
     <w:multiLevelType w:val="hybridMultilevel"/>
     <w:tmpl w:val="DD024B82"/>
@@ -10333,7 +10800,7 @@
       </w:pPr>
     </w:lvl>
   </w:abstractNum>
-  <w:abstractNum w:abstractNumId="6" w15:restartNumberingAfterBreak="0">
+  <w:abstractNum w:abstractNumId="7" w15:restartNumberingAfterBreak="0">
     <w:nsid w:val="552C3525"/>
     <w:multiLevelType w:val="hybridMultilevel"/>
     <w:tmpl w:val="F8C8B422"/>
@@ -10422,7 +10889,7 @@
       </w:pPr>
     </w:lvl>
   </w:abstractNum>
-  <w:abstractNum w:abstractNumId="7" w15:restartNumberingAfterBreak="0">
+  <w:abstractNum w:abstractNumId="8" w15:restartNumberingAfterBreak="0">
     <w:nsid w:val="589E00D2"/>
     <w:multiLevelType w:val="hybridMultilevel"/>
     <w:tmpl w:val="712282AA"/>
@@ -10533,7 +11000,7 @@
       </w:pPr>
     </w:lvl>
   </w:abstractNum>
-  <w:abstractNum w:abstractNumId="8" w15:restartNumberingAfterBreak="0">
+  <w:abstractNum w:abstractNumId="9" w15:restartNumberingAfterBreak="0">
     <w:nsid w:val="5EFD57DF"/>
     <w:multiLevelType w:val="hybridMultilevel"/>
     <w:tmpl w:val="8102A72C"/>
@@ -10619,7 +11086,7 @@
       </w:pPr>
     </w:lvl>
   </w:abstractNum>
-  <w:abstractNum w:abstractNumId="9" w15:restartNumberingAfterBreak="0">
+  <w:abstractNum w:abstractNumId="10" w15:restartNumberingAfterBreak="0">
     <w:nsid w:val="63BA1AC4"/>
     <w:multiLevelType w:val="hybridMultilevel"/>
     <w:tmpl w:val="B5EEF1EC"/>
@@ -10708,7 +11175,7 @@
       </w:pPr>
     </w:lvl>
   </w:abstractNum>
-  <w:abstractNum w:abstractNumId="10" w15:restartNumberingAfterBreak="0">
+  <w:abstractNum w:abstractNumId="11" w15:restartNumberingAfterBreak="0">
     <w:nsid w:val="66BE49EC"/>
     <w:multiLevelType w:val="hybridMultilevel"/>
     <w:tmpl w:val="75EEBADE"/>
@@ -10797,7 +11264,7 @@
       </w:pPr>
     </w:lvl>
   </w:abstractNum>
-  <w:abstractNum w:abstractNumId="11" w15:restartNumberingAfterBreak="0">
+  <w:abstractNum w:abstractNumId="12" w15:restartNumberingAfterBreak="0">
     <w:nsid w:val="671437DA"/>
     <w:multiLevelType w:val="hybridMultilevel"/>
     <w:tmpl w:val="CC88F828"/>
@@ -10910,7 +11377,7 @@
       </w:rPr>
     </w:lvl>
   </w:abstractNum>
-  <w:abstractNum w:abstractNumId="12" w15:restartNumberingAfterBreak="0">
+  <w:abstractNum w:abstractNumId="13" w15:restartNumberingAfterBreak="0">
     <w:nsid w:val="67515198"/>
     <w:multiLevelType w:val="hybridMultilevel"/>
     <w:tmpl w:val="9F1A3982"/>
@@ -10996,7 +11463,7 @@
       </w:pPr>
     </w:lvl>
   </w:abstractNum>
-  <w:abstractNum w:abstractNumId="13" w15:restartNumberingAfterBreak="0">
+  <w:abstractNum w:abstractNumId="14" w15:restartNumberingAfterBreak="0">
     <w:nsid w:val="704D0D01"/>
     <w:multiLevelType w:val="hybridMultilevel"/>
     <w:tmpl w:val="B5EEF1EC"/>
@@ -11085,7 +11552,7 @@
       </w:pPr>
     </w:lvl>
   </w:abstractNum>
-  <w:abstractNum w:abstractNumId="14" w15:restartNumberingAfterBreak="0">
+  <w:abstractNum w:abstractNumId="15" w15:restartNumberingAfterBreak="0">
     <w:nsid w:val="785B1167"/>
     <w:multiLevelType w:val="hybridMultilevel"/>
     <w:tmpl w:val="F6C4680E"/>
@@ -11199,10 +11666,10 @@
     </w:lvl>
   </w:abstractNum>
   <w:num w:numId="1">
-    <w:abstractNumId w:val="3"/>
+    <w:abstractNumId w:val="4"/>
   </w:num>
   <w:num w:numId="2">
-    <w:abstractNumId w:val="7"/>
+    <w:abstractNumId w:val="8"/>
     <w:lvlOverride w:ilvl="0">
       <w:startOverride w:val="1"/>
     </w:lvlOverride>
@@ -11232,43 +11699,46 @@
     </w:lvlOverride>
   </w:num>
   <w:num w:numId="3">
+    <w:abstractNumId w:val="7"/>
+  </w:num>
+  <w:num w:numId="4">
+    <w:abstractNumId w:val="11"/>
+  </w:num>
+  <w:num w:numId="5">
+    <w:abstractNumId w:val="5"/>
+  </w:num>
+  <w:num w:numId="6">
+    <w:abstractNumId w:val="10"/>
+  </w:num>
+  <w:num w:numId="7">
     <w:abstractNumId w:val="6"/>
   </w:num>
-  <w:num w:numId="4">
-    <w:abstractNumId w:val="10"/>
-  </w:num>
-  <w:num w:numId="5">
-    <w:abstractNumId w:val="4"/>
-  </w:num>
-  <w:num w:numId="6">
+  <w:num w:numId="8">
     <w:abstractNumId w:val="9"/>
   </w:num>
-  <w:num w:numId="7">
-    <w:abstractNumId w:val="5"/>
-  </w:num>
-  <w:num w:numId="8">
-    <w:abstractNumId w:val="8"/>
-  </w:num>
   <w:num w:numId="9">
-    <w:abstractNumId w:val="2"/>
+    <w:abstractNumId w:val="3"/>
   </w:num>
   <w:num w:numId="10">
-    <w:abstractNumId w:val="13"/>
+    <w:abstractNumId w:val="14"/>
   </w:num>
   <w:num w:numId="11">
     <w:abstractNumId w:val="0"/>
   </w:num>
   <w:num w:numId="12">
-    <w:abstractNumId w:val="14"/>
+    <w:abstractNumId w:val="15"/>
   </w:num>
   <w:num w:numId="13">
+    <w:abstractNumId w:val="13"/>
+  </w:num>
+  <w:num w:numId="14">
+    <w:abstractNumId w:val="2"/>
+  </w:num>
+  <w:num w:numId="15">
     <w:abstractNumId w:val="12"/>
   </w:num>
-  <w:num w:numId="14">
+  <w:num w:numId="16">
     <w:abstractNumId w:val="1"/>
-  </w:num>
-  <w:num w:numId="15">
-    <w:abstractNumId w:val="11"/>
   </w:num>
   <w:numIdMacAtCleanup w:val="15"/>
 </w:numbering>

--- a/internal_doc/03.开发设计/sdbreplay/Story-sdbreplay支持格式化输出.docx
+++ b/internal_doc/03.开发设计/sdbreplay/Story-sdbreplay支持格式化输出.docx
@@ -1923,9 +1923,6 @@
     <w:p>
       <w:pPr>
         <w:ind w:left="0" w:firstLineChars="300" w:firstLine="630"/>
-        <w:rPr>
-          <w:rFonts w:hint="eastAsia"/>
-        </w:rPr>
       </w:pPr>
       <w:r>
         <w:rPr>
@@ -2005,9 +2002,6 @@
     <w:p>
       <w:pPr>
         <w:ind w:left="0" w:firstLineChars="300" w:firstLine="630"/>
-        <w:rPr>
-          <w:rFonts w:hint="eastAsia"/>
-        </w:rPr>
       </w:pPr>
       <w:r>
         <w:t>c</w:t>
@@ -2463,7 +2457,7 @@
             <w:pPr>
               <w:ind w:left="0"/>
               <w:rPr>
-                <w:rFonts w:eastAsiaTheme="minorEastAsia" w:hint="eastAsia"/>
+                <w:rFonts w:eastAsiaTheme="minorEastAsia"/>
               </w:rPr>
             </w:pPr>
             <w:r>
@@ -5289,7 +5283,7 @@
         <w:t>配置</w:t>
       </w:r>
       <w:r>
-        <w:t>replicafullrecordon</w:t>
+        <w:t>logwritemod</w:t>
       </w:r>
       <w:r>
         <w:rPr>
@@ -5298,7 +5292,7 @@
         <w:t>（默认</w:t>
       </w:r>
       <w:r>
-        <w:t>false</w:t>
+        <w:t>’increment’</w:t>
       </w:r>
       <w:r>
         <w:rPr>
@@ -5313,7 +5307,10 @@
         <w:t>、</w:t>
       </w:r>
       <w:r>
-        <w:t>replicarecordtimeon</w:t>
+        <w:t>log</w:t>
+      </w:r>
+      <w:r>
+        <w:t>timeon</w:t>
       </w:r>
       <w:r>
         <w:rPr>
@@ -5347,58 +5344,79 @@
         <w:ind w:firstLineChars="0"/>
       </w:pPr>
       <w:r>
-        <w:t>r</w:t>
-      </w:r>
-      <w:r>
-        <w:t>eplicafullrecordon</w:t>
-      </w:r>
-      <w:r>
-        <w:rPr>
-          <w:rFonts w:hint="eastAsia"/>
-        </w:rPr>
-        <w:t>：用于启用</w:t>
-      </w:r>
-      <w:r>
-        <w:rPr>
-          <w:rFonts w:hint="eastAsia"/>
-        </w:rPr>
-        <w:t>replica</w:t>
-      </w:r>
-      <w:r>
-        <w:t>日志记录全记录模式</w:t>
-      </w:r>
-      <w:r>
-        <w:rPr>
-          <w:rFonts w:hint="eastAsia"/>
-        </w:rPr>
-        <w:t>（仅作用</w:t>
-      </w:r>
-      <w:r>
-        <w:t>于</w:t>
-      </w:r>
-      <w:r>
-        <w:t>update</w:t>
-      </w:r>
-      <w:r>
-        <w:rPr>
-          <w:rFonts w:hint="eastAsia"/>
-        </w:rPr>
-        <w:t>）</w:t>
-      </w:r>
-      <w:r>
-        <w:rPr>
-          <w:rFonts w:hint="eastAsia"/>
-        </w:rPr>
-        <w:t xml:space="preserve"> {</w:t>
-      </w:r>
-      <w:r>
-        <w:t>$replace:{}</w:t>
-      </w:r>
-      <w:r>
-        <w:rPr>
-          <w:rFonts w:hint="eastAsia"/>
-        </w:rPr>
-        <w:t>}</w:t>
+        <w:t>logwritemod</w:t>
+      </w:r>
+      <w:r>
+        <w:rPr>
+          <w:rFonts w:hint="eastAsia"/>
+        </w:rPr>
+        <w:t>：用于设置</w:t>
+      </w:r>
+      <w:r>
+        <w:t>复制日志中，更新操作记录的方式。</w:t>
+      </w:r>
+      <w:r>
+        <w:t>increment</w:t>
+      </w:r>
+      <w:r>
+        <w:t>，</w:t>
+      </w:r>
+      <w:r>
+        <w:rPr>
+          <w:rFonts w:hint="eastAsia"/>
+        </w:rPr>
+        <w:t>现有方式</w:t>
+      </w:r>
+      <w:r>
+        <w:t>，只记录</w:t>
+      </w:r>
+      <w:r>
+        <w:rPr>
+          <w:rFonts w:hint="eastAsia"/>
+        </w:rPr>
+        <w:t>有</w:t>
+      </w:r>
+      <w:r>
+        <w:t>更改的数据</w:t>
+      </w:r>
+      <w:r>
+        <w:rPr>
+          <w:rFonts w:hint="eastAsia"/>
+        </w:rPr>
+        <w:t>且</w:t>
+      </w:r>
+      <w:r>
+        <w:t>有更新符</w:t>
+      </w:r>
+      <w:r>
+        <w:rPr>
+          <w:rFonts w:hint="eastAsia"/>
+        </w:rPr>
+        <w:t>；</w:t>
+      </w:r>
+      <w:r>
+        <w:t>full</w:t>
+      </w:r>
+      <w:r>
+        <w:t>，新的方式，</w:t>
+      </w:r>
+      <w:r>
+        <w:rPr>
+          <w:rFonts w:hint="eastAsia"/>
+        </w:rPr>
+        <w:t>修改</w:t>
+      </w:r>
+      <w:r>
+        <w:t>前后的</w:t>
+      </w:r>
+      <w:r>
+        <w:rPr>
+          <w:rFonts w:hint="eastAsia"/>
+        </w:rPr>
+        <w:t>原始</w:t>
+      </w:r>
+      <w:r>
+        <w:t>记录，不包含操作符。</w:t>
       </w:r>
     </w:p>
     <w:p>
@@ -5411,7 +5429,10 @@
         <w:ind w:firstLineChars="0"/>
       </w:pPr>
       <w:r>
-        <w:t>replicarecordtimeon</w:t>
+        <w:t>log</w:t>
+      </w:r>
+      <w:r>
+        <w:t>timeon</w:t>
       </w:r>
       <w:r>
         <w:rPr>
@@ -5430,36 +5451,6 @@
       </w:r>
       <w:r>
         <w:t>tag</w:t>
-      </w:r>
-      <w:r>
-        <w:rPr>
-          <w:rFonts w:hint="eastAsia"/>
-        </w:rPr>
-        <w:t>（仅</w:t>
-      </w:r>
-      <w:r>
-        <w:t>作用于</w:t>
-      </w:r>
-      <w:r>
-        <w:t>insert</w:t>
-      </w:r>
-      <w:r>
-        <w:t>、</w:t>
-      </w:r>
-      <w:r>
-        <w:t>update</w:t>
-      </w:r>
-      <w:r>
-        <w:t>、</w:t>
-      </w:r>
-      <w:r>
-        <w:t>delete</w:t>
-      </w:r>
-      <w:r>
-        <w:rPr>
-          <w:rFonts w:hint="eastAsia"/>
-        </w:rPr>
-        <w:t>）</w:t>
       </w:r>
     </w:p>
     <w:p/>
@@ -5588,7 +5579,7 @@
     </w:p>
     <w:p>
       <w:r>
-        <w:t>db.updateConf( { replicafullrecordon: true, replicarecordtimeon: true} )</w:t>
+        <w:t>db.updateConf( { logwritemod: 'full', logtimeon: true} )</w:t>
       </w:r>
     </w:p>
     <w:p/>
@@ -6299,11 +6290,6 @@
       </w:r>
     </w:p>
     <w:p>
-      <w:pPr>
-        <w:rPr>
-          <w:rFonts w:hint="eastAsia"/>
-        </w:rPr>
-      </w:pPr>
       <w:r>
         <w:rPr>
           <w:rFonts w:hint="eastAsia"/>
@@ -7899,7 +7885,19 @@
               <w:rPr>
                 <w:rFonts w:eastAsiaTheme="minorEastAsia"/>
               </w:rPr>
-              <w:t>db.updateConf( { replicafullrecordon:true } )</w:t>
+              <w:t xml:space="preserve">db.updateConf( { </w:t>
+            </w:r>
+            <w:r>
+              <w:rPr>
+                <w:rFonts w:eastAsiaTheme="minorEastAsia"/>
+              </w:rPr>
+              <w:t>logwritemod:’full’</w:t>
+            </w:r>
+            <w:r>
+              <w:rPr>
+                <w:rFonts w:eastAsiaTheme="minorEastAsia"/>
+              </w:rPr>
+              <w:t xml:space="preserve"> } )</w:t>
             </w:r>
           </w:p>
           <w:p>
@@ -8046,13 +8044,7 @@
               <w:rPr>
                 <w:rFonts w:eastAsiaTheme="minorEastAsia" w:hint="eastAsia"/>
               </w:rPr>
-              <w:t>$replace</w:t>
-            </w:r>
-            <w:r>
-              <w:rPr>
-                <w:rFonts w:eastAsiaTheme="minorEastAsia" w:hint="eastAsia"/>
-              </w:rPr>
-              <w:t>操作</w:t>
+              <w:t>原始记录</w:t>
             </w:r>
             <w:r>
               <w:rPr>
@@ -8498,7 +8490,15 @@
               <w:rPr>
                 <w:rFonts w:eastAsiaTheme="minorEastAsia"/>
               </w:rPr>
-              <w:t>replicarecordtimeon :true } )</w:t>
+              <w:t>log</w:t>
+            </w:r>
+            <w:bookmarkStart w:id="0" w:name="_GoBack"/>
+            <w:bookmarkEnd w:id="0"/>
+            <w:r>
+              <w:rPr>
+                <w:rFonts w:eastAsiaTheme="minorEastAsia"/>
+              </w:rPr>
+              <w:t>timeon :true } )</w:t>
             </w:r>
           </w:p>
           <w:p>
@@ -9171,7 +9171,7 @@
             <w:pPr>
               <w:ind w:left="0"/>
               <w:rPr>
-                <w:rFonts w:eastAsiaTheme="minorEastAsia" w:hint="eastAsia"/>
+                <w:rFonts w:eastAsiaTheme="minorEastAsia"/>
               </w:rPr>
             </w:pPr>
             <w:r>
@@ -9196,7 +9196,7 @@
             <w:pPr>
               <w:pStyle w:val="HTML"/>
               <w:rPr>
-                <w:rFonts w:eastAsiaTheme="minorEastAsia" w:hint="eastAsia"/>
+                <w:rFonts w:eastAsiaTheme="minorEastAsia"/>
               </w:rPr>
             </w:pPr>
             <w:r>
@@ -9435,7 +9435,7 @@
               </w:numPr>
               <w:ind w:firstLineChars="0"/>
               <w:rPr>
-                <w:rFonts w:eastAsiaTheme="minorEastAsia" w:hint="eastAsia"/>
+                <w:rFonts w:eastAsiaTheme="minorEastAsia"/>
               </w:rPr>
             </w:pPr>
             <w:r>
@@ -9466,7 +9466,7 @@
             <w:pPr>
               <w:ind w:left="0"/>
               <w:rPr>
-                <w:rFonts w:eastAsiaTheme="minorEastAsia" w:hint="eastAsia"/>
+                <w:rFonts w:eastAsiaTheme="minorEastAsia"/>
               </w:rPr>
             </w:pPr>
             <w:r>
@@ -9517,8 +9517,6 @@
               </w:rPr>
               <w:t>正式</w:t>
             </w:r>
-            <w:bookmarkStart w:id="0" w:name="_GoBack"/>
-            <w:bookmarkEnd w:id="0"/>
             <w:r>
               <w:rPr>
                 <w:rFonts w:eastAsiaTheme="minorEastAsia"/>
@@ -9532,9 +9530,6 @@
     <w:p>
       <w:pPr>
         <w:ind w:left="0"/>
-        <w:rPr>
-          <w:rFonts w:hint="eastAsia"/>
-        </w:rPr>
       </w:pPr>
     </w:p>
     <w:p/>

--- a/internal_doc/03.开发设计/sdbreplay/Story-sdbreplay支持格式化输出.docx
+++ b/internal_doc/03.开发设计/sdbreplay/Story-sdbreplay支持格式化输出.docx
@@ -1791,7 +1791,6 @@
                 </w:p>
               </w:txbxContent>
             </v:textbox>
-            <w10:wrap type="none"/>
             <w10:anchorlock/>
           </v:shape>
         </w:pict>
@@ -2074,7 +2073,6 @@
                 </w:p>
               </w:txbxContent>
             </v:textbox>
-            <w10:wrap type="none"/>
             <w10:anchorlock/>
           </v:shape>
         </w:pict>
@@ -2653,6 +2651,9 @@
         </w:tc>
       </w:tr>
       <w:tr>
+        <w:trPr>
+          <w:ins w:id="0" w:author="linyoubin" w:date="2019-06-11T13:25:00Z"/>
+        </w:trPr>
         <w:tc>
           <w:tcPr>
             <w:tcW w:w="1418" w:type="dxa"/>
@@ -2660,10 +2661,15 @@
           <w:p>
             <w:pPr>
               <w:ind w:left="0"/>
-            </w:pPr>
-            <w:r>
-              <w:t>submitTime</w:t>
-            </w:r>
+              <w:rPr>
+                <w:ins w:id="1" w:author="linyoubin" w:date="2019-06-11T13:25:00Z"/>
+              </w:rPr>
+            </w:pPr>
+            <w:ins w:id="2" w:author="linyoubin" w:date="2019-06-11T13:25:00Z">
+              <w:r>
+                <w:t>fileSuffix</w:t>
+              </w:r>
+            </w:ins>
           </w:p>
         </w:tc>
         <w:tc>
@@ -2674,75 +2680,51 @@
             <w:pPr>
               <w:ind w:left="0"/>
               <w:rPr>
-                <w:rFonts w:eastAsiaTheme="minorEastAsia"/>
-              </w:rPr>
-            </w:pPr>
-            <w:r>
-              <w:rPr>
-                <w:rFonts w:eastAsiaTheme="minorEastAsia" w:hint="eastAsia"/>
-              </w:rPr>
-              <w:t>文件</w:t>
-            </w:r>
-            <w:r>
-              <w:rPr>
-                <w:rFonts w:eastAsiaTheme="minorEastAsia"/>
-              </w:rPr>
-              <w:t>提交时间。格式</w:t>
-            </w:r>
-            <w:r>
-              <w:rPr>
-                <w:rFonts w:eastAsiaTheme="minorEastAsia"/>
-              </w:rPr>
-              <w:t>”21:00”</w:t>
-            </w:r>
-            <w:r>
-              <w:rPr>
-                <w:rFonts w:eastAsiaTheme="minorEastAsia"/>
-              </w:rPr>
-              <w:t xml:space="preserve"> </w:t>
-            </w:r>
-            <w:r>
-              <w:rPr>
-                <w:rFonts w:eastAsiaTheme="minorEastAsia" w:hint="eastAsia"/>
-              </w:rPr>
-              <w:t>表示</w:t>
-            </w:r>
-            <w:r>
-              <w:rPr>
-                <w:rFonts w:eastAsiaTheme="minorEastAsia"/>
-              </w:rPr>
-              <w:t>当天如果还没提交，则超过</w:t>
-            </w:r>
-            <w:r>
-              <w:rPr>
-                <w:rFonts w:eastAsiaTheme="minorEastAsia"/>
-              </w:rPr>
-              <w:t>21</w:t>
-            </w:r>
-            <w:r>
-              <w:rPr>
-                <w:rFonts w:eastAsiaTheme="minorEastAsia" w:hint="eastAsia"/>
-              </w:rPr>
-              <w:t>点</w:t>
-            </w:r>
-            <w:r>
-              <w:rPr>
-                <w:rFonts w:eastAsiaTheme="minorEastAsia" w:hint="eastAsia"/>
-              </w:rPr>
-              <w:t>0</w:t>
-            </w:r>
-            <w:r>
-              <w:rPr>
-                <w:rFonts w:eastAsiaTheme="minorEastAsia" w:hint="eastAsia"/>
-              </w:rPr>
-              <w:t>分</w:t>
-            </w:r>
-            <w:r>
-              <w:rPr>
-                <w:rFonts w:eastAsiaTheme="minorEastAsia"/>
-              </w:rPr>
-              <w:t>时，吐出文件。</w:t>
-            </w:r>
+                <w:ins w:id="3" w:author="linyoubin" w:date="2019-06-11T13:25:00Z"/>
+                <w:rFonts w:eastAsiaTheme="minorEastAsia" w:hint="eastAsia"/>
+                <w:rPrChange w:id="4" w:author="linyoubin" w:date="2019-06-11T13:26:00Z">
+                  <w:rPr>
+                    <w:ins w:id="5" w:author="linyoubin" w:date="2019-06-11T13:25:00Z"/>
+                    <w:rFonts w:hint="eastAsia"/>
+                  </w:rPr>
+                </w:rPrChange>
+              </w:rPr>
+            </w:pPr>
+            <w:ins w:id="6" w:author="linyoubin" w:date="2019-06-11T13:26:00Z">
+              <w:r>
+                <w:rPr>
+                  <w:rFonts w:eastAsiaTheme="minorEastAsia" w:hint="eastAsia"/>
+                  <w:rPrChange w:id="7" w:author="linyoubin" w:date="2019-06-11T13:26:00Z">
+                    <w:rPr>
+                      <w:rFonts w:ascii="微软雅黑" w:eastAsia="微软雅黑" w:hAnsi="微软雅黑" w:cs="微软雅黑" w:hint="eastAsia"/>
+                    </w:rPr>
+                  </w:rPrChange>
+                </w:rPr>
+                <w:t>输出结果文件名的后缀。与</w:t>
+              </w:r>
+              <w:r>
+                <w:rPr>
+                  <w:rFonts w:eastAsiaTheme="minorEastAsia" w:hint="eastAsia"/>
+                  <w:rPrChange w:id="8" w:author="linyoubin" w:date="2019-06-11T13:26:00Z">
+                    <w:rPr>
+                      <w:rFonts w:hint="eastAsia"/>
+                    </w:rPr>
+                  </w:rPrChange>
+                </w:rPr>
+                <w:t>filePrefix</w:t>
+              </w:r>
+              <w:r>
+                <w:rPr>
+                  <w:rFonts w:eastAsiaTheme="minorEastAsia" w:hint="eastAsia"/>
+                  <w:rPrChange w:id="9" w:author="linyoubin" w:date="2019-06-11T13:26:00Z">
+                    <w:rPr>
+                      <w:rFonts w:ascii="微软雅黑" w:eastAsia="微软雅黑" w:hAnsi="微软雅黑" w:cs="微软雅黑" w:hint="eastAsia"/>
+                    </w:rPr>
+                  </w:rPrChange>
+                </w:rPr>
+                <w:t>至少配置一个</w:t>
+              </w:r>
+            </w:ins>
           </w:p>
         </w:tc>
         <w:tc>
@@ -2752,13 +2734,25 @@
           <w:p>
             <w:pPr>
               <w:ind w:left="0"/>
-            </w:pPr>
-            <w:r>
-              <w:rPr>
-                <w:rFonts w:eastAsiaTheme="minorEastAsia" w:hint="eastAsia"/>
-              </w:rPr>
-              <w:t>字符串</w:t>
-            </w:r>
+              <w:rPr>
+                <w:ins w:id="10" w:author="linyoubin" w:date="2019-06-11T13:25:00Z"/>
+                <w:rFonts w:eastAsiaTheme="minorEastAsia" w:hint="eastAsia"/>
+                <w:rPrChange w:id="11" w:author="linyoubin" w:date="2019-06-11T13:26:00Z">
+                  <w:rPr>
+                    <w:ins w:id="12" w:author="linyoubin" w:date="2019-06-11T13:25:00Z"/>
+                    <w:rFonts w:hint="eastAsia"/>
+                  </w:rPr>
+                </w:rPrChange>
+              </w:rPr>
+            </w:pPr>
+            <w:ins w:id="13" w:author="linyoubin" w:date="2019-06-11T13:26:00Z">
+              <w:r>
+                <w:rPr>
+                  <w:rFonts w:eastAsiaTheme="minorEastAsia" w:hint="eastAsia"/>
+                </w:rPr>
+                <w:t>字符串</w:t>
+              </w:r>
+            </w:ins>
           </w:p>
         </w:tc>
         <w:tc>
@@ -2769,15 +2763,24 @@
             <w:pPr>
               <w:ind w:left="0"/>
               <w:rPr>
-                <w:rFonts w:eastAsiaTheme="minorEastAsia"/>
-              </w:rPr>
-            </w:pPr>
-            <w:r>
-              <w:rPr>
-                <w:rFonts w:eastAsiaTheme="minorEastAsia" w:hint="eastAsia"/>
-              </w:rPr>
-              <w:t>无</w:t>
-            </w:r>
+                <w:ins w:id="14" w:author="linyoubin" w:date="2019-06-11T13:25:00Z"/>
+                <w:rFonts w:eastAsiaTheme="minorEastAsia" w:hint="eastAsia"/>
+                <w:rPrChange w:id="15" w:author="linyoubin" w:date="2019-06-11T13:27:00Z">
+                  <w:rPr>
+                    <w:ins w:id="16" w:author="linyoubin" w:date="2019-06-11T13:25:00Z"/>
+                    <w:rFonts w:hint="eastAsia"/>
+                  </w:rPr>
+                </w:rPrChange>
+              </w:rPr>
+            </w:pPr>
+            <w:ins w:id="17" w:author="linyoubin" w:date="2019-06-11T13:27:00Z">
+              <w:r>
+                <w:rPr>
+                  <w:rFonts w:eastAsiaTheme="minorEastAsia" w:hint="eastAsia"/>
+                </w:rPr>
+                <w:t>无</w:t>
+              </w:r>
+            </w:ins>
           </w:p>
         </w:tc>
         <w:tc>
@@ -2787,11 +2790,88 @@
           <w:p>
             <w:pPr>
               <w:ind w:left="0"/>
-            </w:pPr>
+              <w:rPr>
+                <w:ins w:id="18" w:author="linyoubin" w:date="2019-06-11T13:27:00Z"/>
+                <w:rFonts w:eastAsiaTheme="minorEastAsia"/>
+                <w:rPrChange w:id="19" w:author="linyoubin" w:date="2019-06-11T13:27:00Z">
+                  <w:rPr>
+                    <w:ins w:id="20" w:author="linyoubin" w:date="2019-06-11T13:27:00Z"/>
+                  </w:rPr>
+                </w:rPrChange>
+              </w:rPr>
+            </w:pPr>
+            <w:ins w:id="21" w:author="linyoubin" w:date="2019-06-11T13:27:00Z">
+              <w:r>
+                <w:rPr>
+                  <w:rFonts w:eastAsiaTheme="minorEastAsia"/>
+                  <w:rPrChange w:id="22" w:author="linyoubin" w:date="2019-06-11T13:27:00Z">
+                    <w:rPr/>
+                  </w:rPrChange>
+                </w:rPr>
+                <w:t>fileSuffix=”aa”</w:t>
+              </w:r>
+            </w:ins>
+          </w:p>
+          <w:p>
+            <w:pPr>
+              <w:ind w:left="0"/>
+              <w:rPr>
+                <w:ins w:id="23" w:author="linyoubin" w:date="2019-06-11T13:27:00Z"/>
+                <w:rFonts w:eastAsiaTheme="minorEastAsia" w:hint="eastAsia"/>
+                <w:rPrChange w:id="24" w:author="linyoubin" w:date="2019-06-11T13:27:00Z">
+                  <w:rPr>
+                    <w:ins w:id="25" w:author="linyoubin" w:date="2019-06-11T13:27:00Z"/>
+                    <w:rFonts w:hint="eastAsia"/>
+                  </w:rPr>
+                </w:rPrChange>
+              </w:rPr>
+            </w:pPr>
+            <w:ins w:id="26" w:author="linyoubin" w:date="2019-06-11T13:27:00Z">
+              <w:r>
+                <w:rPr>
+                  <w:rFonts w:eastAsiaTheme="minorEastAsia" w:hint="eastAsia"/>
+                  <w:rPrChange w:id="27" w:author="linyoubin" w:date="2019-06-11T13:27:00Z">
+                    <w:rPr>
+                      <w:rFonts w:ascii="微软雅黑" w:eastAsia="微软雅黑" w:hAnsi="微软雅黑" w:cs="微软雅黑" w:hint="eastAsia"/>
+                    </w:rPr>
+                  </w:rPrChange>
+                </w:rPr>
+                <w:t>文件名：</w:t>
+              </w:r>
+            </w:ins>
+          </w:p>
+          <w:p>
+            <w:pPr>
+              <w:ind w:left="0"/>
+              <w:rPr>
+                <w:ins w:id="28" w:author="linyoubin" w:date="2019-06-11T13:25:00Z"/>
+                <w:rFonts w:eastAsiaTheme="minorEastAsia" w:hint="eastAsia"/>
+                <w:rPrChange w:id="29" w:author="linyoubin" w:date="2019-06-11T13:27:00Z">
+                  <w:rPr>
+                    <w:ins w:id="30" w:author="linyoubin" w:date="2019-06-11T13:25:00Z"/>
+                    <w:rFonts w:hint="eastAsia"/>
+                  </w:rPr>
+                </w:rPrChange>
+              </w:rPr>
+            </w:pPr>
+            <w:ins w:id="31" w:author="linyoubin" w:date="2019-06-11T13:27:00Z">
+              <w:r>
+                <w:rPr>
+                  <w:rFonts w:eastAsiaTheme="minorEastAsia"/>
+                  <w:rPrChange w:id="32" w:author="linyoubin" w:date="2019-06-11T13:27:00Z">
+                    <w:rPr/>
+                  </w:rPrChange>
+                </w:rPr>
+                <w:t>dbName_tableName_0000000001_5866997180_20190520_aa.csv</w:t>
+              </w:r>
+            </w:ins>
           </w:p>
         </w:tc>
       </w:tr>
       <w:tr>
+        <w:trPr>
+          <w:ins w:id="33" w:author="linyoubin" w:date="2019-06-11T13:27:00Z"/>
+        </w:trPr>
         <w:tc>
           <w:tcPr>
             <w:tcW w:w="1418" w:type="dxa"/>
@@ -2800,15 +2880,14 @@
             <w:pPr>
               <w:ind w:left="0"/>
               <w:rPr>
-                <w:rFonts w:eastAsiaTheme="minorEastAsia"/>
-              </w:rPr>
-            </w:pPr>
-            <w:r>
-              <w:rPr>
-                <w:rFonts w:eastAsiaTheme="minorEastAsia"/>
-              </w:rPr>
-              <w:t>tables</w:t>
-            </w:r>
+                <w:ins w:id="34" w:author="linyoubin" w:date="2019-06-11T13:27:00Z"/>
+              </w:rPr>
+            </w:pPr>
+            <w:ins w:id="35" w:author="linyoubin" w:date="2019-06-11T13:27:00Z">
+              <w:r>
+                <w:t>delimiter</w:t>
+              </w:r>
+            </w:ins>
           </w:p>
         </w:tc>
         <w:tc>
@@ -2819,21 +2898,23 @@
             <w:pPr>
               <w:ind w:left="0"/>
               <w:rPr>
-                <w:rFonts w:eastAsiaTheme="minorEastAsia"/>
-              </w:rPr>
-            </w:pPr>
-            <w:r>
-              <w:rPr>
-                <w:rFonts w:eastAsiaTheme="minorEastAsia" w:hint="eastAsia"/>
-              </w:rPr>
-              <w:t>表映射</w:t>
-            </w:r>
-            <w:r>
-              <w:rPr>
-                <w:rFonts w:eastAsiaTheme="minorEastAsia"/>
-              </w:rPr>
-              <w:t>关系</w:t>
-            </w:r>
+                <w:ins w:id="36" w:author="linyoubin" w:date="2019-06-11T13:27:00Z"/>
+                <w:rFonts w:hint="eastAsia"/>
+              </w:rPr>
+            </w:pPr>
+            <w:ins w:id="37" w:author="linyoubin" w:date="2019-06-11T13:27:00Z">
+              <w:r>
+                <w:rPr>
+                  <w:rFonts w:eastAsiaTheme="minorEastAsia" w:hint="eastAsia"/>
+                  <w:rPrChange w:id="38" w:author="linyoubin" w:date="2019-06-11T13:27:00Z">
+                    <w:rPr>
+                      <w:rFonts w:ascii="微软雅黑" w:eastAsia="微软雅黑" w:hAnsi="微软雅黑" w:cs="微软雅黑" w:hint="eastAsia"/>
+                    </w:rPr>
+                  </w:rPrChange>
+                </w:rPr>
+                <w:t>指定字段间的分隔符</w:t>
+              </w:r>
+            </w:ins>
           </w:p>
         </w:tc>
         <w:tc>
@@ -2844,15 +2925,18 @@
             <w:pPr>
               <w:ind w:left="0"/>
               <w:rPr>
-                <w:rFonts w:eastAsiaTheme="minorEastAsia"/>
-              </w:rPr>
-            </w:pPr>
-            <w:r>
-              <w:rPr>
-                <w:rFonts w:eastAsiaTheme="minorEastAsia" w:hint="eastAsia"/>
-              </w:rPr>
-              <w:t>数组</w:t>
-            </w:r>
+                <w:ins w:id="39" w:author="linyoubin" w:date="2019-06-11T13:27:00Z"/>
+                <w:rFonts w:hint="eastAsia"/>
+              </w:rPr>
+            </w:pPr>
+            <w:ins w:id="40" w:author="linyoubin" w:date="2019-06-11T13:27:00Z">
+              <w:r>
+                <w:rPr>
+                  <w:rFonts w:eastAsiaTheme="minorEastAsia" w:hint="eastAsia"/>
+                </w:rPr>
+                <w:t>字符串</w:t>
+              </w:r>
+            </w:ins>
           </w:p>
         </w:tc>
         <w:tc>
@@ -2863,15 +2947,24 @@
             <w:pPr>
               <w:ind w:left="0"/>
               <w:rPr>
-                <w:rFonts w:eastAsiaTheme="minorEastAsia"/>
-              </w:rPr>
-            </w:pPr>
-            <w:r>
-              <w:rPr>
-                <w:rFonts w:eastAsiaTheme="minorEastAsia" w:hint="eastAsia"/>
-              </w:rPr>
-              <w:t>无</w:t>
-            </w:r>
+                <w:ins w:id="41" w:author="linyoubin" w:date="2019-06-11T13:27:00Z"/>
+                <w:rFonts w:ascii="Courier New" w:eastAsiaTheme="minorEastAsia" w:hAnsi="Courier New" w:cs="Courier New"/>
+                <w:rPrChange w:id="42" w:author="linyoubin" w:date="2019-06-11T13:28:00Z">
+                  <w:rPr>
+                    <w:ins w:id="43" w:author="linyoubin" w:date="2019-06-11T13:27:00Z"/>
+                    <w:rFonts w:hint="eastAsia"/>
+                  </w:rPr>
+                </w:rPrChange>
+              </w:rPr>
+            </w:pPr>
+            <w:ins w:id="44" w:author="linyoubin" w:date="2019-06-11T13:29:00Z">
+              <w:r>
+                <w:rPr>
+                  <w:rFonts w:ascii="Courier New" w:eastAsiaTheme="minorEastAsia" w:hAnsi="Courier New" w:cs="Courier New"/>
+                </w:rPr>
+                <w:t>,</w:t>
+              </w:r>
+            </w:ins>
           </w:p>
         </w:tc>
         <w:tc>
@@ -2881,6 +2974,9 @@
           <w:p>
             <w:pPr>
               <w:ind w:left="0"/>
+              <w:rPr>
+                <w:ins w:id="45" w:author="linyoubin" w:date="2019-06-11T13:27:00Z"/>
+              </w:rPr>
             </w:pPr>
           </w:p>
         </w:tc>
@@ -2893,27 +2989,9 @@
           <w:p>
             <w:pPr>
               <w:ind w:left="0"/>
-              <w:rPr>
-                <w:rFonts w:eastAsiaTheme="minorEastAsia"/>
-              </w:rPr>
-            </w:pPr>
-            <w:r>
-              <w:rPr>
-                <w:rFonts w:eastAsiaTheme="minorEastAsia"/>
-              </w:rPr>
-              <w:t>tables</w:t>
-            </w:r>
-            <w:r>
-              <w:rPr>
-                <w:rFonts w:eastAsiaTheme="minorEastAsia" w:hint="eastAsia"/>
-              </w:rPr>
-              <w:t>.</w:t>
-            </w:r>
-            <w:r>
-              <w:rPr>
-                <w:rFonts w:eastAsiaTheme="minorEastAsia"/>
-              </w:rPr>
-              <w:t>source</w:t>
+            </w:pPr>
+            <w:r>
+              <w:t>submitTime</w:t>
             </w:r>
           </w:p>
         </w:tc>
@@ -2932,7 +3010,61 @@
               <w:rPr>
                 <w:rFonts w:eastAsiaTheme="minorEastAsia" w:hint="eastAsia"/>
               </w:rPr>
-              <w:t>源表名</w:t>
+              <w:t>文件</w:t>
+            </w:r>
+            <w:r>
+              <w:rPr>
+                <w:rFonts w:eastAsiaTheme="minorEastAsia"/>
+              </w:rPr>
+              <w:t>提交时间。格式</w:t>
+            </w:r>
+            <w:r>
+              <w:rPr>
+                <w:rFonts w:eastAsiaTheme="minorEastAsia"/>
+              </w:rPr>
+              <w:t xml:space="preserve">”21:00” </w:t>
+            </w:r>
+            <w:r>
+              <w:rPr>
+                <w:rFonts w:eastAsiaTheme="minorEastAsia" w:hint="eastAsia"/>
+              </w:rPr>
+              <w:t>表示</w:t>
+            </w:r>
+            <w:r>
+              <w:rPr>
+                <w:rFonts w:eastAsiaTheme="minorEastAsia"/>
+              </w:rPr>
+              <w:t>当天如果还没提交，则超过</w:t>
+            </w:r>
+            <w:r>
+              <w:rPr>
+                <w:rFonts w:eastAsiaTheme="minorEastAsia"/>
+              </w:rPr>
+              <w:t>21</w:t>
+            </w:r>
+            <w:r>
+              <w:rPr>
+                <w:rFonts w:eastAsiaTheme="minorEastAsia" w:hint="eastAsia"/>
+              </w:rPr>
+              <w:t>点</w:t>
+            </w:r>
+            <w:r>
+              <w:rPr>
+                <w:rFonts w:eastAsiaTheme="minorEastAsia" w:hint="eastAsia"/>
+              </w:rPr>
+              <w:t>0</w:t>
+            </w:r>
+            <w:r>
+              <w:rPr>
+                <w:rFonts w:eastAsiaTheme="minorEastAsia" w:hint="eastAsia"/>
+              </w:rPr>
+              <w:t>分</w:t>
+            </w:r>
+            <w:r>
+              <w:rPr>
+                <w:rFonts w:eastAsiaTheme="minorEastAsia"/>
+              </w:rPr>
+              <w:t>时，吐出文件。</w:t>
             </w:r>
           </w:p>
         </w:tc>
@@ -2943,9 +3075,6 @@
           <w:p>
             <w:pPr>
               <w:ind w:left="0"/>
-              <w:rPr>
-                <w:rFonts w:eastAsiaTheme="minorEastAsia"/>
-              </w:rPr>
             </w:pPr>
             <w:r>
               <w:rPr>
@@ -2962,7 +3091,16 @@
           <w:p>
             <w:pPr>
               <w:ind w:left="0"/>
-            </w:pPr>
+              <w:rPr>
+                <w:rFonts w:eastAsiaTheme="minorEastAsia"/>
+              </w:rPr>
+            </w:pPr>
+            <w:r>
+              <w:rPr>
+                <w:rFonts w:eastAsiaTheme="minorEastAsia" w:hint="eastAsia"/>
+              </w:rPr>
+              <w:t>无</w:t>
+            </w:r>
           </w:p>
         </w:tc>
         <w:tc>
@@ -2984,12 +3122,15 @@
           <w:p>
             <w:pPr>
               <w:ind w:left="0"/>
-            </w:pPr>
-            <w:r>
-              <w:t>tables.</w:t>
-            </w:r>
-            <w:r>
-              <w:t>target</w:t>
+              <w:rPr>
+                <w:rFonts w:eastAsiaTheme="minorEastAsia"/>
+              </w:rPr>
+            </w:pPr>
+            <w:r>
+              <w:rPr>
+                <w:rFonts w:eastAsiaTheme="minorEastAsia"/>
+              </w:rPr>
+              <w:t>tables</w:t>
             </w:r>
           </w:p>
         </w:tc>
@@ -3008,13 +3149,13 @@
               <w:rPr>
                 <w:rFonts w:eastAsiaTheme="minorEastAsia" w:hint="eastAsia"/>
               </w:rPr>
-              <w:t>目标</w:t>
-            </w:r>
-            <w:r>
-              <w:rPr>
-                <w:rFonts w:eastAsiaTheme="minorEastAsia"/>
-              </w:rPr>
-              <w:t>表名</w:t>
+              <w:t>表映射</w:t>
+            </w:r>
+            <w:r>
+              <w:rPr>
+                <w:rFonts w:eastAsiaTheme="minorEastAsia"/>
+              </w:rPr>
+              <w:t>关系</w:t>
             </w:r>
           </w:p>
         </w:tc>
@@ -3033,7 +3174,7 @@
               <w:rPr>
                 <w:rFonts w:eastAsiaTheme="minorEastAsia" w:hint="eastAsia"/>
               </w:rPr>
-              <w:t>字符串</w:t>
+              <w:t>数组</w:t>
             </w:r>
           </w:p>
         </w:tc>
@@ -3044,7 +3185,16 @@
           <w:p>
             <w:pPr>
               <w:ind w:left="0"/>
-            </w:pPr>
+              <w:rPr>
+                <w:rFonts w:eastAsiaTheme="minorEastAsia"/>
+              </w:rPr>
+            </w:pPr>
+            <w:r>
+              <w:rPr>
+                <w:rFonts w:eastAsiaTheme="minorEastAsia" w:hint="eastAsia"/>
+              </w:rPr>
+              <w:t>无</w:t>
+            </w:r>
           </w:p>
         </w:tc>
         <w:tc>
@@ -3066,9 +3216,27 @@
           <w:p>
             <w:pPr>
               <w:ind w:left="0"/>
-            </w:pPr>
-            <w:r>
-              <w:t>fields</w:t>
+              <w:rPr>
+                <w:rFonts w:eastAsiaTheme="minorEastAsia"/>
+              </w:rPr>
+            </w:pPr>
+            <w:r>
+              <w:rPr>
+                <w:rFonts w:eastAsiaTheme="minorEastAsia"/>
+              </w:rPr>
+              <w:t>tables</w:t>
+            </w:r>
+            <w:r>
+              <w:rPr>
+                <w:rFonts w:eastAsiaTheme="minorEastAsia" w:hint="eastAsia"/>
+              </w:rPr>
+              <w:t>.</w:t>
+            </w:r>
+            <w:r>
+              <w:rPr>
+                <w:rFonts w:eastAsiaTheme="minorEastAsia"/>
+              </w:rPr>
+              <w:t>source</w:t>
             </w:r>
           </w:p>
         </w:tc>
@@ -3087,13 +3255,7 @@
               <w:rPr>
                 <w:rFonts w:eastAsiaTheme="minorEastAsia" w:hint="eastAsia"/>
               </w:rPr>
-              <w:t>字段</w:t>
-            </w:r>
-            <w:r>
-              <w:rPr>
-                <w:rFonts w:eastAsiaTheme="minorEastAsia"/>
-              </w:rPr>
-              <w:t>映射关系</w:t>
+              <w:t>源表名</w:t>
             </w:r>
           </w:p>
         </w:tc>
@@ -3112,7 +3274,7 @@
               <w:rPr>
                 <w:rFonts w:eastAsiaTheme="minorEastAsia" w:hint="eastAsia"/>
               </w:rPr>
-              <w:t>数组</w:t>
+              <w:t>字符串</w:t>
             </w:r>
           </w:p>
         </w:tc>
@@ -3147,13 +3309,10 @@
               <w:ind w:left="0"/>
             </w:pPr>
             <w:r>
-              <w:t>fields</w:t>
-            </w:r>
-            <w:r>
-              <w:t>.</w:t>
-            </w:r>
-            <w:r>
-              <w:t>fieldType</w:t>
+              <w:t>tables.</w:t>
+            </w:r>
+            <w:r>
+              <w:t>target</w:t>
             </w:r>
           </w:p>
         </w:tc>
@@ -3172,46 +3331,13 @@
               <w:rPr>
                 <w:rFonts w:eastAsiaTheme="minorEastAsia" w:hint="eastAsia"/>
               </w:rPr>
-              <w:t>字段</w:t>
-            </w:r>
-            <w:r>
-              <w:rPr>
-                <w:rFonts w:eastAsiaTheme="minorEastAsia"/>
-              </w:rPr>
-              <w:t>类型</w:t>
-            </w:r>
-            <w:r>
-              <w:rPr>
-                <w:rFonts w:eastAsiaTheme="minorEastAsia" w:hint="eastAsia"/>
-              </w:rPr>
-              <w:t>。</w:t>
-            </w:r>
-            <w:r>
-              <w:rPr>
-                <w:rFonts w:eastAsiaTheme="minorEastAsia"/>
-              </w:rPr>
-              <w:t>目前支持</w:t>
-            </w:r>
-            <w:r>
-              <w:rPr>
-                <w:rFonts w:eastAsiaTheme="minorEastAsia" w:hint="eastAsia"/>
-              </w:rPr>
-              <w:t>：</w:t>
-            </w:r>
-            <w:r>
-              <w:rPr>
-                <w:rFonts w:eastAsiaTheme="minorEastAsia"/>
-              </w:rPr>
-              <w:t>ORIGINAL_TIME,AUTO_OP,CONST_STRING,</w:t>
-            </w:r>
-            <w:r>
-              <w:t xml:space="preserve"> </w:t>
-            </w:r>
-            <w:r>
-              <w:rPr>
-                <w:rFonts w:eastAsiaTheme="minorEastAsia"/>
-              </w:rPr>
-              <w:t>MAPPING_STRING</w:t>
+              <w:t>目标</w:t>
+            </w:r>
+            <w:r>
+              <w:rPr>
+                <w:rFonts w:eastAsiaTheme="minorEastAsia"/>
+              </w:rPr>
+              <w:t>表名</w:t>
             </w:r>
           </w:p>
         </w:tc>
@@ -3251,276 +3377,7 @@
           <w:p>
             <w:pPr>
               <w:ind w:left="0"/>
-              <w:rPr>
-                <w:rFonts w:eastAsiaTheme="minorEastAsia"/>
-              </w:rPr>
-            </w:pPr>
-            <w:r>
-              <w:rPr>
-                <w:rFonts w:eastAsiaTheme="minorEastAsia"/>
-              </w:rPr>
-              <w:t>OUTPUT_TIME</w:t>
-            </w:r>
-            <w:r>
-              <w:rPr>
-                <w:rFonts w:eastAsiaTheme="minorEastAsia" w:hint="eastAsia"/>
-              </w:rPr>
-              <w:t>:</w:t>
-            </w:r>
-            <w:r>
-              <w:rPr>
-                <w:rFonts w:eastAsiaTheme="minorEastAsia"/>
-              </w:rPr>
-              <w:t>replay</w:t>
-            </w:r>
-            <w:r>
-              <w:rPr>
-                <w:rFonts w:eastAsiaTheme="minorEastAsia"/>
-              </w:rPr>
-              <w:t>工具写记录的时间</w:t>
-            </w:r>
-            <w:r>
-              <w:rPr>
-                <w:rFonts w:eastAsiaTheme="minorEastAsia" w:hint="eastAsia"/>
-              </w:rPr>
-              <w:t>：</w:t>
-            </w:r>
-            <w:r>
-              <w:rPr>
-                <w:rFonts w:eastAsiaTheme="minorEastAsia"/>
-              </w:rPr>
-              <w:t>2019-04-10 14.52.17.551928</w:t>
-            </w:r>
-          </w:p>
-          <w:p>
-            <w:pPr>
-              <w:ind w:left="0"/>
-              <w:rPr>
-                <w:rFonts w:eastAsiaTheme="minorEastAsia"/>
-              </w:rPr>
-            </w:pPr>
-            <w:r>
-              <w:rPr>
-                <w:rFonts w:eastAsiaTheme="minorEastAsia"/>
-              </w:rPr>
-              <w:t>ORIGINAL_TIME</w:t>
-            </w:r>
-            <w:r>
-              <w:rPr>
-                <w:rFonts w:eastAsiaTheme="minorEastAsia"/>
-              </w:rPr>
-              <w:t>:</w:t>
-            </w:r>
-            <w:r>
-              <w:rPr>
-                <w:rFonts w:eastAsiaTheme="minorEastAsia" w:hint="eastAsia"/>
-              </w:rPr>
-              <w:t>repli</w:t>
-            </w:r>
-            <w:r>
-              <w:rPr>
-                <w:rFonts w:eastAsiaTheme="minorEastAsia"/>
-              </w:rPr>
-              <w:t>ca</w:t>
-            </w:r>
-            <w:r>
-              <w:rPr>
-                <w:rFonts w:eastAsiaTheme="minorEastAsia" w:hint="eastAsia"/>
-              </w:rPr>
-              <w:t>日志</w:t>
-            </w:r>
-            <w:r>
-              <w:rPr>
-                <w:rFonts w:eastAsiaTheme="minorEastAsia"/>
-              </w:rPr>
-              <w:t>生成的时间</w:t>
-            </w:r>
-            <w:r>
-              <w:rPr>
-                <w:rFonts w:eastAsiaTheme="minorEastAsia" w:hint="eastAsia"/>
-              </w:rPr>
-              <w:t>：</w:t>
-            </w:r>
-            <w:r>
-              <w:rPr>
-                <w:rFonts w:eastAsiaTheme="minorEastAsia"/>
-              </w:rPr>
-              <w:t>2019-04-10 14.52.17.551928</w:t>
-            </w:r>
-          </w:p>
-          <w:p>
-            <w:pPr>
-              <w:ind w:left="0"/>
-              <w:rPr>
-                <w:rFonts w:eastAsiaTheme="minorEastAsia"/>
-              </w:rPr>
-            </w:pPr>
-          </w:p>
-          <w:p>
-            <w:pPr>
-              <w:ind w:left="0"/>
-              <w:rPr>
-                <w:rFonts w:eastAsiaTheme="minorEastAsia"/>
-              </w:rPr>
-            </w:pPr>
-            <w:r>
-              <w:rPr>
-                <w:rFonts w:eastAsiaTheme="minorEastAsia"/>
-              </w:rPr>
-              <w:t>AUTO_OP:</w:t>
-            </w:r>
-            <w:r>
-              <w:rPr>
-                <w:rFonts w:eastAsiaTheme="minorEastAsia" w:hint="eastAsia"/>
-              </w:rPr>
-              <w:t>自动</w:t>
-            </w:r>
-            <w:r>
-              <w:rPr>
-                <w:rFonts w:eastAsiaTheme="minorEastAsia"/>
-              </w:rPr>
-              <w:t>生成操作标识，</w:t>
-            </w:r>
-            <w:r>
-              <w:rPr>
-                <w:rFonts w:eastAsiaTheme="minorEastAsia" w:hint="eastAsia"/>
-              </w:rPr>
-              <w:t>D</w:t>
-            </w:r>
-            <w:r>
-              <w:rPr>
-                <w:rFonts w:eastAsiaTheme="minorEastAsia" w:hint="eastAsia"/>
-              </w:rPr>
-              <w:t>为</w:t>
-            </w:r>
-            <w:r>
-              <w:rPr>
-                <w:rFonts w:eastAsiaTheme="minorEastAsia" w:hint="eastAsia"/>
-              </w:rPr>
-              <w:t>delete</w:t>
-            </w:r>
-            <w:r>
-              <w:rPr>
-                <w:rFonts w:eastAsiaTheme="minorEastAsia" w:hint="eastAsia"/>
-              </w:rPr>
-              <w:t>，</w:t>
-            </w:r>
-            <w:r>
-              <w:rPr>
-                <w:rFonts w:eastAsiaTheme="minorEastAsia" w:hint="eastAsia"/>
-              </w:rPr>
-              <w:t>I</w:t>
-            </w:r>
-            <w:r>
-              <w:rPr>
-                <w:rFonts w:eastAsiaTheme="minorEastAsia" w:hint="eastAsia"/>
-              </w:rPr>
-              <w:t>为</w:t>
-            </w:r>
-            <w:r>
-              <w:rPr>
-                <w:rFonts w:eastAsiaTheme="minorEastAsia" w:hint="eastAsia"/>
-              </w:rPr>
-              <w:t>insert</w:t>
-            </w:r>
-            <w:r>
-              <w:rPr>
-                <w:rFonts w:eastAsiaTheme="minorEastAsia" w:hint="eastAsia"/>
-              </w:rPr>
-              <w:t>，</w:t>
-            </w:r>
-            <w:r>
-              <w:rPr>
-                <w:rFonts w:eastAsiaTheme="minorEastAsia" w:hint="eastAsia"/>
-              </w:rPr>
-              <w:t>B</w:t>
-            </w:r>
-            <w:r>
-              <w:rPr>
-                <w:rFonts w:eastAsiaTheme="minorEastAsia" w:hint="eastAsia"/>
-              </w:rPr>
-              <w:t>为更新前的记录，</w:t>
-            </w:r>
-            <w:r>
-              <w:rPr>
-                <w:rFonts w:eastAsiaTheme="minorEastAsia" w:hint="eastAsia"/>
-              </w:rPr>
-              <w:t>A</w:t>
-            </w:r>
-            <w:r>
-              <w:rPr>
-                <w:rFonts w:eastAsiaTheme="minorEastAsia" w:hint="eastAsia"/>
-              </w:rPr>
-              <w:t>为更新后的记录</w:t>
-            </w:r>
-          </w:p>
-          <w:p>
-            <w:pPr>
-              <w:ind w:left="0"/>
-              <w:rPr>
-                <w:rFonts w:eastAsiaTheme="minorEastAsia"/>
-              </w:rPr>
-            </w:pPr>
-          </w:p>
-          <w:p>
-            <w:pPr>
-              <w:ind w:left="0"/>
-              <w:rPr>
-                <w:rFonts w:eastAsiaTheme="minorEastAsia"/>
-              </w:rPr>
-            </w:pPr>
-            <w:r>
-              <w:rPr>
-                <w:rFonts w:eastAsiaTheme="minorEastAsia" w:hint="eastAsia"/>
-              </w:rPr>
-              <w:t>CONST_STRING:</w:t>
-            </w:r>
-            <w:r>
-              <w:rPr>
-                <w:rFonts w:eastAsiaTheme="minorEastAsia" w:hint="eastAsia"/>
-              </w:rPr>
-              <w:t>字符串</w:t>
-            </w:r>
-            <w:r>
-              <w:rPr>
-                <w:rFonts w:eastAsiaTheme="minorEastAsia"/>
-              </w:rPr>
-              <w:t>常量</w:t>
-            </w:r>
-          </w:p>
-          <w:p>
-            <w:pPr>
-              <w:ind w:left="0"/>
-              <w:rPr>
-                <w:rFonts w:eastAsiaTheme="minorEastAsia"/>
-              </w:rPr>
-            </w:pPr>
-          </w:p>
-          <w:p>
-            <w:pPr>
-              <w:ind w:left="0"/>
-              <w:rPr>
-                <w:rFonts w:eastAsiaTheme="minorEastAsia"/>
-              </w:rPr>
-            </w:pPr>
-            <w:r>
-              <w:rPr>
-                <w:rFonts w:eastAsiaTheme="minorEastAsia" w:hint="eastAsia"/>
-              </w:rPr>
-              <w:t>MAPPING</w:t>
-            </w:r>
-            <w:r>
-              <w:rPr>
-                <w:rFonts w:eastAsiaTheme="minorEastAsia"/>
-              </w:rPr>
-              <w:t>_STRING:</w:t>
-            </w:r>
-            <w:r>
-              <w:rPr>
-                <w:rFonts w:eastAsiaTheme="minorEastAsia" w:hint="eastAsia"/>
-              </w:rPr>
-              <w:t>映射字符串</w:t>
-            </w:r>
+            </w:pPr>
           </w:p>
         </w:tc>
       </w:tr>
@@ -3534,7 +3391,761 @@
               <w:ind w:left="0"/>
             </w:pPr>
             <w:r>
+              <w:t>fields</w:t>
+            </w:r>
+          </w:p>
+        </w:tc>
+        <w:tc>
+          <w:tcPr>
+            <w:tcW w:w="2835" w:type="dxa"/>
+          </w:tcPr>
+          <w:p>
+            <w:pPr>
+              <w:ind w:left="0"/>
+              <w:rPr>
+                <w:rFonts w:eastAsiaTheme="minorEastAsia"/>
+              </w:rPr>
+            </w:pPr>
+            <w:r>
+              <w:rPr>
+                <w:rFonts w:eastAsiaTheme="minorEastAsia" w:hint="eastAsia"/>
+              </w:rPr>
+              <w:t>字段</w:t>
+            </w:r>
+            <w:r>
+              <w:rPr>
+                <w:rFonts w:eastAsiaTheme="minorEastAsia"/>
+              </w:rPr>
+              <w:t>映射关系</w:t>
+            </w:r>
+          </w:p>
+        </w:tc>
+        <w:tc>
+          <w:tcPr>
+            <w:tcW w:w="850" w:type="dxa"/>
+          </w:tcPr>
+          <w:p>
+            <w:pPr>
+              <w:ind w:left="0"/>
+              <w:rPr>
+                <w:rFonts w:eastAsiaTheme="minorEastAsia"/>
+              </w:rPr>
+            </w:pPr>
+            <w:r>
+              <w:rPr>
+                <w:rFonts w:eastAsiaTheme="minorEastAsia" w:hint="eastAsia"/>
+              </w:rPr>
+              <w:t>数组</w:t>
+            </w:r>
+          </w:p>
+        </w:tc>
+        <w:tc>
+          <w:tcPr>
+            <w:tcW w:w="851" w:type="dxa"/>
+          </w:tcPr>
+          <w:p>
+            <w:pPr>
+              <w:ind w:left="0"/>
+            </w:pPr>
+          </w:p>
+        </w:tc>
+        <w:tc>
+          <w:tcPr>
+            <w:tcW w:w="2412" w:type="dxa"/>
+          </w:tcPr>
+          <w:p>
+            <w:pPr>
+              <w:ind w:left="0"/>
+            </w:pPr>
+          </w:p>
+        </w:tc>
+      </w:tr>
+      <w:tr>
+        <w:tc>
+          <w:tcPr>
+            <w:tcW w:w="1418" w:type="dxa"/>
+          </w:tcPr>
+          <w:p>
+            <w:pPr>
+              <w:ind w:left="0"/>
+            </w:pPr>
+            <w:r>
+              <w:t>fields</w:t>
+            </w:r>
+            <w:r>
+              <w:t>.</w:t>
+            </w:r>
+            <w:r>
+              <w:t>fieldType</w:t>
+            </w:r>
+          </w:p>
+        </w:tc>
+        <w:tc>
+          <w:tcPr>
+            <w:tcW w:w="2835" w:type="dxa"/>
+          </w:tcPr>
+          <w:p>
+            <w:pPr>
+              <w:ind w:left="0"/>
+              <w:rPr>
+                <w:rFonts w:eastAsiaTheme="minorEastAsia"/>
+              </w:rPr>
+            </w:pPr>
+            <w:r>
+              <w:rPr>
+                <w:rFonts w:eastAsiaTheme="minorEastAsia" w:hint="eastAsia"/>
+              </w:rPr>
+              <w:t>字段</w:t>
+            </w:r>
+            <w:r>
+              <w:rPr>
+                <w:rFonts w:eastAsiaTheme="minorEastAsia"/>
+              </w:rPr>
+              <w:t>类型</w:t>
+            </w:r>
+            <w:r>
+              <w:rPr>
+                <w:rFonts w:eastAsiaTheme="minorEastAsia" w:hint="eastAsia"/>
+              </w:rPr>
+              <w:t>。</w:t>
+            </w:r>
+            <w:r>
+              <w:rPr>
+                <w:rFonts w:eastAsiaTheme="minorEastAsia"/>
+              </w:rPr>
+              <w:t>目前支持</w:t>
+            </w:r>
+            <w:r>
+              <w:rPr>
+                <w:rFonts w:eastAsiaTheme="minorEastAsia" w:hint="eastAsia"/>
+              </w:rPr>
+              <w:t>：</w:t>
+            </w:r>
+            <w:r>
+              <w:rPr>
+                <w:rFonts w:eastAsiaTheme="minorEastAsia"/>
+              </w:rPr>
+              <w:t>ORIGINAL_TIME,AUTO_OP,CONST_STRING,</w:t>
+            </w:r>
+            <w:r>
+              <w:t xml:space="preserve"> </w:t>
+            </w:r>
+            <w:r>
+              <w:rPr>
+                <w:rFonts w:eastAsiaTheme="minorEastAsia"/>
+              </w:rPr>
+              <w:t>MAPPING_STRING</w:t>
+            </w:r>
+          </w:p>
+        </w:tc>
+        <w:tc>
+          <w:tcPr>
+            <w:tcW w:w="850" w:type="dxa"/>
+          </w:tcPr>
+          <w:p>
+            <w:pPr>
+              <w:ind w:left="0"/>
+              <w:rPr>
+                <w:rFonts w:eastAsiaTheme="minorEastAsia"/>
+              </w:rPr>
+            </w:pPr>
+            <w:r>
+              <w:rPr>
+                <w:rFonts w:eastAsiaTheme="minorEastAsia" w:hint="eastAsia"/>
+              </w:rPr>
+              <w:t>字符串</w:t>
+            </w:r>
+          </w:p>
+        </w:tc>
+        <w:tc>
+          <w:tcPr>
+            <w:tcW w:w="851" w:type="dxa"/>
+          </w:tcPr>
+          <w:p>
+            <w:pPr>
+              <w:ind w:left="0"/>
+            </w:pPr>
+          </w:p>
+        </w:tc>
+        <w:tc>
+          <w:tcPr>
+            <w:tcW w:w="2412" w:type="dxa"/>
+          </w:tcPr>
+          <w:p>
+            <w:pPr>
+              <w:ind w:left="0"/>
+              <w:rPr>
+                <w:rFonts w:eastAsiaTheme="minorEastAsia"/>
+              </w:rPr>
+            </w:pPr>
+            <w:r>
+              <w:rPr>
+                <w:rFonts w:eastAsiaTheme="minorEastAsia"/>
+              </w:rPr>
+              <w:t>OUTPUT_TIME</w:t>
+            </w:r>
+            <w:r>
+              <w:rPr>
+                <w:rFonts w:eastAsiaTheme="minorEastAsia" w:hint="eastAsia"/>
+              </w:rPr>
+              <w:t>:</w:t>
+            </w:r>
+            <w:r>
+              <w:rPr>
+                <w:rFonts w:eastAsiaTheme="minorEastAsia"/>
+              </w:rPr>
+              <w:t>replay</w:t>
+            </w:r>
+            <w:r>
+              <w:rPr>
+                <w:rFonts w:eastAsiaTheme="minorEastAsia"/>
+              </w:rPr>
+              <w:t>工具写记录的时间</w:t>
+            </w:r>
+            <w:r>
+              <w:rPr>
+                <w:rFonts w:eastAsiaTheme="minorEastAsia" w:hint="eastAsia"/>
+              </w:rPr>
+              <w:t>：</w:t>
+            </w:r>
+            <w:r>
+              <w:rPr>
+                <w:rFonts w:eastAsiaTheme="minorEastAsia"/>
+              </w:rPr>
+              <w:t>2019-04-10 14.52.17.551928</w:t>
+            </w:r>
+          </w:p>
+          <w:p>
+            <w:pPr>
+              <w:ind w:left="0"/>
+              <w:rPr>
+                <w:rFonts w:eastAsiaTheme="minorEastAsia"/>
+              </w:rPr>
+            </w:pPr>
+            <w:r>
+              <w:rPr>
+                <w:rFonts w:eastAsiaTheme="minorEastAsia"/>
+              </w:rPr>
+              <w:t>ORIGINAL_TIME</w:t>
+            </w:r>
+            <w:r>
+              <w:rPr>
+                <w:rFonts w:eastAsiaTheme="minorEastAsia"/>
+              </w:rPr>
+              <w:t>:</w:t>
+            </w:r>
+            <w:r>
+              <w:rPr>
+                <w:rFonts w:eastAsiaTheme="minorEastAsia" w:hint="eastAsia"/>
+              </w:rPr>
+              <w:t>repli</w:t>
+            </w:r>
+            <w:r>
+              <w:rPr>
+                <w:rFonts w:eastAsiaTheme="minorEastAsia"/>
+              </w:rPr>
+              <w:t>ca</w:t>
+            </w:r>
+            <w:r>
+              <w:rPr>
+                <w:rFonts w:eastAsiaTheme="minorEastAsia" w:hint="eastAsia"/>
+              </w:rPr>
+              <w:t>日志</w:t>
+            </w:r>
+            <w:r>
+              <w:rPr>
+                <w:rFonts w:eastAsiaTheme="minorEastAsia"/>
+              </w:rPr>
+              <w:t>生成的时间</w:t>
+            </w:r>
+            <w:r>
+              <w:rPr>
+                <w:rFonts w:eastAsiaTheme="minorEastAsia" w:hint="eastAsia"/>
+              </w:rPr>
+              <w:t>：</w:t>
+            </w:r>
+            <w:r>
+              <w:rPr>
+                <w:rFonts w:eastAsiaTheme="minorEastAsia"/>
+              </w:rPr>
+              <w:t>2019-04-10 14.52.17.551928</w:t>
+            </w:r>
+          </w:p>
+          <w:p>
+            <w:pPr>
+              <w:ind w:left="0"/>
+              <w:rPr>
+                <w:rFonts w:eastAsiaTheme="minorEastAsia"/>
+              </w:rPr>
+            </w:pPr>
+          </w:p>
+          <w:p>
+            <w:pPr>
+              <w:ind w:left="0"/>
+              <w:rPr>
+                <w:rFonts w:eastAsiaTheme="minorEastAsia"/>
+              </w:rPr>
+            </w:pPr>
+            <w:r>
+              <w:rPr>
+                <w:rFonts w:eastAsiaTheme="minorEastAsia"/>
+              </w:rPr>
+              <w:t>AUTO_OP:</w:t>
+            </w:r>
+            <w:r>
+              <w:rPr>
+                <w:rFonts w:eastAsiaTheme="minorEastAsia" w:hint="eastAsia"/>
+              </w:rPr>
+              <w:t>自动</w:t>
+            </w:r>
+            <w:r>
+              <w:rPr>
+                <w:rFonts w:eastAsiaTheme="minorEastAsia"/>
+              </w:rPr>
+              <w:t>生成操作</w:t>
+            </w:r>
+            <w:r>
+              <w:rPr>
+                <w:rFonts w:eastAsiaTheme="minorEastAsia"/>
+              </w:rPr>
               <w:lastRenderedPageBreak/>
+              <w:t>标识，</w:t>
+            </w:r>
+            <w:r>
+              <w:rPr>
+                <w:rFonts w:eastAsiaTheme="minorEastAsia" w:hint="eastAsia"/>
+              </w:rPr>
+              <w:t>D</w:t>
+            </w:r>
+            <w:r>
+              <w:rPr>
+                <w:rFonts w:eastAsiaTheme="minorEastAsia" w:hint="eastAsia"/>
+              </w:rPr>
+              <w:t>为</w:t>
+            </w:r>
+            <w:r>
+              <w:rPr>
+                <w:rFonts w:eastAsiaTheme="minorEastAsia" w:hint="eastAsia"/>
+              </w:rPr>
+              <w:t>delete</w:t>
+            </w:r>
+            <w:r>
+              <w:rPr>
+                <w:rFonts w:eastAsiaTheme="minorEastAsia" w:hint="eastAsia"/>
+              </w:rPr>
+              <w:t>，</w:t>
+            </w:r>
+            <w:r>
+              <w:rPr>
+                <w:rFonts w:eastAsiaTheme="minorEastAsia" w:hint="eastAsia"/>
+              </w:rPr>
+              <w:t>I</w:t>
+            </w:r>
+            <w:r>
+              <w:rPr>
+                <w:rFonts w:eastAsiaTheme="minorEastAsia" w:hint="eastAsia"/>
+              </w:rPr>
+              <w:t>为</w:t>
+            </w:r>
+            <w:r>
+              <w:rPr>
+                <w:rFonts w:eastAsiaTheme="minorEastAsia" w:hint="eastAsia"/>
+              </w:rPr>
+              <w:t>insert</w:t>
+            </w:r>
+            <w:r>
+              <w:rPr>
+                <w:rFonts w:eastAsiaTheme="minorEastAsia" w:hint="eastAsia"/>
+              </w:rPr>
+              <w:t>，</w:t>
+            </w:r>
+            <w:r>
+              <w:rPr>
+                <w:rFonts w:eastAsiaTheme="minorEastAsia" w:hint="eastAsia"/>
+              </w:rPr>
+              <w:t>B</w:t>
+            </w:r>
+            <w:r>
+              <w:rPr>
+                <w:rFonts w:eastAsiaTheme="minorEastAsia" w:hint="eastAsia"/>
+              </w:rPr>
+              <w:t>为更新前的记录，</w:t>
+            </w:r>
+            <w:r>
+              <w:rPr>
+                <w:rFonts w:eastAsiaTheme="minorEastAsia" w:hint="eastAsia"/>
+              </w:rPr>
+              <w:t>A</w:t>
+            </w:r>
+            <w:r>
+              <w:rPr>
+                <w:rFonts w:eastAsiaTheme="minorEastAsia" w:hint="eastAsia"/>
+              </w:rPr>
+              <w:t>为更新后的记录</w:t>
+            </w:r>
+          </w:p>
+          <w:p>
+            <w:pPr>
+              <w:ind w:left="0"/>
+              <w:rPr>
+                <w:rFonts w:eastAsiaTheme="minorEastAsia"/>
+              </w:rPr>
+            </w:pPr>
+          </w:p>
+          <w:p>
+            <w:pPr>
+              <w:ind w:left="0"/>
+              <w:rPr>
+                <w:rFonts w:eastAsiaTheme="minorEastAsia"/>
+              </w:rPr>
+            </w:pPr>
+            <w:r>
+              <w:rPr>
+                <w:rFonts w:eastAsiaTheme="minorEastAsia" w:hint="eastAsia"/>
+              </w:rPr>
+              <w:t>CONST_STRING:</w:t>
+            </w:r>
+            <w:r>
+              <w:rPr>
+                <w:rFonts w:eastAsiaTheme="minorEastAsia" w:hint="eastAsia"/>
+              </w:rPr>
+              <w:t>字符串</w:t>
+            </w:r>
+            <w:r>
+              <w:rPr>
+                <w:rFonts w:eastAsiaTheme="minorEastAsia"/>
+              </w:rPr>
+              <w:t>常量</w:t>
+            </w:r>
+          </w:p>
+          <w:p>
+            <w:pPr>
+              <w:ind w:left="0"/>
+              <w:rPr>
+                <w:rFonts w:eastAsiaTheme="minorEastAsia"/>
+              </w:rPr>
+            </w:pPr>
+          </w:p>
+          <w:p>
+            <w:pPr>
+              <w:ind w:left="0"/>
+              <w:rPr>
+                <w:ins w:id="46" w:author="linyoubin" w:date="2019-06-11T13:29:00Z"/>
+                <w:rFonts w:eastAsiaTheme="minorEastAsia"/>
+              </w:rPr>
+            </w:pPr>
+            <w:r>
+              <w:rPr>
+                <w:rFonts w:eastAsiaTheme="minorEastAsia" w:hint="eastAsia"/>
+              </w:rPr>
+              <w:t>MAPPING</w:t>
+            </w:r>
+            <w:r>
+              <w:rPr>
+                <w:rFonts w:eastAsiaTheme="minorEastAsia"/>
+              </w:rPr>
+              <w:t>_STRING:</w:t>
+            </w:r>
+            <w:r>
+              <w:rPr>
+                <w:rFonts w:eastAsiaTheme="minorEastAsia" w:hint="eastAsia"/>
+              </w:rPr>
+              <w:t>映射字符串</w:t>
+            </w:r>
+          </w:p>
+          <w:p>
+            <w:pPr>
+              <w:ind w:left="0"/>
+              <w:rPr>
+                <w:ins w:id="47" w:author="linyoubin" w:date="2019-06-11T13:29:00Z"/>
+                <w:rFonts w:eastAsiaTheme="minorEastAsia" w:hint="eastAsia"/>
+              </w:rPr>
+            </w:pPr>
+            <w:ins w:id="48" w:author="linyoubin" w:date="2019-06-11T13:29:00Z">
+              <w:r>
+                <w:rPr>
+                  <w:rFonts w:eastAsiaTheme="minorEastAsia" w:hint="eastAsia"/>
+                </w:rPr>
+                <w:t xml:space="preserve">MAPPING_INT: </w:t>
+              </w:r>
+              <w:r>
+                <w:rPr>
+                  <w:rFonts w:eastAsiaTheme="minorEastAsia" w:hint="eastAsia"/>
+                </w:rPr>
+                <w:t>映射原始记录中的</w:t>
+              </w:r>
+              <w:r>
+                <w:rPr>
+                  <w:rFonts w:eastAsiaTheme="minorEastAsia" w:hint="eastAsia"/>
+                </w:rPr>
+                <w:t>int</w:t>
+              </w:r>
+              <w:r>
+                <w:rPr>
+                  <w:rFonts w:eastAsiaTheme="minorEastAsia" w:hint="eastAsia"/>
+                </w:rPr>
+                <w:t>数值</w:t>
+              </w:r>
+            </w:ins>
+          </w:p>
+          <w:p>
+            <w:pPr>
+              <w:ind w:left="0"/>
+              <w:rPr>
+                <w:ins w:id="49" w:author="linyoubin" w:date="2019-06-11T13:29:00Z"/>
+                <w:rFonts w:eastAsiaTheme="minorEastAsia" w:hint="eastAsia"/>
+              </w:rPr>
+            </w:pPr>
+            <w:ins w:id="50" w:author="linyoubin" w:date="2019-06-11T13:29:00Z">
+              <w:r>
+                <w:rPr>
+                  <w:rFonts w:eastAsiaTheme="minorEastAsia" w:hint="eastAsia"/>
+                </w:rPr>
+                <w:t xml:space="preserve">MAPPING_LONG: </w:t>
+              </w:r>
+              <w:r>
+                <w:rPr>
+                  <w:rFonts w:eastAsiaTheme="minorEastAsia" w:hint="eastAsia"/>
+                </w:rPr>
+                <w:t>映射原始记录中的</w:t>
+              </w:r>
+              <w:r>
+                <w:rPr>
+                  <w:rFonts w:eastAsiaTheme="minorEastAsia" w:hint="eastAsia"/>
+                </w:rPr>
+                <w:t>long</w:t>
+              </w:r>
+              <w:r>
+                <w:rPr>
+                  <w:rFonts w:eastAsiaTheme="minorEastAsia" w:hint="eastAsia"/>
+                </w:rPr>
+                <w:t>数值</w:t>
+              </w:r>
+            </w:ins>
+          </w:p>
+          <w:p>
+            <w:pPr>
+              <w:ind w:left="0"/>
+              <w:rPr>
+                <w:ins w:id="51" w:author="linyoubin" w:date="2019-06-11T13:29:00Z"/>
+                <w:rFonts w:eastAsiaTheme="minorEastAsia" w:hint="eastAsia"/>
+              </w:rPr>
+            </w:pPr>
+            <w:ins w:id="52" w:author="linyoubin" w:date="2019-06-11T13:29:00Z">
+              <w:r>
+                <w:rPr>
+                  <w:rFonts w:eastAsiaTheme="minorEastAsia" w:hint="eastAsia"/>
+                </w:rPr>
+                <w:t xml:space="preserve">MAPPING_DECIMAL: </w:t>
+              </w:r>
+              <w:r>
+                <w:rPr>
+                  <w:rFonts w:eastAsiaTheme="minorEastAsia" w:hint="eastAsia"/>
+                </w:rPr>
+                <w:t>映射原始记录中的</w:t>
+              </w:r>
+              <w:r>
+                <w:rPr>
+                  <w:rFonts w:eastAsiaTheme="minorEastAsia" w:hint="eastAsia"/>
+                </w:rPr>
+                <w:t>decimal</w:t>
+              </w:r>
+              <w:r>
+                <w:rPr>
+                  <w:rFonts w:eastAsiaTheme="minorEastAsia" w:hint="eastAsia"/>
+                </w:rPr>
+                <w:t>数值</w:t>
+              </w:r>
+            </w:ins>
+          </w:p>
+          <w:p>
+            <w:pPr>
+              <w:ind w:left="0"/>
+              <w:rPr>
+                <w:rFonts w:eastAsiaTheme="minorEastAsia" w:hint="eastAsia"/>
+              </w:rPr>
+            </w:pPr>
+            <w:ins w:id="53" w:author="linyoubin" w:date="2019-06-11T13:29:00Z">
+              <w:r>
+                <w:rPr>
+                  <w:rFonts w:eastAsiaTheme="minorEastAsia" w:hint="eastAsia"/>
+                </w:rPr>
+                <w:t xml:space="preserve">MAPPING_TIMESTAMP: </w:t>
+              </w:r>
+              <w:r>
+                <w:rPr>
+                  <w:rFonts w:eastAsiaTheme="minorEastAsia" w:hint="eastAsia"/>
+                </w:rPr>
+                <w:t>映射原始记录中的时间戳</w:t>
+              </w:r>
+            </w:ins>
+          </w:p>
+        </w:tc>
+      </w:tr>
+      <w:tr>
+        <w:trPr>
+          <w:ins w:id="54" w:author="linyoubin" w:date="2019-06-11T13:30:00Z"/>
+        </w:trPr>
+        <w:tc>
+          <w:tcPr>
+            <w:tcW w:w="1418" w:type="dxa"/>
+          </w:tcPr>
+          <w:p>
+            <w:pPr>
+              <w:ind w:left="0"/>
+              <w:rPr>
+                <w:ins w:id="55" w:author="linyoubin" w:date="2019-06-11T13:30:00Z"/>
+              </w:rPr>
+            </w:pPr>
+            <w:ins w:id="56" w:author="linyoubin" w:date="2019-06-11T13:30:00Z">
+              <w:r>
+                <w:lastRenderedPageBreak/>
+                <w:t>fields.doubleQuote</w:t>
+              </w:r>
+            </w:ins>
+          </w:p>
+        </w:tc>
+        <w:tc>
+          <w:tcPr>
+            <w:tcW w:w="2835" w:type="dxa"/>
+          </w:tcPr>
+          <w:p>
+            <w:pPr>
+              <w:ind w:left="0"/>
+              <w:rPr>
+                <w:ins w:id="57" w:author="linyoubin" w:date="2019-06-11T13:30:00Z"/>
+                <w:rFonts w:eastAsiaTheme="minorEastAsia" w:hint="eastAsia"/>
+                <w:rPrChange w:id="58" w:author="linyoubin" w:date="2019-06-11T13:30:00Z">
+                  <w:rPr>
+                    <w:ins w:id="59" w:author="linyoubin" w:date="2019-06-11T13:30:00Z"/>
+                    <w:rFonts w:hint="eastAsia"/>
+                  </w:rPr>
+                </w:rPrChange>
+              </w:rPr>
+            </w:pPr>
+            <w:ins w:id="60" w:author="linyoubin" w:date="2019-06-11T13:30:00Z">
+              <w:r>
+                <w:rPr>
+                  <w:rFonts w:ascii="Courier New" w:eastAsiaTheme="minorEastAsia" w:hAnsi="Courier New" w:cs="Courier New" w:hint="eastAsia"/>
+                  <w:sz w:val="20"/>
+                  <w:szCs w:val="21"/>
+                </w:rPr>
+                <w:t>输出</w:t>
+              </w:r>
+              <w:r>
+                <w:rPr>
+                  <w:rFonts w:ascii="Courier New" w:eastAsiaTheme="minorEastAsia" w:hAnsi="Courier New" w:cs="Courier New"/>
+                  <w:sz w:val="20"/>
+                  <w:szCs w:val="21"/>
+                </w:rPr>
+                <w:t>到文件的</w:t>
+              </w:r>
+              <w:r>
+                <w:rPr>
+                  <w:rFonts w:ascii="Courier New" w:eastAsiaTheme="minorEastAsia" w:hAnsi="Courier New" w:cs="Courier New" w:hint="eastAsia"/>
+                  <w:sz w:val="20"/>
+                  <w:szCs w:val="21"/>
+                </w:rPr>
+                <w:t xml:space="preserve"> </w:t>
+              </w:r>
+              <w:r>
+                <w:rPr>
+                  <w:rFonts w:ascii="Courier New" w:eastAsiaTheme="minorEastAsia" w:hAnsi="Courier New" w:cs="Courier New"/>
+                  <w:sz w:val="20"/>
+                  <w:szCs w:val="21"/>
+                </w:rPr>
+                <w:t>value</w:t>
+              </w:r>
+              <w:r>
+                <w:rPr>
+                  <w:rFonts w:ascii="Courier New" w:eastAsiaTheme="minorEastAsia" w:hAnsi="Courier New" w:cs="Courier New"/>
+                  <w:sz w:val="20"/>
+                  <w:szCs w:val="21"/>
+                </w:rPr>
+                <w:t>是否带双引号</w:t>
+              </w:r>
+            </w:ins>
+          </w:p>
+        </w:tc>
+        <w:tc>
+          <w:tcPr>
+            <w:tcW w:w="850" w:type="dxa"/>
+          </w:tcPr>
+          <w:p>
+            <w:pPr>
+              <w:ind w:left="0"/>
+              <w:rPr>
+                <w:ins w:id="61" w:author="linyoubin" w:date="2019-06-11T13:30:00Z"/>
+                <w:rFonts w:eastAsiaTheme="minorEastAsia" w:hint="eastAsia"/>
+                <w:rPrChange w:id="62" w:author="linyoubin" w:date="2019-06-11T13:30:00Z">
+                  <w:rPr>
+                    <w:ins w:id="63" w:author="linyoubin" w:date="2019-06-11T13:30:00Z"/>
+                    <w:rFonts w:hint="eastAsia"/>
+                  </w:rPr>
+                </w:rPrChange>
+              </w:rPr>
+            </w:pPr>
+            <w:ins w:id="64" w:author="linyoubin" w:date="2019-06-11T13:30:00Z">
+              <w:r>
+                <w:rPr>
+                  <w:rFonts w:eastAsiaTheme="minorEastAsia" w:hint="eastAsia"/>
+                </w:rPr>
+                <w:t>bool</w:t>
+              </w:r>
+            </w:ins>
+          </w:p>
+        </w:tc>
+        <w:tc>
+          <w:tcPr>
+            <w:tcW w:w="851" w:type="dxa"/>
+          </w:tcPr>
+          <w:p>
+            <w:pPr>
+              <w:ind w:left="0"/>
+              <w:rPr>
+                <w:ins w:id="65" w:author="linyoubin" w:date="2019-06-11T13:30:00Z"/>
+                <w:rFonts w:eastAsiaTheme="minorEastAsia" w:hint="eastAsia"/>
+                <w:rPrChange w:id="66" w:author="linyoubin" w:date="2019-06-11T13:30:00Z">
+                  <w:rPr>
+                    <w:ins w:id="67" w:author="linyoubin" w:date="2019-06-11T13:30:00Z"/>
+                  </w:rPr>
+                </w:rPrChange>
+              </w:rPr>
+            </w:pPr>
+            <w:ins w:id="68" w:author="linyoubin" w:date="2019-06-11T13:30:00Z">
+              <w:r>
+                <w:rPr>
+                  <w:rFonts w:eastAsiaTheme="minorEastAsia" w:hint="eastAsia"/>
+                </w:rPr>
+                <w:t>true</w:t>
+              </w:r>
+            </w:ins>
+          </w:p>
+        </w:tc>
+        <w:tc>
+          <w:tcPr>
+            <w:tcW w:w="2412" w:type="dxa"/>
+          </w:tcPr>
+          <w:p>
+            <w:pPr>
+              <w:ind w:left="0"/>
+              <w:rPr>
+                <w:ins w:id="69" w:author="linyoubin" w:date="2019-06-11T13:30:00Z"/>
+              </w:rPr>
+            </w:pPr>
+          </w:p>
+        </w:tc>
+      </w:tr>
+      <w:tr>
+        <w:tc>
+          <w:tcPr>
+            <w:tcW w:w="1418" w:type="dxa"/>
+          </w:tcPr>
+          <w:p>
+            <w:pPr>
+              <w:ind w:left="0"/>
+            </w:pPr>
+            <w:r>
               <w:t>fields.</w:t>
             </w:r>
             <w:r>
@@ -5769,14 +6380,46 @@
                       <w:rFonts w:hint="eastAsia"/>
                       <w:sz w:val="16"/>
                     </w:rPr>
-                    <w:t xml:space="preserve"> Orig   : { "$replace": { "_id": { "$oid": "5cb3d274650e2cc2b481a65b" }, "a": </w:t>
-                  </w:r>
+                    <w:t xml:space="preserve"> Orig   :</w:t>
+                  </w:r>
+                  <w:del w:id="70" w:author="linyoubin" w:date="2019-06-11T13:31:00Z">
+                    <w:r>
+                      <w:rPr>
+                        <w:rFonts w:hint="eastAsia"/>
+                        <w:sz w:val="16"/>
+                      </w:rPr>
+                      <w:delText xml:space="preserve"> { "$replace":</w:delText>
+                    </w:r>
+                  </w:del>
                   <w:r>
                     <w:rPr>
                       <w:rFonts w:hint="eastAsia"/>
                       <w:sz w:val="16"/>
                     </w:rPr>
-                    <w:t xml:space="preserve">"4", "b": "4" } }   </w:t>
+                    <w:t xml:space="preserve"> { "_id": { "$oid": "5cb3d274650e2cc2b481a65b" }, "a": </w:t>
+                  </w:r>
+                  <w:r>
+                    <w:rPr>
+                      <w:rFonts w:hint="eastAsia"/>
+                      <w:sz w:val="16"/>
+                    </w:rPr>
+                    <w:t>"4", "b": "4" }</w:t>
+                  </w:r>
+                  <w:del w:id="71" w:author="linyoubin" w:date="2019-06-11T13:32:00Z">
+                    <w:r>
+                      <w:rPr>
+                        <w:rFonts w:hint="eastAsia"/>
+                        <w:sz w:val="16"/>
+                      </w:rPr>
+                      <w:delText xml:space="preserve"> }</w:delText>
+                    </w:r>
+                  </w:del>
+                  <w:r>
+                    <w:rPr>
+                      <w:rFonts w:hint="eastAsia"/>
+                      <w:sz w:val="16"/>
+                    </w:rPr>
+                    <w:t xml:space="preserve">   </w:t>
                   </w:r>
                   <w:r>
                     <w:rPr>
@@ -5794,30 +6437,59 @@
                     </w:rPr>
                     <w:t>===</w:t>
                   </w:r>
-                  <w:r>
-                    <w:rPr>
-                      <w:rFonts w:hint="eastAsia"/>
-                      <w:color w:val="FF0000"/>
-                      <w:sz w:val="16"/>
-                    </w:rPr>
-                    <w:t>复制日志内的更新一律为</w:t>
-                  </w:r>
-                  <w:r>
-                    <w:rPr>
-                      <w:rFonts w:hint="eastAsia"/>
-                      <w:color w:val="FF0000"/>
-                      <w:sz w:val="16"/>
-                    </w:rPr>
-                    <w:t xml:space="preserve"> replace </w:t>
-                  </w:r>
-                  <w:r>
-                    <w:rPr>
-                      <w:rFonts w:hint="eastAsia"/>
-                      <w:color w:val="FF0000"/>
-                      <w:sz w:val="16"/>
-                    </w:rPr>
-                    <w:t>操作</w:t>
-                  </w:r>
+                  <w:del w:id="72" w:author="linyoubin" w:date="2019-06-11T13:32:00Z">
+                    <w:r>
+                      <w:rPr>
+                        <w:rFonts w:hint="eastAsia"/>
+                        <w:color w:val="FF0000"/>
+                        <w:sz w:val="16"/>
+                      </w:rPr>
+                      <w:delText>复制日志</w:delText>
+                    </w:r>
+                  </w:del>
+                  <w:ins w:id="73" w:author="linyoubin" w:date="2019-06-11T13:32:00Z">
+                    <w:r>
+                      <w:rPr>
+                        <w:rFonts w:hint="eastAsia"/>
+                        <w:color w:val="FF0000"/>
+                        <w:sz w:val="16"/>
+                      </w:rPr>
+                      <w:t>内容为</w:t>
+                    </w:r>
+                    <w:r>
+                      <w:rPr>
+                        <w:color w:val="FF0000"/>
+                        <w:sz w:val="16"/>
+                      </w:rPr>
+                      <w:t>原始记录</w:t>
+                    </w:r>
+                  </w:ins>
+                  <w:del w:id="74" w:author="linyoubin" w:date="2019-06-11T13:32:00Z">
+                    <w:r>
+                      <w:rPr>
+                        <w:rFonts w:hint="eastAsia"/>
+                        <w:color w:val="FF0000"/>
+                        <w:sz w:val="16"/>
+                      </w:rPr>
+                      <w:delText>内的更新一律为</w:delText>
+                    </w:r>
+                    <w:r>
+                      <w:rPr>
+                        <w:rFonts w:hint="eastAsia"/>
+                        <w:color w:val="FF0000"/>
+                        <w:sz w:val="16"/>
+                      </w:rPr>
+                      <w:delText xml:space="preserve"> replace </w:delText>
+                    </w:r>
+                    <w:r>
+                      <w:rPr>
+                        <w:rFonts w:hint="eastAsia"/>
+                        <w:color w:val="FF0000"/>
+                        <w:sz w:val="16"/>
+                      </w:rPr>
+                      <w:delText>操作</w:delText>
+                    </w:r>
+                  </w:del>
                 </w:p>
                 <w:p>
                   <w:pPr>
@@ -5845,40 +6517,110 @@
                       <w:rFonts w:hint="eastAsia"/>
                       <w:sz w:val="16"/>
                     </w:rPr>
-                    <w:t xml:space="preserve"> New    : { "$replace": { "_id": { "$oid": "5cb3d274650e2cc2b481a65b" }, "a": "4", "b": "444" } } </w:t>
-                  </w:r>
+                    <w:t xml:space="preserve"> New    : </w:t>
+                  </w:r>
+                  <w:del w:id="75" w:author="linyoubin" w:date="2019-06-11T13:32:00Z">
+                    <w:r>
+                      <w:rPr>
+                        <w:rFonts w:hint="eastAsia"/>
+                        <w:sz w:val="16"/>
+                      </w:rPr>
+                      <w:delText xml:space="preserve">{ "$replace": </w:delText>
+                    </w:r>
+                  </w:del>
                   <w:r>
                     <w:rPr>
                       <w:rFonts w:hint="eastAsia"/>
                       <w:sz w:val="16"/>
                     </w:rPr>
-                    <w:t>&lt;====</w:t>
-                  </w:r>
+                    <w:t>{ "_id": { "$oid": "5cb3d274650e2cc2b481a65b" }, "a": "4", "b": "444" }</w:t>
+                  </w:r>
+                  <w:del w:id="76" w:author="linyoubin" w:date="2019-06-11T13:32:00Z">
+                    <w:r>
+                      <w:rPr>
+                        <w:rFonts w:hint="eastAsia"/>
+                        <w:sz w:val="16"/>
+                      </w:rPr>
+                      <w:delText xml:space="preserve"> }</w:delText>
+                    </w:r>
+                  </w:del>
                   <w:r>
                     <w:rPr>
                       <w:rFonts w:hint="eastAsia"/>
                       <w:sz w:val="16"/>
                     </w:rPr>
-                    <w:t>复制日志内的更新一律为</w:t>
+                    <w:t xml:space="preserve"> </w:t>
                   </w:r>
                   <w:r>
                     <w:rPr>
                       <w:rFonts w:hint="eastAsia"/>
+                      <w:color w:val="FF0000"/>
                       <w:sz w:val="16"/>
-                    </w:rPr>
-                    <w:t xml:space="preserve"> replace </w:t>
-                  </w:r>
-                  <w:r>
-                    <w:rPr>
-                      <w:rFonts w:hint="eastAsia"/>
-                      <w:sz w:val="16"/>
-                    </w:rPr>
-                    <w:t>操作</w:t>
-                  </w:r>
+                      <w:rPrChange w:id="77" w:author="linyoubin" w:date="2019-06-11T13:32:00Z">
+                        <w:rPr>
+                          <w:rFonts w:hint="eastAsia"/>
+                          <w:sz w:val="16"/>
+                        </w:rPr>
+                      </w:rPrChange>
+                    </w:rPr>
+                    <w:t>&lt;====</w:t>
+                  </w:r>
+                  <w:ins w:id="78" w:author="linyoubin" w:date="2019-06-11T13:32:00Z">
+                    <w:r>
+                      <w:rPr>
+                        <w:rFonts w:hint="eastAsia"/>
+                        <w:color w:val="FF0000"/>
+                        <w:sz w:val="16"/>
+                        <w:rPrChange w:id="79" w:author="linyoubin" w:date="2019-06-11T13:32:00Z">
+                          <w:rPr>
+                            <w:rFonts w:hint="eastAsia"/>
+                            <w:sz w:val="16"/>
+                          </w:rPr>
+                        </w:rPrChange>
+                      </w:rPr>
+                      <w:t>内容</w:t>
+                    </w:r>
+                    <w:r>
+                      <w:rPr>
+                        <w:color w:val="FF0000"/>
+                        <w:sz w:val="16"/>
+                        <w:rPrChange w:id="80" w:author="linyoubin" w:date="2019-06-11T13:32:00Z">
+                          <w:rPr>
+                            <w:sz w:val="16"/>
+                          </w:rPr>
+                        </w:rPrChange>
+                      </w:rPr>
+                      <w:t>为新纪录</w:t>
+                    </w:r>
+                  </w:ins>
+                  <w:bookmarkStart w:id="81" w:name="_GoBack"/>
+                  <w:bookmarkEnd w:id="81"/>
+                  <w:del w:id="82" w:author="linyoubin" w:date="2019-06-11T13:32:00Z">
+                    <w:r>
+                      <w:rPr>
+                        <w:rFonts w:hint="eastAsia"/>
+                        <w:sz w:val="16"/>
+                      </w:rPr>
+                      <w:delText>复制日志内的更新一律为</w:delText>
+                    </w:r>
+                    <w:r>
+                      <w:rPr>
+                        <w:rFonts w:hint="eastAsia"/>
+                        <w:sz w:val="16"/>
+                      </w:rPr>
+                      <w:delText xml:space="preserve"> replace </w:delText>
+                    </w:r>
+                    <w:r>
+                      <w:rPr>
+                        <w:rFonts w:hint="eastAsia"/>
+                        <w:sz w:val="16"/>
+                      </w:rPr>
+                      <w:delText>操作</w:delText>
+                    </w:r>
+                  </w:del>
                 </w:p>
               </w:txbxContent>
             </v:textbox>
-            <w10:wrap type="none"/>
             <w10:anchorlock/>
           </v:shape>
         </w:pict>
@@ -6989,7 +7731,6 @@
                 </w:p>
               </w:txbxContent>
             </v:textbox>
-            <w10:wrap type="none"/>
             <w10:anchorlock/>
           </v:shape>
         </w:pict>
@@ -8492,8 +9233,6 @@
               </w:rPr>
               <w:t>log</w:t>
             </w:r>
-            <w:bookmarkStart w:id="0" w:name="_GoBack"/>
-            <w:bookmarkEnd w:id="0"/>
             <w:r>
               <w:rPr>
                 <w:rFonts w:eastAsiaTheme="minorEastAsia"/>
@@ -11737,6 +12476,14 @@
   </w:num>
   <w:numIdMacAtCleanup w:val="15"/>
 </w:numbering>
+</file>
+
+<file path=word/people.xml><?xml version="1.0" encoding="utf-8"?>
+<w15:people xmlns:wpc="http://schemas.microsoft.com/office/word/2010/wordprocessingCanvas" xmlns:cx="http://schemas.microsoft.com/office/drawing/2014/chartex" xmlns:mc="http://schemas.openxmlformats.org/markup-compatibility/2006" xmlns:o="urn:schemas-microsoft-com:office:office" xmlns:r="http://schemas.openxmlformats.org/officeDocument/2006/relationships" xmlns:m="http://schemas.openxmlformats.org/officeDocument/2006/math" xmlns:v="urn:schemas-microsoft-com:vml" xmlns:wp14="http://schemas.microsoft.com/office/word/2010/wordprocessingDrawing" xmlns:wp="http://schemas.openxmlformats.org/drawingml/2006/wordprocessingDrawing" xmlns:w10="urn:schemas-microsoft-com:office:word" xmlns:w="http://schemas.openxmlformats.org/wordprocessingml/2006/main" xmlns:w14="http://schemas.microsoft.com/office/word/2010/wordml" xmlns:w15="http://schemas.microsoft.com/office/word/2012/wordml" xmlns:w16se="http://schemas.microsoft.com/office/word/2015/wordml/symex" xmlns:wpg="http://schemas.microsoft.com/office/word/2010/wordprocessingGroup" xmlns:wpi="http://schemas.microsoft.com/office/word/2010/wordprocessingInk" xmlns:wne="http://schemas.microsoft.com/office/word/2006/wordml" xmlns:wps="http://schemas.microsoft.com/office/word/2010/wordprocessingShape" mc:Ignorable="w14 w15 w16se wp14">
+  <w15:person w15:author="linyoubin">
+    <w15:presenceInfo w15:providerId="None" w15:userId="linyoubin"/>
+  </w15:person>
+</w15:people>
 </file>
 
 <file path=word/styles.xml><?xml version="1.0" encoding="utf-8"?>
@@ -12559,6 +13306,16 @@
       <w:szCs w:val="18"/>
     </w:rPr>
   </w:style>
+  <w:style w:type="paragraph" w:styleId="af6">
+    <w:name w:val="No Spacing"/>
+    <w:uiPriority w:val="1"/>
+    <w:qFormat/>
+    <w:rsid w:val="0055209A"/>
+    <w:pPr>
+      <w:widowControl w:val="0"/>
+      <w:jc w:val="both"/>
+    </w:pPr>
+  </w:style>
 </w:styles>
 </file>
 

--- a/internal_doc/03.开发设计/sdbreplay/Story-sdbreplay支持格式化输出.docx
+++ b/internal_doc/03.开发设计/sdbreplay/Story-sdbreplay支持格式化输出.docx
@@ -1010,7 +1010,7 @@
             <w:pPr>
               <w:ind w:left="0"/>
               <w:rPr>
-                <w:rFonts w:eastAsiaTheme="minorEastAsia"/>
+                <w:rFonts w:eastAsiaTheme="minorEastAsia" w:hint="eastAsia"/>
               </w:rPr>
             </w:pPr>
             <w:r>
@@ -1079,6 +1079,58 @@
               </w:rPr>
               <w:t>文件</w:t>
             </w:r>
+            <w:ins w:id="0" w:author="linyoubin" w:date="2019-06-11T13:38:00Z">
+              <w:r>
+                <w:rPr>
+                  <w:rFonts w:eastAsiaTheme="minorEastAsia" w:hint="eastAsia"/>
+                </w:rPr>
+                <w:t>。</w:t>
+              </w:r>
+              <w:r>
+                <w:rPr>
+                  <w:rFonts w:eastAsiaTheme="minorEastAsia"/>
+                </w:rPr>
+                <w:t>配置</w:t>
+              </w:r>
+              <w:r>
+                <w:rPr>
+                  <w:rFonts w:eastAsiaTheme="minorEastAsia" w:hint="eastAsia"/>
+                </w:rPr>
+                <w:t>为</w:t>
+              </w:r>
+              <w:r>
+                <w:rPr>
+                  <w:rFonts w:eastAsiaTheme="minorEastAsia" w:hint="eastAsia"/>
+                </w:rPr>
+                <w:t>0</w:t>
+              </w:r>
+              <w:r>
+                <w:rPr>
+                  <w:rFonts w:eastAsiaTheme="minorEastAsia" w:hint="eastAsia"/>
+                </w:rPr>
+                <w:t>时</w:t>
+              </w:r>
+              <w:r>
+                <w:rPr>
+                  <w:rFonts w:eastAsiaTheme="minorEastAsia"/>
+                </w:rPr>
+                <w:t>，重置为</w:t>
+              </w:r>
+              <w:r>
+                <w:rPr>
+                  <w:rFonts w:eastAsiaTheme="minorEastAsia" w:hint="eastAsia"/>
+                </w:rPr>
+                <w:t>默认值</w:t>
+              </w:r>
+              <w:r>
+                <w:rPr>
+                  <w:rFonts w:eastAsiaTheme="minorEastAsia" w:hint="eastAsia"/>
+                </w:rPr>
+                <w:t>1000</w:t>
+              </w:r>
+            </w:ins>
+            <w:bookmarkStart w:id="1" w:name="_GoBack"/>
+            <w:bookmarkEnd w:id="1"/>
           </w:p>
         </w:tc>
       </w:tr>
@@ -1791,6 +1843,7 @@
                 </w:p>
               </w:txbxContent>
             </v:textbox>
+            <w10:wrap type="none"/>
             <w10:anchorlock/>
           </v:shape>
         </w:pict>
@@ -2652,7 +2705,7 @@
       </w:tr>
       <w:tr>
         <w:trPr>
-          <w:ins w:id="0" w:author="linyoubin" w:date="2019-06-11T13:25:00Z"/>
+          <w:ins w:id="2" w:author="linyoubin" w:date="2019-06-11T13:25:00Z"/>
         </w:trPr>
         <w:tc>
           <w:tcPr>
@@ -2662,10 +2715,10 @@
             <w:pPr>
               <w:ind w:left="0"/>
               <w:rPr>
-                <w:ins w:id="1" w:author="linyoubin" w:date="2019-06-11T13:25:00Z"/>
-              </w:rPr>
-            </w:pPr>
-            <w:ins w:id="2" w:author="linyoubin" w:date="2019-06-11T13:25:00Z">
+                <w:ins w:id="3" w:author="linyoubin" w:date="2019-06-11T13:25:00Z"/>
+              </w:rPr>
+            </w:pPr>
+            <w:ins w:id="4" w:author="linyoubin" w:date="2019-06-11T13:25:00Z">
               <w:r>
                 <w:t>fileSuffix</w:t>
               </w:r>
@@ -2680,21 +2733,20 @@
             <w:pPr>
               <w:ind w:left="0"/>
               <w:rPr>
-                <w:ins w:id="3" w:author="linyoubin" w:date="2019-06-11T13:25:00Z"/>
-                <w:rFonts w:eastAsiaTheme="minorEastAsia" w:hint="eastAsia"/>
-                <w:rPrChange w:id="4" w:author="linyoubin" w:date="2019-06-11T13:26:00Z">
+                <w:ins w:id="5" w:author="linyoubin" w:date="2019-06-11T13:25:00Z"/>
+                <w:rFonts w:eastAsiaTheme="minorEastAsia"/>
+                <w:rPrChange w:id="6" w:author="linyoubin" w:date="2019-06-11T13:26:00Z">
                   <w:rPr>
-                    <w:ins w:id="5" w:author="linyoubin" w:date="2019-06-11T13:25:00Z"/>
-                    <w:rFonts w:hint="eastAsia"/>
+                    <w:ins w:id="7" w:author="linyoubin" w:date="2019-06-11T13:25:00Z"/>
                   </w:rPr>
                 </w:rPrChange>
               </w:rPr>
             </w:pPr>
-            <w:ins w:id="6" w:author="linyoubin" w:date="2019-06-11T13:26:00Z">
+            <w:ins w:id="8" w:author="linyoubin" w:date="2019-06-11T13:26:00Z">
               <w:r>
                 <w:rPr>
                   <w:rFonts w:eastAsiaTheme="minorEastAsia" w:hint="eastAsia"/>
-                  <w:rPrChange w:id="7" w:author="linyoubin" w:date="2019-06-11T13:26:00Z">
+                  <w:rPrChange w:id="9" w:author="linyoubin" w:date="2019-06-11T13:26:00Z">
                     <w:rPr>
                       <w:rFonts w:ascii="微软雅黑" w:eastAsia="微软雅黑" w:hAnsi="微软雅黑" w:cs="微软雅黑" w:hint="eastAsia"/>
                     </w:rPr>
@@ -2703,20 +2755,12 @@
                 <w:t>输出结果文件名的后缀。与</w:t>
               </w:r>
               <w:r>
-                <w:rPr>
-                  <w:rFonts w:eastAsiaTheme="minorEastAsia" w:hint="eastAsia"/>
-                  <w:rPrChange w:id="8" w:author="linyoubin" w:date="2019-06-11T13:26:00Z">
-                    <w:rPr>
-                      <w:rFonts w:hint="eastAsia"/>
-                    </w:rPr>
-                  </w:rPrChange>
-                </w:rPr>
                 <w:t>filePrefix</w:t>
               </w:r>
               <w:r>
                 <w:rPr>
                   <w:rFonts w:eastAsiaTheme="minorEastAsia" w:hint="eastAsia"/>
-                  <w:rPrChange w:id="9" w:author="linyoubin" w:date="2019-06-11T13:26:00Z">
+                  <w:rPrChange w:id="10" w:author="linyoubin" w:date="2019-06-11T13:26:00Z">
                     <w:rPr>
                       <w:rFonts w:ascii="微软雅黑" w:eastAsia="微软雅黑" w:hAnsi="微软雅黑" w:cs="微软雅黑" w:hint="eastAsia"/>
                     </w:rPr>
@@ -2735,17 +2779,16 @@
             <w:pPr>
               <w:ind w:left="0"/>
               <w:rPr>
-                <w:ins w:id="10" w:author="linyoubin" w:date="2019-06-11T13:25:00Z"/>
-                <w:rFonts w:eastAsiaTheme="minorEastAsia" w:hint="eastAsia"/>
-                <w:rPrChange w:id="11" w:author="linyoubin" w:date="2019-06-11T13:26:00Z">
+                <w:ins w:id="11" w:author="linyoubin" w:date="2019-06-11T13:25:00Z"/>
+                <w:rFonts w:eastAsiaTheme="minorEastAsia"/>
+                <w:rPrChange w:id="12" w:author="linyoubin" w:date="2019-06-11T13:26:00Z">
                   <w:rPr>
-                    <w:ins w:id="12" w:author="linyoubin" w:date="2019-06-11T13:25:00Z"/>
-                    <w:rFonts w:hint="eastAsia"/>
+                    <w:ins w:id="13" w:author="linyoubin" w:date="2019-06-11T13:25:00Z"/>
                   </w:rPr>
                 </w:rPrChange>
               </w:rPr>
             </w:pPr>
-            <w:ins w:id="13" w:author="linyoubin" w:date="2019-06-11T13:26:00Z">
+            <w:ins w:id="14" w:author="linyoubin" w:date="2019-06-11T13:26:00Z">
               <w:r>
                 <w:rPr>
                   <w:rFonts w:eastAsiaTheme="minorEastAsia" w:hint="eastAsia"/>
@@ -2763,17 +2806,16 @@
             <w:pPr>
               <w:ind w:left="0"/>
               <w:rPr>
-                <w:ins w:id="14" w:author="linyoubin" w:date="2019-06-11T13:25:00Z"/>
-                <w:rFonts w:eastAsiaTheme="minorEastAsia" w:hint="eastAsia"/>
-                <w:rPrChange w:id="15" w:author="linyoubin" w:date="2019-06-11T13:27:00Z">
+                <w:ins w:id="15" w:author="linyoubin" w:date="2019-06-11T13:25:00Z"/>
+                <w:rFonts w:eastAsiaTheme="minorEastAsia"/>
+                <w:rPrChange w:id="16" w:author="linyoubin" w:date="2019-06-11T13:27:00Z">
                   <w:rPr>
-                    <w:ins w:id="16" w:author="linyoubin" w:date="2019-06-11T13:25:00Z"/>
-                    <w:rFonts w:hint="eastAsia"/>
+                    <w:ins w:id="17" w:author="linyoubin" w:date="2019-06-11T13:25:00Z"/>
                   </w:rPr>
                 </w:rPrChange>
               </w:rPr>
             </w:pPr>
-            <w:ins w:id="17" w:author="linyoubin" w:date="2019-06-11T13:27:00Z">
+            <w:ins w:id="18" w:author="linyoubin" w:date="2019-06-11T13:27:00Z">
               <w:r>
                 <w:rPr>
                   <w:rFonts w:eastAsiaTheme="minorEastAsia" w:hint="eastAsia"/>
@@ -2791,23 +2833,17 @@
             <w:pPr>
               <w:ind w:left="0"/>
               <w:rPr>
-                <w:ins w:id="18" w:author="linyoubin" w:date="2019-06-11T13:27:00Z"/>
-                <w:rFonts w:eastAsiaTheme="minorEastAsia"/>
-                <w:rPrChange w:id="19" w:author="linyoubin" w:date="2019-06-11T13:27:00Z">
+                <w:ins w:id="19" w:author="linyoubin" w:date="2019-06-11T13:27:00Z"/>
+                <w:rFonts w:eastAsiaTheme="minorEastAsia"/>
+                <w:rPrChange w:id="20" w:author="linyoubin" w:date="2019-06-11T13:27:00Z">
                   <w:rPr>
-                    <w:ins w:id="20" w:author="linyoubin" w:date="2019-06-11T13:27:00Z"/>
+                    <w:ins w:id="21" w:author="linyoubin" w:date="2019-06-11T13:27:00Z"/>
                   </w:rPr>
                 </w:rPrChange>
               </w:rPr>
             </w:pPr>
-            <w:ins w:id="21" w:author="linyoubin" w:date="2019-06-11T13:27:00Z">
+            <w:ins w:id="22" w:author="linyoubin" w:date="2019-06-11T13:27:00Z">
               <w:r>
-                <w:rPr>
-                  <w:rFonts w:eastAsiaTheme="minorEastAsia"/>
-                  <w:rPrChange w:id="22" w:author="linyoubin" w:date="2019-06-11T13:27:00Z">
-                    <w:rPr/>
-                  </w:rPrChange>
-                </w:rPr>
                 <w:t>fileSuffix=”aa”</w:t>
               </w:r>
             </w:ins>
@@ -2817,11 +2853,10 @@
               <w:ind w:left="0"/>
               <w:rPr>
                 <w:ins w:id="23" w:author="linyoubin" w:date="2019-06-11T13:27:00Z"/>
-                <w:rFonts w:eastAsiaTheme="minorEastAsia" w:hint="eastAsia"/>
+                <w:rFonts w:eastAsiaTheme="minorEastAsia"/>
                 <w:rPrChange w:id="24" w:author="linyoubin" w:date="2019-06-11T13:27:00Z">
                   <w:rPr>
                     <w:ins w:id="25" w:author="linyoubin" w:date="2019-06-11T13:27:00Z"/>
-                    <w:rFonts w:hint="eastAsia"/>
                   </w:rPr>
                 </w:rPrChange>
               </w:rPr>
@@ -2845,23 +2880,16 @@
               <w:ind w:left="0"/>
               <w:rPr>
                 <w:ins w:id="28" w:author="linyoubin" w:date="2019-06-11T13:25:00Z"/>
-                <w:rFonts w:eastAsiaTheme="minorEastAsia" w:hint="eastAsia"/>
+                <w:rFonts w:eastAsiaTheme="minorEastAsia"/>
                 <w:rPrChange w:id="29" w:author="linyoubin" w:date="2019-06-11T13:27:00Z">
                   <w:rPr>
                     <w:ins w:id="30" w:author="linyoubin" w:date="2019-06-11T13:25:00Z"/>
-                    <w:rFonts w:hint="eastAsia"/>
                   </w:rPr>
                 </w:rPrChange>
               </w:rPr>
             </w:pPr>
             <w:ins w:id="31" w:author="linyoubin" w:date="2019-06-11T13:27:00Z">
               <w:r>
-                <w:rPr>
-                  <w:rFonts w:eastAsiaTheme="minorEastAsia"/>
-                  <w:rPrChange w:id="32" w:author="linyoubin" w:date="2019-06-11T13:27:00Z">
-                    <w:rPr/>
-                  </w:rPrChange>
-                </w:rPr>
                 <w:t>dbName_tableName_0000000001_5866997180_20190520_aa.csv</w:t>
               </w:r>
             </w:ins>
@@ -2870,7 +2898,7 @@
       </w:tr>
       <w:tr>
         <w:trPr>
-          <w:ins w:id="33" w:author="linyoubin" w:date="2019-06-11T13:27:00Z"/>
+          <w:ins w:id="32" w:author="linyoubin" w:date="2019-06-11T13:27:00Z"/>
         </w:trPr>
         <w:tc>
           <w:tcPr>
@@ -2880,10 +2908,10 @@
             <w:pPr>
               <w:ind w:left="0"/>
               <w:rPr>
-                <w:ins w:id="34" w:author="linyoubin" w:date="2019-06-11T13:27:00Z"/>
-              </w:rPr>
-            </w:pPr>
-            <w:ins w:id="35" w:author="linyoubin" w:date="2019-06-11T13:27:00Z">
+                <w:ins w:id="33" w:author="linyoubin" w:date="2019-06-11T13:27:00Z"/>
+              </w:rPr>
+            </w:pPr>
+            <w:ins w:id="34" w:author="linyoubin" w:date="2019-06-11T13:27:00Z">
               <w:r>
                 <w:t>delimiter</w:t>
               </w:r>
@@ -2898,15 +2926,14 @@
             <w:pPr>
               <w:ind w:left="0"/>
               <w:rPr>
-                <w:ins w:id="36" w:author="linyoubin" w:date="2019-06-11T13:27:00Z"/>
-                <w:rFonts w:hint="eastAsia"/>
-              </w:rPr>
-            </w:pPr>
-            <w:ins w:id="37" w:author="linyoubin" w:date="2019-06-11T13:27:00Z">
+                <w:ins w:id="35" w:author="linyoubin" w:date="2019-06-11T13:27:00Z"/>
+              </w:rPr>
+            </w:pPr>
+            <w:ins w:id="36" w:author="linyoubin" w:date="2019-06-11T13:27:00Z">
               <w:r>
                 <w:rPr>
                   <w:rFonts w:eastAsiaTheme="minorEastAsia" w:hint="eastAsia"/>
-                  <w:rPrChange w:id="38" w:author="linyoubin" w:date="2019-06-11T13:27:00Z">
+                  <w:rPrChange w:id="37" w:author="linyoubin" w:date="2019-06-11T13:27:00Z">
                     <w:rPr>
                       <w:rFonts w:ascii="微软雅黑" w:eastAsia="微软雅黑" w:hAnsi="微软雅黑" w:cs="微软雅黑" w:hint="eastAsia"/>
                     </w:rPr>
@@ -2925,11 +2952,10 @@
             <w:pPr>
               <w:ind w:left="0"/>
               <w:rPr>
-                <w:ins w:id="39" w:author="linyoubin" w:date="2019-06-11T13:27:00Z"/>
-                <w:rFonts w:hint="eastAsia"/>
-              </w:rPr>
-            </w:pPr>
-            <w:ins w:id="40" w:author="linyoubin" w:date="2019-06-11T13:27:00Z">
+                <w:ins w:id="38" w:author="linyoubin" w:date="2019-06-11T13:27:00Z"/>
+              </w:rPr>
+            </w:pPr>
+            <w:ins w:id="39" w:author="linyoubin" w:date="2019-06-11T13:27:00Z">
               <w:r>
                 <w:rPr>
                   <w:rFonts w:eastAsiaTheme="minorEastAsia" w:hint="eastAsia"/>
@@ -2947,17 +2973,16 @@
             <w:pPr>
               <w:ind w:left="0"/>
               <w:rPr>
-                <w:ins w:id="41" w:author="linyoubin" w:date="2019-06-11T13:27:00Z"/>
+                <w:ins w:id="40" w:author="linyoubin" w:date="2019-06-11T13:27:00Z"/>
                 <w:rFonts w:ascii="Courier New" w:eastAsiaTheme="minorEastAsia" w:hAnsi="Courier New" w:cs="Courier New"/>
-                <w:rPrChange w:id="42" w:author="linyoubin" w:date="2019-06-11T13:28:00Z">
+                <w:rPrChange w:id="41" w:author="linyoubin" w:date="2019-06-11T13:28:00Z">
                   <w:rPr>
-                    <w:ins w:id="43" w:author="linyoubin" w:date="2019-06-11T13:27:00Z"/>
-                    <w:rFonts w:hint="eastAsia"/>
+                    <w:ins w:id="42" w:author="linyoubin" w:date="2019-06-11T13:27:00Z"/>
                   </w:rPr>
                 </w:rPrChange>
               </w:rPr>
             </w:pPr>
-            <w:ins w:id="44" w:author="linyoubin" w:date="2019-06-11T13:29:00Z">
+            <w:ins w:id="43" w:author="linyoubin" w:date="2019-06-11T13:29:00Z">
               <w:r>
                 <w:rPr>
                   <w:rFonts w:ascii="Courier New" w:eastAsiaTheme="minorEastAsia" w:hAnsi="Courier New" w:cs="Courier New"/>
@@ -2975,7 +3000,7 @@
             <w:pPr>
               <w:ind w:left="0"/>
               <w:rPr>
-                <w:ins w:id="45" w:author="linyoubin" w:date="2019-06-11T13:27:00Z"/>
+                <w:ins w:id="44" w:author="linyoubin" w:date="2019-06-11T13:27:00Z"/>
               </w:rPr>
             </w:pPr>
           </w:p>
@@ -3830,38 +3855,38 @@
             <w:pPr>
               <w:ind w:left="0"/>
               <w:rPr>
+                <w:ins w:id="45" w:author="linyoubin" w:date="2019-06-11T13:29:00Z"/>
+                <w:rFonts w:eastAsiaTheme="minorEastAsia"/>
+              </w:rPr>
+            </w:pPr>
+            <w:r>
+              <w:rPr>
+                <w:rFonts w:eastAsiaTheme="minorEastAsia" w:hint="eastAsia"/>
+              </w:rPr>
+              <w:t>MAPPING</w:t>
+            </w:r>
+            <w:r>
+              <w:rPr>
+                <w:rFonts w:eastAsiaTheme="minorEastAsia"/>
+              </w:rPr>
+              <w:t>_STRING:</w:t>
+            </w:r>
+            <w:r>
+              <w:rPr>
+                <w:rFonts w:eastAsiaTheme="minorEastAsia" w:hint="eastAsia"/>
+              </w:rPr>
+              <w:t>映射字符串</w:t>
+            </w:r>
+          </w:p>
+          <w:p>
+            <w:pPr>
+              <w:ind w:left="0"/>
+              <w:rPr>
                 <w:ins w:id="46" w:author="linyoubin" w:date="2019-06-11T13:29:00Z"/>
                 <w:rFonts w:eastAsiaTheme="minorEastAsia"/>
               </w:rPr>
             </w:pPr>
-            <w:r>
-              <w:rPr>
-                <w:rFonts w:eastAsiaTheme="minorEastAsia" w:hint="eastAsia"/>
-              </w:rPr>
-              <w:t>MAPPING</w:t>
-            </w:r>
-            <w:r>
-              <w:rPr>
-                <w:rFonts w:eastAsiaTheme="minorEastAsia"/>
-              </w:rPr>
-              <w:t>_STRING:</w:t>
-            </w:r>
-            <w:r>
-              <w:rPr>
-                <w:rFonts w:eastAsiaTheme="minorEastAsia" w:hint="eastAsia"/>
-              </w:rPr>
-              <w:t>映射字符串</w:t>
-            </w:r>
-          </w:p>
-          <w:p>
-            <w:pPr>
-              <w:ind w:left="0"/>
-              <w:rPr>
-                <w:ins w:id="47" w:author="linyoubin" w:date="2019-06-11T13:29:00Z"/>
-                <w:rFonts w:eastAsiaTheme="minorEastAsia" w:hint="eastAsia"/>
-              </w:rPr>
-            </w:pPr>
-            <w:ins w:id="48" w:author="linyoubin" w:date="2019-06-11T13:29:00Z">
+            <w:ins w:id="47" w:author="linyoubin" w:date="2019-06-11T13:29:00Z">
               <w:r>
                 <w:rPr>
                   <w:rFonts w:eastAsiaTheme="minorEastAsia" w:hint="eastAsia"/>
@@ -3892,11 +3917,11 @@
             <w:pPr>
               <w:ind w:left="0"/>
               <w:rPr>
-                <w:ins w:id="49" w:author="linyoubin" w:date="2019-06-11T13:29:00Z"/>
-                <w:rFonts w:eastAsiaTheme="minorEastAsia" w:hint="eastAsia"/>
-              </w:rPr>
-            </w:pPr>
-            <w:ins w:id="50" w:author="linyoubin" w:date="2019-06-11T13:29:00Z">
+                <w:ins w:id="48" w:author="linyoubin" w:date="2019-06-11T13:29:00Z"/>
+                <w:rFonts w:eastAsiaTheme="minorEastAsia"/>
+              </w:rPr>
+            </w:pPr>
+            <w:ins w:id="49" w:author="linyoubin" w:date="2019-06-11T13:29:00Z">
               <w:r>
                 <w:rPr>
                   <w:rFonts w:eastAsiaTheme="minorEastAsia" w:hint="eastAsia"/>
@@ -3927,11 +3952,11 @@
             <w:pPr>
               <w:ind w:left="0"/>
               <w:rPr>
-                <w:ins w:id="51" w:author="linyoubin" w:date="2019-06-11T13:29:00Z"/>
-                <w:rFonts w:eastAsiaTheme="minorEastAsia" w:hint="eastAsia"/>
-              </w:rPr>
-            </w:pPr>
-            <w:ins w:id="52" w:author="linyoubin" w:date="2019-06-11T13:29:00Z">
+                <w:ins w:id="50" w:author="linyoubin" w:date="2019-06-11T13:29:00Z"/>
+                <w:rFonts w:eastAsiaTheme="minorEastAsia"/>
+              </w:rPr>
+            </w:pPr>
+            <w:ins w:id="51" w:author="linyoubin" w:date="2019-06-11T13:29:00Z">
               <w:r>
                 <w:rPr>
                   <w:rFonts w:eastAsiaTheme="minorEastAsia" w:hint="eastAsia"/>
@@ -3962,10 +3987,10 @@
             <w:pPr>
               <w:ind w:left="0"/>
               <w:rPr>
-                <w:rFonts w:eastAsiaTheme="minorEastAsia" w:hint="eastAsia"/>
-              </w:rPr>
-            </w:pPr>
-            <w:ins w:id="53" w:author="linyoubin" w:date="2019-06-11T13:29:00Z">
+                <w:rFonts w:eastAsiaTheme="minorEastAsia"/>
+              </w:rPr>
+            </w:pPr>
+            <w:ins w:id="52" w:author="linyoubin" w:date="2019-06-11T13:29:00Z">
               <w:r>
                 <w:rPr>
                   <w:rFonts w:eastAsiaTheme="minorEastAsia" w:hint="eastAsia"/>
@@ -3984,7 +4009,7 @@
       </w:tr>
       <w:tr>
         <w:trPr>
-          <w:ins w:id="54" w:author="linyoubin" w:date="2019-06-11T13:30:00Z"/>
+          <w:ins w:id="53" w:author="linyoubin" w:date="2019-06-11T13:30:00Z"/>
         </w:trPr>
         <w:tc>
           <w:tcPr>
@@ -3994,10 +4019,10 @@
             <w:pPr>
               <w:ind w:left="0"/>
               <w:rPr>
-                <w:ins w:id="55" w:author="linyoubin" w:date="2019-06-11T13:30:00Z"/>
-              </w:rPr>
-            </w:pPr>
-            <w:ins w:id="56" w:author="linyoubin" w:date="2019-06-11T13:30:00Z">
+                <w:ins w:id="54" w:author="linyoubin" w:date="2019-06-11T13:30:00Z"/>
+              </w:rPr>
+            </w:pPr>
+            <w:ins w:id="55" w:author="linyoubin" w:date="2019-06-11T13:30:00Z">
               <w:r>
                 <w:lastRenderedPageBreak/>
                 <w:t>fields.doubleQuote</w:t>
@@ -4013,17 +4038,16 @@
             <w:pPr>
               <w:ind w:left="0"/>
               <w:rPr>
-                <w:ins w:id="57" w:author="linyoubin" w:date="2019-06-11T13:30:00Z"/>
-                <w:rFonts w:eastAsiaTheme="minorEastAsia" w:hint="eastAsia"/>
-                <w:rPrChange w:id="58" w:author="linyoubin" w:date="2019-06-11T13:30:00Z">
+                <w:ins w:id="56" w:author="linyoubin" w:date="2019-06-11T13:30:00Z"/>
+                <w:rFonts w:eastAsiaTheme="minorEastAsia"/>
+                <w:rPrChange w:id="57" w:author="linyoubin" w:date="2019-06-11T13:30:00Z">
                   <w:rPr>
-                    <w:ins w:id="59" w:author="linyoubin" w:date="2019-06-11T13:30:00Z"/>
-                    <w:rFonts w:hint="eastAsia"/>
+                    <w:ins w:id="58" w:author="linyoubin" w:date="2019-06-11T13:30:00Z"/>
                   </w:rPr>
                 </w:rPrChange>
               </w:rPr>
             </w:pPr>
-            <w:ins w:id="60" w:author="linyoubin" w:date="2019-06-11T13:30:00Z">
+            <w:ins w:id="59" w:author="linyoubin" w:date="2019-06-11T13:30:00Z">
               <w:r>
                 <w:rPr>
                   <w:rFonts w:ascii="Courier New" w:eastAsiaTheme="minorEastAsia" w:hAnsi="Courier New" w:cs="Courier New" w:hint="eastAsia"/>
@@ -4075,17 +4099,16 @@
             <w:pPr>
               <w:ind w:left="0"/>
               <w:rPr>
-                <w:ins w:id="61" w:author="linyoubin" w:date="2019-06-11T13:30:00Z"/>
-                <w:rFonts w:eastAsiaTheme="minorEastAsia" w:hint="eastAsia"/>
-                <w:rPrChange w:id="62" w:author="linyoubin" w:date="2019-06-11T13:30:00Z">
+                <w:ins w:id="60" w:author="linyoubin" w:date="2019-06-11T13:30:00Z"/>
+                <w:rFonts w:eastAsiaTheme="minorEastAsia"/>
+                <w:rPrChange w:id="61" w:author="linyoubin" w:date="2019-06-11T13:30:00Z">
                   <w:rPr>
-                    <w:ins w:id="63" w:author="linyoubin" w:date="2019-06-11T13:30:00Z"/>
-                    <w:rFonts w:hint="eastAsia"/>
+                    <w:ins w:id="62" w:author="linyoubin" w:date="2019-06-11T13:30:00Z"/>
                   </w:rPr>
                 </w:rPrChange>
               </w:rPr>
             </w:pPr>
-            <w:ins w:id="64" w:author="linyoubin" w:date="2019-06-11T13:30:00Z">
+            <w:ins w:id="63" w:author="linyoubin" w:date="2019-06-11T13:30:00Z">
               <w:r>
                 <w:rPr>
                   <w:rFonts w:eastAsiaTheme="minorEastAsia" w:hint="eastAsia"/>
@@ -4103,16 +4126,16 @@
             <w:pPr>
               <w:ind w:left="0"/>
               <w:rPr>
-                <w:ins w:id="65" w:author="linyoubin" w:date="2019-06-11T13:30:00Z"/>
-                <w:rFonts w:eastAsiaTheme="minorEastAsia" w:hint="eastAsia"/>
-                <w:rPrChange w:id="66" w:author="linyoubin" w:date="2019-06-11T13:30:00Z">
+                <w:ins w:id="64" w:author="linyoubin" w:date="2019-06-11T13:30:00Z"/>
+                <w:rFonts w:eastAsiaTheme="minorEastAsia"/>
+                <w:rPrChange w:id="65" w:author="linyoubin" w:date="2019-06-11T13:30:00Z">
                   <w:rPr>
-                    <w:ins w:id="67" w:author="linyoubin" w:date="2019-06-11T13:30:00Z"/>
+                    <w:ins w:id="66" w:author="linyoubin" w:date="2019-06-11T13:30:00Z"/>
                   </w:rPr>
                 </w:rPrChange>
               </w:rPr>
             </w:pPr>
-            <w:ins w:id="68" w:author="linyoubin" w:date="2019-06-11T13:30:00Z">
+            <w:ins w:id="67" w:author="linyoubin" w:date="2019-06-11T13:30:00Z">
               <w:r>
                 <w:rPr>
                   <w:rFonts w:eastAsiaTheme="minorEastAsia" w:hint="eastAsia"/>
@@ -4130,7 +4153,7 @@
             <w:pPr>
               <w:ind w:left="0"/>
               <w:rPr>
-                <w:ins w:id="69" w:author="linyoubin" w:date="2019-06-11T13:30:00Z"/>
+                <w:ins w:id="68" w:author="linyoubin" w:date="2019-06-11T13:30:00Z"/>
               </w:rPr>
             </w:pPr>
           </w:p>
@@ -6382,7 +6405,7 @@
                     </w:rPr>
                     <w:t xml:space="preserve"> Orig   :</w:t>
                   </w:r>
-                  <w:del w:id="70" w:author="linyoubin" w:date="2019-06-11T13:31:00Z">
+                  <w:del w:id="69" w:author="linyoubin" w:date="2019-06-11T13:31:00Z">
                     <w:r>
                       <w:rPr>
                         <w:rFonts w:hint="eastAsia"/>
@@ -6405,7 +6428,7 @@
                     </w:rPr>
                     <w:t>"4", "b": "4" }</w:t>
                   </w:r>
-                  <w:del w:id="71" w:author="linyoubin" w:date="2019-06-11T13:32:00Z">
+                  <w:del w:id="70" w:author="linyoubin" w:date="2019-06-11T13:32:00Z">
                     <w:r>
                       <w:rPr>
                         <w:rFonts w:hint="eastAsia"/>
@@ -6437,7 +6460,7 @@
                     </w:rPr>
                     <w:t>===</w:t>
                   </w:r>
-                  <w:del w:id="72" w:author="linyoubin" w:date="2019-06-11T13:32:00Z">
+                  <w:del w:id="71" w:author="linyoubin" w:date="2019-06-11T13:32:00Z">
                     <w:r>
                       <w:rPr>
                         <w:rFonts w:hint="eastAsia"/>
@@ -6447,7 +6470,7 @@
                       <w:delText>复制日志</w:delText>
                     </w:r>
                   </w:del>
-                  <w:ins w:id="73" w:author="linyoubin" w:date="2019-06-11T13:32:00Z">
+                  <w:ins w:id="72" w:author="linyoubin" w:date="2019-06-11T13:32:00Z">
                     <w:r>
                       <w:rPr>
                         <w:rFonts w:hint="eastAsia"/>
@@ -6464,7 +6487,7 @@
                       <w:t>原始记录</w:t>
                     </w:r>
                   </w:ins>
-                  <w:del w:id="74" w:author="linyoubin" w:date="2019-06-11T13:32:00Z">
+                  <w:del w:id="73" w:author="linyoubin" w:date="2019-06-11T13:32:00Z">
                     <w:r>
                       <w:rPr>
                         <w:rFonts w:hint="eastAsia"/>
@@ -6519,7 +6542,7 @@
                     </w:rPr>
                     <w:t xml:space="preserve"> New    : </w:t>
                   </w:r>
-                  <w:del w:id="75" w:author="linyoubin" w:date="2019-06-11T13:32:00Z">
+                  <w:del w:id="74" w:author="linyoubin" w:date="2019-06-11T13:32:00Z">
                     <w:r>
                       <w:rPr>
                         <w:rFonts w:hint="eastAsia"/>
@@ -6535,7 +6558,7 @@
                     </w:rPr>
                     <w:t>{ "_id": { "$oid": "5cb3d274650e2cc2b481a65b" }, "a": "4", "b": "444" }</w:t>
                   </w:r>
-                  <w:del w:id="76" w:author="linyoubin" w:date="2019-06-11T13:32:00Z">
+                  <w:del w:id="75" w:author="linyoubin" w:date="2019-06-11T13:32:00Z">
                     <w:r>
                       <w:rPr>
                         <w:rFonts w:hint="eastAsia"/>
@@ -6553,49 +6576,33 @@
                   </w:r>
                   <w:r>
                     <w:rPr>
-                      <w:rFonts w:hint="eastAsia"/>
                       <w:color w:val="FF0000"/>
                       <w:sz w:val="16"/>
-                      <w:rPrChange w:id="77" w:author="linyoubin" w:date="2019-06-11T13:32:00Z">
+                      <w:rPrChange w:id="76" w:author="linyoubin" w:date="2019-06-11T13:32:00Z">
                         <w:rPr>
-                          <w:rFonts w:hint="eastAsia"/>
                           <w:sz w:val="16"/>
                         </w:rPr>
                       </w:rPrChange>
                     </w:rPr>
                     <w:t>&lt;====</w:t>
                   </w:r>
-                  <w:ins w:id="78" w:author="linyoubin" w:date="2019-06-11T13:32:00Z">
+                  <w:ins w:id="77" w:author="linyoubin" w:date="2019-06-11T13:32:00Z">
                     <w:r>
                       <w:rPr>
                         <w:rFonts w:hint="eastAsia"/>
                         <w:color w:val="FF0000"/>
                         <w:sz w:val="16"/>
-                        <w:rPrChange w:id="79" w:author="linyoubin" w:date="2019-06-11T13:32:00Z">
+                        <w:rPrChange w:id="78" w:author="linyoubin" w:date="2019-06-11T13:32:00Z">
                           <w:rPr>
                             <w:rFonts w:hint="eastAsia"/>
                             <w:sz w:val="16"/>
                           </w:rPr>
                         </w:rPrChange>
                       </w:rPr>
-                      <w:t>内容</w:t>
-                    </w:r>
-                    <w:r>
-                      <w:rPr>
-                        <w:color w:val="FF0000"/>
-                        <w:sz w:val="16"/>
-                        <w:rPrChange w:id="80" w:author="linyoubin" w:date="2019-06-11T13:32:00Z">
-                          <w:rPr>
-                            <w:sz w:val="16"/>
-                          </w:rPr>
-                        </w:rPrChange>
-                      </w:rPr>
-                      <w:t>为新纪录</w:t>
+                      <w:t>内容为新纪录</w:t>
                     </w:r>
                   </w:ins>
-                  <w:bookmarkStart w:id="81" w:name="_GoBack"/>
-                  <w:bookmarkEnd w:id="81"/>
-                  <w:del w:id="82" w:author="linyoubin" w:date="2019-06-11T13:32:00Z">
+                  <w:del w:id="79" w:author="linyoubin" w:date="2019-06-11T13:32:00Z">
                     <w:r>
                       <w:rPr>
                         <w:rFonts w:hint="eastAsia"/>
